--- a/Checklijst.docx
+++ b/Checklijst.docx
@@ -5879,14 +5879,14 @@
         </w:numPr>
       </w:pPr>
       <w:r>
-        <w:t xml:space="preserve">1. </w:t>
-      </w:r>
-      <w:r>
-        <w:t xml:space="preserve">Test </w:t>
+        <w:t xml:space="preserve">☐  Stappenplan op basis van de opdrachtbeschrijving opstellen</w:t>
+      </w:r>
+      <w:r>
+        <w:t xml:space="preserve"/>
       </w:r>
       <w:proofErr w:type="spellStart"/>
       <w:r>
-        <w:t>boundaries</w:t>
+        <w:t/>
       </w:r>
       <w:proofErr w:type="spellEnd"/>
     </w:p>
@@ -5899,18 +5899,18 @@
         </w:numPr>
       </w:pPr>
       <w:r>
-        <w:t xml:space="preserve">2. </w:t>
-      </w:r>
-      <w:r>
-        <w:t xml:space="preserve">Geen </w:t>
+        <w:t xml:space="preserve">☐  Verifiëren of de stappen onderdeel van de opdracht zijn</w:t>
+      </w:r>
+      <w:r>
+        <w:t xml:space="preserve"/>
       </w:r>
       <w:proofErr w:type="spellStart"/>
       <w:r>
-        <w:t>Task</w:t>
+        <w:t/>
       </w:r>
       <w:proofErr w:type="spellEnd"/>
       <w:r>
-        <w:t xml:space="preserve"> gebruiken</w:t>
+        <w:t xml:space="preserve"/>
       </w:r>
     </w:p>
     <w:p>
@@ -5922,10 +5922,10 @@
         </w:numPr>
       </w:pPr>
       <w:r>
-        <w:t xml:space="preserve">3. </w:t>
-      </w:r>
-      <w:r>
-        <w:t>Worden de referenties van een functie specifiek voor de taak gebruikt?</w:t>
+        <w:t xml:space="preserve"/>
+      </w:r>
+      <w:r>
+        <w:t/>
       </w:r>
     </w:p>
     <w:p>
@@ -5937,7 +5937,7 @@
         </w:numPr>
       </w:pPr>
       <w:r>
-        <w:t>Andere taken voeren onbedoelde acties uit omdat de functie universeel gebruikt wordt</w:t>
+        <w:t/>
       </w:r>
     </w:p>
     <w:p>

--- a/Checklijst.docx
+++ b/Checklijst.docx
@@ -177,72 +177,6 @@
     </w:p>
     <w:p>
       <w:pPr>
-        <w:pStyle w:val="Heading1"/>
-        <w:rPr>
-          <w:rFonts w:ascii="Segoe UI Emoji" w:hAnsi="Segoe UI Emoji" w:cs="Segoe UI Emoji"/>
-        </w:rPr>
-      </w:pPr>
-      <w:r>
-        <w:rPr>
-          <w:rFonts w:ascii="Segoe UI Emoji" w:hAnsi="Segoe UI Emoji" w:cs="Segoe UI Emoji"/>
-        </w:rPr>
-        <w:t>⏱️ 101. Status = intake</w:t>
-      </w:r>
-      <w:r>
-        <w:rPr>
-          <w:rFonts w:ascii="Segoe UI Emoji" w:hAnsi="Segoe UI Emoji" w:cs="Segoe UI Emoji"/>
-        </w:rPr>
-        <w:t xml:space="preserve"/>
-      </w:r>
-      <w:del w:author="Rinse Cramer" w:date="2025-12-12T15:02:00Z" w16du:dateUtc="2025-12-12T14:02:00Z" w:id="16">
-        <w:r>
-          <w:rPr>
-            <w:rFonts w:ascii="Segoe UI Emoji" w:hAnsi="Segoe UI Emoji" w:cs="Segoe UI Emoji"/>
-          </w:rPr>
-          <w:delText>B</w:delText>
-        </w:r>
-      </w:del>
-      <w:ins w:author="Rinse Cramer" w:date="2025-12-12T15:02:00Z" w16du:dateUtc="2025-12-12T14:02:00Z" w:id="17">
-        <w:r>
-          <w:rPr>
-            <w:rFonts w:ascii="Segoe UI Emoji" w:hAnsi="Segoe UI Emoji" w:cs="Segoe UI Emoji"/>
-          </w:rPr>
-          <w:t/>
-        </w:r>
-      </w:ins>
-      <w:r>
-        <w:rPr>
-          <w:rFonts w:ascii="Segoe UI Emoji" w:hAnsi="Segoe UI Emoji" w:cs="Segoe UI Emoji"/>
-        </w:rPr>
-        <w:t xml:space="preserve"/>
-      </w:r>
-      <w:del w:author="Rinse Cramer" w:date="2025-12-12T14:47:00Z" w16du:dateUtc="2025-12-12T13:47:00Z" w:id="18">
-        <w:r>
-          <w:rPr>
-            <w:rFonts w:ascii="Segoe UI Emoji" w:hAnsi="Segoe UI Emoji" w:cs="Segoe UI Emoji"/>
-          </w:rPr>
-          <w:delText>Deliverable specificatie opgesteld</w:delText>
-        </w:r>
-      </w:del>
-      <w:proofErr w:type="spellStart"/>
-      <w:ins w:author="Rinse Cramer" w:date="2025-12-12T14:47:00Z" w16du:dateUtc="2025-12-12T13:47:00Z" w:id="19">
-        <w:r>
-          <w:rPr>
-            <w:rFonts w:ascii="Segoe UI Emoji" w:hAnsi="Segoe UI Emoji" w:cs="Segoe UI Emoji"/>
-          </w:rPr>
-          <w:t/>
-        </w:r>
-        <w:proofErr w:type="spellEnd"/>
-        <w:r>
-          <w:rPr>
-            <w:rFonts w:ascii="Segoe UI Emoji" w:hAnsi="Segoe UI Emoji" w:cs="Segoe UI Emoji"/>
-          </w:rPr>
-          <w:t/>
-        </w:r>
-      </w:ins>
-    </w:p>
-    <w:p>
-      <w:pPr>
         <w:pStyle w:val="ListParagraph"/>
         <w:numPr>
           <w:ilvl w:val="0"/>
@@ -276,84 +210,6 @@
         <w:proofErr w:type="spellEnd"/>
         <w:r>
           <w:t>-status NIET Toegewezen is</w:t>
-        </w:r>
-      </w:ins>
-    </w:p>
-    <w:p>
-      <w:pPr>
-        <w:pStyle w:val="Heading1"/>
-        <w:rPr>
-          <w:rFonts w:ascii="Segoe UI Emoji" w:hAnsi="Segoe UI Emoji" w:cs="Segoe UI Emoji"/>
-        </w:rPr>
-      </w:pPr>
-      <w:r>
-        <w:rPr>
-          <w:rFonts w:ascii="Segoe UI Emoji" w:hAnsi="Segoe UI Emoji" w:cs="Segoe UI Emoji"/>
-        </w:rPr>
-        <w:t>⏱️ 101. Status = intake</w:t>
-      </w:r>
-      <w:r>
-        <w:rPr>
-          <w:rFonts w:ascii="Segoe UI Emoji" w:hAnsi="Segoe UI Emoji" w:cs="Segoe UI Emoji"/>
-        </w:rPr>
-        <w:t xml:space="preserve"/>
-      </w:r>
-      <w:del w:author="Rinse Cramer" w:date="2025-12-12T15:02:00Z" w16du:dateUtc="2025-12-12T14:02:00Z" w:id="22">
-        <w:r>
-          <w:rPr>
-            <w:rFonts w:ascii="Segoe UI Emoji" w:hAnsi="Segoe UI Emoji" w:cs="Segoe UI Emoji"/>
-          </w:rPr>
-          <w:delText>C</w:delText>
-        </w:r>
-      </w:del>
-      <w:ins w:author="Rinse Cramer" w:date="2025-12-12T15:02:00Z" w16du:dateUtc="2025-12-12T14:02:00Z" w:id="23">
-        <w:r>
-          <w:rPr>
-            <w:rFonts w:ascii="Segoe UI Emoji" w:hAnsi="Segoe UI Emoji" w:cs="Segoe UI Emoji"/>
-          </w:rPr>
-          <w:t/>
-        </w:r>
-      </w:ins>
-      <w:r>
-        <w:rPr>
-          <w:rFonts w:ascii="Segoe UI Emoji" w:hAnsi="Segoe UI Emoji" w:cs="Segoe UI Emoji"/>
-        </w:rPr>
-        <w:t xml:space="preserve"/>
-      </w:r>
-      <w:del w:author="Rinse Cramer" w:date="2025-12-12T14:47:00Z" w16du:dateUtc="2025-12-12T13:47:00Z" w:id="24">
-        <w:r>
-          <w:rPr>
-            <w:rFonts w:ascii="Segoe UI Emoji" w:hAnsi="Segoe UI Emoji" w:cs="Segoe UI Emoji"/>
-          </w:rPr>
-          <w:delText>In</w:delText>
-        </w:r>
-        <w:r>
-          <w:rPr>
-            <w:rFonts w:ascii="Segoe UI Emoji" w:hAnsi="Segoe UI Emoji" w:cs="Segoe UI Emoji"/>
-          </w:rPr>
-          <w:delText xml:space="preserve">itiële </w:delText>
-        </w:r>
-        <w:r>
-          <w:rPr>
-            <w:rFonts w:ascii="Segoe UI Emoji" w:hAnsi="Segoe UI Emoji" w:cs="Segoe UI Emoji"/>
-          </w:rPr>
-          <w:delText>schatting gemaakt</w:delText>
-        </w:r>
-      </w:del>
-      <w:proofErr w:type="spellStart"/>
-      <w:ins w:author="Rinse Cramer" w:date="2025-12-12T14:47:00Z" w16du:dateUtc="2025-12-12T13:47:00Z" w:id="25">
-        <w:r>
-          <w:rPr>
-            <w:rFonts w:ascii="Segoe UI Emoji" w:hAnsi="Segoe UI Emoji" w:cs="Segoe UI Emoji"/>
-          </w:rPr>
-          <w:t/>
-        </w:r>
-        <w:proofErr w:type="spellEnd"/>
-        <w:r>
-          <w:rPr>
-            <w:rFonts w:ascii="Segoe UI Emoji" w:hAnsi="Segoe UI Emoji" w:cs="Segoe UI Emoji"/>
-          </w:rPr>
-          <w:t/>
         </w:r>
       </w:ins>
     </w:p>
@@ -464,35 +320,6 @@
     </w:p>
     <w:p>
       <w:pPr>
-        <w:pStyle w:val="Heading1"/>
-        <w:rPr>
-          <w:ins w:author="Rinse Cramer" w:date="2025-12-12T15:04:00Z" w16du:dateUtc="2025-12-12T14:04:00Z" w:id="36"/>
-          <w:rFonts w:ascii="Segoe UI Emoji" w:hAnsi="Segoe UI Emoji" w:cs="Segoe UI Emoji"/>
-        </w:rPr>
-      </w:pPr>
-      <w:ins w:author="Rinse Cramer" w:date="2025-12-12T15:04:00Z" w16du:dateUtc="2025-12-12T14:04:00Z" w:id="37">
-        <w:r>
-          <w:rPr>
-            <w:rFonts w:ascii="Segoe UI Emoji" w:hAnsi="Segoe UI Emoji" w:cs="Segoe UI Emoji"/>
-          </w:rPr>
-          <w:t xml:space="preserve">⏱️ 102. Start timer</w:t>
-        </w:r>
-        <w:r>
-          <w:rPr>
-            <w:rFonts w:ascii="Segoe UI Emoji" w:hAnsi="Segoe UI Emoji" w:cs="Segoe UI Emoji"/>
-          </w:rPr>
-          <w:t xml:space="preserve"/>
-        </w:r>
-        <w:r>
-          <w:rPr>
-            <w:rFonts w:ascii="Segoe UI Emoji" w:hAnsi="Segoe UI Emoji" w:cs="Segoe UI Emoji"/>
-          </w:rPr>
-          <w:t/>
-        </w:r>
-      </w:ins>
-    </w:p>
-    <w:p>
-      <w:pPr>
         <w:pStyle w:val="ListParagraph"/>
         <w:numPr>
           <w:ilvl w:val="0"/>
@@ -523,37 +350,6 @@
       <w:ins w:author="Rinse Cramer" w:date="2025-12-12T15:05:00Z" w16du:dateUtc="2025-12-12T14:05:00Z" w:id="42">
         <w:r>
           <w:t>in de rechterbovenhoek van het scherm</w:t>
-        </w:r>
-      </w:ins>
-    </w:p>
-    <w:p>
-      <w:pPr>
-        <w:pStyle w:val="Heading1"/>
-        <w:rPr>
-          <w:ins w:author="Rinse Cramer" w:date="2025-12-12T15:06:00Z" w16du:dateUtc="2025-12-12T14:06:00Z" w:id="43"/>
-          <w:rFonts w:ascii="Segoe UI Emoji" w:hAnsi="Segoe UI Emoji" w:cs="Segoe UI Emoji"/>
-        </w:rPr>
-      </w:pPr>
-      <w:ins w:author="Rinse Cramer" w:date="2025-12-12T15:06:00Z" w16du:dateUtc="2025-12-12T14:06:00Z" w:id="44">
-        <w:r>
-          <w:rPr>
-            <w:rFonts w:ascii="Segoe UI Emoji" w:hAnsi="Segoe UI Emoji" w:cs="Segoe UI Emoji"/>
-          </w:rPr>
-          <w:t xml:space="preserve">⏱️ 102. Start timer</w:t>
-        </w:r>
-        <w:proofErr w:type="spellStart"/>
-        <w:r>
-          <w:rPr>
-            <w:rFonts w:ascii="Segoe UI Emoji" w:hAnsi="Segoe UI Emoji" w:cs="Segoe UI Emoji"/>
-          </w:rPr>
-          <w:t/>
-        </w:r>
-        <w:proofErr w:type="spellEnd"/>
-        <w:r>
-          <w:rPr>
-            <w:rFonts w:ascii="Segoe UI Emoji" w:hAnsi="Segoe UI Emoji" w:cs="Segoe UI Emoji"/>
-          </w:rPr>
-          <w:t/>
         </w:r>
       </w:ins>
     </w:p>
@@ -1011,47 +807,6 @@
     </w:p>
     <w:p>
       <w:pPr>
-        <w:pStyle w:val="Heading1"/>
-        <w:rPr>
-          <w:ins w:author="Rinse Cramer" w:date="2025-12-12T16:02:00Z" w16du:dateUtc="2025-12-12T15:02:00Z" w:id="86"/>
-          <w:rFonts w:ascii="Segoe UI Emoji" w:hAnsi="Segoe UI Emoji" w:cs="Segoe UI Emoji"/>
-        </w:rPr>
-      </w:pPr>
-      <w:ins w:author="Rinse Cramer" w:date="2025-12-12T16:02:00Z" w16du:dateUtc="2025-12-12T15:02:00Z" w:id="87">
-        <w:r>
-          <w:rPr>
-            <w:rFonts w:ascii="Segoe UI Emoji" w:hAnsi="Segoe UI Emoji" w:cs="Segoe UI Emoji"/>
-          </w:rPr>
-          <w:t xml:space="preserve">⏱️ 106. Stop timer</w:t>
-        </w:r>
-      </w:ins>
-      <w:ins w:author="Rinse Cramer" w:date="2025-12-13T10:26:00Z" w16du:dateUtc="2025-12-13T09:26:00Z" w:id="88">
-        <w:r>
-          <w:rPr>
-            <w:rFonts w:ascii="Segoe UI Emoji" w:hAnsi="Segoe UI Emoji" w:cs="Segoe UI Emoji"/>
-          </w:rPr>
-          <w:t/>
-        </w:r>
-      </w:ins>
-      <w:ins w:author="Rinse Cramer" w:date="2025-12-12T16:02:00Z" w16du:dateUtc="2025-12-12T15:02:00Z" w:id="89">
-        <w:r>
-          <w:rPr>
-            <w:rFonts w:ascii="Segoe UI Emoji" w:hAnsi="Segoe UI Emoji" w:cs="Segoe UI Emoji"/>
-          </w:rPr>
-          <w:t xml:space="preserve"/>
-        </w:r>
-      </w:ins>
-      <w:ins w:author="Rinse Cramer" w:date="2025-12-12T16:02:00Z" w:id="90">
-        <w:r>
-          <w:rPr>
-            <w:rFonts w:ascii="Segoe UI Emoji" w:hAnsi="Segoe UI Emoji" w:cs="Segoe UI Emoji"/>
-          </w:rPr>
-          <w:t/>
-        </w:r>
-      </w:ins>
-    </w:p>
-    <w:p>
-      <w:pPr>
         <w:pStyle w:val="ListParagraph"/>
         <w:numPr>
           <w:ilvl w:val="0"/>
@@ -1079,45 +834,6 @@
         </w:r>
         <w:r>
           <w:t>timer</w:t>
-        </w:r>
-      </w:ins>
-    </w:p>
-    <w:p>
-      <w:pPr>
-        <w:pStyle w:val="Heading1"/>
-        <w:rPr>
-          <w:ins w:author="Rinse Cramer" w:date="2025-12-12T16:03:00Z" w16du:dateUtc="2025-12-12T15:03:00Z" w:id="93"/>
-          <w:rFonts w:ascii="Segoe UI Emoji" w:hAnsi="Segoe UI Emoji" w:cs="Segoe UI Emoji"/>
-        </w:rPr>
-      </w:pPr>
-      <w:ins w:author="Rinse Cramer" w:date="2025-12-12T16:03:00Z" w16du:dateUtc="2025-12-12T15:03:00Z" w:id="94">
-        <w:r>
-          <w:rPr>
-            <w:rFonts w:ascii="Segoe UI Emoji" w:hAnsi="Segoe UI Emoji" w:cs="Segoe UI Emoji"/>
-          </w:rPr>
-          <w:t xml:space="preserve">⏱️ 106. Stop timer</w:t>
-        </w:r>
-      </w:ins>
-      <w:ins w:author="Rinse Cramer" w:date="2025-12-13T10:26:00Z" w16du:dateUtc="2025-12-13T09:26:00Z" w:id="95">
-        <w:r>
-          <w:rPr>
-            <w:rFonts w:ascii="Segoe UI Emoji" w:hAnsi="Segoe UI Emoji" w:cs="Segoe UI Emoji"/>
-          </w:rPr>
-          <w:t/>
-        </w:r>
-      </w:ins>
-      <w:ins w:author="Rinse Cramer" w:date="2025-12-12T16:03:00Z" w16du:dateUtc="2025-12-12T15:03:00Z" w:id="96">
-        <w:r>
-          <w:rPr>
-            <w:rFonts w:ascii="Segoe UI Emoji" w:hAnsi="Segoe UI Emoji" w:cs="Segoe UI Emoji"/>
-          </w:rPr>
-          <w:t xml:space="preserve"/>
-        </w:r>
-        <w:r>
-          <w:rPr>
-            <w:rFonts w:ascii="Segoe UI Emoji" w:hAnsi="Segoe UI Emoji" w:cs="Segoe UI Emoji"/>
-          </w:rPr>
-          <w:t/>
         </w:r>
       </w:ins>
     </w:p>
@@ -1500,23 +1216,100 @@
     </w:p>
     <w:p>
       <w:pPr>
+        <w:pStyle w:val="ListParagraph"/>
+        <w:numPr>
+          <w:ilvl w:val="0"/>
+          <w:numId w:val="1"/>
+        </w:numPr>
+        <w:rPr>
+          <w:ins w:author="Rinse Cramer" w:date="2025-12-13T10:48:00Z" w16du:dateUtc="2025-12-13T09:48:00Z" w:id="151"/>
+        </w:rPr>
+      </w:pPr>
+      <w:ins w:author="Rinse Cramer" w:date="2025-12-13T10:48:00Z" w16du:dateUtc="2025-12-13T09:48:00Z" w:id="152">
+        <w:r>
+          <w:t xml:space="preserve">1. Meldplicht </w:t>
+        </w:r>
+        <w:proofErr w:type="gramStart"/>
+        <w:r>
+          <w:t>indien</w:t>
+        </w:r>
+        <w:proofErr w:type="gramEnd"/>
+        <w:r>
+          <w:t xml:space="preserve"> </w:t>
+        </w:r>
+        <w:proofErr w:type="spellStart"/>
+        <w:r>
+          <w:t>Jira</w:t>
+        </w:r>
+        <w:proofErr w:type="spellEnd"/>
+        <w:r>
+          <w:t>-</w:t>
+        </w:r>
+      </w:ins>
+      <w:ins w:author="Rinse Cramer" w:date="2025-12-13T10:49:00Z" w16du:dateUtc="2025-12-13T09:49:00Z" w:id="153">
+        <w:r>
+          <w:t>status</w:t>
+        </w:r>
+      </w:ins>
+      <w:ins w:author="Rinse Cramer" w:date="2025-12-13T10:48:00Z" w16du:dateUtc="2025-12-13T09:48:00Z" w:id="154">
+        <w:r>
+          <w:t xml:space="preserve"> NIET </w:t>
+        </w:r>
+      </w:ins>
+      <w:ins w:author="Rinse Cramer" w:date="2025-12-13T10:49:00Z" w16du:dateUtc="2025-12-13T09:49:00Z" w:id="155">
+        <w:r>
+          <w:t>Intake</w:t>
+        </w:r>
+      </w:ins>
+      <w:ins w:author="Rinse Cramer" w:date="2025-12-13T10:48:00Z" w16du:dateUtc="2025-12-13T09:48:00Z" w:id="156">
+        <w:r>
+          <w:t xml:space="preserve"> is</w:t>
+        </w:r>
+      </w:ins>
+    </w:p>
+    <w:p>
+      <w:pPr>
+        <w:pStyle w:val="ListParagraph"/>
+        <w:numPr>
+          <w:ilvl w:val="0"/>
+          <w:numId w:val="1"/>
+        </w:numPr>
+        <w:rPr>
+          <w:ins w:author="Rinse Cramer" w:date="2025-12-13T10:48:00Z" w16du:dateUtc="2025-12-13T09:48:00Z" w:id="163"/>
+        </w:rPr>
+      </w:pPr>
+      <w:ins w:author="Rinse Cramer" w:date="2025-12-13T10:48:00Z" w16du:dateUtc="2025-12-13T09:48:00Z" w:id="164">
+        <w:r>
+          <w:t xml:space="preserve">1. </w:t>
+        </w:r>
+      </w:ins>
+      <w:ins w:author="Rinse Cramer" w:date="2025-12-13T10:50:00Z" w16du:dateUtc="2025-12-13T09:50:00Z" w:id="165">
+        <w:r>
+          <w:t xml:space="preserve">Ik heb de </w:t>
+        </w:r>
+        <w:proofErr w:type="spellStart"/>
+        <w:r>
+          <w:t>Jira</w:t>
+        </w:r>
+        <w:proofErr w:type="spellEnd"/>
+        <w:r>
+          <w:t>-beschrijving gelezen</w:t>
+        </w:r>
+      </w:ins>
+    </w:p>
+    <w:p>
+      <w:pPr>
         <w:pStyle w:val="Heading1"/>
         <w:rPr>
-          <w:ins w:author="Rinse Cramer" w:date="2025-12-13T10:48:00Z" w16du:dateUtc="2025-12-13T09:48:00Z" w:id="135"/>
-          <w:lang w:val="en-US"/>
-          <w:rPrChange w:author="Rinse Cramer" w:date="2025-12-13T10:49:00Z" w16du:dateUtc="2025-12-13T09:49:00Z" w:id="136">
-            <w:rPr>
-              <w:ins w:author="Rinse Cramer" w:date="2025-12-13T10:48:00Z" w16du:dateUtc="2025-12-13T09:48:00Z" w:id="137"/>
-            </w:rPr>
-          </w:rPrChange>
-        </w:rPr>
-      </w:pPr>
-      <w:ins w:author="Rinse Cramer" w:date="2025-12-13T10:48:00Z" w16du:dateUtc="2025-12-13T09:48:00Z" w:id="138">
-        <w:r>
-          <w:rPr>
-            <w:rFonts w:ascii="Segoe UI Emoji" w:hAnsi="Segoe UI Emoji" w:cs="Segoe UI Emoji"/>
-          </w:rPr>
-          <w:t>🫱🏻‍🫲🏻 201. Status = review aanpak</w:t>
+          <w:ins w:author="Rinse Cramer" w:date="2025-12-13T10:48:00Z" w16du:dateUtc="2025-12-13T09:48:00Z" w:id="166"/>
+        </w:rPr>
+      </w:pPr>
+      <w:ins w:author="Rinse Cramer" w:date="2025-12-13T10:48:00Z" w16du:dateUtc="2025-12-13T09:48:00Z" w:id="167">
+        <w:r>
+          <w:rPr>
+            <w:rFonts w:ascii="Segoe UI Emoji" w:hAnsi="Segoe UI Emoji" w:cs="Segoe UI Emoji"/>
+          </w:rPr>
+          <w:t>🫱🏻‍🫲🏻 202. Is de baas aanwezig?</w:t>
         </w:r>
         <w:r>
           <w:rPr>
@@ -1539,18 +1332,6 @@
         <w:r>
           <w:rPr>
             <w:rFonts w:ascii="Segoe UI Emoji" w:hAnsi="Segoe UI Emoji" w:cs="Segoe UI Emoji"/>
-            <w:lang w:val="en-US"/>
-            <w:rPrChange w:author="Rinse Cramer" w:date="2025-12-13T10:49:00Z" w16du:dateUtc="2025-12-13T09:49:00Z" w:id="139">
-              <w:rPr>
-                <w:rFonts w:ascii="Segoe UI Emoji" w:hAnsi="Segoe UI Emoji" w:cs="Segoe UI Emoji"/>
-              </w:rPr>
-            </w:rPrChange>
-          </w:rPr>
-          <w:t/>
-        </w:r>
-        <w:r>
-          <w:rPr>
-            <w:rFonts w:ascii="Segoe UI Emoji" w:hAnsi="Segoe UI Emoji" w:cs="Segoe UI Emoji"/>
           </w:rPr>
           <w:t/>
         </w:r>
@@ -1573,76 +1354,24 @@
           </mc:AlternateContent>
         </w:r>
         <w:r>
-          <w:rPr>
-            <w:lang w:val="en-US"/>
-            <w:rPrChange w:author="Rinse Cramer" w:date="2025-12-13T10:49:00Z" w16du:dateUtc="2025-12-13T09:49:00Z" w:id="140">
-              <w:rPr/>
-            </w:rPrChange>
-          </w:rPr>
           <w:t xml:space="preserve"/>
         </w:r>
       </w:ins>
-      <w:ins w:author="Rinse Cramer" w:date="2025-12-13T10:49:00Z" w16du:dateUtc="2025-12-13T09:49:00Z" w:id="141">
-        <w:r>
-          <w:rPr>
-            <w:lang w:val="en-US"/>
-            <w:rPrChange w:author="Rinse Cramer" w:date="2025-12-13T10:49:00Z" w16du:dateUtc="2025-12-13T09:49:00Z" w:id="142">
-              <w:rPr/>
-            </w:rPrChange>
-          </w:rPr>
+      <w:ins w:author="Rinse Cramer" w:date="2025-12-13T10:49:00Z" w16du:dateUtc="2025-12-13T09:49:00Z" w:id="168">
+        <w:r>
           <w:t/>
         </w:r>
       </w:ins>
-      <w:ins w:author="Rinse Cramer" w:date="2025-12-13T10:48:00Z" w16du:dateUtc="2025-12-13T09:48:00Z" w:id="143">
-        <w:r>
-          <w:rPr>
-            <w:lang w:val="en-US"/>
-            <w:rPrChange w:author="Rinse Cramer" w:date="2025-12-13T10:49:00Z" w16du:dateUtc="2025-12-13T09:49:00Z" w:id="144">
-              <w:rPr/>
-            </w:rPrChange>
-          </w:rPr>
+      <w:ins w:author="Rinse Cramer" w:date="2025-12-13T10:48:00Z" w16du:dateUtc="2025-12-13T09:48:00Z" w:id="169">
+        <w:r>
+          <w:t xml:space="preserve"/>
+        </w:r>
+      </w:ins>
+      <w:ins w:author="Rinse Cramer" w:date="2025-12-13T10:51:00Z" w16du:dateUtc="2025-12-13T09:51:00Z" w:id="170">
+        <w:r>
           <w:t/>
         </w:r>
       </w:ins>
-      <w:ins w:author="Rinse Cramer" w:date="2025-12-13T10:49:00Z" w16du:dateUtc="2025-12-13T09:49:00Z" w:id="145">
-        <w:r>
-          <w:rPr>
-            <w:lang w:val="en-US"/>
-            <w:rPrChange w:author="Rinse Cramer" w:date="2025-12-13T10:49:00Z" w16du:dateUtc="2025-12-13T09:49:00Z" w:id="146">
-              <w:rPr/>
-            </w:rPrChange>
-          </w:rPr>
-          <w:t/>
-        </w:r>
-      </w:ins>
-      <w:ins w:author="Rinse Cramer" w:date="2025-12-13T10:48:00Z" w16du:dateUtc="2025-12-13T09:48:00Z" w:id="147">
-        <w:r>
-          <w:rPr>
-            <w:lang w:val="en-US"/>
-            <w:rPrChange w:author="Rinse Cramer" w:date="2025-12-13T10:49:00Z" w16du:dateUtc="2025-12-13T09:49:00Z" w:id="148">
-              <w:rPr/>
-            </w:rPrChange>
-          </w:rPr>
-          <w:t xml:space="preserve"/>
-        </w:r>
-      </w:ins>
-      <w:ins w:author="Rinse Cramer" w:date="2025-12-13T10:49:00Z" w16du:dateUtc="2025-12-13T09:49:00Z" w:id="149">
-        <w:r>
-          <w:rPr>
-            <w:lang w:val="en-US"/>
-            <w:rPrChange w:author="Rinse Cramer" w:date="2025-12-13T10:49:00Z" w16du:dateUtc="2025-12-13T09:49:00Z" w:id="150">
-              <w:rPr/>
-            </w:rPrChange>
-          </w:rPr>
-          <w:t/>
-        </w:r>
-        <w:r>
-          <w:rPr>
-            <w:lang w:val="en-US"/>
-          </w:rPr>
-          <w:t/>
-        </w:r>
-      </w:ins>
     </w:p>
     <w:p>
       <w:pPr>
@@ -1652,48 +1381,45 @@
           <w:numId w:val="1"/>
         </w:numPr>
         <w:rPr>
-          <w:ins w:author="Rinse Cramer" w:date="2025-12-13T10:48:00Z" w16du:dateUtc="2025-12-13T09:48:00Z" w:id="151"/>
-        </w:rPr>
-      </w:pPr>
-      <w:ins w:author="Rinse Cramer" w:date="2025-12-13T10:48:00Z" w16du:dateUtc="2025-12-13T09:48:00Z" w:id="152">
-        <w:r>
-          <w:t xml:space="preserve">1. Meldplicht </w:t>
-        </w:r>
-        <w:proofErr w:type="gramStart"/>
-        <w:r>
-          <w:t>indien</w:t>
-        </w:r>
-        <w:proofErr w:type="gramEnd"/>
+          <w:ins w:author="Rinse Cramer" w:date="2025-12-13T10:48:00Z" w16du:dateUtc="2025-12-13T09:48:00Z" w:id="171"/>
+        </w:rPr>
+      </w:pPr>
+      <w:ins w:author="Rinse Cramer" w:date="2025-12-13T10:48:00Z" w16du:dateUtc="2025-12-13T09:48:00Z" w:id="172">
+        <w:r>
+          <w:t xml:space="preserve">1. </w:t>
+        </w:r>
+      </w:ins>
+      <w:ins w:author="Rinse Cramer" w:date="2025-12-13T11:03:00Z" w16du:dateUtc="2025-12-13T10:03:00Z" w:id="173">
+        <w:r>
+          <w:t>Ik heb</w:t>
+        </w:r>
+      </w:ins>
+      <w:ins w:author="Rinse Cramer" w:date="2025-12-13T10:51:00Z" w16du:dateUtc="2025-12-13T09:51:00Z" w:id="174">
         <w:r>
           <w:t xml:space="preserve"> </w:t>
         </w:r>
-        <w:proofErr w:type="spellStart"/>
-        <w:r>
-          <w:t>Jira</w:t>
-        </w:r>
-        <w:proofErr w:type="spellEnd"/>
-        <w:r>
-          <w:t>-</w:t>
-        </w:r>
-      </w:ins>
-      <w:ins w:author="Rinse Cramer" w:date="2025-12-13T10:49:00Z" w16du:dateUtc="2025-12-13T09:49:00Z" w:id="153">
-        <w:r>
-          <w:t>status</w:t>
-        </w:r>
-      </w:ins>
-      <w:ins w:author="Rinse Cramer" w:date="2025-12-13T10:48:00Z" w16du:dateUtc="2025-12-13T09:48:00Z" w:id="154">
-        <w:r>
-          <w:t xml:space="preserve"> NIET </w:t>
-        </w:r>
-      </w:ins>
-      <w:ins w:author="Rinse Cramer" w:date="2025-12-13T10:49:00Z" w16du:dateUtc="2025-12-13T09:49:00Z" w:id="155">
-        <w:r>
-          <w:t>Intake</w:t>
-        </w:r>
-      </w:ins>
-      <w:ins w:author="Rinse Cramer" w:date="2025-12-13T10:48:00Z" w16du:dateUtc="2025-12-13T09:48:00Z" w:id="156">
-        <w:r>
-          <w:t xml:space="preserve"> is</w:t>
+        <w:r>
+          <w:t>i</w:t>
+        </w:r>
+      </w:ins>
+      <w:ins w:author="Rinse Cramer" w:date="2025-12-13T10:52:00Z" w16du:dateUtc="2025-12-13T09:52:00Z" w:id="175">
+        <w:r>
+          <w:t xml:space="preserve">edere ruimte van </w:t>
+        </w:r>
+      </w:ins>
+      <w:ins w:author="Rinse Cramer" w:date="2025-12-13T11:03:00Z" w16du:dateUtc="2025-12-13T10:03:00Z" w:id="176">
+        <w:r>
+          <w:t>ons</w:t>
+        </w:r>
+      </w:ins>
+      <w:ins w:author="Rinse Cramer" w:date="2025-12-13T10:52:00Z" w16du:dateUtc="2025-12-13T09:52:00Z" w:id="177">
+        <w:r>
+          <w:t xml:space="preserve"> bedrijf</w:t>
+        </w:r>
+      </w:ins>
+      <w:ins w:author="Rinse Cramer" w:date="2025-12-13T11:03:00Z" w16du:dateUtc="2025-12-13T10:03:00Z" w:id="178">
+        <w:r>
+          <w:t xml:space="preserve"> gecontroleerd</w:t>
         </w:r>
       </w:ins>
     </w:p>
@@ -1701,15 +1427,15 @@
       <w:pPr>
         <w:pStyle w:val="Heading1"/>
         <w:rPr>
-          <w:ins w:author="Rinse Cramer" w:date="2025-12-13T10:48:00Z" w16du:dateUtc="2025-12-13T09:48:00Z" w:id="157"/>
-        </w:rPr>
-      </w:pPr>
-      <w:ins w:author="Rinse Cramer" w:date="2025-12-13T10:48:00Z" w16du:dateUtc="2025-12-13T09:48:00Z" w:id="158">
-        <w:r>
-          <w:rPr>
-            <w:rFonts w:ascii="Segoe UI Emoji" w:hAnsi="Segoe UI Emoji" w:cs="Segoe UI Emoji"/>
-          </w:rPr>
-          <w:t>🫱🏻‍🫲🏻 201. Status = review aanpak</w:t>
+          <w:ins w:author="Rinse Cramer" w:date="2025-12-13T10:48:00Z" w16du:dateUtc="2025-12-13T09:48:00Z" w:id="179"/>
+        </w:rPr>
+      </w:pPr>
+      <w:ins w:author="Rinse Cramer" w:date="2025-12-13T10:48:00Z" w16du:dateUtc="2025-12-13T09:48:00Z" w:id="180">
+        <w:r>
+          <w:rPr>
+            <w:rFonts w:ascii="Segoe UI Emoji" w:hAnsi="Segoe UI Emoji" w:cs="Segoe UI Emoji"/>
+          </w:rPr>
+          <w:t>🫱🏻‍🫲🏻 202F. Meteen meldplicht wanneer de baas aanwezig is</w:t>
         </w:r>
         <w:r>
           <w:rPr>
@@ -1737,12 +1463,6 @@
         </w:r>
         <w:r>
           <w:rPr>
-            <w:rFonts w:ascii="Segoe UI Emoji" w:hAnsi="Segoe UI Emoji" w:cs="Segoe UI Emoji"/>
-          </w:rPr>
-          <w:t/>
-        </w:r>
-        <w:r>
-          <w:rPr>
             <mc:AlternateContent>
               <mc:Choice Requires="w16se"/>
               <mc:Fallback>
@@ -1763,38 +1483,20 @@
           <w:t xml:space="preserve"/>
         </w:r>
       </w:ins>
-      <w:ins w:author="Rinse Cramer" w:date="2025-12-13T10:49:00Z" w16du:dateUtc="2025-12-13T09:49:00Z" w:id="159">
+      <w:ins w:author="Rinse Cramer" w:date="2025-12-13T10:49:00Z" w16du:dateUtc="2025-12-13T09:49:00Z" w:id="181">
         <w:r>
           <w:t/>
         </w:r>
       </w:ins>
-      <w:ins w:author="Rinse Cramer" w:date="2025-12-13T10:48:00Z" w16du:dateUtc="2025-12-13T09:48:00Z" w:id="160">
+      <w:ins w:author="Rinse Cramer" w:date="2025-12-13T10:48:00Z" w16du:dateUtc="2025-12-13T09:48:00Z" w:id="182">
         <w:r>
           <w:t xml:space="preserve"/>
         </w:r>
-        <w:proofErr w:type="spellStart"/>
+      </w:ins>
+      <w:ins w:author="Rinse Cramer" w:date="2025-12-13T10:53:00Z" w16du:dateUtc="2025-12-13T09:53:00Z" w:id="183">
         <w:r>
           <w:t/>
         </w:r>
-        <w:proofErr w:type="spellEnd"/>
-        <w:r>
-          <w:t/>
-        </w:r>
-      </w:ins>
-      <w:ins w:author="Rinse Cramer" w:date="2025-12-13T10:50:00Z" w16du:dateUtc="2025-12-13T09:50:00Z" w:id="161">
-        <w:r>
-          <w:t xml:space="preserve"/>
-        </w:r>
-        <w:r>
-          <w:rPr>
-            <w:rPrChange w:author="Rinse Cramer" w:date="2025-12-13T10:50:00Z" w16du:dateUtc="2025-12-13T09:50:00Z" w:id="162">
-              <w:rPr>
-                <w:lang w:val="en-US"/>
-              </w:rPr>
-            </w:rPrChange>
-          </w:rPr>
-          <w:t/>
-        </w:r>
       </w:ins>
     </w:p>
     <w:p>
@@ -1805,330 +1507,22 @@
           <w:numId w:val="1"/>
         </w:numPr>
         <w:rPr>
-          <w:ins w:author="Rinse Cramer" w:date="2025-12-13T10:48:00Z" w16du:dateUtc="2025-12-13T09:48:00Z" w:id="163"/>
-        </w:rPr>
-      </w:pPr>
-      <w:ins w:author="Rinse Cramer" w:date="2025-12-13T10:48:00Z" w16du:dateUtc="2025-12-13T09:48:00Z" w:id="164">
+          <w:ins w:author="Rinse Cramer" w:date="2025-12-13T10:48:00Z" w16du:dateUtc="2025-12-13T09:48:00Z" w:id="184"/>
+        </w:rPr>
+      </w:pPr>
+      <w:ins w:author="Rinse Cramer" w:date="2025-12-13T10:48:00Z" w16du:dateUtc="2025-12-13T09:48:00Z" w:id="185">
         <w:r>
           <w:t xml:space="preserve">1. </w:t>
         </w:r>
       </w:ins>
-      <w:ins w:author="Rinse Cramer" w:date="2025-12-13T10:50:00Z" w16du:dateUtc="2025-12-13T09:50:00Z" w:id="165">
-        <w:r>
-          <w:t xml:space="preserve">Ik heb de </w:t>
-        </w:r>
-        <w:proofErr w:type="spellStart"/>
-        <w:r>
-          <w:t>Jira</w:t>
-        </w:r>
-        <w:proofErr w:type="spellEnd"/>
-        <w:r>
-          <w:t>-beschrijving gelezen</w:t>
-        </w:r>
-      </w:ins>
-    </w:p>
-    <w:p>
-      <w:pPr>
-        <w:pStyle w:val="Heading1"/>
-        <w:rPr>
-          <w:ins w:author="Rinse Cramer" w:date="2025-12-13T10:48:00Z" w16du:dateUtc="2025-12-13T09:48:00Z" w:id="166"/>
-        </w:rPr>
-      </w:pPr>
-      <w:ins w:author="Rinse Cramer" w:date="2025-12-13T10:48:00Z" w16du:dateUtc="2025-12-13T09:48:00Z" w:id="167">
-        <w:r>
-          <w:rPr>
-            <w:rFonts w:ascii="Segoe UI Emoji" w:hAnsi="Segoe UI Emoji" w:cs="Segoe UI Emoji"/>
-          </w:rPr>
-          <w:t>🫱🏻‍🫲🏻 202. Is de baas aanwezig?</w:t>
-        </w:r>
-        <w:r>
-          <w:rPr>
-            <mc:AlternateContent>
-              <mc:Choice Requires="w16se"/>
-              <mc:Fallback>
-                <w:rFonts w:ascii="Segoe UI Emoji" w:hAnsi="Segoe UI Emoji" w:eastAsia="Segoe UI Emoji" w:cs="Segoe UI Emoji"/>
-              </mc:Fallback>
-            </mc:AlternateContent>
-          </w:rPr>
-          <mc:AlternateContent>
-            <mc:Choice Requires="w16se">
-              <w16se:symEx w16se:font="Segoe UI Emoji" w16se:char="1F3FB"/>
-            </mc:Choice>
-            <mc:Fallback>
-              <w:t/>
-            </mc:Fallback>
-          </mc:AlternateContent>
-        </w:r>
-        <w:r>
-          <w:rPr>
-            <w:rFonts w:ascii="Segoe UI Emoji" w:hAnsi="Segoe UI Emoji" w:cs="Segoe UI Emoji"/>
-          </w:rPr>
-          <w:t/>
-        </w:r>
-        <w:r>
-          <w:rPr>
-            <mc:AlternateContent>
-              <mc:Choice Requires="w16se"/>
-              <mc:Fallback>
-                <w:rFonts w:ascii="Segoe UI Emoji" w:hAnsi="Segoe UI Emoji" w:eastAsia="Segoe UI Emoji" w:cs="Segoe UI Emoji"/>
-              </mc:Fallback>
-            </mc:AlternateContent>
-          </w:rPr>
-          <mc:AlternateContent>
-            <mc:Choice Requires="w16se">
-              <w16se:symEx w16se:font="Segoe UI Emoji" w16se:char="1F3FB"/>
-            </mc:Choice>
-            <mc:Fallback>
-              <w:t/>
-            </mc:Fallback>
-          </mc:AlternateContent>
-        </w:r>
-        <w:r>
-          <w:t xml:space="preserve"/>
-        </w:r>
-      </w:ins>
-      <w:ins w:author="Rinse Cramer" w:date="2025-12-13T10:49:00Z" w16du:dateUtc="2025-12-13T09:49:00Z" w:id="168">
-        <w:r>
-          <w:t/>
-        </w:r>
-      </w:ins>
-      <w:ins w:author="Rinse Cramer" w:date="2025-12-13T10:48:00Z" w16du:dateUtc="2025-12-13T09:48:00Z" w:id="169">
-        <w:r>
-          <w:t xml:space="preserve"/>
-        </w:r>
-      </w:ins>
-      <w:ins w:author="Rinse Cramer" w:date="2025-12-13T10:51:00Z" w16du:dateUtc="2025-12-13T09:51:00Z" w:id="170">
-        <w:r>
-          <w:t/>
-        </w:r>
-      </w:ins>
-    </w:p>
-    <w:p>
-      <w:pPr>
-        <w:pStyle w:val="ListParagraph"/>
-        <w:numPr>
-          <w:ilvl w:val="0"/>
-          <w:numId w:val="1"/>
-        </w:numPr>
-        <w:rPr>
-          <w:ins w:author="Rinse Cramer" w:date="2025-12-13T10:48:00Z" w16du:dateUtc="2025-12-13T09:48:00Z" w:id="171"/>
-        </w:rPr>
-      </w:pPr>
-      <w:ins w:author="Rinse Cramer" w:date="2025-12-13T10:48:00Z" w16du:dateUtc="2025-12-13T09:48:00Z" w:id="172">
-        <w:r>
-          <w:t xml:space="preserve">1. </w:t>
-        </w:r>
-      </w:ins>
-      <w:ins w:author="Rinse Cramer" w:date="2025-12-13T11:03:00Z" w16du:dateUtc="2025-12-13T10:03:00Z" w:id="173">
+      <w:ins w:author="Rinse Cramer" w:date="2025-12-13T11:02:00Z" w16du:dateUtc="2025-12-13T10:02:00Z" w:id="186">
         <w:r>
           <w:t>Ik heb</w:t>
         </w:r>
       </w:ins>
-      <w:ins w:author="Rinse Cramer" w:date="2025-12-13T10:51:00Z" w16du:dateUtc="2025-12-13T09:51:00Z" w:id="174">
-        <w:r>
-          <w:t xml:space="preserve"> </w:t>
-        </w:r>
-        <w:r>
-          <w:t>i</w:t>
-        </w:r>
-      </w:ins>
-      <w:ins w:author="Rinse Cramer" w:date="2025-12-13T10:52:00Z" w16du:dateUtc="2025-12-13T09:52:00Z" w:id="175">
-        <w:r>
-          <w:t xml:space="preserve">edere ruimte van </w:t>
-        </w:r>
-      </w:ins>
-      <w:ins w:author="Rinse Cramer" w:date="2025-12-13T11:03:00Z" w16du:dateUtc="2025-12-13T10:03:00Z" w:id="176">
-        <w:r>
-          <w:t>ons</w:t>
-        </w:r>
-      </w:ins>
-      <w:ins w:author="Rinse Cramer" w:date="2025-12-13T10:52:00Z" w16du:dateUtc="2025-12-13T09:52:00Z" w:id="177">
-        <w:r>
-          <w:t xml:space="preserve"> bedrijf</w:t>
-        </w:r>
-      </w:ins>
-      <w:ins w:author="Rinse Cramer" w:date="2025-12-13T11:03:00Z" w16du:dateUtc="2025-12-13T10:03:00Z" w:id="178">
-        <w:r>
-          <w:t xml:space="preserve"> gecontroleerd</w:t>
-        </w:r>
-      </w:ins>
-    </w:p>
-    <w:p>
-      <w:pPr>
-        <w:pStyle w:val="Heading1"/>
-        <w:rPr>
-          <w:ins w:author="Rinse Cramer" w:date="2025-12-13T10:48:00Z" w16du:dateUtc="2025-12-13T09:48:00Z" w:id="179"/>
-        </w:rPr>
-      </w:pPr>
-      <w:ins w:author="Rinse Cramer" w:date="2025-12-13T10:48:00Z" w16du:dateUtc="2025-12-13T09:48:00Z" w:id="180">
-        <w:r>
-          <w:rPr>
-            <w:rFonts w:ascii="Segoe UI Emoji" w:hAnsi="Segoe UI Emoji" w:cs="Segoe UI Emoji"/>
-          </w:rPr>
-          <w:t>🫱🏻‍🫲🏻 202F. Meteen meldplicht wanneer de baas aanwezig is</w:t>
-        </w:r>
-        <w:r>
-          <w:rPr>
-            <mc:AlternateContent>
-              <mc:Choice Requires="w16se"/>
-              <mc:Fallback>
-                <w:rFonts w:ascii="Segoe UI Emoji" w:hAnsi="Segoe UI Emoji" w:eastAsia="Segoe UI Emoji" w:cs="Segoe UI Emoji"/>
-              </mc:Fallback>
-            </mc:AlternateContent>
-          </w:rPr>
-          <mc:AlternateContent>
-            <mc:Choice Requires="w16se">
-              <w16se:symEx w16se:font="Segoe UI Emoji" w16se:char="1F3FB"/>
-            </mc:Choice>
-            <mc:Fallback>
-              <w:t/>
-            </mc:Fallback>
-          </mc:AlternateContent>
-        </w:r>
-        <w:r>
-          <w:rPr>
-            <w:rFonts w:ascii="Segoe UI Emoji" w:hAnsi="Segoe UI Emoji" w:cs="Segoe UI Emoji"/>
-          </w:rPr>
-          <w:t/>
-        </w:r>
-        <w:r>
-          <w:rPr>
-            <mc:AlternateContent>
-              <mc:Choice Requires="w16se"/>
-              <mc:Fallback>
-                <w:rFonts w:ascii="Segoe UI Emoji" w:hAnsi="Segoe UI Emoji" w:eastAsia="Segoe UI Emoji" w:cs="Segoe UI Emoji"/>
-              </mc:Fallback>
-            </mc:AlternateContent>
-          </w:rPr>
-          <mc:AlternateContent>
-            <mc:Choice Requires="w16se">
-              <w16se:symEx w16se:font="Segoe UI Emoji" w16se:char="1F3FB"/>
-            </mc:Choice>
-            <mc:Fallback>
-              <w:t/>
-            </mc:Fallback>
-          </mc:AlternateContent>
-        </w:r>
-        <w:r>
-          <w:t xml:space="preserve"/>
-        </w:r>
-      </w:ins>
-      <w:ins w:author="Rinse Cramer" w:date="2025-12-13T10:49:00Z" w16du:dateUtc="2025-12-13T09:49:00Z" w:id="181">
-        <w:r>
-          <w:t/>
-        </w:r>
-      </w:ins>
-      <w:ins w:author="Rinse Cramer" w:date="2025-12-13T10:48:00Z" w16du:dateUtc="2025-12-13T09:48:00Z" w:id="182">
-        <w:r>
-          <w:t xml:space="preserve"/>
-        </w:r>
-      </w:ins>
-      <w:ins w:author="Rinse Cramer" w:date="2025-12-13T10:53:00Z" w16du:dateUtc="2025-12-13T09:53:00Z" w:id="183">
-        <w:r>
-          <w:t/>
-        </w:r>
-      </w:ins>
-    </w:p>
-    <w:p>
-      <w:pPr>
-        <w:pStyle w:val="ListParagraph"/>
-        <w:numPr>
-          <w:ilvl w:val="0"/>
-          <w:numId w:val="1"/>
-        </w:numPr>
-        <w:rPr>
-          <w:ins w:author="Rinse Cramer" w:date="2025-12-13T10:48:00Z" w16du:dateUtc="2025-12-13T09:48:00Z" w:id="184"/>
-        </w:rPr>
-      </w:pPr>
-      <w:ins w:author="Rinse Cramer" w:date="2025-12-13T10:48:00Z" w16du:dateUtc="2025-12-13T09:48:00Z" w:id="185">
-        <w:r>
-          <w:t xml:space="preserve">1. </w:t>
-        </w:r>
-      </w:ins>
-      <w:ins w:author="Rinse Cramer" w:date="2025-12-13T11:02:00Z" w16du:dateUtc="2025-12-13T10:02:00Z" w:id="186">
-        <w:r>
-          <w:t>Ik heb</w:t>
-        </w:r>
-      </w:ins>
       <w:ins w:author="Rinse Cramer" w:date="2025-12-13T10:53:00Z" w16du:dateUtc="2025-12-13T09:53:00Z" w:id="187">
         <w:r>
           <w:t xml:space="preserve"> WhatsApp-bericht naar baas gestuurd</w:t>
-        </w:r>
-      </w:ins>
-    </w:p>
-    <w:p>
-      <w:pPr>
-        <w:pStyle w:val="Heading1"/>
-        <w:rPr>
-          <w:ins w:author="Rinse Cramer" w:date="2025-12-13T10:48:00Z" w16du:dateUtc="2025-12-13T09:48:00Z" w:id="188"/>
-        </w:rPr>
-      </w:pPr>
-      <w:ins w:author="Rinse Cramer" w:date="2025-12-13T10:48:00Z" w16du:dateUtc="2025-12-13T09:48:00Z" w:id="189">
-        <w:r>
-          <w:rPr>
-            <w:rFonts w:ascii="Segoe UI Emoji" w:hAnsi="Segoe UI Emoji" w:cs="Segoe UI Emoji"/>
-          </w:rPr>
-          <w:t>🫱🏻‍🫲🏻 202F. Meteen meldplicht wanneer de baas aanwezig is</w:t>
-        </w:r>
-        <w:r>
-          <w:rPr>
-            <mc:AlternateContent>
-              <mc:Choice Requires="w16se"/>
-              <mc:Fallback>
-                <w:rFonts w:ascii="Segoe UI Emoji" w:hAnsi="Segoe UI Emoji" w:eastAsia="Segoe UI Emoji" w:cs="Segoe UI Emoji"/>
-              </mc:Fallback>
-            </mc:AlternateContent>
-          </w:rPr>
-          <mc:AlternateContent>
-            <mc:Choice Requires="w16se">
-              <w16se:symEx w16se:font="Segoe UI Emoji" w16se:char="1F3FB"/>
-            </mc:Choice>
-            <mc:Fallback>
-              <w:t/>
-            </mc:Fallback>
-          </mc:AlternateContent>
-        </w:r>
-        <w:r>
-          <w:rPr>
-            <w:rFonts w:ascii="Segoe UI Emoji" w:hAnsi="Segoe UI Emoji" w:cs="Segoe UI Emoji"/>
-          </w:rPr>
-          <w:t/>
-        </w:r>
-        <w:r>
-          <w:rPr>
-            <mc:AlternateContent>
-              <mc:Choice Requires="w16se"/>
-              <mc:Fallback>
-                <w:rFonts w:ascii="Segoe UI Emoji" w:hAnsi="Segoe UI Emoji" w:eastAsia="Segoe UI Emoji" w:cs="Segoe UI Emoji"/>
-              </mc:Fallback>
-            </mc:AlternateContent>
-          </w:rPr>
-          <mc:AlternateContent>
-            <mc:Choice Requires="w16se">
-              <w16se:symEx w16se:font="Segoe UI Emoji" w16se:char="1F3FB"/>
-            </mc:Choice>
-            <mc:Fallback>
-              <w:t/>
-            </mc:Fallback>
-          </mc:AlternateContent>
-        </w:r>
-        <w:r>
-          <w:t xml:space="preserve"/>
-        </w:r>
-      </w:ins>
-      <w:ins w:author="Rinse Cramer" w:date="2025-12-13T10:49:00Z" w16du:dateUtc="2025-12-13T09:49:00Z" w:id="190">
-        <w:r>
-          <w:t/>
-        </w:r>
-      </w:ins>
-      <w:ins w:author="Rinse Cramer" w:date="2025-12-13T10:48:00Z" w16du:dateUtc="2025-12-13T09:48:00Z" w:id="191">
-        <w:r>
-          <w:t xml:space="preserve"/>
-        </w:r>
-      </w:ins>
-      <w:ins w:author="Rinse Cramer" w:date="2025-12-13T10:53:00Z" w16du:dateUtc="2025-12-13T09:53:00Z" w:id="192">
-        <w:r>
-          <w:t/>
         </w:r>
       </w:ins>
     </w:p>

--- a/Checklijst.docx
+++ b/Checklijst.docx
@@ -1957,7 +1957,7 @@
           <w:rPr>
             <w:rFonts w:ascii="Segoe UI Emoji" w:hAnsi="Segoe UI Emoji" w:cs="Segoe UI Emoji"/>
           </w:rPr>
-          <w:t>🫱🏻‍🫲🏻 206F. De baas bepaald volgende status</w:t>
+          <w:t>🫱🏻‍🫲🏻 206F. De baas bepaalt volgende status</w:t>
         </w:r>
         <w:r>
           <w:rPr>

--- a/Checklijst.docx
+++ b/Checklijst.docx
@@ -1957,7 +1957,7 @@
           <w:rPr>
             <w:rFonts w:ascii="Segoe UI Emoji" w:hAnsi="Segoe UI Emoji" w:cs="Segoe UI Emoji"/>
           </w:rPr>
-          <w:t>🫱🏻‍🫲🏻 206F. De baas bepaalt volgende status</w:t>
+          <w:t>🫱🏻‍🫲🏻 206F. Volg de intake</w:t>
         </w:r>
         <w:r>
           <w:rPr>

--- a/Checklijst.docx
+++ b/Checklijst.docx
@@ -7925,7 +7925,7 @@
           <w:rFonts w:ascii="Segoe UI Emoji" w:hAnsi="Segoe UI Emoji" w:cs="Segoe UI Emoji"/>
         </w:rPr>
         <w:lastRenderedPageBreak/>
-        <w:t>🫱🏻‍🫲🏻 1004. Demonstratie van de oplossing geven</w:t>
+        <w:t>🫱🏻‍🫲🏻 1003. Demonstratie van de oplossing geven</w:t>
       </w:r>
       <w:r>
         <w:t/>

--- a/Checklijst.docx
+++ b/Checklijst.docx
@@ -3529,13 +3529,17 @@
     <w:p>
       <w:pPr>
         <w:pStyle w:val="Heading2"/>
-        <w:rPr>
-          <w:ins w:author="Rinse Cramer" w:date="2025-11-24T23:58:00Z" w16du:dateUtc="2025-11-24T22:58:00Z" w:id="316"/>
-        </w:rPr>
-      </w:pPr>
-      <w:ins w:author="Rinse Cramer" w:date="2025-11-24T23:58:00Z" w16du:dateUtc="2025-11-24T22:58:00Z" w:id="317">
-        <w:r>
-          <w:t>c. Heb ik mijn antwoorden getest voordat ik JW spreek?</w:t>
+        <w:numPr>
+          <w:ilvl w:val="0"/>
+          <w:numId w:val="28"/>
+        </w:numPr>
+        <w:rPr>
+          <w:ins w:author="Rinse Cramer" w:date="2025-11-24T23:58:00Z" w16du:dateUtc="2025-11-24T22:58:00Z" w:id="1806211935"/>
+        </w:rPr>
+      </w:pPr>
+      <w:ins w:author="Rinse Cramer" w:date="2025-11-24T23:58:00Z" w16du:dateUtc="2025-11-24T22:58:00Z" w:id="1951811655">
+        <w:r>
+          <w:t>Heb ik mijn antwoorden getest voordat ik JW spreek?</w:t>
         </w:r>
       </w:ins>
     </w:p>
@@ -7670,13 +7674,17 @@
     <w:p>
       <w:pPr>
         <w:pStyle w:val="Heading2"/>
-        <w:rPr>
-          <w:ins w:author="Rinse Cramer" w:date="2025-11-25T00:01:00Z" w16du:dateUtc="2025-11-24T23:01:00Z" w:id="676"/>
-        </w:rPr>
-      </w:pPr>
-      <w:ins w:author="Rinse Cramer" w:date="2025-11-25T00:01:00Z" w16du:dateUtc="2025-11-24T23:01:00Z" w:id="677">
-        <w:r>
-          <w:t>c. Heb ik mijn antwoorden getest voordat ik JW spreek?</w:t>
+        <w:numPr>
+          <w:ilvl w:val="0"/>
+          <w:numId w:val="32"/>
+        </w:numPr>
+        <w:rPr>
+          <w:ins w:author="Rinse Cramer" w:date="2025-11-25T00:01:00Z" w16du:dateUtc="2025-11-24T23:01:00Z" w:id="1827999197"/>
+        </w:rPr>
+      </w:pPr>
+      <w:ins w:author="Rinse Cramer" w:date="2025-11-25T00:01:00Z" w16du:dateUtc="2025-11-24T23:01:00Z" w:id="799899415">
+        <w:r>
+          <w:t>Heb ik mijn antwoorden getest voordat ik JW spreek?</w:t>
         </w:r>
       </w:ins>
     </w:p>

--- a/Checklijst.docx
+++ b/Checklijst.docx
@@ -2585,7 +2585,7 @@
           <w:del w:author="Rinse Cramer" w:date="2025-11-24T23:59:00Z" w16du:dateUtc="2025-11-24T22:59:00Z" w:id="289"/>
         </w:rPr>
       </w:pPr>
-      <w:del w:author="Rinse Cramer" w:date="2025-11-24T23:59:00Z" w16du:dateUtc="2025-11-24T22:59:00Z" w:id="290">
+      <w:del w:author="Rinse Cramer" w:date="2025-11-24T23:59:00Z" w16du:dateUtc="2025-11-24T22:59:00Z" w:id="107385592">
         <w:r>
           <w:delText xml:space="preserve">1. </w:delText>
         </w:r>
@@ -2601,6 +2601,242 @@
           <w:rFonts w:ascii="Segoe UI Emoji" w:hAnsi="Segoe UI Emoji" w:cs="Segoe UI Emoji"/>
         </w:rPr>
       </w:pPr>
+      <w:r>
+        <w:rPr>
+          <w:rFonts w:ascii="Segoe UI Emoji" w:hAnsi="Segoe UI Emoji" w:cs="Segoe UI Emoji"/>
+        </w:rPr>
+        <w:t xml:space="preserve">🔬 1. </w:t>
+      </w:r>
+      <w:r>
+        <w:rPr/>
+        <w:t>Jira</w:t>
+      </w:r>
+      <w:r>
+        <w:rPr/>
+        <w:t>-uitvoerder is medewerker</w:t>
+      </w:r>
+    </w:p>
+    <w:p>
+      <w:pPr>
+        <w:pStyle w:val="ListParagraph"/>
+        <w:numPr>
+          <w:ilvl w:val="0"/>
+          <w:numId w:val="1"/>
+        </w:numPr>
+        <w:rPr/>
+      </w:pPr>
+      <w:r>
+        <w:rPr/>
+        <w:t>1. Meldplicht indien Jira-uitvoerder NIET medewerker is</w:t>
+      </w:r>
+    </w:p>
+    <w:p>
+      <w:pPr>
+        <w:pStyle w:val="Heading1"/>
+        <w:rPr>
+          <w:rFonts w:ascii="Segoe UI Emoji" w:hAnsi="Segoe UI Emoji" w:cs="Segoe UI Emoji"/>
+        </w:rPr>
+      </w:pPr>
+      <w:r>
+        <w:rPr>
+          <w:rFonts w:ascii="Segoe UI Emoji" w:hAnsi="Segoe UI Emoji" w:cs="Segoe UI Emoji"/>
+        </w:rPr>
+        <w:t xml:space="preserve">🔬 2. </w:t>
+      </w:r>
+      <w:r>
+        <w:rPr>
+          <w:rFonts w:ascii="Segoe UI Emoji" w:hAnsi="Segoe UI Emoji" w:cs="Segoe UI Emoji"/>
+        </w:rPr>
+        <w:t>Jira</w:t>
+      </w:r>
+      <w:r>
+        <w:rPr>
+          <w:rFonts w:ascii="Segoe UI Emoji" w:hAnsi="Segoe UI Emoji" w:cs="Segoe UI Emoji"/>
+        </w:rPr>
+        <w:t>-status is Review aanpak</w:t>
+      </w:r>
+    </w:p>
+    <w:p>
+      <w:pPr>
+        <w:pStyle w:val="ListParagraph"/>
+        <w:numPr>
+          <w:ilvl w:val="0"/>
+          <w:numId w:val="1"/>
+        </w:numPr>
+        <w:rPr/>
+      </w:pPr>
+      <w:r>
+        <w:rPr/>
+        <w:t xml:space="preserve">1. Meldplicht </w:t>
+      </w:r>
+      <w:r>
+        <w:rPr/>
+        <w:t>indien</w:t>
+      </w:r>
+      <w:r>
+        <w:rPr/>
+        <w:t xml:space="preserve"> </w:t>
+      </w:r>
+      <w:r>
+        <w:rPr/>
+        <w:t>Jira</w:t>
+      </w:r>
+      <w:r>
+        <w:rPr/>
+        <w:t>-status NIET Review aanpak is</w:t>
+      </w:r>
+    </w:p>
+    <w:p>
+      <w:pPr>
+        <w:pStyle w:val="Heading1"/>
+        <w:rPr>
+          <w:rFonts w:ascii="Segoe UI Emoji" w:hAnsi="Segoe UI Emoji" w:cs="Segoe UI Emoji"/>
+        </w:rPr>
+      </w:pPr>
+      <w:r>
+        <w:rPr>
+          <w:rFonts w:ascii="Segoe UI Emoji" w:hAnsi="Segoe UI Emoji" w:cs="Segoe UI Emoji"/>
+        </w:rPr>
+        <w:t xml:space="preserve">🔬 3. </w:t>
+      </w:r>
+      <w:r>
+        <w:rPr>
+          <w:rFonts w:ascii="Segoe UI Emoji" w:hAnsi="Segoe UI Emoji" w:cs="Segoe UI Emoji"/>
+        </w:rPr>
+        <w:t>Jira</w:t>
+      </w:r>
+      <w:r>
+        <w:rPr>
+          <w:rFonts w:ascii="Segoe UI Emoji" w:hAnsi="Segoe UI Emoji" w:cs="Segoe UI Emoji"/>
+        </w:rPr>
+        <w:t>-status wordt Analyse</w:t>
+      </w:r>
+    </w:p>
+    <w:p>
+      <w:pPr>
+        <w:pStyle w:val="ListParagraph"/>
+        <w:numPr>
+          <w:ilvl w:val="0"/>
+          <w:numId w:val="1"/>
+        </w:numPr>
+        <w:rPr/>
+      </w:pPr>
+      <w:r>
+        <w:rPr/>
+        <w:t>1. Ik heb de Jira-titel gelezen</w:t>
+      </w:r>
+    </w:p>
+    <w:p>
+      <w:pPr>
+        <w:pStyle w:val="Heading1"/>
+        <w:rPr>
+          <w:rFonts w:ascii="Segoe UI Emoji" w:hAnsi="Segoe UI Emoji" w:cs="Segoe UI Emoji"/>
+        </w:rPr>
+      </w:pPr>
+      <w:r>
+        <w:rPr>
+          <w:rFonts w:ascii="Segoe UI Emoji" w:hAnsi="Segoe UI Emoji" w:cs="Segoe UI Emoji"/>
+        </w:rPr>
+        <w:t>🔬 4. Start &gt; Klok &gt; menu &gt; Timer</w:t>
+      </w:r>
+    </w:p>
+    <w:p>
+      <w:pPr>
+        <w:pStyle w:val="ListParagraph"/>
+        <w:numPr>
+          <w:ilvl w:val="0"/>
+          <w:numId w:val="1"/>
+        </w:numPr>
+        <w:rPr/>
+      </w:pPr>
+      <w:r>
+        <w:rPr/>
+        <w:t>1. Ik heb voor iedere ETC een timer</w:t>
+      </w:r>
+    </w:p>
+    <w:p>
+      <w:pPr>
+        <w:pStyle w:val="Heading1"/>
+        <w:rPr>
+          <w:rFonts w:ascii="Segoe UI Emoji" w:hAnsi="Segoe UI Emoji" w:cs="Segoe UI Emoji"/>
+        </w:rPr>
+      </w:pPr>
+      <w:r>
+        <w:rPr>
+          <w:rFonts w:ascii="Segoe UI Emoji" w:hAnsi="Segoe UI Emoji" w:cs="Segoe UI Emoji"/>
+        </w:rPr>
+        <w:t>🔬 5. Effort tijd instellen &gt; Start &gt; Op voorgrond behouden</w:t>
+      </w:r>
+    </w:p>
+    <w:p>
+      <w:pPr>
+        <w:pStyle w:val="ListParagraph"/>
+        <w:numPr>
+          <w:ilvl w:val="0"/>
+          <w:numId w:val="1"/>
+        </w:numPr>
+        <w:rPr/>
+      </w:pPr>
+      <w:r>
+        <w:rPr/>
+        <w:t>1. Ik heb een aflopende timer in de rechterbovenhoek van het scherm</w:t>
+      </w:r>
+    </w:p>
+    <w:p>
+      <w:pPr>
+        <w:pStyle w:val="Heading1"/>
+        <w:rPr>
+          <w:rFonts w:ascii="Segoe UI Emoji" w:hAnsi="Segoe UI Emoji" w:cs="Segoe UI Emoji"/>
+        </w:rPr>
+      </w:pPr>
+      <w:r>
+        <w:rPr>
+          <w:rFonts w:ascii="Segoe UI Emoji" w:hAnsi="Segoe UI Emoji" w:cs="Segoe UI Emoji"/>
+        </w:rPr>
+        <w:t xml:space="preserve">🔬 6. </w:t>
+      </w:r>
+      <w:r>
+        <w:rPr>
+          <w:rFonts w:ascii="Segoe UI Emoji" w:hAnsi="Segoe UI Emoji" w:cs="Segoe UI Emoji"/>
+        </w:rPr>
+        <w:t>Jira</w:t>
+      </w:r>
+      <w:r>
+        <w:rPr>
+          <w:rFonts w:ascii="Segoe UI Emoji" w:hAnsi="Segoe UI Emoji" w:cs="Segoe UI Emoji"/>
+        </w:rPr>
+        <w:t>-stopwatch wordt gestart</w:t>
+      </w:r>
+    </w:p>
+    <w:p>
+      <w:pPr>
+        <w:pStyle w:val="ListParagraph"/>
+        <w:numPr>
+          <w:ilvl w:val="0"/>
+          <w:numId w:val="1"/>
+        </w:numPr>
+        <w:rPr/>
+      </w:pPr>
+      <w:r>
+        <w:rPr/>
+        <w:t xml:space="preserve">1. Ik heb een oplopende stopwatch onder de </w:t>
+      </w:r>
+      <w:r>
+        <w:rPr/>
+        <w:t>Jira</w:t>
+      </w:r>
+      <w:r>
+        <w:rPr/>
+        <w:t>-beschrijving</w:t>
+      </w:r>
+    </w:p>
+    <w:p>
+      <w:pPr>
+        <w:pStyle w:val="Heading1"/>
+        <w:rPr>
+          <w:rFonts w:ascii="Segoe UI Emoji" w:hAnsi="Segoe UI Emoji" w:cs="Segoe UI Emoji"/>
+        </w:rPr>
+      </w:pPr>
       <w:commentRangeStart w:id="291"/>
       <w:r>
         <w:rPr>
@@ -2612,7 +2848,13 @@
         <w:rPr>
           <w:rFonts w:ascii="Segoe UI Emoji" w:hAnsi="Segoe UI Emoji" w:cs="Segoe UI Emoji"/>
         </w:rPr>
-        <w:t xml:space="preserve">A. </w:t>
+        <w:t>7</w:t>
+      </w:r>
+      <w:r>
+        <w:rPr>
+          <w:rFonts w:ascii="Segoe UI Emoji" w:hAnsi="Segoe UI Emoji" w:cs="Segoe UI Emoji"/>
+        </w:rPr>
+        <w:t xml:space="preserve">. </w:t>
       </w:r>
       <w:r>
         <w:rPr>
@@ -2630,9 +2872,6 @@
       <w:r>
         <w:rPr>
           <w:rStyle w:val="CommentReference"/>
-          <w:rFonts w:ascii="Segoe UI Emoji" w:hAnsi="Segoe UI Emoji" w:cs="Segoe UI Emoji"/>
-          <w:sz w:val="40"/>
-          <w:szCs w:val="40"/>
         </w:rPr>
         <w:commentReference w:id="291"/>
       </w:r>
@@ -2699,7 +2938,13 @@
         <w:rPr>
           <w:rFonts w:ascii="Segoe UI Emoji" w:hAnsi="Segoe UI Emoji" w:cs="Segoe UI Emoji"/>
         </w:rPr>
-        <w:t xml:space="preserve">B. </w:t>
+        <w:t>8</w:t>
+      </w:r>
+      <w:r>
+        <w:rPr>
+          <w:rFonts w:ascii="Segoe UI Emoji" w:hAnsi="Segoe UI Emoji" w:cs="Segoe UI Emoji"/>
+        </w:rPr>
+        <w:t xml:space="preserve">. </w:t>
       </w:r>
       <w:r>
         <w:rPr>
@@ -2767,7 +3012,13 @@
         <w:rPr>
           <w:rFonts w:ascii="Segoe UI Emoji" w:hAnsi="Segoe UI Emoji" w:cs="Segoe UI Emoji"/>
         </w:rPr>
-        <w:t xml:space="preserve">C. </w:t>
+        <w:t>9</w:t>
+      </w:r>
+      <w:r>
+        <w:rPr>
+          <w:rFonts w:ascii="Segoe UI Emoji" w:hAnsi="Segoe UI Emoji" w:cs="Segoe UI Emoji"/>
+        </w:rPr>
+        <w:t xml:space="preserve">. </w:t>
       </w:r>
       <w:r>
         <w:rPr>
@@ -2877,7 +3128,13 @@
         <w:rPr>
           <w:rFonts w:ascii="Segoe UI Emoji" w:hAnsi="Segoe UI Emoji" w:cs="Segoe UI Emoji"/>
         </w:rPr>
-        <w:t xml:space="preserve">D. </w:t>
+        <w:t>10</w:t>
+      </w:r>
+      <w:r>
+        <w:rPr>
+          <w:rFonts w:ascii="Segoe UI Emoji" w:hAnsi="Segoe UI Emoji" w:cs="Segoe UI Emoji"/>
+        </w:rPr>
+        <w:t xml:space="preserve">. </w:t>
       </w:r>
       <w:r>
         <w:rPr>
@@ -2893,12 +3150,267 @@
           <w:ilvl w:val="0"/>
           <w:numId w:val="8"/>
         </w:numPr>
-      </w:pPr>
-      <w:r>
+        <w:rPr/>
+      </w:pPr>
+      <w:r>
+        <w:rPr/>
         <w:t xml:space="preserve">1. </w:t>
       </w:r>
       <w:r>
+        <w:rPr/>
         <w:t>Expliciete referentie bij gekozen oplossing vermeld?</w:t>
+      </w:r>
+    </w:p>
+    <w:p>
+      <w:pPr>
+        <w:pStyle w:val="Heading1"/>
+        <w:rPr>
+          <w:rFonts w:ascii="Segoe UI Emoji" w:hAnsi="Segoe UI Emoji" w:cs="Segoe UI Emoji"/>
+        </w:rPr>
+      </w:pPr>
+      <w:r>
+        <w:rPr>
+          <w:rFonts w:ascii="Segoe UI Emoji" w:hAnsi="Segoe UI Emoji" w:cs="Segoe UI Emoji"/>
+        </w:rPr>
+        <w:t>🔬 11. Pauze &gt; Opnieuw instellen &gt; Terug naar volledige weergave</w:t>
+      </w:r>
+    </w:p>
+    <w:p>
+      <w:pPr>
+        <w:pStyle w:val="ListParagraph"/>
+        <w:numPr>
+          <w:ilvl w:val="0"/>
+          <w:numId w:val="1"/>
+        </w:numPr>
+        <w:rPr/>
+      </w:pPr>
+      <w:r>
+        <w:rPr/>
+        <w:t>1. Ik heb voor iedere ETC een opnieuw ingestelde timer</w:t>
+      </w:r>
+    </w:p>
+    <w:p>
+      <w:pPr>
+        <w:pStyle w:val="Heading1"/>
+        <w:rPr>
+          <w:rFonts w:ascii="Segoe UI Emoji" w:hAnsi="Segoe UI Emoji" w:cs="Segoe UI Emoji"/>
+        </w:rPr>
+      </w:pPr>
+      <w:r>
+        <w:rPr>
+          <w:rFonts w:ascii="Segoe UI Emoji" w:hAnsi="Segoe UI Emoji" w:cs="Segoe UI Emoji"/>
+        </w:rPr>
+        <w:t>🔬 12. Klok minimaliseren</w:t>
+      </w:r>
+    </w:p>
+    <w:p>
+      <w:pPr>
+        <w:pStyle w:val="ListParagraph"/>
+        <w:numPr>
+          <w:ilvl w:val="0"/>
+          <w:numId w:val="1"/>
+        </w:numPr>
+        <w:rPr/>
+      </w:pPr>
+      <w:r>
+        <w:rPr/>
+        <w:t>1. Ik heb een geminimaliseerde klok</w:t>
+      </w:r>
+    </w:p>
+    <w:p>
+      <w:pPr>
+        <w:pStyle w:val="Heading1"/>
+        <w:rPr>
+          <w:rFonts w:ascii="Segoe UI Emoji" w:hAnsi="Segoe UI Emoji" w:cs="Segoe UI Emoji"/>
+        </w:rPr>
+      </w:pPr>
+      <w:r>
+        <w:rPr>
+          <w:rFonts w:ascii="Segoe UI Emoji" w:hAnsi="Segoe UI Emoji" w:cs="Segoe UI Emoji"/>
+        </w:rPr>
+        <w:t>🔬 13. Ik heb de bijzonderheden geschreven</w:t>
+      </w:r>
+    </w:p>
+    <w:p>
+      <w:pPr>
+        <w:pStyle w:val="ListParagraph"/>
+        <w:numPr>
+          <w:ilvl w:val="0"/>
+          <w:numId w:val="1"/>
+        </w:numPr>
+        <w:rPr/>
+      </w:pPr>
+      <w:r>
+        <w:rPr/>
+        <w:t xml:space="preserve">1. Heb ik de bijzonderheden in de </w:t>
+      </w:r>
+      <w:r>
+        <w:rPr/>
+        <w:t>Jira</w:t>
+      </w:r>
+      <w:r>
+        <w:rPr/>
+        <w:t xml:space="preserve">-opmerking met de </w:t>
+      </w:r>
+      <w:r>
+        <w:rPr/>
+        <w:t>Analyse</w:t>
+      </w:r>
+      <w:r>
+        <w:rPr/>
+        <w:t>-header geschreven?</w:t>
+      </w:r>
+    </w:p>
+    <w:p>
+      <w:pPr>
+        <w:pStyle w:val="Heading1"/>
+        <w:rPr>
+          <w:rFonts w:ascii="Segoe UI Emoji" w:hAnsi="Segoe UI Emoji" w:cs="Segoe UI Emoji"/>
+        </w:rPr>
+      </w:pPr>
+      <w:r>
+        <w:rPr>
+          <w:rFonts w:ascii="Segoe UI Emoji" w:hAnsi="Segoe UI Emoji" w:cs="Segoe UI Emoji"/>
+        </w:rPr>
+        <w:t>🔬 14. Naar flowchartpagina van meldplicht navigeren</w:t>
+      </w:r>
+    </w:p>
+    <w:p>
+      <w:pPr>
+        <w:pStyle w:val="ListParagraph"/>
+        <w:numPr>
+          <w:ilvl w:val="0"/>
+          <w:numId w:val="1"/>
+        </w:numPr>
+        <w:rPr/>
+      </w:pPr>
+      <w:r>
+        <w:rPr/>
+        <w:t>1. Ik heb de flowchartpagina van meldplicht voor me liggen</w:t>
+      </w:r>
+    </w:p>
+    <w:p>
+      <w:pPr>
+        <w:pStyle w:val="Heading1"/>
+        <w:rPr>
+          <w:rFonts w:ascii="Segoe UI Emoji" w:hAnsi="Segoe UI Emoji" w:cs="Segoe UI Emoji"/>
+        </w:rPr>
+      </w:pPr>
+      <w:r>
+        <w:rPr>
+          <w:rFonts w:ascii="Segoe UI Emoji" w:hAnsi="Segoe UI Emoji" w:cs="Segoe UI Emoji"/>
+        </w:rPr>
+        <w:t>🔬 15. Naar volgende flowchartpagina navigeren</w:t>
+      </w:r>
+    </w:p>
+    <w:p>
+      <w:pPr>
+        <w:pStyle w:val="ListParagraph"/>
+        <w:numPr>
+          <w:ilvl w:val="0"/>
+          <w:numId w:val="1"/>
+        </w:numPr>
+        <w:rPr/>
+      </w:pPr>
+      <w:r>
+        <w:rPr/>
+        <w:t>1. Ik heb de flowchartpagina van review analyse voor me liggen</w:t>
+      </w:r>
+    </w:p>
+    <w:p>
+      <w:pPr>
+        <w:pStyle w:val="Heading1"/>
+        <w:rPr>
+          <w:rFonts w:ascii="Segoe UI Emoji" w:hAnsi="Segoe UI Emoji" w:cs="Segoe UI Emoji"/>
+        </w:rPr>
+      </w:pPr>
+      <w:r>
+        <w:rPr>
+          <w:rFonts w:ascii="Segoe UI Emoji" w:hAnsi="Segoe UI Emoji" w:cs="Segoe UI Emoji"/>
+        </w:rPr>
+        <w:t>🔬 16. Start &gt; Klok &gt; menu &gt; Timer</w:t>
+      </w:r>
+    </w:p>
+    <w:p>
+      <w:pPr>
+        <w:pStyle w:val="ListParagraph"/>
+        <w:numPr>
+          <w:ilvl w:val="0"/>
+          <w:numId w:val="1"/>
+        </w:numPr>
+        <w:rPr/>
+      </w:pPr>
+      <w:r>
+        <w:rPr/>
+        <w:t>1. Ik heb voor iedere ETC een timer</w:t>
+      </w:r>
+    </w:p>
+    <w:p>
+      <w:pPr>
+        <w:pStyle w:val="Heading1"/>
+        <w:rPr>
+          <w:rFonts w:ascii="Segoe UI Emoji" w:hAnsi="Segoe UI Emoji" w:cs="Segoe UI Emoji"/>
+        </w:rPr>
+      </w:pPr>
+      <w:r>
+        <w:rPr>
+          <w:rFonts w:ascii="Segoe UI Emoji" w:hAnsi="Segoe UI Emoji" w:cs="Segoe UI Emoji"/>
+        </w:rPr>
+        <w:t>🔬 17. Effort tijd instellen &gt; Start &gt; Op voorgrond behouden</w:t>
+      </w:r>
+    </w:p>
+    <w:p>
+      <w:pPr>
+        <w:pStyle w:val="ListParagraph"/>
+        <w:numPr>
+          <w:ilvl w:val="0"/>
+          <w:numId w:val="1"/>
+        </w:numPr>
+        <w:rPr/>
+      </w:pPr>
+      <w:r>
+        <w:rPr/>
+        <w:t>1. Ik heb een aflopende timer in de rechterbovenhoek van het scherm</w:t>
+      </w:r>
+    </w:p>
+    <w:p>
+      <w:pPr>
+        <w:pStyle w:val="Heading1"/>
+        <w:rPr>
+          <w:rFonts w:ascii="Segoe UI Emoji" w:hAnsi="Segoe UI Emoji" w:cs="Segoe UI Emoji"/>
+        </w:rPr>
+      </w:pPr>
+      <w:r>
+        <w:rPr>
+          <w:rFonts w:ascii="Segoe UI Emoji" w:hAnsi="Segoe UI Emoji" w:cs="Segoe UI Emoji"/>
+        </w:rPr>
+        <w:t xml:space="preserve">🔬 18. </w:t>
+      </w:r>
+      <w:r>
+        <w:rPr>
+          <w:rFonts w:ascii="Segoe UI Emoji" w:hAnsi="Segoe UI Emoji" w:cs="Segoe UI Emoji"/>
+        </w:rPr>
+        <w:t>Jira</w:t>
+      </w:r>
+      <w:r>
+        <w:rPr>
+          <w:rFonts w:ascii="Segoe UI Emoji" w:hAnsi="Segoe UI Emoji" w:cs="Segoe UI Emoji"/>
+        </w:rPr>
+        <w:t>-stopwatch wordt gestart</w:t>
+      </w:r>
+    </w:p>
+    <w:p>
+      <w:pPr>
+        <w:pStyle w:val="ListParagraph"/>
+        <w:numPr>
+          <w:ilvl w:val="0"/>
+          <w:numId w:val="1"/>
+        </w:numPr>
+        <w:rPr/>
+      </w:pPr>
+      <w:r>
+        <w:rPr/>
+        <w:t>1. Ik heb een oplopende stopwatch onder de Jira-beschrijving</w:t>
       </w:r>
     </w:p>
     <w:p>
@@ -3078,22 +3590,12 @@
         </w:rPr>
         <w:t xml:space="preserve">🔬 </w:t>
       </w:r>
-      <w:del w:author="Rinse Cramer" w:date="2025-11-07T18:12:00Z" w16du:dateUtc="2025-11-07T17:12:00Z" w:id="311">
-        <w:r>
-          <w:rPr>
-            <w:rFonts w:ascii="Segoe UI Emoji" w:hAnsi="Segoe UI Emoji" w:cs="Segoe UI Emoji"/>
-          </w:rPr>
-          <w:delText>F</w:delText>
-        </w:r>
-      </w:del>
-      <w:ins w:author="Rinse Cramer" w:date="2025-11-07T18:12:00Z" w16du:dateUtc="2025-11-07T17:12:00Z" w:id="312">
-        <w:r>
-          <w:rPr>
-            <w:rFonts w:ascii="Segoe UI Emoji" w:hAnsi="Segoe UI Emoji" w:cs="Segoe UI Emoji"/>
-          </w:rPr>
-          <w:t>E</w:t>
-        </w:r>
-      </w:ins>
+      <w:r>
+        <w:rPr>
+          <w:rFonts w:ascii="Segoe UI Emoji" w:hAnsi="Segoe UI Emoji" w:cs="Segoe UI Emoji"/>
+        </w:rPr>
+        <w:t>19</w:t>
+      </w:r>
       <w:r>
         <w:rPr>
           <w:rFonts w:ascii="Segoe UI Emoji" w:hAnsi="Segoe UI Emoji" w:cs="Segoe UI Emoji"/>
@@ -3104,19 +3606,7 @@
         <w:rPr>
           <w:rFonts w:ascii="Segoe UI Emoji" w:hAnsi="Segoe UI Emoji" w:cs="Segoe UI Emoji"/>
         </w:rPr>
-        <w:t>Evaluatie eerste acties:</w:t>
-      </w:r>
-    </w:p>
-    <w:p>
-      <w:pPr>
-        <w:pStyle w:val="Heading2"/>
-        <w:numPr>
-          <w:ilvl w:val="0"/>
-          <w:numId w:val="27"/>
-        </w:numPr>
-      </w:pPr>
-      <w:r>
-        <w:t>Hoe lang denk je nog nodig te hebben?</w:t>
+        <w:t>Hoe lang denk je nodig te hebben?</w:t>
       </w:r>
     </w:p>
     <w:p>
@@ -3156,24 +3646,59 @@
           <w:ilvl w:val="0"/>
           <w:numId w:val="9"/>
         </w:numPr>
-      </w:pPr>
-      <w:r>
+        <w:rPr/>
+      </w:pPr>
+      <w:r>
+        <w:rPr/>
         <w:t xml:space="preserve">3. </w:t>
       </w:r>
       <w:r>
+        <w:rPr/>
         <w:t>Is het eerder gebeurd?</w:t>
       </w:r>
     </w:p>
     <w:p>
       <w:pPr>
-        <w:pStyle w:val="Heading2"/>
-        <w:numPr>
-          <w:ilvl w:val="0"/>
-          <w:numId w:val="27"/>
-        </w:numPr>
-      </w:pPr>
-      <w:r>
-        <w:t>Past het binnen de 150%? Past het binnen de tijdtrigger? Zo ja, ga door</w:t>
+        <w:pStyle w:val="Heading1"/>
+        <w:rPr>
+          <w:rFonts w:ascii="Segoe UI Emoji" w:hAnsi="Segoe UI Emoji" w:cs="Segoe UI Emoji"/>
+        </w:rPr>
+      </w:pPr>
+      <w:r>
+        <w:rPr>
+          <w:rFonts w:ascii="Segoe UI Emoji" w:hAnsi="Segoe UI Emoji" w:cs="Segoe UI Emoji"/>
+        </w:rPr>
+        <w:t>🔬 20. Past</w:t>
+      </w:r>
+      <w:r>
+        <w:rPr>
+          <w:rFonts w:ascii="Segoe UI Emoji" w:hAnsi="Segoe UI Emoji" w:cs="Segoe UI Emoji"/>
+        </w:rPr>
+        <w:t xml:space="preserve"> het binnen de 150%? </w:t>
+      </w:r>
+      <w:r>
+        <w:rPr>
+          <w:rFonts w:ascii="Segoe UI Emoji" w:hAnsi="Segoe UI Emoji" w:cs="Segoe UI Emoji"/>
+        </w:rPr>
+        <w:t>T</w:t>
+      </w:r>
+      <w:r>
+        <w:rPr>
+          <w:rFonts w:ascii="Segoe UI Emoji" w:hAnsi="Segoe UI Emoji" w:cs="Segoe UI Emoji"/>
+        </w:rPr>
+        <w:t>ijdtrigger</w:t>
+      </w:r>
+      <w:r>
+        <w:rPr>
+          <w:rFonts w:ascii="Segoe UI Emoji" w:hAnsi="Segoe UI Emoji" w:cs="Segoe UI Emoji"/>
+        </w:rPr>
+        <w:t xml:space="preserve"> gehaald</w:t>
+      </w:r>
+      <w:r>
+        <w:rPr>
+          <w:rFonts w:ascii="Segoe UI Emoji" w:hAnsi="Segoe UI Emoji" w:cs="Segoe UI Emoji"/>
+        </w:rPr>
+        <w:t>?</w:t>
       </w:r>
     </w:p>
     <w:p>
@@ -3213,14 +3738,18 @@
           <w:ilvl w:val="0"/>
           <w:numId w:val="10"/>
         </w:numPr>
-      </w:pPr>
-      <w:r>
+        <w:rPr/>
+      </w:pPr>
+      <w:r>
+        <w:rPr/>
         <w:t xml:space="preserve">3. </w:t>
       </w:r>
       <w:r>
+        <w:rPr/>
         <w:t>Is het eerder gebe</w:t>
       </w:r>
       <w:r>
+        <w:rPr/>
         <w:t>urd?</w:t>
       </w:r>
     </w:p>
@@ -3235,48 +3764,185 @@
         <w:rPr>
           <w:rFonts w:ascii="Segoe UI Emoji" w:hAnsi="Segoe UI Emoji" w:cs="Segoe UI Emoji"/>
         </w:rPr>
-        <w:lastRenderedPageBreak/>
+        <w:t>🔬 21. Pauze &gt; Opnieuw instellen &gt; Terug naar volledige weergave</w:t>
+      </w:r>
+    </w:p>
+    <w:p>
+      <w:pPr>
+        <w:pStyle w:val="ListParagraph"/>
+        <w:numPr>
+          <w:ilvl w:val="0"/>
+          <w:numId w:val="41"/>
+        </w:numPr>
+        <w:rPr/>
+      </w:pPr>
+      <w:r>
+        <w:rPr/>
+        <w:t>1. Ik heb voor iedere ETC een opnieuw ingestelde timer</w:t>
+      </w:r>
+    </w:p>
+    <w:p>
+      <w:pPr>
+        <w:pStyle w:val="Heading1"/>
+        <w:rPr>
+          <w:rFonts w:ascii="Segoe UI Emoji" w:hAnsi="Segoe UI Emoji" w:cs="Segoe UI Emoji"/>
+        </w:rPr>
+      </w:pPr>
+      <w:r>
+        <w:rPr>
+          <w:rFonts w:ascii="Segoe UI Emoji" w:hAnsi="Segoe UI Emoji" w:cs="Segoe UI Emoji"/>
+        </w:rPr>
+        <w:t>🔬 22. Effort tijd instellen &gt; Start &gt; Op voorgrond behouden</w:t>
+      </w:r>
+    </w:p>
+    <w:p>
+      <w:pPr>
+        <w:pStyle w:val="ListParagraph"/>
+        <w:numPr>
+          <w:ilvl w:val="0"/>
+          <w:numId w:val="1"/>
+        </w:numPr>
+        <w:rPr/>
+      </w:pPr>
+      <w:r>
+        <w:rPr/>
+        <w:t>1. Ik heb een aflopende timer in de rechterbovenhoek van het scherm</w:t>
+      </w:r>
+    </w:p>
+    <w:p>
+      <w:pPr>
+        <w:pStyle w:val="Heading1"/>
+        <w:rPr>
+          <w:rFonts w:ascii="Segoe UI Emoji" w:hAnsi="Segoe UI Emoji" w:cs="Segoe UI Emoji"/>
+        </w:rPr>
+      </w:pPr>
+      <w:r>
+        <w:rPr>
+          <w:rFonts w:ascii="Segoe UI Emoji" w:hAnsi="Segoe UI Emoji" w:cs="Segoe UI Emoji"/>
+        </w:rPr>
+        <w:t xml:space="preserve">🔬 23. </w:t>
+      </w:r>
+      <w:r>
+        <w:rPr>
+          <w:rFonts w:ascii="Segoe UI Emoji" w:hAnsi="Segoe UI Emoji" w:cs="Segoe UI Emoji"/>
+        </w:rPr>
+        <w:t>Jira</w:t>
+      </w:r>
+      <w:r>
+        <w:rPr>
+          <w:rFonts w:ascii="Segoe UI Emoji" w:hAnsi="Segoe UI Emoji" w:cs="Segoe UI Emoji"/>
+        </w:rPr>
+        <w:t>-stopwatch wordt gestart</w:t>
+      </w:r>
+    </w:p>
+    <w:p>
+      <w:pPr>
+        <w:pStyle w:val="ListParagraph"/>
+        <w:numPr>
+          <w:ilvl w:val="0"/>
+          <w:numId w:val="1"/>
+        </w:numPr>
+        <w:rPr/>
+      </w:pPr>
+      <w:r>
+        <w:rPr/>
+        <w:t xml:space="preserve">1. Ik heb een oplopende stopwatch onder de </w:t>
+      </w:r>
+      <w:r>
+        <w:rPr/>
+        <w:t>Jira</w:t>
+      </w:r>
+      <w:r>
+        <w:rPr/>
+        <w:t>-beschrijving</w:t>
+      </w:r>
+    </w:p>
+    <w:p>
+      <w:pPr>
+        <w:pStyle w:val="Heading1"/>
+        <w:rPr>
+          <w:rFonts w:ascii="Segoe UI Emoji" w:hAnsi="Segoe UI Emoji" w:cs="Segoe UI Emoji"/>
+        </w:rPr>
+      </w:pPr>
+      <w:r>
+        <w:rPr>
+          <w:rFonts w:ascii="Segoe UI Emoji" w:hAnsi="Segoe UI Emoji" w:cs="Segoe UI Emoji"/>
+        </w:rPr>
+        <w:t>🔬 24. Pauze &gt; Opnieuw instellen &gt; Terug naar volledige weergave</w:t>
+      </w:r>
+    </w:p>
+    <w:p>
+      <w:pPr>
+        <w:pStyle w:val="ListParagraph"/>
+        <w:numPr>
+          <w:ilvl w:val="0"/>
+          <w:numId w:val="41"/>
+        </w:numPr>
+        <w:rPr/>
+      </w:pPr>
+      <w:r>
+        <w:rPr/>
+        <w:t>1. Ik heb voor iedere ETC een opnieuw ingestelde timer</w:t>
+      </w:r>
+    </w:p>
+    <w:p>
+      <w:pPr>
+        <w:pStyle w:val="Heading1"/>
+        <w:rPr>
+          <w:rFonts w:ascii="Segoe UI Emoji" w:hAnsi="Segoe UI Emoji" w:cs="Segoe UI Emoji"/>
+        </w:rPr>
+      </w:pPr>
+      <w:r>
+        <w:rPr>
+          <w:rFonts w:ascii="Segoe UI Emoji" w:hAnsi="Segoe UI Emoji" w:cs="Segoe UI Emoji"/>
+        </w:rPr>
+        <w:t>🔬 25. Klok minimaliseren</w:t>
+      </w:r>
+    </w:p>
+    <w:p>
+      <w:pPr>
+        <w:pStyle w:val="ListParagraph"/>
+        <w:numPr>
+          <w:ilvl w:val="0"/>
+          <w:numId w:val="1"/>
+        </w:numPr>
+        <w:rPr/>
+      </w:pPr>
+      <w:r>
+        <w:rPr/>
+        <w:t>1. Ik heb een geminimaliseerde klok</w:t>
+      </w:r>
+    </w:p>
+    <w:p>
+      <w:pPr>
+        <w:pStyle w:val="Heading1"/>
+        <w:rPr>
+          <w:rFonts w:ascii="Segoe UI Emoji" w:hAnsi="Segoe UI Emoji" w:cs="Segoe UI Emoji"/>
+        </w:rPr>
+      </w:pPr>
+      <w:r>
+        <w:rPr>
+          <w:rFonts w:ascii="Segoe UI Emoji" w:hAnsi="Segoe UI Emoji" w:cs="Segoe UI Emoji"/>
+        </w:rPr>
         <w:t xml:space="preserve">🔬 </w:t>
       </w:r>
-      <w:del w:author="Rinse Cramer" w:date="2025-11-07T18:12:00Z" w16du:dateUtc="2025-11-07T17:12:00Z" w:id="313">
-        <w:r>
-          <w:rPr>
-            <w:rFonts w:ascii="Segoe UI Emoji" w:hAnsi="Segoe UI Emoji" w:cs="Segoe UI Emoji"/>
-          </w:rPr>
-          <w:delText>G</w:delText>
-        </w:r>
-      </w:del>
-      <w:ins w:author="Rinse Cramer" w:date="2025-11-07T18:12:00Z" w16du:dateUtc="2025-11-07T17:12:00Z" w:id="314">
-        <w:r>
-          <w:rPr>
-            <w:rFonts w:ascii="Segoe UI Emoji" w:hAnsi="Segoe UI Emoji" w:cs="Segoe UI Emoji"/>
-          </w:rPr>
-          <w:t>F</w:t>
-        </w:r>
-      </w:ins>
-      <w:r>
-        <w:rPr>
-          <w:rFonts w:ascii="Segoe UI Emoji" w:hAnsi="Segoe UI Emoji" w:cs="Segoe UI Emoji"/>
-        </w:rPr>
-        <w:t xml:space="preserve">. </w:t>
-      </w:r>
-      <w:r>
-        <w:rPr>
-          <w:rFonts w:ascii="Segoe UI Emoji" w:hAnsi="Segoe UI Emoji" w:cs="Segoe UI Emoji"/>
-        </w:rPr>
-        <w:t>Evaluatie laatste acties:</w:t>
-      </w:r>
-    </w:p>
-    <w:p>
-      <w:pPr>
-        <w:pStyle w:val="Heading2"/>
-        <w:numPr>
-          <w:ilvl w:val="0"/>
-          <w:numId w:val="28"/>
-        </w:numPr>
-      </w:pPr>
-      <w:r>
-        <w:t>Hoe heeft het zo lang kunnen duren?</w:t>
+      <w:r>
+        <w:rPr>
+          <w:rFonts w:ascii="Segoe UI Emoji" w:hAnsi="Segoe UI Emoji" w:cs="Segoe UI Emoji"/>
+        </w:rPr>
+        <w:t>2</w:t>
+      </w:r>
+      <w:r>
+        <w:rPr>
+          <w:rFonts w:ascii="Segoe UI Emoji" w:hAnsi="Segoe UI Emoji" w:cs="Segoe UI Emoji"/>
+        </w:rPr>
+        <w:t>6</w:t>
+      </w:r>
+      <w:r>
+        <w:rPr>
+          <w:rFonts w:ascii="Segoe UI Emoji" w:hAnsi="Segoe UI Emoji" w:cs="Segoe UI Emoji"/>
+        </w:rPr>
+        <w:t>. Hoe heeft het zo lang kunnen duren?</w:t>
       </w:r>
     </w:p>
     <w:p>
@@ -3316,27 +3982,45 @@
           <w:ilvl w:val="0"/>
           <w:numId w:val="11"/>
         </w:numPr>
-      </w:pPr>
-      <w:r>
+        <w:rPr/>
+      </w:pPr>
+      <w:r>
+        <w:rPr/>
         <w:t xml:space="preserve">3. </w:t>
       </w:r>
       <w:r>
+        <w:rPr/>
         <w:t xml:space="preserve">Is het </w:t>
       </w:r>
       <w:r>
+        <w:rPr/>
         <w:t>eerder gebeurd?</w:t>
       </w:r>
     </w:p>
     <w:p>
       <w:pPr>
-        <w:pStyle w:val="Heading2"/>
-        <w:numPr>
-          <w:ilvl w:val="0"/>
-          <w:numId w:val="28"/>
-        </w:numPr>
-      </w:pPr>
-      <w:r>
-        <w:t>Zijn er snellere methodieken mogelijk?</w:t>
+        <w:pStyle w:val="Heading1"/>
+        <w:rPr>
+          <w:rFonts w:ascii="Segoe UI Emoji" w:hAnsi="Segoe UI Emoji" w:cs="Segoe UI Emoji"/>
+        </w:rPr>
+      </w:pPr>
+      <w:r>
+        <w:rPr>
+          <w:rFonts w:ascii="Segoe UI Emoji" w:hAnsi="Segoe UI Emoji" w:cs="Segoe UI Emoji"/>
+        </w:rPr>
+        <w:t>🔬 2</w:t>
+      </w:r>
+      <w:r>
+        <w:rPr>
+          <w:rFonts w:ascii="Segoe UI Emoji" w:hAnsi="Segoe UI Emoji" w:cs="Segoe UI Emoji"/>
+        </w:rPr>
+        <w:t>7</w:t>
+      </w:r>
+      <w:r>
+        <w:rPr>
+          <w:rFonts w:ascii="Segoe UI Emoji" w:hAnsi="Segoe UI Emoji" w:cs="Segoe UI Emoji"/>
+        </w:rPr>
+        <w:t>. Zijn er snellere methodieken mogelijk?</w:t>
       </w:r>
     </w:p>
     <w:p>
@@ -3376,33 +4060,42 @@
           <w:ilvl w:val="0"/>
           <w:numId w:val="12"/>
         </w:numPr>
-        <w:rPr>
-          <w:ins w:author="Rinse Cramer" w:date="2025-11-24T23:58:00Z" w16du:dateUtc="2025-11-24T22:58:00Z" w:id="315"/>
-        </w:rPr>
-      </w:pPr>
-      <w:r>
+        <w:rPr/>
+      </w:pPr>
+      <w:r>
+        <w:rPr/>
         <w:t xml:space="preserve">3. </w:t>
       </w:r>
       <w:r>
+        <w:rPr/>
         <w:t>Is het eerder gebeurd?</w:t>
       </w:r>
     </w:p>
     <w:p>
       <w:pPr>
-        <w:pStyle w:val="Heading2"/>
-        <w:numPr>
-          <w:ilvl w:val="0"/>
-          <w:numId w:val="28"/>
-        </w:numPr>
-        <w:rPr>
-          <w:ins w:author="Rinse Cramer" w:date="2025-11-24T23:58:00Z" w16du:dateUtc="2025-11-24T22:58:00Z" w:id="1806211935"/>
-        </w:rPr>
-      </w:pPr>
-      <w:ins w:author="Rinse Cramer" w:date="2025-11-24T23:58:00Z" w16du:dateUtc="2025-11-24T22:58:00Z" w:id="1951811655">
-        <w:r>
-          <w:t>Heb ik mijn antwoorden getest voordat ik JW spreek?</w:t>
-        </w:r>
-      </w:ins>
+        <w:pStyle w:val="Heading1"/>
+        <w:rPr>
+          <w:rFonts w:ascii="Segoe UI Emoji" w:hAnsi="Segoe UI Emoji" w:cs="Segoe UI Emoji"/>
+        </w:rPr>
+      </w:pPr>
+      <w:r>
+        <w:rPr>
+          <w:rFonts w:ascii="Segoe UI Emoji" w:hAnsi="Segoe UI Emoji" w:cs="Segoe UI Emoji"/>
+        </w:rPr>
+        <w:t>🔬 2</w:t>
+      </w:r>
+      <w:r>
+        <w:rPr>
+          <w:rFonts w:ascii="Segoe UI Emoji" w:hAnsi="Segoe UI Emoji" w:cs="Segoe UI Emoji"/>
+        </w:rPr>
+        <w:t>8</w:t>
+      </w:r>
+      <w:r>
+        <w:rPr>
+          <w:rFonts w:ascii="Segoe UI Emoji" w:hAnsi="Segoe UI Emoji" w:cs="Segoe UI Emoji"/>
+        </w:rPr>
+        <w:t>. Heb ik mijn antwoorden getest voordat ik JW spreek?</w:t>
+      </w:r>
     </w:p>
     <w:p>
       <w:pPr>
@@ -3423,11 +4116,67 @@
           </w:pPr>
         </w:pPrChange>
       </w:pPr>
-      <w:ins w:author="Rinse Cramer" w:date="2025-11-24T23:58:00Z" w16du:dateUtc="2025-11-24T22:58:00Z" w:id="236460410">
+      <w:ins w:author="Rinse Cramer" w:date="2025-11-24T23:58:00Z" w16du:dateUtc="2025-11-24T22:58:00Z" w:id="1822443937">
         <w:r>
           <w:t>1. Heb ik de grootste oorzaak kunnen vinden?</w:t>
         </w:r>
       </w:ins>
+    </w:p>
+    <w:p>
+      <w:pPr>
+        <w:pStyle w:val="Heading1"/>
+        <w:rPr>
+          <w:rFonts w:ascii="Segoe UI Emoji" w:hAnsi="Segoe UI Emoji" w:cs="Segoe UI Emoji"/>
+        </w:rPr>
+      </w:pPr>
+      <w:r>
+        <w:rPr>
+          <w:rFonts w:ascii="Segoe UI Emoji" w:hAnsi="Segoe UI Emoji" w:cs="Segoe UI Emoji"/>
+        </w:rPr>
+        <w:t>🔬 29. Pauze &gt; Opnieuw instellen &gt; Terug naar volledige weergave</w:t>
+      </w:r>
+    </w:p>
+    <w:p>
+      <w:pPr>
+        <w:pStyle w:val="ListParagraph"/>
+        <w:numPr>
+          <w:ilvl w:val="0"/>
+          <w:numId w:val="41"/>
+        </w:numPr>
+        <w:rPr/>
+      </w:pPr>
+      <w:r>
+        <w:rPr/>
+        <w:t>1. Ik heb voor iedere ETC een opnieuw ingestelde timer</w:t>
+      </w:r>
+    </w:p>
+    <w:p>
+      <w:pPr>
+        <w:pStyle w:val="Heading1"/>
+        <w:rPr>
+          <w:rFonts w:ascii="Segoe UI Emoji" w:hAnsi="Segoe UI Emoji" w:cs="Segoe UI Emoji"/>
+        </w:rPr>
+      </w:pPr>
+      <w:r>
+        <w:rPr>
+          <w:rFonts w:ascii="Segoe UI Emoji" w:hAnsi="Segoe UI Emoji" w:cs="Segoe UI Emoji"/>
+        </w:rPr>
+        <w:t>🔬 30. Klok minimaliseren</w:t>
+      </w:r>
+    </w:p>
+    <w:p>
+      <w:pPr>
+        <w:pStyle w:val="ListParagraph"/>
+        <w:numPr>
+          <w:ilvl w:val="0"/>
+          <w:numId w:val="1"/>
+        </w:numPr>
+        <w:rPr/>
+      </w:pPr>
+      <w:r>
+        <w:rPr/>
+        <w:t>1. Ik heb een geminimaliseerde klok</w:t>
+      </w:r>
     </w:p>
     <w:p>
       <w:pPr>
@@ -4542,17 +5291,17 @@
         </w:numPr>
         <w:rPr/>
       </w:pPr>
-      <w:ins w:author="Rinse Cramer" w:date="2025-12-13T10:48:00Z" w16du:dateUtc="2025-12-13T09:48:00Z" w:id="1562231095">
+      <w:ins w:author="Rinse Cramer" w:date="2025-12-13T10:48:00Z" w16du:dateUtc="2025-12-13T09:48:00Z" w:id="1874111539">
         <w:r>
           <w:t xml:space="preserve">1. </w:t>
         </w:r>
       </w:ins>
-      <w:ins w:author="Rinse Cramer" w:date="2025-12-13T11:03:00Z" w16du:dateUtc="2025-12-13T10:03:00Z" w:id="1736815328">
+      <w:ins w:author="Rinse Cramer" w:date="2025-12-13T11:03:00Z" w16du:dateUtc="2025-12-13T10:03:00Z" w:id="528433037">
         <w:r>
           <w:t>Ik heb de flowcha</w:t>
         </w:r>
       </w:ins>
-      <w:ins w:author="Rinse Cramer" w:date="2025-12-13T11:04:00Z" w16du:dateUtc="2025-12-13T10:04:00Z" w:id="1466531897">
+      <w:ins w:author="Rinse Cramer" w:date="2025-12-13T11:04:00Z" w16du:dateUtc="2025-12-13T10:04:00Z" w:id="644314869">
         <w:r>
           <w:t xml:space="preserve">rtpagina van </w:t>
         </w:r>
@@ -4561,7 +5310,7 @@
         <w:rPr/>
         <w:t>ontwerp</w:t>
       </w:r>
-      <w:ins w:author="Rinse Cramer" w:date="2025-12-13T11:04:00Z" w16du:dateUtc="2025-12-13T10:04:00Z" w:id="1464492269">
+      <w:ins w:author="Rinse Cramer" w:date="2025-12-13T11:04:00Z" w16du:dateUtc="2025-12-13T10:04:00Z" w:id="1071948926">
         <w:r>
           <w:t xml:space="preserve"> voor me liggen</w:t>
         </w:r>
@@ -4570,21 +5319,252 @@
     <w:p>
       <w:pPr>
         <w:pStyle w:val="Heading1"/>
-      </w:pPr>
-      <w:r>
-        <w:rPr>
-          <w:rFonts w:ascii="Segoe UI Emoji" w:hAnsi="Segoe UI Emoji" w:cs="Segoe UI Emoji"/>
-        </w:rPr>
-        <w:lastRenderedPageBreak/>
+        <w:rPr>
+          <w:rFonts w:ascii="Segoe UI Emoji" w:hAnsi="Segoe UI Emoji" w:cs="Segoe UI Emoji"/>
+        </w:rPr>
+      </w:pPr>
+      <w:r>
+        <w:rPr>
+          <w:rFonts w:ascii="Segoe UI Emoji" w:hAnsi="Segoe UI Emoji" w:cs="Segoe UI Emoji"/>
+        </w:rPr>
+        <w:t xml:space="preserve">✏️ 1. </w:t>
+      </w:r>
+      <w:r>
+        <w:rPr/>
+        <w:t>Jira</w:t>
+      </w:r>
+      <w:r>
+        <w:rPr/>
+        <w:t>-uitvoerder is medewerker</w:t>
+      </w:r>
+    </w:p>
+    <w:p>
+      <w:pPr>
+        <w:pStyle w:val="ListParagraph"/>
+        <w:numPr>
+          <w:ilvl w:val="0"/>
+          <w:numId w:val="1"/>
+        </w:numPr>
+        <w:rPr/>
+      </w:pPr>
+      <w:r>
+        <w:rPr/>
+        <w:t>1. Meldplicht indien Jira-uitvoerder NIET medewerker is</w:t>
+      </w:r>
+    </w:p>
+    <w:p>
+      <w:pPr>
+        <w:pStyle w:val="Heading1"/>
+      </w:pPr>
+      <w:r>
+        <w:rPr>
+          <w:rFonts w:ascii="Segoe UI Emoji" w:hAnsi="Segoe UI Emoji" w:cs="Segoe UI Emoji"/>
+        </w:rPr>
+        <w:t xml:space="preserve">✏️ 2. </w:t>
+      </w:r>
+      <w:r>
+        <w:rPr>
+          <w:rFonts w:ascii="Segoe UI Emoji" w:hAnsi="Segoe UI Emoji" w:cs="Segoe UI Emoji"/>
+        </w:rPr>
+        <w:t>Jira</w:t>
+      </w:r>
+      <w:r>
+        <w:rPr>
+          <w:rFonts w:ascii="Segoe UI Emoji" w:hAnsi="Segoe UI Emoji" w:cs="Segoe UI Emoji"/>
+        </w:rPr>
+        <w:t>-status is Review analyse</w:t>
+      </w:r>
+    </w:p>
+    <w:p>
+      <w:pPr>
+        <w:pStyle w:val="ListParagraph"/>
+        <w:numPr>
+          <w:ilvl w:val="0"/>
+          <w:numId w:val="1"/>
+        </w:numPr>
+        <w:rPr/>
+      </w:pPr>
+      <w:r>
+        <w:rPr/>
+        <w:t xml:space="preserve">1. Meldplicht </w:t>
+      </w:r>
+      <w:r>
+        <w:rPr/>
+        <w:t>indien</w:t>
+      </w:r>
+      <w:r>
+        <w:rPr/>
+        <w:t xml:space="preserve"> </w:t>
+      </w:r>
+      <w:r>
+        <w:rPr/>
+        <w:t>Jira</w:t>
+      </w:r>
+      <w:r>
+        <w:rPr/>
+        <w:t>-status NIET Review analyse is</w:t>
+      </w:r>
+    </w:p>
+    <w:p>
+      <w:pPr>
+        <w:pStyle w:val="Heading1"/>
+        <w:rPr>
+          <w:rFonts w:ascii="Segoe UI Emoji" w:hAnsi="Segoe UI Emoji" w:cs="Segoe UI Emoji"/>
+        </w:rPr>
+      </w:pPr>
+      <w:r>
+        <w:rPr>
+          <w:rFonts w:ascii="Segoe UI Emoji" w:hAnsi="Segoe UI Emoji" w:cs="Segoe UI Emoji"/>
+        </w:rPr>
+        <w:t xml:space="preserve">✏️ 3. </w:t>
+      </w:r>
+      <w:r>
+        <w:rPr>
+          <w:rFonts w:ascii="Segoe UI Emoji" w:hAnsi="Segoe UI Emoji" w:cs="Segoe UI Emoji"/>
+        </w:rPr>
+        <w:t>Jira</w:t>
+      </w:r>
+      <w:r>
+        <w:rPr>
+          <w:rFonts w:ascii="Segoe UI Emoji" w:hAnsi="Segoe UI Emoji" w:cs="Segoe UI Emoji"/>
+        </w:rPr>
+        <w:t>-status wordt Ontwerp</w:t>
+      </w:r>
+    </w:p>
+    <w:p>
+      <w:pPr>
+        <w:pStyle w:val="ListParagraph"/>
+        <w:numPr>
+          <w:ilvl w:val="0"/>
+          <w:numId w:val="1"/>
+        </w:numPr>
+        <w:rPr/>
+      </w:pPr>
+      <w:r>
+        <w:rPr/>
+        <w:t>1. Ik heb de Jira-titel gelezen</w:t>
+      </w:r>
+    </w:p>
+    <w:p>
+      <w:pPr>
+        <w:pStyle w:val="Heading1"/>
+        <w:rPr>
+          <w:rFonts w:ascii="Segoe UI Emoji" w:hAnsi="Segoe UI Emoji" w:cs="Segoe UI Emoji"/>
+        </w:rPr>
+      </w:pPr>
+      <w:r>
+        <w:rPr>
+          <w:rFonts w:ascii="Segoe UI Emoji" w:hAnsi="Segoe UI Emoji" w:cs="Segoe UI Emoji"/>
+        </w:rPr>
+        <w:t>✏️ 4. Start &gt; Klok &gt; menu &gt; Timer</w:t>
+      </w:r>
+    </w:p>
+    <w:p>
+      <w:pPr>
+        <w:pStyle w:val="ListParagraph"/>
+        <w:numPr>
+          <w:ilvl w:val="0"/>
+          <w:numId w:val="1"/>
+        </w:numPr>
+        <w:rPr/>
+      </w:pPr>
+      <w:r>
+        <w:rPr/>
+        <w:t>1. Ik heb voor iedere ETC een timer</w:t>
+      </w:r>
+    </w:p>
+    <w:p>
+      <w:pPr>
+        <w:pStyle w:val="Heading1"/>
+        <w:rPr>
+          <w:rFonts w:ascii="Segoe UI Emoji" w:hAnsi="Segoe UI Emoji" w:cs="Segoe UI Emoji"/>
+        </w:rPr>
+      </w:pPr>
+      <w:r>
+        <w:rPr>
+          <w:rFonts w:ascii="Segoe UI Emoji" w:hAnsi="Segoe UI Emoji" w:cs="Segoe UI Emoji"/>
+        </w:rPr>
+        <w:t>✏️ 5. Effort tijd instellen &gt; Start &gt; Op voorgrond behouden</w:t>
+      </w:r>
+    </w:p>
+    <w:p>
+      <w:pPr>
+        <w:pStyle w:val="ListParagraph"/>
+        <w:numPr>
+          <w:ilvl w:val="0"/>
+          <w:numId w:val="1"/>
+        </w:numPr>
+        <w:rPr/>
+      </w:pPr>
+      <w:r>
+        <w:rPr/>
+        <w:t>1. Ik heb een aflopende timer in de rechterbovenhoek van het scherm</w:t>
+      </w:r>
+    </w:p>
+    <w:p>
+      <w:pPr>
+        <w:pStyle w:val="Heading1"/>
+        <w:rPr>
+          <w:rFonts w:ascii="Segoe UI Emoji" w:hAnsi="Segoe UI Emoji" w:cs="Segoe UI Emoji"/>
+        </w:rPr>
+      </w:pPr>
+      <w:r>
+        <w:rPr>
+          <w:rFonts w:ascii="Segoe UI Emoji" w:hAnsi="Segoe UI Emoji" w:cs="Segoe UI Emoji"/>
+        </w:rPr>
+        <w:t xml:space="preserve">✏️ 6. </w:t>
+      </w:r>
+      <w:r>
+        <w:rPr>
+          <w:rFonts w:ascii="Segoe UI Emoji" w:hAnsi="Segoe UI Emoji" w:cs="Segoe UI Emoji"/>
+        </w:rPr>
+        <w:t>Jira</w:t>
+      </w:r>
+      <w:r>
+        <w:rPr>
+          <w:rFonts w:ascii="Segoe UI Emoji" w:hAnsi="Segoe UI Emoji" w:cs="Segoe UI Emoji"/>
+        </w:rPr>
+        <w:t>-stopwatch wordt gestart</w:t>
+      </w:r>
+    </w:p>
+    <w:p>
+      <w:pPr>
+        <w:pStyle w:val="ListParagraph"/>
+        <w:numPr>
+          <w:ilvl w:val="0"/>
+          <w:numId w:val="1"/>
+        </w:numPr>
+        <w:rPr/>
+      </w:pPr>
+      <w:r>
+        <w:rPr/>
+        <w:t>1. Ik heb een oplopende stopwatch onder de Jira-beschrijving</w:t>
+      </w:r>
+    </w:p>
+    <w:p>
+      <w:pPr>
+        <w:pStyle w:val="Heading1"/>
+      </w:pPr>
+      <w:r>
+        <w:rPr>
+          <w:rFonts w:ascii="Segoe UI Emoji" w:hAnsi="Segoe UI Emoji" w:cs="Segoe UI Emoji"/>
+        </w:rPr>
         <w:t>✏️</w:t>
       </w:r>
       <w:r>
+        <w:rPr/>
         <w:t xml:space="preserve"> </w:t>
       </w:r>
       <w:r>
-        <w:t xml:space="preserve">A. </w:t>
-      </w:r>
-      <w:r>
+        <w:rPr/>
+        <w:t>7.</w:t>
+      </w:r>
+      <w:r>
+        <w:rPr/>
+        <w:t xml:space="preserve"> </w:t>
+      </w:r>
+      <w:r>
+        <w:rPr/>
         <w:t>Concept gekozen, eventueel met pseudocode of direct implementatie</w:t>
       </w:r>
     </w:p>
@@ -4721,27 +5701,11 @@
         </w:rPr>
         <w:t xml:space="preserve">✏️ </w:t>
       </w:r>
-      <w:ins w:author="Rinse Cramer" w:date="2025-11-10T23:02:00Z" w16du:dateUtc="2025-11-10T22:02:00Z" w:id="491">
-        <w:r>
-          <w:rPr>
-            <w:rFonts w:ascii="Segoe UI Emoji" w:hAnsi="Segoe UI Emoji" w:cs="Segoe UI Emoji"/>
-          </w:rPr>
-          <w:t>B</w:t>
-        </w:r>
-      </w:ins>
-      <w:del w:author="Rinse Cramer" w:date="2025-11-10T23:02:00Z" w16du:dateUtc="2025-11-10T22:02:00Z" w:id="492">
-        <w:r>
-          <w:rPr>
-            <w:rFonts w:ascii="Segoe UI Emoji" w:hAnsi="Segoe UI Emoji" w:cs="Segoe UI Emoji"/>
-          </w:rPr>
-          <w:delText>C</w:delText>
-        </w:r>
-      </w:del>
-      <w:r>
-        <w:rPr>
-          <w:rFonts w:ascii="Segoe UI Emoji" w:hAnsi="Segoe UI Emoji" w:cs="Segoe UI Emoji"/>
-        </w:rPr>
-        <w:t xml:space="preserve">. </w:t>
+      <w:r>
+        <w:rPr>
+          <w:rFonts w:ascii="Segoe UI Emoji" w:hAnsi="Segoe UI Emoji" w:cs="Segoe UI Emoji"/>
+        </w:rPr>
+        <w:t xml:space="preserve">8. </w:t>
       </w:r>
       <w:r>
         <w:rPr>
@@ -4839,33 +5803,29 @@
         </w:rPr>
         <w:t xml:space="preserve">✏️ </w:t>
       </w:r>
-      <w:ins w:author="Rinse Cramer" w:date="2025-11-10T23:03:00Z" w16du:dateUtc="2025-11-10T22:03:00Z" w:id="497">
-        <w:r>
-          <w:rPr>
-            <w:rFonts w:ascii="Segoe UI Emoji" w:hAnsi="Segoe UI Emoji" w:cs="Segoe UI Emoji"/>
-          </w:rPr>
-          <w:t>C</w:t>
-        </w:r>
-      </w:ins>
-      <w:del w:author="Rinse Cramer" w:date="2025-11-10T23:03:00Z" w16du:dateUtc="2025-11-10T22:03:00Z" w:id="498">
-        <w:r>
-          <w:rPr>
-            <w:rFonts w:ascii="Segoe UI Emoji" w:hAnsi="Segoe UI Emoji" w:cs="Segoe UI Emoji"/>
-          </w:rPr>
-          <w:delText>D</w:delText>
-        </w:r>
-      </w:del>
-      <w:r>
-        <w:rPr>
-          <w:rFonts w:ascii="Segoe UI Emoji" w:hAnsi="Segoe UI Emoji" w:cs="Segoe UI Emoji"/>
-        </w:rPr>
-        <w:t xml:space="preserve">. </w:t>
-      </w:r>
-      <w:r>
-        <w:rPr>
-          <w:rFonts w:ascii="Segoe UI Emoji" w:hAnsi="Segoe UI Emoji" w:cs="Segoe UI Emoji"/>
-        </w:rPr>
-        <w:t>Confidence level vastgesteld</w:t>
+      <w:r>
+        <w:rPr>
+          <w:rFonts w:ascii="Segoe UI Emoji" w:hAnsi="Segoe UI Emoji" w:cs="Segoe UI Emoji"/>
+        </w:rPr>
+        <w:t>9.</w:t>
+      </w:r>
+      <w:r>
+        <w:rPr>
+          <w:rFonts w:ascii="Segoe UI Emoji" w:hAnsi="Segoe UI Emoji" w:cs="Segoe UI Emoji"/>
+        </w:rPr>
+        <w:t xml:space="preserve"> </w:t>
+      </w:r>
+      <w:r>
+        <w:rPr>
+          <w:rFonts w:ascii="Segoe UI Emoji" w:hAnsi="Segoe UI Emoji" w:cs="Segoe UI Emoji"/>
+        </w:rPr>
+        <w:t>Confidence</w:t>
+      </w:r>
+      <w:r>
+        <w:rPr>
+          <w:rFonts w:ascii="Segoe UI Emoji" w:hAnsi="Segoe UI Emoji" w:cs="Segoe UI Emoji"/>
+        </w:rPr>
+        <w:t xml:space="preserve"> level vastgesteld</w:t>
       </w:r>
     </w:p>
     <w:p>
@@ -4943,22 +5903,468 @@
         </w:rPr>
         <w:t xml:space="preserve">✏️ </w:t>
       </w:r>
-      <w:ins w:author="Rinse Cramer" w:date="2025-11-10T23:03:00Z" w16du:dateUtc="2025-11-10T22:03:00Z" w:id="502">
-        <w:r>
-          <w:rPr>
-            <w:rFonts w:ascii="Segoe UI Emoji" w:hAnsi="Segoe UI Emoji" w:cs="Segoe UI Emoji"/>
-          </w:rPr>
-          <w:t>D</w:t>
-        </w:r>
-      </w:ins>
-      <w:del w:author="Rinse Cramer" w:date="2025-11-10T23:03:00Z" w16du:dateUtc="2025-11-10T22:03:00Z" w:id="503">
-        <w:r>
-          <w:rPr>
-            <w:rFonts w:ascii="Segoe UI Emoji" w:hAnsi="Segoe UI Emoji" w:cs="Segoe UI Emoji"/>
-          </w:rPr>
-          <w:delText>E</w:delText>
-        </w:r>
-      </w:del>
+      <w:r>
+        <w:rPr>
+          <w:rFonts w:ascii="Segoe UI Emoji" w:hAnsi="Segoe UI Emoji" w:cs="Segoe UI Emoji"/>
+        </w:rPr>
+        <w:t>10.</w:t>
+      </w:r>
+      <w:r>
+        <w:rPr>
+          <w:rFonts w:ascii="Segoe UI Emoji" w:hAnsi="Segoe UI Emoji" w:cs="Segoe UI Emoji"/>
+        </w:rPr>
+        <w:t xml:space="preserve"> </w:t>
+      </w:r>
+      <w:r>
+        <w:rPr>
+          <w:rFonts w:ascii="Segoe UI Emoji" w:hAnsi="Segoe UI Emoji" w:cs="Segoe UI Emoji"/>
+        </w:rPr>
+        <w:t>Is de pseudocode juist?</w:t>
+      </w:r>
+    </w:p>
+    <w:p>
+      <w:pPr>
+        <w:pStyle w:val="ListParagraph"/>
+        <w:numPr>
+          <w:ilvl w:val="0"/>
+          <w:numId w:val="16"/>
+        </w:numPr>
+      </w:pPr>
+      <w:r>
+        <w:t xml:space="preserve">1. </w:t>
+      </w:r>
+      <w:r>
+        <w:t>Property “State” van klasse “Data” is een</w:t>
+      </w:r>
+      <w:r>
+        <w:t xml:space="preserve"> belangrijke trigger bij scenario achtergrond/voorgrond</w:t>
+      </w:r>
+    </w:p>
+    <w:p>
+      <w:pPr>
+        <w:pStyle w:val="Heading1"/>
+        <w:rPr>
+          <w:rFonts w:ascii="Segoe UI Emoji" w:hAnsi="Segoe UI Emoji" w:cs="Segoe UI Emoji"/>
+        </w:rPr>
+      </w:pPr>
+      <w:r>
+        <w:rPr>
+          <w:rFonts w:ascii="Segoe UI Emoji" w:hAnsi="Segoe UI Emoji" w:cs="Segoe UI Emoji"/>
+        </w:rPr>
+        <w:t xml:space="preserve">✏️ </w:t>
+      </w:r>
+      <w:r>
+        <w:rPr>
+          <w:rFonts w:ascii="Segoe UI Emoji" w:hAnsi="Segoe UI Emoji" w:cs="Segoe UI Emoji"/>
+        </w:rPr>
+        <w:t>11.</w:t>
+      </w:r>
+      <w:r>
+        <w:rPr>
+          <w:rFonts w:ascii="Segoe UI Emoji" w:hAnsi="Segoe UI Emoji" w:cs="Segoe UI Emoji"/>
+        </w:rPr>
+        <w:t xml:space="preserve"> </w:t>
+      </w:r>
+      <w:r>
+        <w:rPr>
+          <w:rFonts w:ascii="Segoe UI Emoji" w:hAnsi="Segoe UI Emoji" w:cs="Segoe UI Emoji"/>
+        </w:rPr>
+        <w:t>Zit alles op de juiste plek? Zo niet, bespreken en terug!</w:t>
+      </w:r>
+    </w:p>
+    <w:p>
+      <w:pPr>
+        <w:pStyle w:val="ListParagraph"/>
+        <w:numPr>
+          <w:ilvl w:val="0"/>
+          <w:numId w:val="16"/>
+        </w:numPr>
+        <w:rPr/>
+      </w:pPr>
+      <w:r>
+        <w:rPr/>
+        <w:t xml:space="preserve">1. </w:t>
+      </w:r>
+      <w:r>
+        <w:rPr/>
+        <w:t>Meteen terugkoppelen indien code of resource afwijkt van analyse</w:t>
+      </w:r>
+    </w:p>
+    <w:p>
+      <w:pPr>
+        <w:pStyle w:val="Heading1"/>
+        <w:rPr>
+          <w:rFonts w:ascii="Segoe UI Emoji" w:hAnsi="Segoe UI Emoji" w:cs="Segoe UI Emoji"/>
+        </w:rPr>
+      </w:pPr>
+      <w:r>
+        <w:rPr>
+          <w:rFonts w:ascii="Segoe UI Emoji" w:hAnsi="Segoe UI Emoji" w:cs="Segoe UI Emoji"/>
+        </w:rPr>
+        <w:t>✏️</w:t>
+      </w:r>
+      <w:r>
+        <w:rPr>
+          <w:rFonts w:ascii="Segoe UI Emoji" w:hAnsi="Segoe UI Emoji" w:cs="Segoe UI Emoji"/>
+        </w:rPr>
+        <w:t xml:space="preserve"> 1</w:t>
+      </w:r>
+      <w:r>
+        <w:rPr>
+          <w:rFonts w:ascii="Segoe UI Emoji" w:hAnsi="Segoe UI Emoji" w:cs="Segoe UI Emoji"/>
+        </w:rPr>
+        <w:t>2</w:t>
+      </w:r>
+      <w:r>
+        <w:rPr>
+          <w:rFonts w:ascii="Segoe UI Emoji" w:hAnsi="Segoe UI Emoji" w:cs="Segoe UI Emoji"/>
+        </w:rPr>
+        <w:t>. Pauze &gt; Opnieuw instellen &gt; Terug naar volledige weergave</w:t>
+      </w:r>
+    </w:p>
+    <w:p>
+      <w:pPr>
+        <w:pStyle w:val="ListParagraph"/>
+        <w:numPr>
+          <w:ilvl w:val="0"/>
+          <w:numId w:val="1"/>
+        </w:numPr>
+        <w:rPr/>
+      </w:pPr>
+      <w:r>
+        <w:rPr/>
+        <w:t>1. Ik heb voor iedere ETC een opnieuw ingestelde timer</w:t>
+      </w:r>
+    </w:p>
+    <w:p>
+      <w:pPr>
+        <w:pStyle w:val="Heading1"/>
+        <w:rPr>
+          <w:rFonts w:ascii="Segoe UI Emoji" w:hAnsi="Segoe UI Emoji" w:cs="Segoe UI Emoji"/>
+        </w:rPr>
+      </w:pPr>
+      <w:r>
+        <w:rPr>
+          <w:rFonts w:ascii="Segoe UI Emoji" w:hAnsi="Segoe UI Emoji" w:cs="Segoe UI Emoji"/>
+        </w:rPr>
+        <w:t>✏️</w:t>
+      </w:r>
+      <w:r>
+        <w:rPr>
+          <w:rFonts w:ascii="Segoe UI Emoji" w:hAnsi="Segoe UI Emoji" w:cs="Segoe UI Emoji"/>
+        </w:rPr>
+        <w:t xml:space="preserve"> 1</w:t>
+      </w:r>
+      <w:r>
+        <w:rPr>
+          <w:rFonts w:ascii="Segoe UI Emoji" w:hAnsi="Segoe UI Emoji" w:cs="Segoe UI Emoji"/>
+        </w:rPr>
+        <w:t>3</w:t>
+      </w:r>
+      <w:r>
+        <w:rPr>
+          <w:rFonts w:ascii="Segoe UI Emoji" w:hAnsi="Segoe UI Emoji" w:cs="Segoe UI Emoji"/>
+        </w:rPr>
+        <w:t>. Klok minimaliseren</w:t>
+      </w:r>
+    </w:p>
+    <w:p>
+      <w:pPr>
+        <w:pStyle w:val="ListParagraph"/>
+        <w:numPr>
+          <w:ilvl w:val="0"/>
+          <w:numId w:val="1"/>
+        </w:numPr>
+        <w:rPr/>
+      </w:pPr>
+      <w:r>
+        <w:rPr/>
+        <w:t>1. Ik heb een geminimaliseerde klok</w:t>
+      </w:r>
+    </w:p>
+    <w:p>
+      <w:pPr>
+        <w:pStyle w:val="Heading1"/>
+        <w:rPr>
+          <w:rFonts w:ascii="Segoe UI Emoji" w:hAnsi="Segoe UI Emoji" w:cs="Segoe UI Emoji"/>
+        </w:rPr>
+      </w:pPr>
+      <w:r>
+        <w:rPr>
+          <w:rFonts w:ascii="Segoe UI Emoji" w:hAnsi="Segoe UI Emoji" w:cs="Segoe UI Emoji"/>
+        </w:rPr>
+        <w:t>✏️</w:t>
+      </w:r>
+      <w:r>
+        <w:rPr>
+          <w:rFonts w:ascii="Segoe UI Emoji" w:hAnsi="Segoe UI Emoji" w:cs="Segoe UI Emoji"/>
+        </w:rPr>
+        <w:t xml:space="preserve"> 1</w:t>
+      </w:r>
+      <w:r>
+        <w:rPr>
+          <w:rFonts w:ascii="Segoe UI Emoji" w:hAnsi="Segoe UI Emoji" w:cs="Segoe UI Emoji"/>
+        </w:rPr>
+        <w:t>4</w:t>
+      </w:r>
+      <w:r>
+        <w:rPr>
+          <w:rFonts w:ascii="Segoe UI Emoji" w:hAnsi="Segoe UI Emoji" w:cs="Segoe UI Emoji"/>
+        </w:rPr>
+        <w:t>. Ik heb de bijzonderheden geschreven</w:t>
+      </w:r>
+    </w:p>
+    <w:p>
+      <w:pPr>
+        <w:pStyle w:val="ListParagraph"/>
+        <w:numPr>
+          <w:ilvl w:val="0"/>
+          <w:numId w:val="1"/>
+        </w:numPr>
+        <w:rPr/>
+      </w:pPr>
+      <w:r>
+        <w:rPr/>
+        <w:t xml:space="preserve">1. Heb ik de bijzonderheden in de </w:t>
+      </w:r>
+      <w:r>
+        <w:rPr/>
+        <w:t>Jira</w:t>
+      </w:r>
+      <w:r>
+        <w:rPr/>
+        <w:t xml:space="preserve">-opmerking met de </w:t>
+      </w:r>
+      <w:r>
+        <w:rPr/>
+        <w:t>Ontwerp</w:t>
+      </w:r>
+      <w:r>
+        <w:rPr/>
+        <w:t>-header geschreven?</w:t>
+      </w:r>
+    </w:p>
+    <w:p>
+      <w:pPr>
+        <w:pStyle w:val="Heading1"/>
+        <w:rPr>
+          <w:rFonts w:ascii="Segoe UI Emoji" w:hAnsi="Segoe UI Emoji" w:cs="Segoe UI Emoji"/>
+        </w:rPr>
+      </w:pPr>
+      <w:r>
+        <w:rPr>
+          <w:rFonts w:ascii="Segoe UI Emoji" w:hAnsi="Segoe UI Emoji" w:cs="Segoe UI Emoji"/>
+        </w:rPr>
+        <w:t xml:space="preserve">✏️ </w:t>
+      </w:r>
+      <w:r>
+        <w:rPr>
+          <w:rFonts w:ascii="Segoe UI Emoji" w:hAnsi="Segoe UI Emoji" w:cs="Segoe UI Emoji"/>
+        </w:rPr>
+        <w:t>1</w:t>
+      </w:r>
+      <w:r>
+        <w:rPr>
+          <w:rFonts w:ascii="Segoe UI Emoji" w:hAnsi="Segoe UI Emoji" w:cs="Segoe UI Emoji"/>
+        </w:rPr>
+        <w:t>5</w:t>
+      </w:r>
+      <w:r>
+        <w:rPr>
+          <w:rFonts w:ascii="Segoe UI Emoji" w:hAnsi="Segoe UI Emoji" w:cs="Segoe UI Emoji"/>
+        </w:rPr>
+        <w:t>. Naar flowchartpagina van meldplicht navigeren</w:t>
+      </w:r>
+    </w:p>
+    <w:p>
+      <w:pPr>
+        <w:pStyle w:val="ListParagraph"/>
+        <w:numPr>
+          <w:ilvl w:val="0"/>
+          <w:numId w:val="1"/>
+        </w:numPr>
+        <w:rPr/>
+      </w:pPr>
+      <w:r>
+        <w:rPr/>
+        <w:t>1. Ik heb de flowchartpagina van meldplicht voor me liggen</w:t>
+      </w:r>
+    </w:p>
+    <w:p>
+      <w:pPr>
+        <w:pStyle w:val="Heading1"/>
+        <w:rPr>
+          <w:rFonts w:ascii="Segoe UI Emoji" w:hAnsi="Segoe UI Emoji" w:cs="Segoe UI Emoji"/>
+        </w:rPr>
+      </w:pPr>
+      <w:r>
+        <w:rPr>
+          <w:rFonts w:ascii="Segoe UI Emoji" w:hAnsi="Segoe UI Emoji" w:cs="Segoe UI Emoji"/>
+        </w:rPr>
+        <w:t>✏️</w:t>
+      </w:r>
+      <w:r>
+        <w:rPr>
+          <w:rFonts w:ascii="Segoe UI Emoji" w:hAnsi="Segoe UI Emoji" w:cs="Segoe UI Emoji"/>
+        </w:rPr>
+        <w:t xml:space="preserve"> 1</w:t>
+      </w:r>
+      <w:r>
+        <w:rPr>
+          <w:rFonts w:ascii="Segoe UI Emoji" w:hAnsi="Segoe UI Emoji" w:cs="Segoe UI Emoji"/>
+        </w:rPr>
+        <w:t>6</w:t>
+      </w:r>
+      <w:r>
+        <w:rPr>
+          <w:rFonts w:ascii="Segoe UI Emoji" w:hAnsi="Segoe UI Emoji" w:cs="Segoe UI Emoji"/>
+        </w:rPr>
+        <w:t>. Naar volgende flowchartpagina navigeren</w:t>
+      </w:r>
+    </w:p>
+    <w:p>
+      <w:pPr>
+        <w:pStyle w:val="ListParagraph"/>
+        <w:numPr>
+          <w:ilvl w:val="0"/>
+          <w:numId w:val="1"/>
+        </w:numPr>
+        <w:rPr/>
+      </w:pPr>
+      <w:r>
+        <w:rPr/>
+        <w:t xml:space="preserve">1. Ik heb de flowchartpagina van review </w:t>
+      </w:r>
+      <w:r>
+        <w:rPr/>
+        <w:t>ontwerp</w:t>
+      </w:r>
+      <w:r>
+        <w:rPr/>
+        <w:t xml:space="preserve"> </w:t>
+      </w:r>
+      <w:r>
+        <w:rPr/>
+        <w:t>voor me liggen</w:t>
+      </w:r>
+    </w:p>
+    <w:p>
+      <w:pPr>
+        <w:pStyle w:val="Heading1"/>
+        <w:rPr>
+          <w:rFonts w:ascii="Segoe UI Emoji" w:hAnsi="Segoe UI Emoji" w:cs="Segoe UI Emoji"/>
+        </w:rPr>
+      </w:pPr>
+      <w:r>
+        <w:rPr>
+          <w:rFonts w:ascii="Segoe UI Emoji" w:hAnsi="Segoe UI Emoji" w:cs="Segoe UI Emoji"/>
+        </w:rPr>
+        <w:t>✏️</w:t>
+      </w:r>
+      <w:r>
+        <w:rPr>
+          <w:rFonts w:ascii="Segoe UI Emoji" w:hAnsi="Segoe UI Emoji" w:cs="Segoe UI Emoji"/>
+        </w:rPr>
+        <w:t xml:space="preserve"> 1</w:t>
+      </w:r>
+      <w:r>
+        <w:rPr>
+          <w:rFonts w:ascii="Segoe UI Emoji" w:hAnsi="Segoe UI Emoji" w:cs="Segoe UI Emoji"/>
+        </w:rPr>
+        <w:t>7</w:t>
+      </w:r>
+      <w:r>
+        <w:rPr>
+          <w:rFonts w:ascii="Segoe UI Emoji" w:hAnsi="Segoe UI Emoji" w:cs="Segoe UI Emoji"/>
+        </w:rPr>
+        <w:t>. Start &gt; Klok &gt; menu &gt; Timer</w:t>
+      </w:r>
+    </w:p>
+    <w:p>
+      <w:pPr>
+        <w:pStyle w:val="ListParagraph"/>
+        <w:numPr>
+          <w:ilvl w:val="0"/>
+          <w:numId w:val="1"/>
+        </w:numPr>
+        <w:rPr/>
+      </w:pPr>
+      <w:r>
+        <w:rPr/>
+        <w:t>1. Ik heb voor iedere ETC een timer</w:t>
+      </w:r>
+    </w:p>
+    <w:p>
+      <w:pPr>
+        <w:pStyle w:val="Heading1"/>
+        <w:rPr>
+          <w:rFonts w:ascii="Segoe UI Emoji" w:hAnsi="Segoe UI Emoji" w:cs="Segoe UI Emoji"/>
+        </w:rPr>
+      </w:pPr>
+      <w:r>
+        <w:rPr>
+          <w:rFonts w:ascii="Segoe UI Emoji" w:hAnsi="Segoe UI Emoji" w:cs="Segoe UI Emoji"/>
+        </w:rPr>
+        <w:t>✏️</w:t>
+      </w:r>
+      <w:r>
+        <w:rPr>
+          <w:rFonts w:ascii="Segoe UI Emoji" w:hAnsi="Segoe UI Emoji" w:cs="Segoe UI Emoji"/>
+        </w:rPr>
+        <w:t xml:space="preserve"> 1</w:t>
+      </w:r>
+      <w:r>
+        <w:rPr>
+          <w:rFonts w:ascii="Segoe UI Emoji" w:hAnsi="Segoe UI Emoji" w:cs="Segoe UI Emoji"/>
+        </w:rPr>
+        <w:t>8</w:t>
+      </w:r>
+      <w:r>
+        <w:rPr>
+          <w:rFonts w:ascii="Segoe UI Emoji" w:hAnsi="Segoe UI Emoji" w:cs="Segoe UI Emoji"/>
+        </w:rPr>
+        <w:t>. Effort tijd instellen &gt; Start &gt; Op voorgrond behouden</w:t>
+      </w:r>
+    </w:p>
+    <w:p>
+      <w:pPr>
+        <w:pStyle w:val="ListParagraph"/>
+        <w:numPr>
+          <w:ilvl w:val="0"/>
+          <w:numId w:val="1"/>
+        </w:numPr>
+        <w:rPr/>
+      </w:pPr>
+      <w:r>
+        <w:rPr/>
+        <w:t>1. Ik heb een aflopende timer in de rechterbovenhoek van het scherm</w:t>
+      </w:r>
+    </w:p>
+    <w:p>
+      <w:pPr>
+        <w:pStyle w:val="Heading1"/>
+        <w:rPr>
+          <w:rFonts w:ascii="Segoe UI Emoji" w:hAnsi="Segoe UI Emoji" w:cs="Segoe UI Emoji"/>
+        </w:rPr>
+      </w:pPr>
+      <w:r>
+        <w:rPr>
+          <w:rFonts w:ascii="Segoe UI Emoji" w:hAnsi="Segoe UI Emoji" w:cs="Segoe UI Emoji"/>
+        </w:rPr>
+        <w:t>✏️</w:t>
+      </w:r>
+      <w:r>
+        <w:rPr>
+          <w:rFonts w:ascii="Segoe UI Emoji" w:hAnsi="Segoe UI Emoji" w:cs="Segoe UI Emoji"/>
+        </w:rPr>
+        <w:t xml:space="preserve"> 1</w:t>
+      </w:r>
+      <w:r>
+        <w:rPr>
+          <w:rFonts w:ascii="Segoe UI Emoji" w:hAnsi="Segoe UI Emoji" w:cs="Segoe UI Emoji"/>
+        </w:rPr>
+        <w:t>9</w:t>
+      </w:r>
       <w:r>
         <w:rPr>
           <w:rFonts w:ascii="Segoe UI Emoji" w:hAnsi="Segoe UI Emoji" w:cs="Segoe UI Emoji"/>
@@ -4969,85 +6375,39 @@
         <w:rPr>
           <w:rFonts w:ascii="Segoe UI Emoji" w:hAnsi="Segoe UI Emoji" w:cs="Segoe UI Emoji"/>
         </w:rPr>
-        <w:t>Is de pseudocode juist?</w:t>
-      </w:r>
-    </w:p>
-    <w:p>
-      <w:pPr>
-        <w:pStyle w:val="ListParagraph"/>
-        <w:numPr>
-          <w:ilvl w:val="0"/>
-          <w:numId w:val="16"/>
-        </w:numPr>
-      </w:pPr>
-      <w:r>
-        <w:t xml:space="preserve">1. </w:t>
-      </w:r>
-      <w:r>
-        <w:t>Property “State” van klasse “Data” is een</w:t>
-      </w:r>
-      <w:r>
-        <w:t xml:space="preserve"> belangrijke trigger bij scenario achtergrond/voorgrond</w:t>
-      </w:r>
-    </w:p>
-    <w:p>
-      <w:pPr>
-        <w:pStyle w:val="Heading1"/>
-        <w:rPr>
-          <w:rFonts w:ascii="Segoe UI Emoji" w:hAnsi="Segoe UI Emoji" w:cs="Segoe UI Emoji"/>
-        </w:rPr>
-      </w:pPr>
-      <w:r>
-        <w:rPr>
-          <w:rFonts w:ascii="Segoe UI Emoji" w:hAnsi="Segoe UI Emoji" w:cs="Segoe UI Emoji"/>
-        </w:rPr>
-        <w:t xml:space="preserve">✏️ </w:t>
-      </w:r>
-      <w:ins w:author="Rinse Cramer" w:date="2025-11-10T23:03:00Z" w16du:dateUtc="2025-11-10T22:03:00Z" w:id="504">
-        <w:r>
-          <w:rPr>
-            <w:rFonts w:ascii="Segoe UI Emoji" w:hAnsi="Segoe UI Emoji" w:cs="Segoe UI Emoji"/>
-          </w:rPr>
-          <w:t>E</w:t>
-        </w:r>
-      </w:ins>
-      <w:del w:author="Rinse Cramer" w:date="2025-11-10T23:03:00Z" w16du:dateUtc="2025-11-10T22:03:00Z" w:id="505">
-        <w:r>
-          <w:rPr>
-            <w:rFonts w:ascii="Segoe UI Emoji" w:hAnsi="Segoe UI Emoji" w:cs="Segoe UI Emoji"/>
-          </w:rPr>
-          <w:delText>F</w:delText>
-        </w:r>
-      </w:del>
-      <w:r>
-        <w:rPr>
-          <w:rFonts w:ascii="Segoe UI Emoji" w:hAnsi="Segoe UI Emoji" w:cs="Segoe UI Emoji"/>
-        </w:rPr>
-        <w:t xml:space="preserve">. </w:t>
-      </w:r>
-      <w:r>
-        <w:rPr>
-          <w:rFonts w:ascii="Segoe UI Emoji" w:hAnsi="Segoe UI Emoji" w:cs="Segoe UI Emoji"/>
-        </w:rPr>
-        <w:t>Zit alles op de juiste plek? Zo niet, bespreken en terug!</w:t>
-      </w:r>
-    </w:p>
-    <w:p>
-      <w:pPr>
-        <w:pStyle w:val="ListParagraph"/>
-        <w:numPr>
-          <w:ilvl w:val="0"/>
-          <w:numId w:val="16"/>
-        </w:numPr>
-        <w:rPr/>
-      </w:pPr>
-      <w:r>
-        <w:rPr/>
-        <w:t xml:space="preserve">1. </w:t>
-      </w:r>
-      <w:r>
-        <w:rPr/>
-        <w:t>Meteen terugkoppelen indien code of resource afwijkt van analyse</w:t>
+        <w:t>Ji</w:t>
+      </w:r>
+      <w:r>
+        <w:rPr>
+          <w:rFonts w:ascii="Segoe UI Emoji" w:hAnsi="Segoe UI Emoji" w:cs="Segoe UI Emoji"/>
+        </w:rPr>
+        <w:t>ra</w:t>
+      </w:r>
+      <w:r>
+        <w:rPr>
+          <w:rFonts w:ascii="Segoe UI Emoji" w:hAnsi="Segoe UI Emoji" w:cs="Segoe UI Emoji"/>
+        </w:rPr>
+        <w:t>-s</w:t>
+      </w:r>
+      <w:r>
+        <w:rPr>
+          <w:rFonts w:ascii="Segoe UI Emoji" w:hAnsi="Segoe UI Emoji" w:cs="Segoe UI Emoji"/>
+        </w:rPr>
+        <w:t>topwatch wordt gestart</w:t>
+      </w:r>
+    </w:p>
+    <w:p>
+      <w:pPr>
+        <w:pStyle w:val="ListParagraph"/>
+        <w:numPr>
+          <w:ilvl w:val="0"/>
+          <w:numId w:val="1"/>
+        </w:numPr>
+        <w:rPr/>
+      </w:pPr>
+      <w:r>
+        <w:rPr/>
+        <w:t>1. Ik heb een oplopende stopwatch onder de Jira-beschrijving</w:t>
       </w:r>
     </w:p>
     <w:p>
@@ -5148,39 +6508,7 @@
         <w:rPr>
           <w:rFonts w:ascii="Segoe UI Emoji" w:hAnsi="Segoe UI Emoji" w:cs="Segoe UI Emoji"/>
         </w:rPr>
-        <w:t>G</w:t>
-      </w:r>
-      <w:del w:author="Rinse Cramer" w:date="2025-11-07T18:12:00Z" w16du:dateUtc="2025-11-07T17:12:00Z" w:id="512">
-        <w:r>
-          <w:rPr>
-            <w:rFonts w:ascii="Segoe UI Emoji" w:hAnsi="Segoe UI Emoji" w:cs="Segoe UI Emoji"/>
-          </w:rPr>
-          <w:delText>H</w:delText>
-        </w:r>
-      </w:del>
-      <w:r>
-        <w:rPr>
-          <w:rFonts w:ascii="Segoe UI Emoji" w:hAnsi="Segoe UI Emoji" w:cs="Segoe UI Emoji"/>
-        </w:rPr>
-        <w:t xml:space="preserve">. </w:t>
-      </w:r>
-      <w:r>
-        <w:rPr>
-          <w:rFonts w:ascii="Segoe UI Emoji" w:hAnsi="Segoe UI Emoji" w:cs="Segoe UI Emoji"/>
-        </w:rPr>
-        <w:t>Evaluatie eerste acties:</w:t>
-      </w:r>
-    </w:p>
-    <w:p>
-      <w:pPr>
-        <w:pStyle w:val="Heading2"/>
-        <w:numPr>
-          <w:ilvl w:val="0"/>
-          <w:numId w:val="29"/>
-        </w:numPr>
-      </w:pPr>
-      <w:r>
-        <w:t>Hoe lang denk je nog nodig te hebben?</w:t>
+        <w:t>20. Hoe lang denk je nog nodig te hebben?</w:t>
       </w:r>
     </w:p>
     <w:p>
@@ -5205,28 +6533,29 @@
           <w:ilvl w:val="0"/>
           <w:numId w:val="16"/>
         </w:numPr>
-      </w:pPr>
-      <w:r>
-        <w:lastRenderedPageBreak/>
+        <w:rPr/>
+      </w:pPr>
+      <w:r>
+        <w:rPr/>
         <w:t xml:space="preserve">2. </w:t>
       </w:r>
       <w:r>
+        <w:rPr/>
         <w:t>Is het eerder gebeurd?</w:t>
       </w:r>
     </w:p>
     <w:p>
       <w:pPr>
-        <w:pStyle w:val="Heading2"/>
-        <w:numPr>
-          <w:ilvl w:val="0"/>
-          <w:numId w:val="29"/>
-        </w:numPr>
-      </w:pPr>
-      <w:r>
-        <w:t xml:space="preserve">Past het binnen de 150%? Tijdtrigger </w:t>
-      </w:r>
-      <w:r>
-        <w:t>gehaald? Zo ja, verder</w:t>
+        <w:pStyle w:val="Heading1"/>
+        <w:rPr>
+          <w:rFonts w:ascii="Segoe UI Emoji" w:hAnsi="Segoe UI Emoji" w:cs="Segoe UI Emoji"/>
+        </w:rPr>
+      </w:pPr>
+      <w:r>
+        <w:rPr>
+          <w:rFonts w:ascii="Segoe UI Emoji" w:hAnsi="Segoe UI Emoji" w:cs="Segoe UI Emoji"/>
+        </w:rPr>
+        <w:t>✏️ 21. Past het binnen de 150%? Tijdtrigger gehaald?</w:t>
       </w:r>
     </w:p>
     <w:p>
@@ -5251,11 +6580,14 @@
           <w:ilvl w:val="0"/>
           <w:numId w:val="16"/>
         </w:numPr>
-      </w:pPr>
-      <w:r>
+        <w:rPr/>
+      </w:pPr>
+      <w:r>
+        <w:rPr/>
         <w:t xml:space="preserve">2. </w:t>
       </w:r>
       <w:r>
+        <w:rPr/>
         <w:t>Is het eerder gebeurd?</w:t>
       </w:r>
     </w:p>
@@ -5270,45 +6602,165 @@
         <w:rPr>
           <w:rFonts w:ascii="Segoe UI Emoji" w:hAnsi="Segoe UI Emoji" w:cs="Segoe UI Emoji"/>
         </w:rPr>
+        <w:t>✏ 22. Pauze &gt; Opnieuw instellen &gt; Terug naar volledige weergave</w:t>
+      </w:r>
+    </w:p>
+    <w:p>
+      <w:pPr>
+        <w:pStyle w:val="ListParagraph"/>
+        <w:numPr>
+          <w:ilvl w:val="0"/>
+          <w:numId w:val="41"/>
+        </w:numPr>
+        <w:rPr/>
+      </w:pPr>
+      <w:r>
+        <w:rPr/>
+        <w:t>1. Ik heb voor iedere ETC een opnieuw ingestelde timer</w:t>
+      </w:r>
+    </w:p>
+    <w:p>
+      <w:pPr>
+        <w:pStyle w:val="Heading1"/>
+        <w:rPr>
+          <w:rFonts w:ascii="Segoe UI Emoji" w:hAnsi="Segoe UI Emoji" w:cs="Segoe UI Emoji"/>
+        </w:rPr>
+      </w:pPr>
+      <w:r>
+        <w:rPr>
+          <w:rFonts w:ascii="Segoe UI Emoji" w:hAnsi="Segoe UI Emoji" w:cs="Segoe UI Emoji"/>
+        </w:rPr>
+        <w:t>✏ 23. Effort tijd instellen &gt; Start &gt; Op voorgrond behouden</w:t>
+      </w:r>
+    </w:p>
+    <w:p>
+      <w:pPr>
+        <w:pStyle w:val="ListParagraph"/>
+        <w:numPr>
+          <w:ilvl w:val="0"/>
+          <w:numId w:val="1"/>
+        </w:numPr>
+        <w:rPr/>
+      </w:pPr>
+      <w:r>
+        <w:rPr/>
+        <w:t>1. Ik heb een aflopende timer in de rechterbovenhoek van het scherm</w:t>
+      </w:r>
+    </w:p>
+    <w:p>
+      <w:pPr>
+        <w:pStyle w:val="Heading1"/>
+        <w:rPr>
+          <w:rFonts w:ascii="Segoe UI Emoji" w:hAnsi="Segoe UI Emoji" w:cs="Segoe UI Emoji"/>
+        </w:rPr>
+      </w:pPr>
+      <w:r>
+        <w:rPr>
+          <w:rFonts w:ascii="Segoe UI Emoji" w:hAnsi="Segoe UI Emoji" w:cs="Segoe UI Emoji"/>
+        </w:rPr>
+        <w:t xml:space="preserve">✏ 24. </w:t>
+      </w:r>
+      <w:r>
+        <w:rPr>
+          <w:rFonts w:ascii="Segoe UI Emoji" w:hAnsi="Segoe UI Emoji" w:cs="Segoe UI Emoji"/>
+        </w:rPr>
+        <w:t>Jira</w:t>
+      </w:r>
+      <w:r>
+        <w:rPr>
+          <w:rFonts w:ascii="Segoe UI Emoji" w:hAnsi="Segoe UI Emoji" w:cs="Segoe UI Emoji"/>
+        </w:rPr>
+        <w:t>-stopwatch wordt gestart</w:t>
+      </w:r>
+    </w:p>
+    <w:p>
+      <w:pPr>
+        <w:pStyle w:val="ListParagraph"/>
+        <w:numPr>
+          <w:ilvl w:val="0"/>
+          <w:numId w:val="1"/>
+        </w:numPr>
+        <w:rPr/>
+      </w:pPr>
+      <w:r>
+        <w:rPr/>
+        <w:t>1. Ik heb een oplopende stopwatch onder de Jira-beschrijving</w:t>
+      </w:r>
+    </w:p>
+    <w:p>
+      <w:pPr>
+        <w:pStyle w:val="Heading1"/>
+        <w:rPr>
+          <w:rFonts w:ascii="Segoe UI Emoji" w:hAnsi="Segoe UI Emoji" w:cs="Segoe UI Emoji"/>
+        </w:rPr>
+      </w:pPr>
+      <w:r>
+        <w:rPr>
+          <w:rFonts w:ascii="Segoe UI Emoji" w:hAnsi="Segoe UI Emoji" w:cs="Segoe UI Emoji"/>
+        </w:rPr>
+        <w:t>✏ 25. Pauze &gt; Opnieuw instellen &gt; Terug naar volledige weergave</w:t>
+      </w:r>
+    </w:p>
+    <w:p>
+      <w:pPr>
+        <w:pStyle w:val="ListParagraph"/>
+        <w:numPr>
+          <w:ilvl w:val="0"/>
+          <w:numId w:val="41"/>
+        </w:numPr>
+        <w:rPr/>
+      </w:pPr>
+      <w:r>
+        <w:rPr/>
+        <w:t>1. Ik heb voor iedere ETC een opnieuw ingestelde timer</w:t>
+      </w:r>
+    </w:p>
+    <w:p>
+      <w:pPr>
+        <w:pStyle w:val="Heading1"/>
+        <w:rPr>
+          <w:rFonts w:ascii="Segoe UI Emoji" w:hAnsi="Segoe UI Emoji" w:cs="Segoe UI Emoji"/>
+        </w:rPr>
+      </w:pPr>
+      <w:r>
+        <w:rPr>
+          <w:rFonts w:ascii="Segoe UI Emoji" w:hAnsi="Segoe UI Emoji" w:cs="Segoe UI Emoji"/>
+        </w:rPr>
+        <w:t>✏ 26. Klok minimaliseren</w:t>
+      </w:r>
+    </w:p>
+    <w:p>
+      <w:pPr>
+        <w:pStyle w:val="ListParagraph"/>
+        <w:numPr>
+          <w:ilvl w:val="0"/>
+          <w:numId w:val="1"/>
+        </w:numPr>
+        <w:rPr/>
+      </w:pPr>
+      <w:r>
+        <w:rPr/>
+        <w:t>1. Ik heb een geminimaliseerde klok</w:t>
+      </w:r>
+    </w:p>
+    <w:p>
+      <w:pPr>
+        <w:pStyle w:val="Heading1"/>
+        <w:rPr>
+          <w:rFonts w:ascii="Segoe UI Emoji" w:hAnsi="Segoe UI Emoji" w:cs="Segoe UI Emoji"/>
+        </w:rPr>
+      </w:pPr>
+      <w:r>
+        <w:rPr>
+          <w:rFonts w:ascii="Segoe UI Emoji" w:hAnsi="Segoe UI Emoji" w:cs="Segoe UI Emoji"/>
+        </w:rPr>
         <w:t xml:space="preserve">✏️ </w:t>
       </w:r>
       <w:r>
         <w:rPr>
           <w:rFonts w:ascii="Segoe UI Emoji" w:hAnsi="Segoe UI Emoji" w:cs="Segoe UI Emoji"/>
         </w:rPr>
-        <w:t>H</w:t>
-      </w:r>
-      <w:del w:author="Rinse Cramer" w:date="2025-11-07T18:12:00Z" w16du:dateUtc="2025-11-07T17:12:00Z" w:id="513">
-        <w:r>
-          <w:rPr>
-            <w:rFonts w:ascii="Segoe UI Emoji" w:hAnsi="Segoe UI Emoji" w:cs="Segoe UI Emoji"/>
-          </w:rPr>
-          <w:delText>I</w:delText>
-        </w:r>
-      </w:del>
-      <w:r>
-        <w:rPr>
-          <w:rFonts w:ascii="Segoe UI Emoji" w:hAnsi="Segoe UI Emoji" w:cs="Segoe UI Emoji"/>
-        </w:rPr>
-        <w:t xml:space="preserve">. </w:t>
-      </w:r>
-      <w:r>
-        <w:rPr>
-          <w:rFonts w:ascii="Segoe UI Emoji" w:hAnsi="Segoe UI Emoji" w:cs="Segoe UI Emoji"/>
-        </w:rPr>
-        <w:t>Evaluatie laatste acties:</w:t>
-      </w:r>
-    </w:p>
-    <w:p>
-      <w:pPr>
-        <w:pStyle w:val="Heading2"/>
-        <w:numPr>
-          <w:ilvl w:val="0"/>
-          <w:numId w:val="30"/>
-        </w:numPr>
-      </w:pPr>
-      <w:r>
-        <w:t>Hoe heeft het zo lang kunnen duren?</w:t>
+        <w:t>27. Hoe heeft het zo lang kunnen duren?</w:t>
       </w:r>
     </w:p>
     <w:p>
@@ -5333,26 +6785,33 @@
           <w:ilvl w:val="0"/>
           <w:numId w:val="16"/>
         </w:numPr>
-      </w:pPr>
-      <w:r>
+        <w:rPr/>
+      </w:pPr>
+      <w:r>
+        <w:rPr/>
         <w:t xml:space="preserve">2. </w:t>
       </w:r>
       <w:r>
+        <w:rPr/>
         <w:t>Is het eerder gebeurd?</w:t>
       </w:r>
     </w:p>
     <w:p>
       <w:pPr>
-        <w:pStyle w:val="Heading2"/>
-        <w:numPr>
-          <w:ilvl w:val="0"/>
-          <w:numId w:val="30"/>
-        </w:numPr>
-        <w:rPr/>
-      </w:pPr>
-      <w:r>
-        <w:rPr/>
-        <w:t>Snellere methodieken mogelijk?</w:t>
+        <w:pStyle w:val="Heading1"/>
+        <w:rPr>
+          <w:rFonts w:ascii="Segoe UI Emoji" w:hAnsi="Segoe UI Emoji" w:cs="Segoe UI Emoji"/>
+        </w:rPr>
+      </w:pPr>
+      <w:r>
+        <w:rPr>
+          <w:rFonts w:ascii="Segoe UI Emoji" w:hAnsi="Segoe UI Emoji" w:eastAsia="" w:cs="Segoe UI Emoji" w:asciiTheme="majorAscii" w:hAnsiTheme="majorAscii" w:eastAsiaTheme="majorEastAsia" w:cstheme="majorBidi"/>
+          <w:color w:val="0F4761" w:themeColor="accent1" w:themeTint="FF" w:themeShade="BF"/>
+          <w:sz w:val="40"/>
+          <w:szCs w:val="40"/>
+          <w:lang w:eastAsia="en-US" w:bidi="ar-SA"/>
+        </w:rPr>
+        <w:t>✏️ 28. Snellere methodieken mogelijk?</w:t>
       </w:r>
     </w:p>
     <w:p>
@@ -5390,23 +6849,21 @@
     </w:p>
     <w:p>
       <w:pPr>
-        <w:pStyle w:val="Heading2"/>
-        <w:numPr>
-          <w:ilvl w:val="0"/>
-          <w:numId w:val="30"/>
-        </w:numPr>
-        <w:rPr>
-          <w:ins w:author="Rinse Cramer" w:date="2025-11-25T00:00:00Z" w16du:dateUtc="2025-11-24T23:00:00Z" w:id="386018364"/>
-        </w:rPr>
-      </w:pPr>
-      <w:ins w:author="Rinse Cramer" w:date="2025-11-25T00:00:00Z" w16du:dateUtc="2025-11-24T23:00:00Z" w:id="640128288">
-        <w:r>
-          <w:t>He</w:t>
-        </w:r>
-        <w:r>
-          <w:t>b ik mijn antwoorden getest voordat ik JW spreek?</w:t>
-        </w:r>
-      </w:ins>
+        <w:pStyle w:val="Heading1"/>
+        <w:rPr>
+          <w:rFonts w:ascii="Segoe UI Emoji" w:hAnsi="Segoe UI Emoji" w:cs="Segoe UI Emoji"/>
+        </w:rPr>
+      </w:pPr>
+      <w:r>
+        <w:rPr>
+          <w:rFonts w:ascii="Segoe UI Emoji" w:hAnsi="Segoe UI Emoji" w:eastAsia="" w:cs="Segoe UI Emoji" w:asciiTheme="majorAscii" w:hAnsiTheme="majorAscii" w:eastAsiaTheme="majorEastAsia" w:cstheme="majorBidi"/>
+          <w:color w:val="0F4761" w:themeColor="accent1" w:themeTint="FF" w:themeShade="BF"/>
+          <w:sz w:val="40"/>
+          <w:szCs w:val="40"/>
+          <w:lang w:eastAsia="en-US" w:bidi="ar-SA"/>
+        </w:rPr>
+        <w:t>✏️ 29. Heb ik mijn antwoorden getest voordat ik JW spreek?</w:t>
+      </w:r>
     </w:p>
     <w:p>
       <w:pPr>
@@ -5427,11 +6884,75 @@
           </w:pPr>
         </w:pPrChange>
       </w:pPr>
-      <w:ins w:author="Rinse Cramer" w:date="2025-11-25T00:00:00Z" w16du:dateUtc="2025-11-24T23:00:00Z" w:id="1080580573">
+      <w:ins w:author="Rinse Cramer" w:date="2025-11-25T00:00:00Z" w16du:dateUtc="2025-11-24T23:00:00Z" w:id="1150806453">
         <w:r>
           <w:t>1. Heb ik de grootste oorzaak kunnen vinden?</w:t>
         </w:r>
       </w:ins>
+    </w:p>
+    <w:p>
+      <w:pPr>
+        <w:pStyle w:val="Heading1"/>
+        <w:rPr>
+          <w:rFonts w:ascii="Segoe UI Emoji" w:hAnsi="Segoe UI Emoji" w:cs="Segoe UI Emoji"/>
+        </w:rPr>
+      </w:pPr>
+      <w:r>
+        <w:rPr>
+          <w:rFonts w:ascii="Segoe UI Emoji" w:hAnsi="Segoe UI Emoji" w:eastAsia="" w:cs="Segoe UI Emoji" w:asciiTheme="majorAscii" w:hAnsiTheme="majorAscii" w:eastAsiaTheme="majorEastAsia" w:cstheme="majorBidi"/>
+          <w:color w:val="0F4761" w:themeColor="accent1" w:themeTint="FF" w:themeShade="BF"/>
+          <w:sz w:val="40"/>
+          <w:szCs w:val="40"/>
+          <w:lang w:eastAsia="en-US" w:bidi="ar-SA"/>
+        </w:rPr>
+        <w:t>✏️ 30. Pauze &gt; Opnieuw instellen &gt; Terug naar volledige weergave</w:t>
+      </w:r>
+    </w:p>
+    <w:p>
+      <w:pPr>
+        <w:pStyle w:val="ListParagraph"/>
+        <w:numPr>
+          <w:ilvl w:val="0"/>
+          <w:numId w:val="41"/>
+        </w:numPr>
+        <w:rPr/>
+      </w:pPr>
+      <w:r>
+        <w:rPr/>
+        <w:t>1. Ik heb voor iedere ETC een opnieuw ingestelde timer</w:t>
+      </w:r>
+    </w:p>
+    <w:p>
+      <w:pPr>
+        <w:pStyle w:val="Heading1"/>
+        <w:rPr>
+          <w:rFonts w:ascii="Segoe UI Emoji" w:hAnsi="Segoe UI Emoji" w:cs="Segoe UI Emoji"/>
+        </w:rPr>
+      </w:pPr>
+      <w:r>
+        <w:rPr>
+          <w:rFonts w:ascii="Segoe UI Emoji" w:hAnsi="Segoe UI Emoji" w:eastAsia="" w:cs="Segoe UI Emoji" w:asciiTheme="majorAscii" w:hAnsiTheme="majorAscii" w:eastAsiaTheme="majorEastAsia" w:cstheme="majorBidi"/>
+          <w:color w:val="0F4761" w:themeColor="accent1" w:themeTint="FF" w:themeShade="BF"/>
+          <w:sz w:val="40"/>
+          <w:szCs w:val="40"/>
+          <w:lang w:eastAsia="en-US" w:bidi="ar-SA"/>
+        </w:rPr>
+        <w:t>✏️ 31. Klok minimaliseren</w:t>
+      </w:r>
+    </w:p>
+    <w:p>
+      <w:pPr>
+        <w:pStyle w:val="ListParagraph"/>
+        <w:numPr>
+          <w:ilvl w:val="0"/>
+          <w:numId w:val="42"/>
+        </w:numPr>
+        <w:rPr/>
+      </w:pPr>
+      <w:r>
+        <w:rPr/>
+        <w:t>1. Ik heb een geminimaliseerde klok</w:t>
+      </w:r>
     </w:p>
     <w:p>
       <w:pPr>
@@ -6504,17 +8025,17 @@
         </w:numPr>
         <w:rPr/>
       </w:pPr>
-      <w:ins w:author="Rinse Cramer" w:date="2025-12-13T10:48:00Z" w16du:dateUtc="2025-12-13T09:48:00Z" w:id="2119792690">
+      <w:ins w:author="Rinse Cramer" w:date="2025-12-13T10:48:00Z" w16du:dateUtc="2025-12-13T09:48:00Z" w:id="1493312861">
         <w:r>
           <w:t xml:space="preserve">1. </w:t>
         </w:r>
       </w:ins>
-      <w:ins w:author="Rinse Cramer" w:date="2025-12-13T11:03:00Z" w16du:dateUtc="2025-12-13T10:03:00Z" w:id="1300424909">
+      <w:ins w:author="Rinse Cramer" w:date="2025-12-13T11:03:00Z" w16du:dateUtc="2025-12-13T10:03:00Z" w:id="332055546">
         <w:r>
           <w:t>Ik heb de flowcha</w:t>
         </w:r>
       </w:ins>
-      <w:ins w:author="Rinse Cramer" w:date="2025-12-13T11:04:00Z" w16du:dateUtc="2025-12-13T10:04:00Z" w:id="445746306">
+      <w:ins w:author="Rinse Cramer" w:date="2025-12-13T11:04:00Z" w16du:dateUtc="2025-12-13T10:04:00Z" w:id="1494392460">
         <w:r>
           <w:t xml:space="preserve">rtpagina van </w:t>
         </w:r>
@@ -6523,7 +8044,7 @@
         <w:rPr/>
         <w:t>implementatie</w:t>
       </w:r>
-      <w:ins w:author="Rinse Cramer" w:date="2025-12-13T11:04:00Z" w16du:dateUtc="2025-12-13T10:04:00Z" w:id="219736773">
+      <w:ins w:author="Rinse Cramer" w:date="2025-12-13T11:04:00Z" w16du:dateUtc="2025-12-13T10:04:00Z" w:id="1021053050">
         <w:r>
           <w:t xml:space="preserve"> voor me liggen</w:t>
         </w:r>
@@ -6540,14 +8061,244 @@
         <w:rPr>
           <w:rFonts w:ascii="Segoe UI Emoji" w:hAnsi="Segoe UI Emoji" w:cs="Segoe UI Emoji"/>
         </w:rPr>
-        <w:lastRenderedPageBreak/>
+        <w:t xml:space="preserve">⌨ 1. </w:t>
+      </w:r>
+      <w:r>
+        <w:rPr/>
+        <w:t>Jira</w:t>
+      </w:r>
+      <w:r>
+        <w:rPr/>
+        <w:t>-uitvoerder is medewerker</w:t>
+      </w:r>
+    </w:p>
+    <w:p>
+      <w:pPr>
+        <w:pStyle w:val="ListParagraph"/>
+        <w:numPr>
+          <w:ilvl w:val="0"/>
+          <w:numId w:val="1"/>
+        </w:numPr>
+        <w:rPr/>
+      </w:pPr>
+      <w:r>
+        <w:rPr/>
+        <w:t>1. Meldplicht indien Jira-uitvoerder NIET medewerker is</w:t>
+      </w:r>
+    </w:p>
+    <w:p>
+      <w:pPr>
+        <w:pStyle w:val="Heading1"/>
+      </w:pPr>
+      <w:r>
+        <w:rPr>
+          <w:rFonts w:ascii="Segoe UI Emoji" w:hAnsi="Segoe UI Emoji" w:cs="Segoe UI Emoji"/>
+        </w:rPr>
+        <w:t xml:space="preserve">⌨ 2. </w:t>
+      </w:r>
+      <w:r>
+        <w:rPr>
+          <w:rFonts w:ascii="Segoe UI Emoji" w:hAnsi="Segoe UI Emoji" w:cs="Segoe UI Emoji"/>
+        </w:rPr>
+        <w:t>Jira</w:t>
+      </w:r>
+      <w:r>
+        <w:rPr>
+          <w:rFonts w:ascii="Segoe UI Emoji" w:hAnsi="Segoe UI Emoji" w:cs="Segoe UI Emoji"/>
+        </w:rPr>
+        <w:t>-status is Review ontwerp</w:t>
+      </w:r>
+    </w:p>
+    <w:p>
+      <w:pPr>
+        <w:pStyle w:val="ListParagraph"/>
+        <w:numPr>
+          <w:ilvl w:val="0"/>
+          <w:numId w:val="1"/>
+        </w:numPr>
+        <w:rPr/>
+      </w:pPr>
+      <w:r>
+        <w:rPr/>
+        <w:t xml:space="preserve">1. Meldplicht </w:t>
+      </w:r>
+      <w:r>
+        <w:rPr/>
+        <w:t>indien</w:t>
+      </w:r>
+      <w:r>
+        <w:rPr/>
+        <w:t xml:space="preserve"> </w:t>
+      </w:r>
+      <w:r>
+        <w:rPr/>
+        <w:t>Jira</w:t>
+      </w:r>
+      <w:r>
+        <w:rPr/>
+        <w:t>-status NIET Review ontwerp is</w:t>
+      </w:r>
+    </w:p>
+    <w:p>
+      <w:pPr>
+        <w:pStyle w:val="Heading1"/>
+        <w:rPr>
+          <w:rFonts w:ascii="Segoe UI Emoji" w:hAnsi="Segoe UI Emoji" w:cs="Segoe UI Emoji"/>
+        </w:rPr>
+      </w:pPr>
+      <w:r>
+        <w:rPr>
+          <w:rFonts w:ascii="Segoe UI Emoji" w:hAnsi="Segoe UI Emoji" w:cs="Segoe UI Emoji"/>
+        </w:rPr>
+        <w:t xml:space="preserve">⌨️ 3. </w:t>
+      </w:r>
+      <w:r>
+        <w:rPr>
+          <w:rFonts w:ascii="Segoe UI Emoji" w:hAnsi="Segoe UI Emoji" w:cs="Segoe UI Emoji"/>
+        </w:rPr>
+        <w:t>Jira</w:t>
+      </w:r>
+      <w:r>
+        <w:rPr>
+          <w:rFonts w:ascii="Segoe UI Emoji" w:hAnsi="Segoe UI Emoji" w:cs="Segoe UI Emoji"/>
+        </w:rPr>
+        <w:t>-status wordt Implementatie</w:t>
+      </w:r>
+    </w:p>
+    <w:p>
+      <w:pPr>
+        <w:pStyle w:val="ListParagraph"/>
+        <w:numPr>
+          <w:ilvl w:val="0"/>
+          <w:numId w:val="1"/>
+        </w:numPr>
+        <w:rPr/>
+      </w:pPr>
+      <w:r>
+        <w:rPr/>
+        <w:t>1. Ik heb de Jira-titel gelezen</w:t>
+      </w:r>
+    </w:p>
+    <w:p>
+      <w:pPr>
+        <w:pStyle w:val="Heading1"/>
+        <w:rPr>
+          <w:rFonts w:ascii="Segoe UI Emoji" w:hAnsi="Segoe UI Emoji" w:cs="Segoe UI Emoji"/>
+        </w:rPr>
+      </w:pPr>
+      <w:r>
+        <w:rPr>
+          <w:rFonts w:ascii="Segoe UI Emoji" w:hAnsi="Segoe UI Emoji" w:cs="Segoe UI Emoji"/>
+        </w:rPr>
+        <w:t>⌨ 4. Start &gt; Klok &gt; menu &gt; Timer</w:t>
+      </w:r>
+    </w:p>
+    <w:p>
+      <w:pPr>
+        <w:pStyle w:val="ListParagraph"/>
+        <w:numPr>
+          <w:ilvl w:val="0"/>
+          <w:numId w:val="1"/>
+        </w:numPr>
+        <w:rPr/>
+      </w:pPr>
+      <w:r>
+        <w:rPr/>
+        <w:t>1. Ik heb voor iedere ETC een timer</w:t>
+      </w:r>
+    </w:p>
+    <w:p>
+      <w:pPr>
+        <w:pStyle w:val="Heading1"/>
+        <w:rPr>
+          <w:rFonts w:ascii="Segoe UI Emoji" w:hAnsi="Segoe UI Emoji" w:cs="Segoe UI Emoji"/>
+        </w:rPr>
+      </w:pPr>
+      <w:r>
+        <w:rPr>
+          <w:rFonts w:ascii="Segoe UI Emoji" w:hAnsi="Segoe UI Emoji" w:cs="Segoe UI Emoji"/>
+        </w:rPr>
+        <w:t>⌨ 5. Effort tijd instellen &gt; Start &gt; Op voorgrond behouden</w:t>
+      </w:r>
+    </w:p>
+    <w:p>
+      <w:pPr>
+        <w:pStyle w:val="ListParagraph"/>
+        <w:numPr>
+          <w:ilvl w:val="0"/>
+          <w:numId w:val="1"/>
+        </w:numPr>
+        <w:rPr/>
+      </w:pPr>
+      <w:r>
+        <w:rPr/>
+        <w:t>1. Ik heb een aflopende timer in de rechterbovenhoek van het scherm</w:t>
+      </w:r>
+    </w:p>
+    <w:p>
+      <w:pPr>
+        <w:pStyle w:val="Heading1"/>
+        <w:rPr>
+          <w:rFonts w:ascii="Segoe UI Emoji" w:hAnsi="Segoe UI Emoji" w:cs="Segoe UI Emoji"/>
+        </w:rPr>
+      </w:pPr>
+      <w:r>
+        <w:rPr>
+          <w:rFonts w:ascii="Segoe UI Emoji" w:hAnsi="Segoe UI Emoji" w:cs="Segoe UI Emoji"/>
+        </w:rPr>
+        <w:t xml:space="preserve">⌨ 6. </w:t>
+      </w:r>
+      <w:r>
+        <w:rPr>
+          <w:rFonts w:ascii="Segoe UI Emoji" w:hAnsi="Segoe UI Emoji" w:cs="Segoe UI Emoji"/>
+        </w:rPr>
+        <w:t>Jira</w:t>
+      </w:r>
+      <w:r>
+        <w:rPr>
+          <w:rFonts w:ascii="Segoe UI Emoji" w:hAnsi="Segoe UI Emoji" w:cs="Segoe UI Emoji"/>
+        </w:rPr>
+        <w:t>-stopwatch wordt gestart</w:t>
+      </w:r>
+    </w:p>
+    <w:p>
+      <w:pPr>
+        <w:pStyle w:val="ListParagraph"/>
+        <w:numPr>
+          <w:ilvl w:val="0"/>
+          <w:numId w:val="1"/>
+        </w:numPr>
+        <w:rPr/>
+      </w:pPr>
+      <w:r>
+        <w:rPr/>
+        <w:t>1. Ik heb een oplopende stopwatch onder de Jira-beschrijving</w:t>
+      </w:r>
+    </w:p>
+    <w:p>
+      <w:pPr>
+        <w:pStyle w:val="Heading1"/>
+        <w:rPr>
+          <w:rFonts w:ascii="Segoe UI Emoji" w:hAnsi="Segoe UI Emoji" w:cs="Segoe UI Emoji"/>
+        </w:rPr>
+      </w:pPr>
+      <w:r>
+        <w:rPr>
+          <w:rFonts w:ascii="Segoe UI Emoji" w:hAnsi="Segoe UI Emoji" w:cs="Segoe UI Emoji"/>
+        </w:rPr>
         <w:t xml:space="preserve">⌨️ </w:t>
       </w:r>
       <w:r>
         <w:rPr>
           <w:rFonts w:ascii="Segoe UI Emoji" w:hAnsi="Segoe UI Emoji" w:cs="Segoe UI Emoji"/>
         </w:rPr>
-        <w:t xml:space="preserve">A. </w:t>
+        <w:t>7</w:t>
+      </w:r>
+      <w:r>
+        <w:rPr>
+          <w:rFonts w:ascii="Segoe UI Emoji" w:hAnsi="Segoe UI Emoji" w:cs="Segoe UI Emoji"/>
+        </w:rPr>
+        <w:t xml:space="preserve">. </w:t>
       </w:r>
       <w:r>
         <w:rPr>
@@ -6660,7 +8411,13 @@
         <w:rPr>
           <w:rFonts w:ascii="Segoe UI Emoji" w:hAnsi="Segoe UI Emoji" w:cs="Segoe UI Emoji"/>
         </w:rPr>
-        <w:t xml:space="preserve">B. </w:t>
+        <w:t>8</w:t>
+      </w:r>
+      <w:r>
+        <w:rPr>
+          <w:rFonts w:ascii="Segoe UI Emoji" w:hAnsi="Segoe UI Emoji" w:cs="Segoe UI Emoji"/>
+        </w:rPr>
+        <w:t xml:space="preserve">. </w:t>
       </w:r>
       <w:r>
         <w:rPr>
@@ -6743,7 +8500,13 @@
         <w:rPr>
           <w:rFonts w:ascii="Segoe UI Emoji" w:hAnsi="Segoe UI Emoji" w:cs="Segoe UI Emoji"/>
         </w:rPr>
-        <w:t xml:space="preserve">C. </w:t>
+        <w:t>9</w:t>
+      </w:r>
+      <w:r>
+        <w:rPr>
+          <w:rFonts w:ascii="Segoe UI Emoji" w:hAnsi="Segoe UI Emoji" w:cs="Segoe UI Emoji"/>
+        </w:rPr>
+        <w:t xml:space="preserve">. </w:t>
       </w:r>
       <w:r>
         <w:rPr>
@@ -6922,7 +8685,13 @@
         <w:rPr>
           <w:rFonts w:ascii="Segoe UI Emoji" w:hAnsi="Segoe UI Emoji" w:cs="Segoe UI Emoji"/>
         </w:rPr>
-        <w:t xml:space="preserve">D. </w:t>
+        <w:t>10</w:t>
+      </w:r>
+      <w:r>
+        <w:rPr>
+          <w:rFonts w:ascii="Segoe UI Emoji" w:hAnsi="Segoe UI Emoji" w:cs="Segoe UI Emoji"/>
+        </w:rPr>
+        <w:t xml:space="preserve">. </w:t>
       </w:r>
       <w:r>
         <w:rPr>
@@ -6978,13 +8747,25 @@
         <w:rPr>
           <w:rFonts w:ascii="Segoe UI Emoji" w:hAnsi="Segoe UI Emoji" w:cs="Segoe UI Emoji"/>
         </w:rPr>
-        <w:t xml:space="preserve">E. </w:t>
-      </w:r>
-      <w:r>
-        <w:rPr>
-          <w:rFonts w:ascii="Segoe UI Emoji" w:hAnsi="Segoe UI Emoji" w:cs="Segoe UI Emoji"/>
-        </w:rPr>
-        <w:t>Confidence level vastgesteld</w:t>
+        <w:t>11</w:t>
+      </w:r>
+      <w:r>
+        <w:rPr>
+          <w:rFonts w:ascii="Segoe UI Emoji" w:hAnsi="Segoe UI Emoji" w:cs="Segoe UI Emoji"/>
+        </w:rPr>
+        <w:t xml:space="preserve">. </w:t>
+      </w:r>
+      <w:r>
+        <w:rPr>
+          <w:rFonts w:ascii="Segoe UI Emoji" w:hAnsi="Segoe UI Emoji" w:cs="Segoe UI Emoji"/>
+        </w:rPr>
+        <w:t>Confidence</w:t>
+      </w:r>
+      <w:r>
+        <w:rPr>
+          <w:rFonts w:ascii="Segoe UI Emoji" w:hAnsi="Segoe UI Emoji" w:cs="Segoe UI Emoji"/>
+        </w:rPr>
+        <w:t xml:space="preserve"> level vastgesteld</w:t>
       </w:r>
     </w:p>
     <w:p>
@@ -7019,14 +8800,19 @@
         <w:rPr>
           <w:rFonts w:ascii="Segoe UI Emoji" w:hAnsi="Segoe UI Emoji" w:cs="Segoe UI Emoji"/>
         </w:rPr>
-        <w:lastRenderedPageBreak/>
         <w:t xml:space="preserve">⌨️ </w:t>
       </w:r>
       <w:r>
         <w:rPr>
           <w:rFonts w:ascii="Segoe UI Emoji" w:hAnsi="Segoe UI Emoji" w:cs="Segoe UI Emoji"/>
         </w:rPr>
-        <w:t xml:space="preserve">F. </w:t>
+        <w:t>12</w:t>
+      </w:r>
+      <w:r>
+        <w:rPr>
+          <w:rFonts w:ascii="Segoe UI Emoji" w:hAnsi="Segoe UI Emoji" w:cs="Segoe UI Emoji"/>
+        </w:rPr>
+        <w:t xml:space="preserve">. </w:t>
       </w:r>
       <w:r>
         <w:rPr>
@@ -7057,9 +8843,1028 @@
           <w:ilvl w:val="1"/>
           <w:numId w:val="21"/>
         </w:numPr>
-      </w:pPr>
-      <w:r>
+        <w:rPr/>
+      </w:pPr>
+      <w:r>
+        <w:rPr/>
         <w:t>Indien er signalen zijn dat de uitvoering onvoldoende is geweest, verzoek ik dit expliciet te melden via Esther zodat er gericht kan worden bijgestuurd</w:t>
+      </w:r>
+    </w:p>
+    <w:p>
+      <w:pPr>
+        <w:pStyle w:val="Heading1"/>
+        <w:rPr>
+          <w:rFonts w:ascii="Segoe UI Emoji" w:hAnsi="Segoe UI Emoji" w:cs="Segoe UI Emoji"/>
+        </w:rPr>
+      </w:pPr>
+      <w:r>
+        <w:rPr>
+          <w:rFonts w:ascii="Segoe UI Emoji" w:hAnsi="Segoe UI Emoji" w:cs="Segoe UI Emoji"/>
+        </w:rPr>
+        <w:t>⌨</w:t>
+      </w:r>
+      <w:r>
+        <w:rPr>
+          <w:rFonts w:ascii="Segoe UI Emoji" w:hAnsi="Segoe UI Emoji" w:cs="Segoe UI Emoji"/>
+        </w:rPr>
+        <w:t xml:space="preserve"> 13. Pauze &gt; Opnieuw instellen &gt; Terug naar volledige weergave</w:t>
+      </w:r>
+    </w:p>
+    <w:p>
+      <w:pPr>
+        <w:pStyle w:val="ListParagraph"/>
+        <w:numPr>
+          <w:ilvl w:val="0"/>
+          <w:numId w:val="1"/>
+        </w:numPr>
+        <w:rPr/>
+      </w:pPr>
+      <w:r>
+        <w:rPr/>
+        <w:t>1. Ik heb voor iedere ETC een opnieuw ingestelde timer</w:t>
+      </w:r>
+    </w:p>
+    <w:p>
+      <w:pPr>
+        <w:pStyle w:val="Heading1"/>
+        <w:rPr>
+          <w:rFonts w:ascii="Segoe UI Emoji" w:hAnsi="Segoe UI Emoji" w:cs="Segoe UI Emoji"/>
+        </w:rPr>
+      </w:pPr>
+      <w:r>
+        <w:rPr>
+          <w:rFonts w:ascii="Segoe UI Emoji" w:hAnsi="Segoe UI Emoji" w:cs="Segoe UI Emoji"/>
+        </w:rPr>
+        <w:t>⌨</w:t>
+      </w:r>
+      <w:r>
+        <w:rPr>
+          <w:rFonts w:ascii="Segoe UI Emoji" w:hAnsi="Segoe UI Emoji" w:cs="Segoe UI Emoji"/>
+        </w:rPr>
+        <w:t xml:space="preserve"> 14. Klok minimaliseren</w:t>
+      </w:r>
+    </w:p>
+    <w:p>
+      <w:pPr>
+        <w:pStyle w:val="ListParagraph"/>
+        <w:numPr>
+          <w:ilvl w:val="0"/>
+          <w:numId w:val="1"/>
+        </w:numPr>
+        <w:rPr/>
+      </w:pPr>
+      <w:r>
+        <w:rPr/>
+        <w:t>1. Ik heb een geminimaliseerde klok</w:t>
+      </w:r>
+    </w:p>
+    <w:p>
+      <w:pPr>
+        <w:pStyle w:val="Heading1"/>
+        <w:rPr>
+          <w:rFonts w:ascii="Segoe UI Emoji" w:hAnsi="Segoe UI Emoji" w:cs="Segoe UI Emoji"/>
+        </w:rPr>
+      </w:pPr>
+      <w:r>
+        <w:rPr>
+          <w:rFonts w:ascii="Segoe UI Emoji" w:hAnsi="Segoe UI Emoji" w:cs="Segoe UI Emoji"/>
+        </w:rPr>
+        <w:t>⌨</w:t>
+      </w:r>
+      <w:r>
+        <w:rPr>
+          <w:rFonts w:ascii="Segoe UI Emoji" w:hAnsi="Segoe UI Emoji" w:cs="Segoe UI Emoji"/>
+        </w:rPr>
+        <w:t xml:space="preserve"> 15. Ik heb de bijzonderheden geschreven</w:t>
+      </w:r>
+    </w:p>
+    <w:p>
+      <w:pPr>
+        <w:pStyle w:val="ListParagraph"/>
+        <w:numPr>
+          <w:ilvl w:val="0"/>
+          <w:numId w:val="1"/>
+        </w:numPr>
+        <w:rPr/>
+      </w:pPr>
+      <w:r>
+        <w:rPr/>
+        <w:t xml:space="preserve">1. Heb ik de bijzonderheden in de </w:t>
+      </w:r>
+      <w:r>
+        <w:rPr/>
+        <w:t>Jira</w:t>
+      </w:r>
+      <w:r>
+        <w:rPr/>
+        <w:t xml:space="preserve">-opmerking met de </w:t>
+      </w:r>
+      <w:r>
+        <w:rPr/>
+        <w:t>Implementatie</w:t>
+      </w:r>
+      <w:r>
+        <w:rPr/>
+        <w:t>-header geschreven?</w:t>
+      </w:r>
+    </w:p>
+    <w:p>
+      <w:pPr>
+        <w:pStyle w:val="Heading1"/>
+        <w:rPr>
+          <w:rFonts w:ascii="Segoe UI Emoji" w:hAnsi="Segoe UI Emoji" w:cs="Segoe UI Emoji"/>
+        </w:rPr>
+      </w:pPr>
+      <w:r>
+        <w:rPr>
+          <w:rFonts w:ascii="Segoe UI Emoji" w:hAnsi="Segoe UI Emoji" w:cs="Segoe UI Emoji"/>
+        </w:rPr>
+        <w:t>⌨</w:t>
+      </w:r>
+      <w:r>
+        <w:rPr>
+          <w:rFonts w:ascii="Segoe UI Emoji" w:hAnsi="Segoe UI Emoji" w:cs="Segoe UI Emoji"/>
+        </w:rPr>
+        <w:t xml:space="preserve"> 16. Naar flowchartpagina van meldplicht navigeren</w:t>
+      </w:r>
+    </w:p>
+    <w:p>
+      <w:pPr>
+        <w:pStyle w:val="ListParagraph"/>
+        <w:numPr>
+          <w:ilvl w:val="0"/>
+          <w:numId w:val="1"/>
+        </w:numPr>
+        <w:rPr/>
+      </w:pPr>
+      <w:r>
+        <w:rPr/>
+        <w:t>1. Ik heb de flowchartpagina van meldplicht voor me liggen</w:t>
+      </w:r>
+    </w:p>
+    <w:p>
+      <w:pPr>
+        <w:pStyle w:val="Heading1"/>
+        <w:rPr>
+          <w:rFonts w:ascii="Segoe UI Emoji" w:hAnsi="Segoe UI Emoji" w:cs="Segoe UI Emoji"/>
+        </w:rPr>
+      </w:pPr>
+      <w:r>
+        <w:rPr>
+          <w:rFonts w:ascii="Segoe UI Emoji" w:hAnsi="Segoe UI Emoji" w:cs="Segoe UI Emoji"/>
+        </w:rPr>
+        <w:t>⌨</w:t>
+      </w:r>
+      <w:r>
+        <w:rPr>
+          <w:rFonts w:ascii="Segoe UI Emoji" w:hAnsi="Segoe UI Emoji" w:cs="Segoe UI Emoji"/>
+        </w:rPr>
+        <w:t xml:space="preserve"> 17. Naar volgende flowchartpagina navigeren</w:t>
+      </w:r>
+    </w:p>
+    <w:p>
+      <w:pPr>
+        <w:pStyle w:val="ListParagraph"/>
+        <w:numPr>
+          <w:ilvl w:val="0"/>
+          <w:numId w:val="1"/>
+        </w:numPr>
+        <w:rPr/>
+      </w:pPr>
+      <w:r>
+        <w:rPr/>
+        <w:t>1. Ik heb de flowchartpagina van test voor me liggen</w:t>
+      </w:r>
+    </w:p>
+    <w:p>
+      <w:pPr>
+        <w:pStyle w:val="Heading1"/>
+        <w:rPr>
+          <w:rFonts w:ascii="Segoe UI Emoji" w:hAnsi="Segoe UI Emoji" w:cs="Segoe UI Emoji"/>
+        </w:rPr>
+      </w:pPr>
+      <w:r>
+        <w:rPr>
+          <w:rFonts w:ascii="Segoe UI Emoji" w:hAnsi="Segoe UI Emoji" w:cs="Segoe UI Emoji"/>
+        </w:rPr>
+        <w:t>⌨</w:t>
+      </w:r>
+      <w:r>
+        <w:rPr>
+          <w:rFonts w:ascii="Segoe UI Emoji" w:hAnsi="Segoe UI Emoji" w:cs="Segoe UI Emoji"/>
+        </w:rPr>
+        <w:t xml:space="preserve"> 18. Start &gt; Klok &gt; menu &gt; Timer</w:t>
+      </w:r>
+    </w:p>
+    <w:p>
+      <w:pPr>
+        <w:pStyle w:val="ListParagraph"/>
+        <w:numPr>
+          <w:ilvl w:val="0"/>
+          <w:numId w:val="1"/>
+        </w:numPr>
+        <w:rPr/>
+      </w:pPr>
+      <w:r>
+        <w:rPr/>
+        <w:t>1. Ik heb voor iedere ETC een timer</w:t>
+      </w:r>
+    </w:p>
+    <w:p>
+      <w:pPr>
+        <w:pStyle w:val="Heading1"/>
+        <w:rPr>
+          <w:rFonts w:ascii="Segoe UI Emoji" w:hAnsi="Segoe UI Emoji" w:cs="Segoe UI Emoji"/>
+        </w:rPr>
+      </w:pPr>
+      <w:r>
+        <w:rPr>
+          <w:rFonts w:ascii="Segoe UI Emoji" w:hAnsi="Segoe UI Emoji" w:cs="Segoe UI Emoji"/>
+        </w:rPr>
+        <w:t>⌨</w:t>
+      </w:r>
+      <w:r>
+        <w:rPr>
+          <w:rFonts w:ascii="Segoe UI Emoji" w:hAnsi="Segoe UI Emoji" w:cs="Segoe UI Emoji"/>
+        </w:rPr>
+        <w:t xml:space="preserve"> 19. Effort tijd instellen &gt; Start &gt; Op voorgrond behouden</w:t>
+      </w:r>
+    </w:p>
+    <w:p>
+      <w:pPr>
+        <w:pStyle w:val="ListParagraph"/>
+        <w:numPr>
+          <w:ilvl w:val="0"/>
+          <w:numId w:val="1"/>
+        </w:numPr>
+        <w:rPr/>
+      </w:pPr>
+      <w:r>
+        <w:rPr/>
+        <w:t>1. Ik heb een aflopende timer in de rechterbovenhoek van het scherm</w:t>
+      </w:r>
+    </w:p>
+    <w:p>
+      <w:pPr>
+        <w:pStyle w:val="Heading1"/>
+        <w:rPr>
+          <w:rFonts w:ascii="Segoe UI Emoji" w:hAnsi="Segoe UI Emoji" w:cs="Segoe UI Emoji"/>
+        </w:rPr>
+      </w:pPr>
+      <w:r>
+        <w:rPr>
+          <w:rFonts w:ascii="Segoe UI Emoji" w:hAnsi="Segoe UI Emoji" w:cs="Segoe UI Emoji"/>
+        </w:rPr>
+        <w:t>⌨</w:t>
+      </w:r>
+      <w:r>
+        <w:rPr>
+          <w:rFonts w:ascii="Segoe UI Emoji" w:hAnsi="Segoe UI Emoji" w:cs="Segoe UI Emoji"/>
+        </w:rPr>
+        <w:t xml:space="preserve"> 20. </w:t>
+      </w:r>
+      <w:r>
+        <w:rPr>
+          <w:rFonts w:ascii="Segoe UI Emoji" w:hAnsi="Segoe UI Emoji" w:cs="Segoe UI Emoji"/>
+        </w:rPr>
+        <w:t>Jira</w:t>
+      </w:r>
+      <w:r>
+        <w:rPr>
+          <w:rFonts w:ascii="Segoe UI Emoji" w:hAnsi="Segoe UI Emoji" w:cs="Segoe UI Emoji"/>
+        </w:rPr>
+        <w:t>-stopwatch wordt gestart</w:t>
+      </w:r>
+    </w:p>
+    <w:p>
+      <w:pPr>
+        <w:pStyle w:val="ListParagraph"/>
+        <w:numPr>
+          <w:ilvl w:val="0"/>
+          <w:numId w:val="1"/>
+        </w:numPr>
+        <w:rPr/>
+      </w:pPr>
+      <w:r>
+        <w:rPr/>
+        <w:t>1. Ik heb een oplopende stopwatch onder de Jira-beschrijving</w:t>
+      </w:r>
+    </w:p>
+    <w:p>
+      <w:pPr>
+        <w:pStyle w:val="Heading1"/>
+        <w:rPr>
+          <w:rFonts w:ascii="Segoe UI Emoji" w:hAnsi="Segoe UI Emoji" w:cs="Segoe UI Emoji"/>
+        </w:rPr>
+      </w:pPr>
+      <w:r>
+        <w:rPr>
+          <w:rFonts w:ascii="Segoe UI Emoji" w:hAnsi="Segoe UI Emoji" w:cs="Segoe UI Emoji"/>
+        </w:rPr>
+        <w:t>⌨</w:t>
+      </w:r>
+      <w:r>
+        <w:rPr>
+          <w:rFonts w:ascii="Segoe UI Emoji" w:hAnsi="Segoe UI Emoji" w:cs="Segoe UI Emoji"/>
+        </w:rPr>
+        <w:t xml:space="preserve"> 21. Hoe lang denk je nog nodig te hebben?</w:t>
+      </w:r>
+    </w:p>
+    <w:p>
+      <w:pPr>
+        <w:pStyle w:val="ListParagraph"/>
+        <w:numPr>
+          <w:ilvl w:val="0"/>
+          <w:numId w:val="9"/>
+        </w:numPr>
+        <w:rPr/>
+      </w:pPr>
+      <w:r>
+        <w:rPr/>
+        <w:t>1. Staan er dingen in die niet bij de opdracht horen?</w:t>
+      </w:r>
+    </w:p>
+    <w:p>
+      <w:pPr>
+        <w:pStyle w:val="ListParagraph"/>
+        <w:numPr>
+          <w:ilvl w:val="0"/>
+          <w:numId w:val="16"/>
+        </w:numPr>
+        <w:rPr/>
+      </w:pPr>
+      <w:r>
+        <w:rPr/>
+        <w:t>2. Is het eerder gebeurd?</w:t>
+      </w:r>
+    </w:p>
+    <w:p>
+      <w:pPr>
+        <w:pStyle w:val="Heading1"/>
+        <w:rPr>
+          <w:rFonts w:ascii="Segoe UI Emoji" w:hAnsi="Segoe UI Emoji" w:cs="Segoe UI Emoji"/>
+        </w:rPr>
+      </w:pPr>
+      <w:r>
+        <w:rPr>
+          <w:rFonts w:ascii="Segoe UI Emoji" w:hAnsi="Segoe UI Emoji" w:cs="Segoe UI Emoji"/>
+        </w:rPr>
+        <w:t>⌨</w:t>
+      </w:r>
+      <w:r>
+        <w:rPr>
+          <w:rFonts w:ascii="Segoe UI Emoji" w:hAnsi="Segoe UI Emoji" w:cs="Segoe UI Emoji"/>
+        </w:rPr>
+        <w:t xml:space="preserve"> 22. Past het binnen de 150%? Tijdtrigger gehaald?</w:t>
+      </w:r>
+    </w:p>
+    <w:p>
+      <w:pPr>
+        <w:pStyle w:val="ListParagraph"/>
+        <w:numPr>
+          <w:ilvl w:val="0"/>
+          <w:numId w:val="9"/>
+        </w:numPr>
+        <w:rPr/>
+      </w:pPr>
+      <w:r>
+        <w:rPr/>
+        <w:t>1. Staan er dingen in die niet bij de opdracht horen?</w:t>
+      </w:r>
+    </w:p>
+    <w:p>
+      <w:pPr>
+        <w:pStyle w:val="ListParagraph"/>
+        <w:numPr>
+          <w:ilvl w:val="0"/>
+          <w:numId w:val="16"/>
+        </w:numPr>
+        <w:rPr/>
+      </w:pPr>
+      <w:r>
+        <w:rPr/>
+        <w:t>2. Is het eerder gebeurd?</w:t>
+      </w:r>
+    </w:p>
+    <w:p>
+      <w:pPr>
+        <w:pStyle w:val="Heading1"/>
+        <w:rPr>
+          <w:rFonts w:ascii="Segoe UI Emoji" w:hAnsi="Segoe UI Emoji" w:cs="Segoe UI Emoji"/>
+        </w:rPr>
+      </w:pPr>
+      <w:r>
+        <w:rPr>
+          <w:rFonts w:ascii="Segoe UI Emoji" w:hAnsi="Segoe UI Emoji" w:cs="Segoe UI Emoji"/>
+        </w:rPr>
+        <w:t>⌨</w:t>
+      </w:r>
+      <w:r>
+        <w:rPr>
+          <w:rFonts w:ascii="Segoe UI Emoji" w:hAnsi="Segoe UI Emoji" w:cs="Segoe UI Emoji"/>
+        </w:rPr>
+        <w:t xml:space="preserve"> 23. Pauze &gt; Opnieuw instellen &gt; Terug naar volledige weergave</w:t>
+      </w:r>
+    </w:p>
+    <w:p>
+      <w:pPr>
+        <w:pStyle w:val="ListParagraph"/>
+        <w:numPr>
+          <w:ilvl w:val="0"/>
+          <w:numId w:val="41"/>
+        </w:numPr>
+        <w:rPr/>
+      </w:pPr>
+      <w:r>
+        <w:rPr/>
+        <w:t>1. Ik heb voor iedere ETC een opnieuw ingestelde timer</w:t>
+      </w:r>
+    </w:p>
+    <w:p>
+      <w:pPr>
+        <w:pStyle w:val="Heading1"/>
+        <w:rPr>
+          <w:rFonts w:ascii="Segoe UI Emoji" w:hAnsi="Segoe UI Emoji" w:cs="Segoe UI Emoji"/>
+        </w:rPr>
+      </w:pPr>
+      <w:r>
+        <w:rPr>
+          <w:rFonts w:ascii="Segoe UI Emoji" w:hAnsi="Segoe UI Emoji" w:cs="Segoe UI Emoji"/>
+        </w:rPr>
+        <w:t>⌨</w:t>
+      </w:r>
+      <w:r>
+        <w:rPr>
+          <w:rFonts w:ascii="Segoe UI Emoji" w:hAnsi="Segoe UI Emoji" w:cs="Segoe UI Emoji"/>
+        </w:rPr>
+        <w:t xml:space="preserve"> 24. Effort tijd instellen &gt; Start &gt; Op voorgrond behouden</w:t>
+      </w:r>
+    </w:p>
+    <w:p>
+      <w:pPr>
+        <w:pStyle w:val="ListParagraph"/>
+        <w:numPr>
+          <w:ilvl w:val="0"/>
+          <w:numId w:val="1"/>
+        </w:numPr>
+        <w:rPr/>
+      </w:pPr>
+      <w:r>
+        <w:rPr/>
+        <w:t>1. Ik heb een aflopende timer in de rechterbovenhoek van het scherm</w:t>
+      </w:r>
+    </w:p>
+    <w:p>
+      <w:pPr>
+        <w:pStyle w:val="Heading1"/>
+        <w:rPr>
+          <w:rFonts w:ascii="Segoe UI Emoji" w:hAnsi="Segoe UI Emoji" w:cs="Segoe UI Emoji"/>
+        </w:rPr>
+      </w:pPr>
+      <w:r>
+        <w:rPr>
+          <w:rFonts w:ascii="Segoe UI Emoji" w:hAnsi="Segoe UI Emoji" w:cs="Segoe UI Emoji"/>
+        </w:rPr>
+        <w:t>⌨</w:t>
+      </w:r>
+      <w:r>
+        <w:rPr>
+          <w:rFonts w:ascii="Segoe UI Emoji" w:hAnsi="Segoe UI Emoji" w:cs="Segoe UI Emoji"/>
+        </w:rPr>
+        <w:t xml:space="preserve"> 25. </w:t>
+      </w:r>
+      <w:r>
+        <w:rPr>
+          <w:rFonts w:ascii="Segoe UI Emoji" w:hAnsi="Segoe UI Emoji" w:cs="Segoe UI Emoji"/>
+        </w:rPr>
+        <w:t>Jira</w:t>
+      </w:r>
+      <w:r>
+        <w:rPr>
+          <w:rFonts w:ascii="Segoe UI Emoji" w:hAnsi="Segoe UI Emoji" w:cs="Segoe UI Emoji"/>
+        </w:rPr>
+        <w:t>-stopwatch wordt gestart</w:t>
+      </w:r>
+    </w:p>
+    <w:p>
+      <w:pPr>
+        <w:pStyle w:val="ListParagraph"/>
+        <w:numPr>
+          <w:ilvl w:val="0"/>
+          <w:numId w:val="1"/>
+        </w:numPr>
+        <w:rPr/>
+      </w:pPr>
+      <w:r>
+        <w:rPr/>
+        <w:t>1. Ik heb een oplopende stopwatch onder de Jira-beschrijving</w:t>
+      </w:r>
+    </w:p>
+    <w:p>
+      <w:pPr>
+        <w:pStyle w:val="Heading1"/>
+        <w:rPr>
+          <w:rFonts w:ascii="Segoe UI Emoji" w:hAnsi="Segoe UI Emoji" w:cs="Segoe UI Emoji"/>
+        </w:rPr>
+      </w:pPr>
+      <w:r>
+        <w:rPr>
+          <w:rFonts w:ascii="Segoe UI Emoji" w:hAnsi="Segoe UI Emoji" w:cs="Segoe UI Emoji"/>
+        </w:rPr>
+        <w:t>⌨</w:t>
+      </w:r>
+      <w:r>
+        <w:rPr>
+          <w:rFonts w:ascii="Segoe UI Emoji" w:hAnsi="Segoe UI Emoji" w:cs="Segoe UI Emoji"/>
+        </w:rPr>
+        <w:t xml:space="preserve"> 26. Pauze &gt; Opnieuw instellen &gt; Terug naar volledige weergave</w:t>
+      </w:r>
+    </w:p>
+    <w:p>
+      <w:pPr>
+        <w:pStyle w:val="ListParagraph"/>
+        <w:numPr>
+          <w:ilvl w:val="0"/>
+          <w:numId w:val="41"/>
+        </w:numPr>
+        <w:rPr/>
+      </w:pPr>
+      <w:r>
+        <w:rPr/>
+        <w:t>1. Ik heb voor iedere ETC een opnieuw ingestelde timer</w:t>
+      </w:r>
+    </w:p>
+    <w:p>
+      <w:pPr>
+        <w:pStyle w:val="Heading1"/>
+        <w:rPr>
+          <w:rFonts w:ascii="Segoe UI Emoji" w:hAnsi="Segoe UI Emoji" w:cs="Segoe UI Emoji"/>
+        </w:rPr>
+      </w:pPr>
+      <w:r>
+        <w:rPr>
+          <w:rFonts w:ascii="Segoe UI Emoji" w:hAnsi="Segoe UI Emoji" w:cs="Segoe UI Emoji"/>
+        </w:rPr>
+        <w:t>⌨</w:t>
+      </w:r>
+      <w:r>
+        <w:rPr>
+          <w:rFonts w:ascii="Segoe UI Emoji" w:hAnsi="Segoe UI Emoji" w:cs="Segoe UI Emoji"/>
+        </w:rPr>
+        <w:t xml:space="preserve"> 27. Klok minimaliseren</w:t>
+      </w:r>
+    </w:p>
+    <w:p>
+      <w:pPr>
+        <w:pStyle w:val="ListParagraph"/>
+        <w:numPr>
+          <w:ilvl w:val="0"/>
+          <w:numId w:val="1"/>
+        </w:numPr>
+        <w:rPr/>
+      </w:pPr>
+      <w:r>
+        <w:rPr/>
+        <w:t>1. Ik heb een geminimaliseerde klok</w:t>
+      </w:r>
+    </w:p>
+    <w:p>
+      <w:pPr>
+        <w:pStyle w:val="Heading1"/>
+        <w:rPr>
+          <w:rFonts w:ascii="Segoe UI Emoji" w:hAnsi="Segoe UI Emoji" w:cs="Segoe UI Emoji"/>
+        </w:rPr>
+      </w:pPr>
+      <w:r>
+        <w:rPr>
+          <w:rFonts w:ascii="Segoe UI Emoji" w:hAnsi="Segoe UI Emoji" w:cs="Segoe UI Emoji"/>
+        </w:rPr>
+        <w:t>⌨</w:t>
+      </w:r>
+      <w:r>
+        <w:rPr>
+          <w:rFonts w:ascii="Segoe UI Emoji" w:hAnsi="Segoe UI Emoji" w:cs="Segoe UI Emoji"/>
+        </w:rPr>
+        <w:t xml:space="preserve"> 28. Hoe heeft het zo lang kunnen duren?</w:t>
+      </w:r>
+    </w:p>
+    <w:p>
+      <w:pPr>
+        <w:pStyle w:val="ListParagraph"/>
+        <w:numPr>
+          <w:ilvl w:val="0"/>
+          <w:numId w:val="9"/>
+        </w:numPr>
+        <w:rPr/>
+      </w:pPr>
+      <w:r>
+        <w:rPr/>
+        <w:t>1. Staan er dingen in die niet bij de opdracht horen?</w:t>
+      </w:r>
+    </w:p>
+    <w:p>
+      <w:pPr>
+        <w:pStyle w:val="ListParagraph"/>
+        <w:numPr>
+          <w:ilvl w:val="0"/>
+          <w:numId w:val="16"/>
+        </w:numPr>
+        <w:rPr/>
+      </w:pPr>
+      <w:r>
+        <w:rPr/>
+        <w:t>2. Is het eerder gebeurd?</w:t>
+      </w:r>
+    </w:p>
+    <w:p>
+      <w:pPr>
+        <w:pStyle w:val="Heading1"/>
+        <w:rPr>
+          <w:rFonts w:ascii="Segoe UI Emoji" w:hAnsi="Segoe UI Emoji" w:cs="Segoe UI Emoji"/>
+        </w:rPr>
+      </w:pPr>
+      <w:r>
+        <w:rPr>
+          <w:rFonts w:ascii="Segoe UI Emoji" w:hAnsi="Segoe UI Emoji" w:cs="Segoe UI Emoji"/>
+        </w:rPr>
+        <w:t>⌨</w:t>
+      </w:r>
+      <w:r>
+        <w:rPr>
+          <w:rFonts w:ascii="Segoe UI Emoji" w:hAnsi="Segoe UI Emoji" w:eastAsia="" w:cs="Segoe UI Emoji" w:asciiTheme="majorAscii" w:hAnsiTheme="majorAscii" w:eastAsiaTheme="majorEastAsia" w:cstheme="majorBidi"/>
+          <w:color w:val="0F4761" w:themeColor="accent1" w:themeTint="FF" w:themeShade="BF"/>
+          <w:sz w:val="40"/>
+          <w:szCs w:val="40"/>
+          <w:lang w:eastAsia="en-US" w:bidi="ar-SA"/>
+        </w:rPr>
+        <w:t xml:space="preserve"> 29. Snellere methodieken mogelijk?</w:t>
+      </w:r>
+    </w:p>
+    <w:p>
+      <w:pPr>
+        <w:pStyle w:val="ListParagraph"/>
+        <w:numPr>
+          <w:ilvl w:val="0"/>
+          <w:numId w:val="9"/>
+        </w:numPr>
+        <w:rPr/>
+      </w:pPr>
+      <w:r>
+        <w:rPr/>
+        <w:t>1. Staan er dingen in die niet bij de opdracht horen?</w:t>
+      </w:r>
+    </w:p>
+    <w:p>
+      <w:pPr>
+        <w:pStyle w:val="ListParagraph"/>
+        <w:numPr>
+          <w:ilvl w:val="0"/>
+          <w:numId w:val="9"/>
+        </w:numPr>
+        <w:rPr/>
+      </w:pPr>
+      <w:r>
+        <w:rPr/>
+        <w:t>2. Is het eerder gebeurd?</w:t>
+      </w:r>
+    </w:p>
+    <w:p>
+      <w:pPr>
+        <w:pStyle w:val="Heading1"/>
+        <w:rPr>
+          <w:rFonts w:ascii="Segoe UI Emoji" w:hAnsi="Segoe UI Emoji" w:cs="Segoe UI Emoji"/>
+        </w:rPr>
+      </w:pPr>
+      <w:r>
+        <w:rPr>
+          <w:rFonts w:ascii="Segoe UI Emoji" w:hAnsi="Segoe UI Emoji" w:cs="Segoe UI Emoji"/>
+        </w:rPr>
+        <w:t>⌨</w:t>
+      </w:r>
+      <w:r>
+        <w:rPr>
+          <w:rFonts w:ascii="Segoe UI Emoji" w:hAnsi="Segoe UI Emoji" w:eastAsia="" w:cs="Segoe UI Emoji" w:asciiTheme="majorAscii" w:hAnsiTheme="majorAscii" w:eastAsiaTheme="majorEastAsia" w:cstheme="majorBidi"/>
+          <w:color w:val="0F4761" w:themeColor="accent1" w:themeTint="FF" w:themeShade="BF"/>
+          <w:sz w:val="40"/>
+          <w:szCs w:val="40"/>
+          <w:lang w:eastAsia="en-US" w:bidi="ar-SA"/>
+        </w:rPr>
+        <w:t xml:space="preserve"> 30. Heb ik mijn antwoorden getest voordat ik JW spreek?</w:t>
+      </w:r>
+    </w:p>
+    <w:p>
+      <w:pPr>
+        <w:pStyle w:val="ListParagraph"/>
+        <w:numPr>
+          <w:ilvl w:val="0"/>
+          <w:numId w:val="36"/>
+        </w:numPr>
+        <w:rPr/>
+      </w:pPr>
+      <w:r>
+        <w:rPr/>
+        <w:t>1. Heb ik de grootste oorzaak kunnen vinden?</w:t>
+      </w:r>
+    </w:p>
+    <w:p>
+      <w:pPr>
+        <w:pStyle w:val="Heading1"/>
+        <w:rPr>
+          <w:rFonts w:ascii="Segoe UI Emoji" w:hAnsi="Segoe UI Emoji" w:cs="Segoe UI Emoji"/>
+        </w:rPr>
+      </w:pPr>
+      <w:r>
+        <w:rPr>
+          <w:rFonts w:ascii="Segoe UI Emoji" w:hAnsi="Segoe UI Emoji" w:cs="Segoe UI Emoji"/>
+        </w:rPr>
+        <w:t>⌨</w:t>
+      </w:r>
+      <w:r>
+        <w:rPr>
+          <w:rFonts w:ascii="Segoe UI Emoji" w:hAnsi="Segoe UI Emoji" w:eastAsia="" w:cs="Segoe UI Emoji" w:asciiTheme="majorAscii" w:hAnsiTheme="majorAscii" w:eastAsiaTheme="majorEastAsia" w:cstheme="majorBidi"/>
+          <w:color w:val="0F4761" w:themeColor="accent1" w:themeTint="FF" w:themeShade="BF"/>
+          <w:sz w:val="40"/>
+          <w:szCs w:val="40"/>
+          <w:lang w:eastAsia="en-US" w:bidi="ar-SA"/>
+        </w:rPr>
+        <w:t xml:space="preserve"> 31. Pauze &gt; Opnieuw instellen &gt; Terug naar volledige weergave</w:t>
+      </w:r>
+    </w:p>
+    <w:p>
+      <w:pPr>
+        <w:pStyle w:val="ListParagraph"/>
+        <w:numPr>
+          <w:ilvl w:val="0"/>
+          <w:numId w:val="41"/>
+        </w:numPr>
+        <w:rPr/>
+      </w:pPr>
+      <w:r>
+        <w:rPr/>
+        <w:t>1. Ik heb voor iedere ETC een opnieuw ingestelde timer</w:t>
+      </w:r>
+    </w:p>
+    <w:p>
+      <w:pPr>
+        <w:pStyle w:val="Heading1"/>
+        <w:rPr>
+          <w:rFonts w:ascii="Segoe UI Emoji" w:hAnsi="Segoe UI Emoji" w:cs="Segoe UI Emoji"/>
+        </w:rPr>
+      </w:pPr>
+      <w:r>
+        <w:rPr>
+          <w:rFonts w:ascii="Segoe UI Emoji" w:hAnsi="Segoe UI Emoji" w:cs="Segoe UI Emoji"/>
+        </w:rPr>
+        <w:t>⌨</w:t>
+      </w:r>
+      <w:r>
+        <w:rPr>
+          <w:rFonts w:ascii="Segoe UI Emoji" w:hAnsi="Segoe UI Emoji" w:eastAsia="" w:cs="Segoe UI Emoji" w:asciiTheme="majorAscii" w:hAnsiTheme="majorAscii" w:eastAsiaTheme="majorEastAsia" w:cstheme="majorBidi"/>
+          <w:color w:val="0F4761" w:themeColor="accent1" w:themeTint="FF" w:themeShade="BF"/>
+          <w:sz w:val="40"/>
+          <w:szCs w:val="40"/>
+          <w:lang w:eastAsia="en-US" w:bidi="ar-SA"/>
+        </w:rPr>
+        <w:t xml:space="preserve"> 32. Klok minimaliseren</w:t>
+      </w:r>
+    </w:p>
+    <w:p>
+      <w:pPr>
+        <w:pStyle w:val="ListParagraph"/>
+        <w:numPr>
+          <w:ilvl w:val="0"/>
+          <w:numId w:val="42"/>
+        </w:numPr>
+        <w:rPr/>
+      </w:pPr>
+      <w:r>
+        <w:rPr/>
+        <w:t>1. Ik heb een geminimaliseerde klok</w:t>
+      </w:r>
+    </w:p>
+    <w:p>
+      <w:pPr>
+        <w:pStyle w:val="Heading1"/>
+        <w:rPr>
+          <w:rFonts w:ascii="Segoe UI Emoji" w:hAnsi="Segoe UI Emoji" w:cs="Segoe UI Emoji"/>
+        </w:rPr>
+      </w:pPr>
+      <w:r>
+        <w:rPr>
+          <w:rFonts w:ascii="Segoe UI Emoji" w:hAnsi="Segoe UI Emoji" w:cs="Segoe UI Emoji"/>
+        </w:rPr>
+        <w:t xml:space="preserve">🔎 1. </w:t>
+      </w:r>
+      <w:r>
+        <w:rPr/>
+        <w:t>Jira</w:t>
+      </w:r>
+      <w:r>
+        <w:rPr/>
+        <w:t>-uitvoerder is medewerker</w:t>
+      </w:r>
+    </w:p>
+    <w:p>
+      <w:pPr>
+        <w:pStyle w:val="ListParagraph"/>
+        <w:numPr>
+          <w:ilvl w:val="0"/>
+          <w:numId w:val="1"/>
+        </w:numPr>
+        <w:rPr/>
+      </w:pPr>
+      <w:r>
+        <w:rPr/>
+        <w:t>1. Meldplicht indien Jira-uitvoerder NIET medewerker is</w:t>
+      </w:r>
+    </w:p>
+    <w:p>
+      <w:pPr>
+        <w:pStyle w:val="Heading1"/>
+      </w:pPr>
+      <w:r>
+        <w:rPr>
+          <w:rFonts w:ascii="Segoe UI Emoji" w:hAnsi="Segoe UI Emoji" w:cs="Segoe UI Emoji"/>
+        </w:rPr>
+        <w:t xml:space="preserve">🔎 2. </w:t>
+      </w:r>
+      <w:r>
+        <w:rPr>
+          <w:rFonts w:ascii="Segoe UI Emoji" w:hAnsi="Segoe UI Emoji" w:cs="Segoe UI Emoji"/>
+        </w:rPr>
+        <w:t>Jira</w:t>
+      </w:r>
+      <w:r>
+        <w:rPr>
+          <w:rFonts w:ascii="Segoe UI Emoji" w:hAnsi="Segoe UI Emoji" w:cs="Segoe UI Emoji"/>
+        </w:rPr>
+        <w:t>-status is Implementatie</w:t>
+      </w:r>
+    </w:p>
+    <w:p>
+      <w:pPr>
+        <w:pStyle w:val="ListParagraph"/>
+        <w:numPr>
+          <w:ilvl w:val="0"/>
+          <w:numId w:val="1"/>
+        </w:numPr>
+        <w:rPr/>
+      </w:pPr>
+      <w:r>
+        <w:rPr/>
+        <w:t xml:space="preserve">1. Meldplicht </w:t>
+      </w:r>
+      <w:r>
+        <w:rPr/>
+        <w:t>indien</w:t>
+      </w:r>
+      <w:r>
+        <w:rPr/>
+        <w:t xml:space="preserve"> </w:t>
+      </w:r>
+      <w:r>
+        <w:rPr/>
+        <w:t>Jira</w:t>
+      </w:r>
+      <w:r>
+        <w:rPr/>
+        <w:t>-status NIET Implementatie is</w:t>
+      </w:r>
+    </w:p>
+    <w:p>
+      <w:pPr>
+        <w:pStyle w:val="Heading1"/>
+        <w:rPr>
+          <w:rFonts w:ascii="Segoe UI Emoji" w:hAnsi="Segoe UI Emoji" w:cs="Segoe UI Emoji"/>
+        </w:rPr>
+      </w:pPr>
+      <w:r>
+        <w:rPr>
+          <w:rFonts w:ascii="Segoe UI Emoji" w:hAnsi="Segoe UI Emoji" w:cs="Segoe UI Emoji"/>
+        </w:rPr>
+        <w:t xml:space="preserve">🔎️ 3. </w:t>
+      </w:r>
+      <w:r>
+        <w:rPr>
+          <w:rFonts w:ascii="Segoe UI Emoji" w:hAnsi="Segoe UI Emoji" w:cs="Segoe UI Emoji"/>
+        </w:rPr>
+        <w:t>Jira</w:t>
+      </w:r>
+      <w:r>
+        <w:rPr>
+          <w:rFonts w:ascii="Segoe UI Emoji" w:hAnsi="Segoe UI Emoji" w:cs="Segoe UI Emoji"/>
+        </w:rPr>
+        <w:t>-status wordt Test</w:t>
+      </w:r>
+    </w:p>
+    <w:p>
+      <w:pPr>
+        <w:pStyle w:val="ListParagraph"/>
+        <w:numPr>
+          <w:ilvl w:val="0"/>
+          <w:numId w:val="1"/>
+        </w:numPr>
+        <w:rPr/>
+      </w:pPr>
+      <w:r>
+        <w:rPr/>
+        <w:t>1. Ik heb de Jira-titel gelezen</w:t>
+      </w:r>
+    </w:p>
+    <w:p>
+      <w:pPr>
+        <w:pStyle w:val="Heading1"/>
+        <w:rPr>
+          <w:rFonts w:ascii="Segoe UI Emoji" w:hAnsi="Segoe UI Emoji" w:cs="Segoe UI Emoji"/>
+        </w:rPr>
+      </w:pPr>
+      <w:r>
+        <w:rPr>
+          <w:rFonts w:ascii="Segoe UI Emoji" w:hAnsi="Segoe UI Emoji" w:cs="Segoe UI Emoji"/>
+        </w:rPr>
+        <w:t>🔎 4. Start &gt; Klok &gt; menu &gt; Timer</w:t>
+      </w:r>
+    </w:p>
+    <w:p>
+      <w:pPr>
+        <w:pStyle w:val="ListParagraph"/>
+        <w:numPr>
+          <w:ilvl w:val="0"/>
+          <w:numId w:val="1"/>
+        </w:numPr>
+        <w:rPr/>
+      </w:pPr>
+      <w:r>
+        <w:rPr/>
+        <w:t>1. Ik heb voor iedere ETC een timer</w:t>
+      </w:r>
+    </w:p>
+    <w:p>
+      <w:pPr>
+        <w:pStyle w:val="Heading1"/>
+        <w:rPr>
+          <w:rFonts w:ascii="Segoe UI Emoji" w:hAnsi="Segoe UI Emoji" w:cs="Segoe UI Emoji"/>
+        </w:rPr>
+      </w:pPr>
+      <w:r>
+        <w:rPr>
+          <w:rFonts w:ascii="Segoe UI Emoji" w:hAnsi="Segoe UI Emoji" w:cs="Segoe UI Emoji"/>
+        </w:rPr>
+        <w:t>🔎 5. Effort tijd instellen &gt; Start &gt; Op voorgrond behouden</w:t>
+      </w:r>
+    </w:p>
+    <w:p>
+      <w:pPr>
+        <w:pStyle w:val="ListParagraph"/>
+        <w:numPr>
+          <w:ilvl w:val="0"/>
+          <w:numId w:val="1"/>
+        </w:numPr>
+        <w:rPr/>
+      </w:pPr>
+      <w:r>
+        <w:rPr/>
+        <w:t>1. Ik heb een aflopende timer in de rechterbovenhoek van het scherm</w:t>
+      </w:r>
+    </w:p>
+    <w:p>
+      <w:pPr>
+        <w:pStyle w:val="Heading1"/>
+        <w:rPr>
+          <w:rFonts w:ascii="Segoe UI Emoji" w:hAnsi="Segoe UI Emoji" w:cs="Segoe UI Emoji"/>
+        </w:rPr>
+      </w:pPr>
+      <w:r>
+        <w:rPr>
+          <w:rFonts w:ascii="Segoe UI Emoji" w:hAnsi="Segoe UI Emoji" w:cs="Segoe UI Emoji"/>
+        </w:rPr>
+        <w:t xml:space="preserve">🔎 6. </w:t>
+      </w:r>
+      <w:r>
+        <w:rPr>
+          <w:rFonts w:ascii="Segoe UI Emoji" w:hAnsi="Segoe UI Emoji" w:cs="Segoe UI Emoji"/>
+        </w:rPr>
+        <w:t>Jira</w:t>
+      </w:r>
+      <w:r>
+        <w:rPr>
+          <w:rFonts w:ascii="Segoe UI Emoji" w:hAnsi="Segoe UI Emoji" w:cs="Segoe UI Emoji"/>
+        </w:rPr>
+        <w:t>-stopwatch wordt gestart</w:t>
+      </w:r>
+    </w:p>
+    <w:p>
+      <w:pPr>
+        <w:pStyle w:val="ListParagraph"/>
+        <w:numPr>
+          <w:ilvl w:val="0"/>
+          <w:numId w:val="1"/>
+        </w:numPr>
+        <w:rPr/>
+      </w:pPr>
+      <w:r>
+        <w:rPr/>
+        <w:t>1. Ik heb een oplopende stopwatch onder de Jira-beschrijving</w:t>
       </w:r>
     </w:p>
     <w:p>
@@ -7245,7 +10050,7 @@
           <w:del w:author="Rinse Cramer" w:date="2025-11-07T18:12:00Z" w16du:dateUtc="2025-11-07T17:12:00Z" w:id="669"/>
         </w:rPr>
       </w:pPr>
-      <w:del w:author="Rinse Cramer" w:date="2025-11-07T18:12:00Z" w16du:dateUtc="2025-11-07T17:12:00Z" w:id="670">
+      <w:del w:author="Rinse Cramer" w:date="2025-11-07T18:12:00Z" w16du:dateUtc="2025-11-07T17:12:00Z" w:id="598352736">
         <w:r>
           <w:delText>Forceert de trigger van een significant inzicht gekregen uit de flowchart</w:delText>
         </w:r>
@@ -7262,325 +10067,19 @@
         <w:rPr>
           <w:rFonts w:ascii="Segoe UI Emoji" w:hAnsi="Segoe UI Emoji" w:cs="Segoe UI Emoji"/>
         </w:rPr>
-        <w:t>⌨️</w:t>
-      </w:r>
-      <w:r>
-        <w:rPr>
-          <w:rFonts w:ascii="Segoe UI Emoji" w:hAnsi="Segoe UI Emoji" w:cs="Segoe UI Emoji"/>
-        </w:rPr>
-        <w:t xml:space="preserve"> </w:t>
-      </w:r>
-      <w:ins w:author="Rinse Cramer" w:date="2025-11-07T18:12:00Z" w16du:dateUtc="2025-11-07T17:12:00Z" w:id="671">
-        <w:r>
-          <w:rPr>
-            <w:rFonts w:ascii="Segoe UI Emoji" w:hAnsi="Segoe UI Emoji" w:cs="Segoe UI Emoji"/>
-          </w:rPr>
-          <w:t>G</w:t>
-        </w:r>
-      </w:ins>
-      <w:del w:author="Rinse Cramer" w:date="2025-11-07T18:12:00Z" w16du:dateUtc="2025-11-07T17:12:00Z" w:id="672">
-        <w:r>
-          <w:rPr>
-            <w:rFonts w:ascii="Segoe UI Emoji" w:hAnsi="Segoe UI Emoji" w:cs="Segoe UI Emoji"/>
-          </w:rPr>
-          <w:delText>H</w:delText>
-        </w:r>
-      </w:del>
+        <w:t xml:space="preserve">🔎 </w:t>
+      </w:r>
+      <w:r>
+        <w:rPr>
+          <w:rFonts w:ascii="Segoe UI Emoji" w:hAnsi="Segoe UI Emoji" w:cs="Segoe UI Emoji"/>
+        </w:rPr>
+        <w:t>7</w:t>
+      </w:r>
       <w:r>
         <w:rPr>
           <w:rFonts w:ascii="Segoe UI Emoji" w:hAnsi="Segoe UI Emoji" w:cs="Segoe UI Emoji"/>
         </w:rPr>
         <w:t xml:space="preserve">. </w:t>
-      </w:r>
-      <w:r>
-        <w:rPr>
-          <w:rFonts w:ascii="Segoe UI Emoji" w:hAnsi="Segoe UI Emoji" w:cs="Segoe UI Emoji"/>
-        </w:rPr>
-        <w:t>Evaluatie eerste acties:</w:t>
-      </w:r>
-    </w:p>
-    <w:p>
-      <w:pPr>
-        <w:pStyle w:val="Heading2"/>
-        <w:numPr>
-          <w:ilvl w:val="0"/>
-          <w:numId w:val="31"/>
-        </w:numPr>
-      </w:pPr>
-      <w:r>
-        <w:t>Hoe lang denk je nog nodig te hebben?</w:t>
-      </w:r>
-    </w:p>
-    <w:p>
-      <w:pPr>
-        <w:pStyle w:val="ListParagraph"/>
-        <w:numPr>
-          <w:ilvl w:val="0"/>
-          <w:numId w:val="9"/>
-        </w:numPr>
-      </w:pPr>
-      <w:r>
-        <w:t xml:space="preserve">1. </w:t>
-      </w:r>
-      <w:r>
-        <w:t>Staan er dingen in die niet bij de opdracht horen?</w:t>
-      </w:r>
-    </w:p>
-    <w:p>
-      <w:pPr>
-        <w:pStyle w:val="ListParagraph"/>
-        <w:numPr>
-          <w:ilvl w:val="0"/>
-          <w:numId w:val="16"/>
-        </w:numPr>
-      </w:pPr>
-      <w:r>
-        <w:t xml:space="preserve">2. </w:t>
-      </w:r>
-      <w:r>
-        <w:t>Is het eerder gebeurd?</w:t>
-      </w:r>
-    </w:p>
-    <w:p>
-      <w:pPr>
-        <w:pStyle w:val="Heading2"/>
-        <w:numPr>
-          <w:ilvl w:val="0"/>
-          <w:numId w:val="31"/>
-        </w:numPr>
-      </w:pPr>
-      <w:r>
-        <w:t>Past het binnen de 150%? Tijdtrigger gehaald? Zo ja, verder</w:t>
-      </w:r>
-    </w:p>
-    <w:p>
-      <w:pPr>
-        <w:pStyle w:val="ListParagraph"/>
-        <w:numPr>
-          <w:ilvl w:val="0"/>
-          <w:numId w:val="9"/>
-        </w:numPr>
-      </w:pPr>
-      <w:r>
-        <w:t xml:space="preserve">1. </w:t>
-      </w:r>
-      <w:r>
-        <w:t>Staan er dingen in die niet bij de opdracht horen?</w:t>
-      </w:r>
-    </w:p>
-    <w:p>
-      <w:pPr>
-        <w:pStyle w:val="ListParagraph"/>
-        <w:numPr>
-          <w:ilvl w:val="0"/>
-          <w:numId w:val="16"/>
-        </w:numPr>
-      </w:pPr>
-      <w:r>
-        <w:t xml:space="preserve">2. </w:t>
-      </w:r>
-      <w:r>
-        <w:t>Is het eerder gebeurd?</w:t>
-      </w:r>
-    </w:p>
-    <w:p>
-      <w:pPr>
-        <w:pStyle w:val="Heading1"/>
-        <w:rPr>
-          <w:rFonts w:ascii="Segoe UI Emoji" w:hAnsi="Segoe UI Emoji" w:cs="Segoe UI Emoji"/>
-        </w:rPr>
-      </w:pPr>
-      <w:r>
-        <w:rPr>
-          <w:rFonts w:ascii="Segoe UI Emoji" w:hAnsi="Segoe UI Emoji" w:cs="Segoe UI Emoji"/>
-        </w:rPr>
-        <w:t>⌨️</w:t>
-      </w:r>
-      <w:r>
-        <w:rPr>
-          <w:rFonts w:ascii="Segoe UI Emoji" w:hAnsi="Segoe UI Emoji" w:cs="Segoe UI Emoji"/>
-        </w:rPr>
-        <w:t xml:space="preserve"> </w:t>
-      </w:r>
-      <w:del w:author="Rinse Cramer" w:date="2025-11-07T18:12:00Z" w16du:dateUtc="2025-11-07T17:12:00Z" w:id="673">
-        <w:r>
-          <w:rPr>
-            <w:rFonts w:ascii="Segoe UI Emoji" w:hAnsi="Segoe UI Emoji" w:cs="Segoe UI Emoji"/>
-          </w:rPr>
-          <w:delText>I</w:delText>
-        </w:r>
-      </w:del>
-      <w:ins w:author="Rinse Cramer" w:date="2025-11-07T18:12:00Z" w16du:dateUtc="2025-11-07T17:12:00Z" w:id="674">
-        <w:r>
-          <w:rPr>
-            <w:rFonts w:ascii="Segoe UI Emoji" w:hAnsi="Segoe UI Emoji" w:cs="Segoe UI Emoji"/>
-          </w:rPr>
-          <w:t>H</w:t>
-        </w:r>
-      </w:ins>
-      <w:r>
-        <w:rPr>
-          <w:rFonts w:ascii="Segoe UI Emoji" w:hAnsi="Segoe UI Emoji" w:cs="Segoe UI Emoji"/>
-        </w:rPr>
-        <w:t xml:space="preserve">. </w:t>
-      </w:r>
-      <w:r>
-        <w:rPr>
-          <w:rFonts w:ascii="Segoe UI Emoji" w:hAnsi="Segoe UI Emoji" w:cs="Segoe UI Emoji"/>
-        </w:rPr>
-        <w:t>Evaluatie laatste acties:</w:t>
-      </w:r>
-    </w:p>
-    <w:p>
-      <w:pPr>
-        <w:pStyle w:val="Heading2"/>
-        <w:numPr>
-          <w:ilvl w:val="0"/>
-          <w:numId w:val="32"/>
-        </w:numPr>
-      </w:pPr>
-      <w:r>
-        <w:t>Hoe heeft het zo lang kunnen duren?</w:t>
-      </w:r>
-    </w:p>
-    <w:p>
-      <w:pPr>
-        <w:pStyle w:val="ListParagraph"/>
-        <w:numPr>
-          <w:ilvl w:val="0"/>
-          <w:numId w:val="9"/>
-        </w:numPr>
-      </w:pPr>
-      <w:r>
-        <w:t xml:space="preserve">1. </w:t>
-      </w:r>
-      <w:r>
-        <w:t>Staan er dingen in die niet bij de opdracht horen?</w:t>
-      </w:r>
-    </w:p>
-    <w:p>
-      <w:pPr>
-        <w:pStyle w:val="ListParagraph"/>
-        <w:numPr>
-          <w:ilvl w:val="0"/>
-          <w:numId w:val="16"/>
-        </w:numPr>
-      </w:pPr>
-      <w:r>
-        <w:t xml:space="preserve">2. </w:t>
-      </w:r>
-      <w:r>
-        <w:t>Is het eerder gebeurd?</w:t>
-      </w:r>
-    </w:p>
-    <w:p>
-      <w:pPr>
-        <w:pStyle w:val="Heading2"/>
-        <w:numPr>
-          <w:ilvl w:val="0"/>
-          <w:numId w:val="32"/>
-        </w:numPr>
-      </w:pPr>
-      <w:r>
-        <w:t>Snellere methodieken mogelijk?</w:t>
-      </w:r>
-    </w:p>
-    <w:p>
-      <w:pPr>
-        <w:pStyle w:val="ListParagraph"/>
-        <w:numPr>
-          <w:ilvl w:val="0"/>
-          <w:numId w:val="9"/>
-        </w:numPr>
-      </w:pPr>
-      <w:r>
-        <w:t xml:space="preserve">1. </w:t>
-      </w:r>
-      <w:r>
-        <w:t>Staan er dingen in die niet bij de opdracht horen?</w:t>
-      </w:r>
-    </w:p>
-    <w:p>
-      <w:pPr>
-        <w:pStyle w:val="ListParagraph"/>
-        <w:numPr>
-          <w:ilvl w:val="0"/>
-          <w:numId w:val="9"/>
-        </w:numPr>
-        <w:rPr>
-          <w:ins w:author="Rinse Cramer" w:date="2025-11-25T00:01:00Z" w16du:dateUtc="2025-11-24T23:01:00Z" w:id="675"/>
-        </w:rPr>
-      </w:pPr>
-      <w:r>
-        <w:t xml:space="preserve">2. </w:t>
-      </w:r>
-      <w:r>
-        <w:t>Is het eerder gebeurd?</w:t>
-      </w:r>
-    </w:p>
-    <w:p>
-      <w:pPr>
-        <w:pStyle w:val="Heading2"/>
-        <w:numPr>
-          <w:ilvl w:val="0"/>
-          <w:numId w:val="32"/>
-        </w:numPr>
-        <w:rPr>
-          <w:ins w:author="Rinse Cramer" w:date="2025-11-25T00:01:00Z" w16du:dateUtc="2025-11-24T23:01:00Z" w:id="1827999197"/>
-        </w:rPr>
-      </w:pPr>
-      <w:ins w:author="Rinse Cramer" w:date="2025-11-25T00:01:00Z" w16du:dateUtc="2025-11-24T23:01:00Z" w:id="799899415">
-        <w:r>
-          <w:t>Heb ik mijn antwoorden getest voordat ik JW spreek?</w:t>
-        </w:r>
-      </w:ins>
-    </w:p>
-    <w:p>
-      <w:pPr>
-        <w:pStyle w:val="ListParagraph"/>
-        <w:numPr>
-          <w:ilvl w:val="0"/>
-          <w:numId w:val="37"/>
-        </w:numPr>
-        <w:rPr>
-          <w:ins w:author="Rinse Cramer" w:date="2025-11-07T18:13:00Z" w16du:dateUtc="2025-11-07T17:13:00Z" w:id="510870930"/>
-        </w:rPr>
-        <w:pPrChange w:author="Rinse Cramer" w:date="2025-11-25T00:01:00Z">
-          <w:pPr>
-            <w:pStyle w:val="ListParagraph"/>
-            <w:numPr>
-              <w:ilvl w:val="0"/>
-              <w:numId w:val="9"/>
-            </w:numPr>
-            <w:ind w:hanging="360"/>
-          </w:pPr>
-        </w:pPrChange>
-      </w:pPr>
-      <w:ins w:author="Rinse Cramer" w:date="2025-11-25T00:01:00Z" w16du:dateUtc="2025-11-24T23:01:00Z" w:id="1535509213">
-        <w:r>
-          <w:t>1. Heb ik de grootste oorzaak kunnen vinden?</w:t>
-        </w:r>
-      </w:ins>
-    </w:p>
-    <w:p>
-      <w:pPr>
-        <w:pStyle w:val="Heading1"/>
-        <w:rPr>
-          <w:rFonts w:ascii="Segoe UI Emoji" w:hAnsi="Segoe UI Emoji" w:cs="Segoe UI Emoji"/>
-        </w:rPr>
-      </w:pPr>
-      <w:r>
-        <w:rPr>
-          <w:rFonts w:ascii="Segoe UI Emoji" w:hAnsi="Segoe UI Emoji" w:cs="Segoe UI Emoji"/>
-        </w:rPr>
-        <w:lastRenderedPageBreak/>
-        <w:t xml:space="preserve">🔎 </w:t>
-      </w:r>
-      <w:r>
-        <w:rPr>
-          <w:rFonts w:ascii="Segoe UI Emoji" w:hAnsi="Segoe UI Emoji" w:cs="Segoe UI Emoji"/>
-        </w:rPr>
-        <w:t xml:space="preserve">A. </w:t>
       </w:r>
       <w:r>
         <w:rPr>
@@ -7949,7 +10448,13 @@
         <w:rPr>
           <w:rFonts w:ascii="Segoe UI Emoji" w:hAnsi="Segoe UI Emoji" w:cs="Segoe UI Emoji"/>
         </w:rPr>
-        <w:t xml:space="preserve">B. </w:t>
+        <w:t>8</w:t>
+      </w:r>
+      <w:r>
+        <w:rPr>
+          <w:rFonts w:ascii="Segoe UI Emoji" w:hAnsi="Segoe UI Emoji" w:cs="Segoe UI Emoji"/>
+        </w:rPr>
+        <w:t xml:space="preserve">. </w:t>
       </w:r>
       <w:r>
         <w:rPr>
@@ -8002,7 +10507,13 @@
         <w:rPr>
           <w:rFonts w:ascii="Segoe UI Emoji" w:hAnsi="Segoe UI Emoji" w:cs="Segoe UI Emoji"/>
         </w:rPr>
-        <w:t xml:space="preserve">C. </w:t>
+        <w:t>9</w:t>
+      </w:r>
+      <w:r>
+        <w:rPr>
+          <w:rFonts w:ascii="Segoe UI Emoji" w:hAnsi="Segoe UI Emoji" w:cs="Segoe UI Emoji"/>
+        </w:rPr>
+        <w:t xml:space="preserve">. </w:t>
       </w:r>
       <w:r>
         <w:rPr>
@@ -8058,7 +10569,13 @@
         <w:rPr>
           <w:rFonts w:ascii="Segoe UI Emoji" w:hAnsi="Segoe UI Emoji" w:cs="Segoe UI Emoji"/>
         </w:rPr>
-        <w:t xml:space="preserve">D. </w:t>
+        <w:t>10</w:t>
+      </w:r>
+      <w:r>
+        <w:rPr>
+          <w:rFonts w:ascii="Segoe UI Emoji" w:hAnsi="Segoe UI Emoji" w:cs="Segoe UI Emoji"/>
+        </w:rPr>
+        <w:t xml:space="preserve">. </w:t>
       </w:r>
       <w:r>
         <w:rPr>
@@ -8155,7 +10672,13 @@
         <w:rPr>
           <w:rFonts w:ascii="Segoe UI Emoji" w:hAnsi="Segoe UI Emoji" w:cs="Segoe UI Emoji"/>
         </w:rPr>
-        <w:t xml:space="preserve">E. </w:t>
+        <w:t>11.</w:t>
+      </w:r>
+      <w:r>
+        <w:rPr>
+          <w:rFonts w:ascii="Segoe UI Emoji" w:hAnsi="Segoe UI Emoji" w:cs="Segoe UI Emoji"/>
+        </w:rPr>
+        <w:t xml:space="preserve"> </w:t>
       </w:r>
       <w:r>
         <w:rPr>
@@ -8190,14 +10713,19 @@
         <w:rPr>
           <w:rFonts w:ascii="Segoe UI Emoji" w:hAnsi="Segoe UI Emoji" w:cs="Segoe UI Emoji"/>
         </w:rPr>
-        <w:lastRenderedPageBreak/>
         <w:t xml:space="preserve">🔎 </w:t>
       </w:r>
       <w:r>
         <w:rPr>
           <w:rFonts w:ascii="Segoe UI Emoji" w:hAnsi="Segoe UI Emoji" w:cs="Segoe UI Emoji"/>
         </w:rPr>
-        <w:t xml:space="preserve">F. </w:t>
+        <w:t>12.</w:t>
+      </w:r>
+      <w:r>
+        <w:rPr>
+          <w:rFonts w:ascii="Segoe UI Emoji" w:hAnsi="Segoe UI Emoji" w:cs="Segoe UI Emoji"/>
+        </w:rPr>
+        <w:t xml:space="preserve"> </w:t>
       </w:r>
       <w:r>
         <w:rPr>
@@ -8253,13 +10781,25 @@
         <w:rPr>
           <w:rFonts w:ascii="Segoe UI Emoji" w:hAnsi="Segoe UI Emoji" w:cs="Segoe UI Emoji"/>
         </w:rPr>
-        <w:t xml:space="preserve">G. </w:t>
-      </w:r>
-      <w:r>
-        <w:rPr>
-          <w:rFonts w:ascii="Segoe UI Emoji" w:hAnsi="Segoe UI Emoji" w:cs="Segoe UI Emoji"/>
-        </w:rPr>
-        <w:t>Confidence level vastgesteld</w:t>
+        <w:t>13</w:t>
+      </w:r>
+      <w:r>
+        <w:rPr>
+          <w:rFonts w:ascii="Segoe UI Emoji" w:hAnsi="Segoe UI Emoji" w:cs="Segoe UI Emoji"/>
+        </w:rPr>
+        <w:t xml:space="preserve">. </w:t>
+      </w:r>
+      <w:r>
+        <w:rPr>
+          <w:rFonts w:ascii="Segoe UI Emoji" w:hAnsi="Segoe UI Emoji" w:cs="Segoe UI Emoji"/>
+        </w:rPr>
+        <w:t>Confidence</w:t>
+      </w:r>
+      <w:r>
+        <w:rPr>
+          <w:rFonts w:ascii="Segoe UI Emoji" w:hAnsi="Segoe UI Emoji" w:cs="Segoe UI Emoji"/>
+        </w:rPr>
+        <w:t xml:space="preserve"> level vastgesteld</w:t>
       </w:r>
     </w:p>
     <w:p>
@@ -8294,7 +10834,13 @@
         <w:rPr>
           <w:rFonts w:ascii="Segoe UI Emoji" w:hAnsi="Segoe UI Emoji" w:cs="Segoe UI Emoji"/>
         </w:rPr>
-        <w:t xml:space="preserve">H. </w:t>
+        <w:t>14</w:t>
+      </w:r>
+      <w:r>
+        <w:rPr>
+          <w:rFonts w:ascii="Segoe UI Emoji" w:hAnsi="Segoe UI Emoji" w:cs="Segoe UI Emoji"/>
+        </w:rPr>
+        <w:t xml:space="preserve">. </w:t>
       </w:r>
       <w:r>
         <w:rPr>
@@ -8335,7 +10881,13 @@
         <w:rPr>
           <w:rFonts w:ascii="Segoe UI Emoji" w:hAnsi="Segoe UI Emoji" w:cs="Segoe UI Emoji"/>
         </w:rPr>
-        <w:t xml:space="preserve">I. </w:t>
+        <w:t>15</w:t>
+      </w:r>
+      <w:r>
+        <w:rPr>
+          <w:rFonts w:ascii="Segoe UI Emoji" w:hAnsi="Segoe UI Emoji" w:cs="Segoe UI Emoji"/>
+        </w:rPr>
+        <w:t xml:space="preserve">. </w:t>
       </w:r>
       <w:r>
         <w:rPr>
@@ -8443,17 +10995,945 @@
           <w:ilvl w:val="0"/>
           <w:numId w:val="22"/>
         </w:numPr>
-      </w:pPr>
-      <w:ins w:author="Rinse Cramer" w:date="2025-11-03T23:40:00Z" w16du:dateUtc="2025-11-03T22:40:00Z" w:id="700">
+        <w:rPr/>
+      </w:pPr>
+      <w:ins w:author="Rinse Cramer" w:date="2025-11-03T23:40:00Z" w16du:dateUtc="2025-11-03T22:40:00Z" w:id="1786633325">
         <w:r>
           <w:t xml:space="preserve">2. </w:t>
         </w:r>
       </w:ins>
-      <w:ins w:author="Rinse Cramer" w:date="2025-11-03T23:41:00Z" w16du:dateUtc="2025-11-03T22:41:00Z" w:id="701">
+      <w:ins w:author="Rinse Cramer" w:date="2025-11-03T23:41:00Z" w16du:dateUtc="2025-11-03T22:41:00Z" w:id="372671430">
         <w:r>
           <w:t>Dekkingsgraad vastgesteld, kans op bugs benoemd</w:t>
         </w:r>
       </w:ins>
+    </w:p>
+    <w:p>
+      <w:pPr>
+        <w:pStyle w:val="Heading1"/>
+        <w:rPr>
+          <w:rFonts w:ascii="Segoe UI Emoji" w:hAnsi="Segoe UI Emoji" w:cs="Segoe UI Emoji"/>
+        </w:rPr>
+      </w:pPr>
+      <w:r>
+        <w:rPr>
+          <w:rFonts w:ascii="Segoe UI Emoji" w:hAnsi="Segoe UI Emoji" w:cs="Segoe UI Emoji"/>
+        </w:rPr>
+        <w:t>🔎 16. Pauze &gt; Opnieuw instellen &gt; Terug naar volledige weergave</w:t>
+      </w:r>
+    </w:p>
+    <w:p>
+      <w:pPr>
+        <w:pStyle w:val="ListParagraph"/>
+        <w:numPr>
+          <w:ilvl w:val="0"/>
+          <w:numId w:val="1"/>
+        </w:numPr>
+        <w:rPr/>
+      </w:pPr>
+      <w:r>
+        <w:rPr/>
+        <w:t>1. Ik heb voor iedere ETC een opnieuw ingestelde timer</w:t>
+      </w:r>
+    </w:p>
+    <w:p>
+      <w:pPr>
+        <w:pStyle w:val="Heading1"/>
+        <w:rPr>
+          <w:rFonts w:ascii="Segoe UI Emoji" w:hAnsi="Segoe UI Emoji" w:cs="Segoe UI Emoji"/>
+        </w:rPr>
+      </w:pPr>
+      <w:r>
+        <w:rPr>
+          <w:rFonts w:ascii="Segoe UI Emoji" w:hAnsi="Segoe UI Emoji" w:cs="Segoe UI Emoji"/>
+        </w:rPr>
+        <w:t>🔎 17. Klok minimaliseren</w:t>
+      </w:r>
+    </w:p>
+    <w:p>
+      <w:pPr>
+        <w:pStyle w:val="ListParagraph"/>
+        <w:numPr>
+          <w:ilvl w:val="0"/>
+          <w:numId w:val="1"/>
+        </w:numPr>
+        <w:rPr/>
+      </w:pPr>
+      <w:r>
+        <w:rPr/>
+        <w:t>1. Ik heb een geminimaliseerde klok</w:t>
+      </w:r>
+    </w:p>
+    <w:p>
+      <w:pPr>
+        <w:pStyle w:val="Heading1"/>
+        <w:rPr>
+          <w:rFonts w:ascii="Segoe UI Emoji" w:hAnsi="Segoe UI Emoji" w:cs="Segoe UI Emoji"/>
+        </w:rPr>
+      </w:pPr>
+      <w:r>
+        <w:rPr>
+          <w:rFonts w:ascii="Segoe UI Emoji" w:hAnsi="Segoe UI Emoji" w:cs="Segoe UI Emoji"/>
+        </w:rPr>
+        <w:t>🔎 18. Ik heb de bijzonderheden geschreven</w:t>
+      </w:r>
+    </w:p>
+    <w:p>
+      <w:pPr>
+        <w:pStyle w:val="ListParagraph"/>
+        <w:numPr>
+          <w:ilvl w:val="0"/>
+          <w:numId w:val="1"/>
+        </w:numPr>
+        <w:rPr/>
+      </w:pPr>
+      <w:r>
+        <w:rPr/>
+        <w:t xml:space="preserve">1. Heb ik de bijzonderheden in de </w:t>
+      </w:r>
+      <w:r>
+        <w:rPr/>
+        <w:t>Jira</w:t>
+      </w:r>
+      <w:r>
+        <w:rPr/>
+        <w:t>-opmerking met de Test-header geschreven?</w:t>
+      </w:r>
+    </w:p>
+    <w:p>
+      <w:pPr>
+        <w:pStyle w:val="Heading1"/>
+        <w:rPr>
+          <w:rFonts w:ascii="Segoe UI Emoji" w:hAnsi="Segoe UI Emoji" w:cs="Segoe UI Emoji"/>
+        </w:rPr>
+      </w:pPr>
+      <w:r>
+        <w:rPr>
+          <w:rFonts w:ascii="Segoe UI Emoji" w:hAnsi="Segoe UI Emoji" w:cs="Segoe UI Emoji"/>
+        </w:rPr>
+        <w:t>🔎</w:t>
+      </w:r>
+      <w:r>
+        <w:rPr>
+          <w:rFonts w:ascii="Segoe UI Emoji" w:hAnsi="Segoe UI Emoji" w:cs="Segoe UI Emoji"/>
+        </w:rPr>
+        <w:t xml:space="preserve"> 1</w:t>
+      </w:r>
+      <w:r>
+        <w:rPr>
+          <w:rFonts w:ascii="Segoe UI Emoji" w:hAnsi="Segoe UI Emoji" w:cs="Segoe UI Emoji"/>
+        </w:rPr>
+        <w:t>9</w:t>
+      </w:r>
+      <w:r>
+        <w:rPr>
+          <w:rFonts w:ascii="Segoe UI Emoji" w:hAnsi="Segoe UI Emoji" w:cs="Segoe UI Emoji"/>
+        </w:rPr>
+        <w:t>. Naar flowchartpagina van meldplicht navigeren</w:t>
+      </w:r>
+    </w:p>
+    <w:p>
+      <w:pPr>
+        <w:pStyle w:val="ListParagraph"/>
+        <w:numPr>
+          <w:ilvl w:val="0"/>
+          <w:numId w:val="1"/>
+        </w:numPr>
+        <w:rPr/>
+      </w:pPr>
+      <w:r>
+        <w:rPr/>
+        <w:t>1. Ik heb de flowchartpagina van meldplicht voor me liggen</w:t>
+      </w:r>
+    </w:p>
+    <w:p>
+      <w:pPr>
+        <w:pStyle w:val="Heading1"/>
+        <w:rPr>
+          <w:rFonts w:ascii="Segoe UI Emoji" w:hAnsi="Segoe UI Emoji" w:cs="Segoe UI Emoji"/>
+        </w:rPr>
+      </w:pPr>
+      <w:r>
+        <w:rPr>
+          <w:rFonts w:ascii="Segoe UI Emoji" w:hAnsi="Segoe UI Emoji" w:cs="Segoe UI Emoji"/>
+        </w:rPr>
+        <w:t>🔎</w:t>
+      </w:r>
+      <w:r>
+        <w:rPr>
+          <w:rFonts w:ascii="Segoe UI Emoji" w:hAnsi="Segoe UI Emoji" w:cs="Segoe UI Emoji"/>
+        </w:rPr>
+        <w:t xml:space="preserve"> </w:t>
+      </w:r>
+      <w:r>
+        <w:rPr>
+          <w:rFonts w:ascii="Segoe UI Emoji" w:hAnsi="Segoe UI Emoji" w:cs="Segoe UI Emoji"/>
+        </w:rPr>
+        <w:t>20</w:t>
+      </w:r>
+      <w:r>
+        <w:rPr>
+          <w:rFonts w:ascii="Segoe UI Emoji" w:hAnsi="Segoe UI Emoji" w:cs="Segoe UI Emoji"/>
+        </w:rPr>
+        <w:t>. Naar volgende flowchartpagina navigeren</w:t>
+      </w:r>
+    </w:p>
+    <w:p>
+      <w:pPr>
+        <w:pStyle w:val="ListParagraph"/>
+        <w:numPr>
+          <w:ilvl w:val="0"/>
+          <w:numId w:val="1"/>
+        </w:numPr>
+        <w:rPr/>
+      </w:pPr>
+      <w:r>
+        <w:rPr/>
+        <w:t xml:space="preserve">1. Ik heb de flowchartpagina van </w:t>
+      </w:r>
+      <w:r>
+        <w:rPr/>
+        <w:t>review final</w:t>
+      </w:r>
+      <w:r>
+        <w:rPr/>
+        <w:t xml:space="preserve"> voor me liggen</w:t>
+      </w:r>
+    </w:p>
+    <w:p>
+      <w:pPr>
+        <w:pStyle w:val="Heading1"/>
+        <w:rPr>
+          <w:rFonts w:ascii="Segoe UI Emoji" w:hAnsi="Segoe UI Emoji" w:cs="Segoe UI Emoji"/>
+        </w:rPr>
+      </w:pPr>
+      <w:r>
+        <w:rPr>
+          <w:rFonts w:ascii="Segoe UI Emoji" w:hAnsi="Segoe UI Emoji" w:cs="Segoe UI Emoji"/>
+        </w:rPr>
+        <w:t>🔎</w:t>
+      </w:r>
+      <w:r>
+        <w:rPr>
+          <w:rFonts w:ascii="Segoe UI Emoji" w:hAnsi="Segoe UI Emoji" w:cs="Segoe UI Emoji"/>
+        </w:rPr>
+        <w:t xml:space="preserve"> </w:t>
+      </w:r>
+      <w:r>
+        <w:rPr>
+          <w:rFonts w:ascii="Segoe UI Emoji" w:hAnsi="Segoe UI Emoji" w:cs="Segoe UI Emoji"/>
+        </w:rPr>
+        <w:t>21</w:t>
+      </w:r>
+      <w:r>
+        <w:rPr>
+          <w:rFonts w:ascii="Segoe UI Emoji" w:hAnsi="Segoe UI Emoji" w:cs="Segoe UI Emoji"/>
+        </w:rPr>
+        <w:t>. Start &gt; Klok &gt; menu &gt; Timer</w:t>
+      </w:r>
+    </w:p>
+    <w:p>
+      <w:pPr>
+        <w:pStyle w:val="ListParagraph"/>
+        <w:numPr>
+          <w:ilvl w:val="0"/>
+          <w:numId w:val="1"/>
+        </w:numPr>
+        <w:rPr/>
+      </w:pPr>
+      <w:r>
+        <w:rPr/>
+        <w:t>1. Ik heb voor iedere ETC een timer</w:t>
+      </w:r>
+    </w:p>
+    <w:p>
+      <w:pPr>
+        <w:pStyle w:val="Heading1"/>
+        <w:rPr>
+          <w:rFonts w:ascii="Segoe UI Emoji" w:hAnsi="Segoe UI Emoji" w:cs="Segoe UI Emoji"/>
+        </w:rPr>
+      </w:pPr>
+      <w:r>
+        <w:rPr>
+          <w:rFonts w:ascii="Segoe UI Emoji" w:hAnsi="Segoe UI Emoji" w:cs="Segoe UI Emoji"/>
+        </w:rPr>
+        <w:t>🔎</w:t>
+      </w:r>
+      <w:r>
+        <w:rPr>
+          <w:rFonts w:ascii="Segoe UI Emoji" w:hAnsi="Segoe UI Emoji" w:cs="Segoe UI Emoji"/>
+        </w:rPr>
+        <w:t xml:space="preserve"> </w:t>
+      </w:r>
+      <w:r>
+        <w:rPr>
+          <w:rFonts w:ascii="Segoe UI Emoji" w:hAnsi="Segoe UI Emoji" w:cs="Segoe UI Emoji"/>
+        </w:rPr>
+        <w:t>22</w:t>
+      </w:r>
+      <w:r>
+        <w:rPr>
+          <w:rFonts w:ascii="Segoe UI Emoji" w:hAnsi="Segoe UI Emoji" w:cs="Segoe UI Emoji"/>
+        </w:rPr>
+        <w:t>. Effort tijd instellen &gt; Start &gt; Op voorgrond behouden</w:t>
+      </w:r>
+    </w:p>
+    <w:p>
+      <w:pPr>
+        <w:pStyle w:val="ListParagraph"/>
+        <w:numPr>
+          <w:ilvl w:val="0"/>
+          <w:numId w:val="1"/>
+        </w:numPr>
+        <w:rPr/>
+      </w:pPr>
+      <w:r>
+        <w:rPr/>
+        <w:t>1. Ik heb een aflopende timer in de rechterbovenhoek van het scherm</w:t>
+      </w:r>
+    </w:p>
+    <w:p>
+      <w:pPr>
+        <w:pStyle w:val="Heading1"/>
+        <w:rPr>
+          <w:rFonts w:ascii="Segoe UI Emoji" w:hAnsi="Segoe UI Emoji" w:cs="Segoe UI Emoji"/>
+        </w:rPr>
+      </w:pPr>
+      <w:r>
+        <w:rPr>
+          <w:rFonts w:ascii="Segoe UI Emoji" w:hAnsi="Segoe UI Emoji" w:cs="Segoe UI Emoji"/>
+        </w:rPr>
+        <w:t>🔎</w:t>
+      </w:r>
+      <w:r>
+        <w:rPr>
+          <w:rFonts w:ascii="Segoe UI Emoji" w:hAnsi="Segoe UI Emoji" w:cs="Segoe UI Emoji"/>
+        </w:rPr>
+        <w:t xml:space="preserve"> 2</w:t>
+      </w:r>
+      <w:r>
+        <w:rPr>
+          <w:rFonts w:ascii="Segoe UI Emoji" w:hAnsi="Segoe UI Emoji" w:cs="Segoe UI Emoji"/>
+        </w:rPr>
+        <w:t>3</w:t>
+      </w:r>
+      <w:r>
+        <w:rPr>
+          <w:rFonts w:ascii="Segoe UI Emoji" w:hAnsi="Segoe UI Emoji" w:cs="Segoe UI Emoji"/>
+        </w:rPr>
+        <w:t xml:space="preserve">. </w:t>
+      </w:r>
+      <w:r>
+        <w:rPr>
+          <w:rFonts w:ascii="Segoe UI Emoji" w:hAnsi="Segoe UI Emoji" w:cs="Segoe UI Emoji"/>
+        </w:rPr>
+        <w:t>Jira</w:t>
+      </w:r>
+      <w:r>
+        <w:rPr>
+          <w:rFonts w:ascii="Segoe UI Emoji" w:hAnsi="Segoe UI Emoji" w:cs="Segoe UI Emoji"/>
+        </w:rPr>
+        <w:t>-stopwatch wordt gestart</w:t>
+      </w:r>
+    </w:p>
+    <w:p>
+      <w:pPr>
+        <w:pStyle w:val="ListParagraph"/>
+        <w:numPr>
+          <w:ilvl w:val="0"/>
+          <w:numId w:val="1"/>
+        </w:numPr>
+        <w:rPr/>
+      </w:pPr>
+      <w:r>
+        <w:rPr/>
+        <w:t>1. Ik heb een oplopende stopwatch onder de Jira-beschrijving</w:t>
+      </w:r>
+    </w:p>
+    <w:p>
+      <w:pPr>
+        <w:pStyle w:val="Heading1"/>
+        <w:rPr>
+          <w:rFonts w:ascii="Segoe UI Emoji" w:hAnsi="Segoe UI Emoji" w:cs="Segoe UI Emoji"/>
+        </w:rPr>
+      </w:pPr>
+      <w:r>
+        <w:rPr>
+          <w:rFonts w:ascii="Segoe UI Emoji" w:hAnsi="Segoe UI Emoji" w:cs="Segoe UI Emoji"/>
+        </w:rPr>
+        <w:t>🔎</w:t>
+      </w:r>
+      <w:r>
+        <w:rPr>
+          <w:rFonts w:ascii="Segoe UI Emoji" w:hAnsi="Segoe UI Emoji" w:cs="Segoe UI Emoji"/>
+        </w:rPr>
+        <w:t xml:space="preserve"> 2</w:t>
+      </w:r>
+      <w:r>
+        <w:rPr>
+          <w:rFonts w:ascii="Segoe UI Emoji" w:hAnsi="Segoe UI Emoji" w:cs="Segoe UI Emoji"/>
+        </w:rPr>
+        <w:t>4</w:t>
+      </w:r>
+      <w:r>
+        <w:rPr>
+          <w:rFonts w:ascii="Segoe UI Emoji" w:hAnsi="Segoe UI Emoji" w:cs="Segoe UI Emoji"/>
+        </w:rPr>
+        <w:t>. Hoe lang denk je nog nodig te hebben?</w:t>
+      </w:r>
+    </w:p>
+    <w:p>
+      <w:pPr>
+        <w:pStyle w:val="ListParagraph"/>
+        <w:numPr>
+          <w:ilvl w:val="0"/>
+          <w:numId w:val="9"/>
+        </w:numPr>
+        <w:rPr/>
+      </w:pPr>
+      <w:r>
+        <w:rPr/>
+        <w:t>1. Staan er dingen in die niet bij de opdracht horen?</w:t>
+      </w:r>
+    </w:p>
+    <w:p>
+      <w:pPr>
+        <w:pStyle w:val="ListParagraph"/>
+        <w:numPr>
+          <w:ilvl w:val="0"/>
+          <w:numId w:val="16"/>
+        </w:numPr>
+        <w:rPr/>
+      </w:pPr>
+      <w:r>
+        <w:rPr/>
+        <w:t>2. Is het eerder gebeurd?</w:t>
+      </w:r>
+    </w:p>
+    <w:p>
+      <w:pPr>
+        <w:pStyle w:val="Heading1"/>
+        <w:rPr>
+          <w:rFonts w:ascii="Segoe UI Emoji" w:hAnsi="Segoe UI Emoji" w:cs="Segoe UI Emoji"/>
+        </w:rPr>
+      </w:pPr>
+      <w:r>
+        <w:rPr>
+          <w:rFonts w:ascii="Segoe UI Emoji" w:hAnsi="Segoe UI Emoji" w:cs="Segoe UI Emoji"/>
+        </w:rPr>
+        <w:t>🔎</w:t>
+      </w:r>
+      <w:r>
+        <w:rPr>
+          <w:rFonts w:ascii="Segoe UI Emoji" w:hAnsi="Segoe UI Emoji" w:cs="Segoe UI Emoji"/>
+        </w:rPr>
+        <w:t xml:space="preserve"> 2</w:t>
+      </w:r>
+      <w:r>
+        <w:rPr>
+          <w:rFonts w:ascii="Segoe UI Emoji" w:hAnsi="Segoe UI Emoji" w:cs="Segoe UI Emoji"/>
+        </w:rPr>
+        <w:t>5</w:t>
+      </w:r>
+      <w:r>
+        <w:rPr>
+          <w:rFonts w:ascii="Segoe UI Emoji" w:hAnsi="Segoe UI Emoji" w:cs="Segoe UI Emoji"/>
+        </w:rPr>
+        <w:t>. Past het binnen de 150%? Tijdtrigger gehaald?</w:t>
+      </w:r>
+    </w:p>
+    <w:p>
+      <w:pPr>
+        <w:pStyle w:val="ListParagraph"/>
+        <w:numPr>
+          <w:ilvl w:val="0"/>
+          <w:numId w:val="9"/>
+        </w:numPr>
+        <w:rPr/>
+      </w:pPr>
+      <w:r>
+        <w:rPr/>
+        <w:t>1. Staan er dingen in die niet bij de opdracht horen?</w:t>
+      </w:r>
+    </w:p>
+    <w:p>
+      <w:pPr>
+        <w:pStyle w:val="ListParagraph"/>
+        <w:numPr>
+          <w:ilvl w:val="0"/>
+          <w:numId w:val="16"/>
+        </w:numPr>
+        <w:rPr/>
+      </w:pPr>
+      <w:r>
+        <w:rPr/>
+        <w:t>2. Is het eerder gebeurd?</w:t>
+      </w:r>
+    </w:p>
+    <w:p>
+      <w:pPr>
+        <w:pStyle w:val="Heading1"/>
+        <w:rPr>
+          <w:rFonts w:ascii="Segoe UI Emoji" w:hAnsi="Segoe UI Emoji" w:cs="Segoe UI Emoji"/>
+        </w:rPr>
+      </w:pPr>
+      <w:r>
+        <w:rPr>
+          <w:rFonts w:ascii="Segoe UI Emoji" w:hAnsi="Segoe UI Emoji" w:cs="Segoe UI Emoji"/>
+        </w:rPr>
+        <w:t>🔎</w:t>
+      </w:r>
+      <w:r>
+        <w:rPr>
+          <w:rFonts w:ascii="Segoe UI Emoji" w:hAnsi="Segoe UI Emoji" w:cs="Segoe UI Emoji"/>
+        </w:rPr>
+        <w:t xml:space="preserve"> 2</w:t>
+      </w:r>
+      <w:r>
+        <w:rPr>
+          <w:rFonts w:ascii="Segoe UI Emoji" w:hAnsi="Segoe UI Emoji" w:cs="Segoe UI Emoji"/>
+        </w:rPr>
+        <w:t>6</w:t>
+      </w:r>
+      <w:r>
+        <w:rPr>
+          <w:rFonts w:ascii="Segoe UI Emoji" w:hAnsi="Segoe UI Emoji" w:cs="Segoe UI Emoji"/>
+        </w:rPr>
+        <w:t>. Pauze &gt; Opnieuw instellen &gt; Terug naar volledige weergave</w:t>
+      </w:r>
+    </w:p>
+    <w:p>
+      <w:pPr>
+        <w:pStyle w:val="ListParagraph"/>
+        <w:numPr>
+          <w:ilvl w:val="0"/>
+          <w:numId w:val="41"/>
+        </w:numPr>
+        <w:rPr/>
+      </w:pPr>
+      <w:r>
+        <w:rPr/>
+        <w:t>1. Ik heb voor iedere ETC een opnieuw ingestelde timer</w:t>
+      </w:r>
+    </w:p>
+    <w:p>
+      <w:pPr>
+        <w:pStyle w:val="Heading1"/>
+        <w:rPr>
+          <w:rFonts w:ascii="Segoe UI Emoji" w:hAnsi="Segoe UI Emoji" w:cs="Segoe UI Emoji"/>
+        </w:rPr>
+      </w:pPr>
+      <w:r>
+        <w:rPr>
+          <w:rFonts w:ascii="Segoe UI Emoji" w:hAnsi="Segoe UI Emoji" w:cs="Segoe UI Emoji"/>
+        </w:rPr>
+        <w:t>🔎</w:t>
+      </w:r>
+      <w:r>
+        <w:rPr>
+          <w:rFonts w:ascii="Segoe UI Emoji" w:hAnsi="Segoe UI Emoji" w:cs="Segoe UI Emoji"/>
+        </w:rPr>
+        <w:t xml:space="preserve"> 2</w:t>
+      </w:r>
+      <w:r>
+        <w:rPr>
+          <w:rFonts w:ascii="Segoe UI Emoji" w:hAnsi="Segoe UI Emoji" w:cs="Segoe UI Emoji"/>
+        </w:rPr>
+        <w:t>7</w:t>
+      </w:r>
+      <w:r>
+        <w:rPr>
+          <w:rFonts w:ascii="Segoe UI Emoji" w:hAnsi="Segoe UI Emoji" w:cs="Segoe UI Emoji"/>
+        </w:rPr>
+        <w:t>. Effort tijd instellen &gt; Start &gt; Op voorgrond behouden</w:t>
+      </w:r>
+    </w:p>
+    <w:p>
+      <w:pPr>
+        <w:pStyle w:val="ListParagraph"/>
+        <w:numPr>
+          <w:ilvl w:val="0"/>
+          <w:numId w:val="1"/>
+        </w:numPr>
+        <w:rPr/>
+      </w:pPr>
+      <w:r>
+        <w:rPr/>
+        <w:t>1. Ik heb een aflopende timer in de rechterbovenhoek van het scherm</w:t>
+      </w:r>
+    </w:p>
+    <w:p>
+      <w:pPr>
+        <w:pStyle w:val="Heading1"/>
+        <w:rPr>
+          <w:rFonts w:ascii="Segoe UI Emoji" w:hAnsi="Segoe UI Emoji" w:cs="Segoe UI Emoji"/>
+        </w:rPr>
+      </w:pPr>
+      <w:r>
+        <w:rPr>
+          <w:rFonts w:ascii="Segoe UI Emoji" w:hAnsi="Segoe UI Emoji" w:cs="Segoe UI Emoji"/>
+        </w:rPr>
+        <w:t>🔎</w:t>
+      </w:r>
+      <w:r>
+        <w:rPr>
+          <w:rFonts w:ascii="Segoe UI Emoji" w:hAnsi="Segoe UI Emoji" w:cs="Segoe UI Emoji"/>
+        </w:rPr>
+        <w:t xml:space="preserve"> 2</w:t>
+      </w:r>
+      <w:r>
+        <w:rPr>
+          <w:rFonts w:ascii="Segoe UI Emoji" w:hAnsi="Segoe UI Emoji" w:cs="Segoe UI Emoji"/>
+        </w:rPr>
+        <w:t>8</w:t>
+      </w:r>
+      <w:r>
+        <w:rPr>
+          <w:rFonts w:ascii="Segoe UI Emoji" w:hAnsi="Segoe UI Emoji" w:cs="Segoe UI Emoji"/>
+        </w:rPr>
+        <w:t xml:space="preserve">. </w:t>
+      </w:r>
+      <w:r>
+        <w:rPr>
+          <w:rFonts w:ascii="Segoe UI Emoji" w:hAnsi="Segoe UI Emoji" w:cs="Segoe UI Emoji"/>
+        </w:rPr>
+        <w:t>Jira</w:t>
+      </w:r>
+      <w:r>
+        <w:rPr>
+          <w:rFonts w:ascii="Segoe UI Emoji" w:hAnsi="Segoe UI Emoji" w:cs="Segoe UI Emoji"/>
+        </w:rPr>
+        <w:t>-stopwatch wordt gestart</w:t>
+      </w:r>
+    </w:p>
+    <w:p>
+      <w:pPr>
+        <w:pStyle w:val="ListParagraph"/>
+        <w:numPr>
+          <w:ilvl w:val="0"/>
+          <w:numId w:val="1"/>
+        </w:numPr>
+        <w:rPr/>
+      </w:pPr>
+      <w:r>
+        <w:rPr/>
+        <w:t>1. Ik heb een oplopende stopwatch onder de Jira-beschrijving</w:t>
+      </w:r>
+    </w:p>
+    <w:p>
+      <w:pPr>
+        <w:pStyle w:val="Heading1"/>
+        <w:rPr>
+          <w:rFonts w:ascii="Segoe UI Emoji" w:hAnsi="Segoe UI Emoji" w:cs="Segoe UI Emoji"/>
+        </w:rPr>
+      </w:pPr>
+      <w:r>
+        <w:rPr>
+          <w:rFonts w:ascii="Segoe UI Emoji" w:hAnsi="Segoe UI Emoji" w:cs="Segoe UI Emoji"/>
+        </w:rPr>
+        <w:t>🔎</w:t>
+      </w:r>
+      <w:r>
+        <w:rPr>
+          <w:rFonts w:ascii="Segoe UI Emoji" w:hAnsi="Segoe UI Emoji" w:cs="Segoe UI Emoji"/>
+        </w:rPr>
+        <w:t xml:space="preserve"> 2</w:t>
+      </w:r>
+      <w:r>
+        <w:rPr>
+          <w:rFonts w:ascii="Segoe UI Emoji" w:hAnsi="Segoe UI Emoji" w:cs="Segoe UI Emoji"/>
+        </w:rPr>
+        <w:t>9</w:t>
+      </w:r>
+      <w:r>
+        <w:rPr>
+          <w:rFonts w:ascii="Segoe UI Emoji" w:hAnsi="Segoe UI Emoji" w:cs="Segoe UI Emoji"/>
+        </w:rPr>
+        <w:t>. Pauze &gt; Opnieuw instellen &gt; Terug naar volledige weergave</w:t>
+      </w:r>
+    </w:p>
+    <w:p>
+      <w:pPr>
+        <w:pStyle w:val="ListParagraph"/>
+        <w:numPr>
+          <w:ilvl w:val="0"/>
+          <w:numId w:val="41"/>
+        </w:numPr>
+        <w:rPr/>
+      </w:pPr>
+      <w:r>
+        <w:rPr/>
+        <w:t>1. Ik heb voor iedere ETC een opnieuw ingestelde timer</w:t>
+      </w:r>
+    </w:p>
+    <w:p>
+      <w:pPr>
+        <w:pStyle w:val="Heading1"/>
+        <w:rPr>
+          <w:rFonts w:ascii="Segoe UI Emoji" w:hAnsi="Segoe UI Emoji" w:cs="Segoe UI Emoji"/>
+        </w:rPr>
+      </w:pPr>
+      <w:r>
+        <w:rPr>
+          <w:rFonts w:ascii="Segoe UI Emoji" w:hAnsi="Segoe UI Emoji" w:cs="Segoe UI Emoji"/>
+        </w:rPr>
+        <w:t>🔎</w:t>
+      </w:r>
+      <w:r>
+        <w:rPr>
+          <w:rFonts w:ascii="Segoe UI Emoji" w:hAnsi="Segoe UI Emoji" w:cs="Segoe UI Emoji"/>
+        </w:rPr>
+        <w:t xml:space="preserve"> </w:t>
+      </w:r>
+      <w:r>
+        <w:rPr>
+          <w:rFonts w:ascii="Segoe UI Emoji" w:hAnsi="Segoe UI Emoji" w:cs="Segoe UI Emoji"/>
+        </w:rPr>
+        <w:t>30.</w:t>
+      </w:r>
+      <w:r>
+        <w:rPr>
+          <w:rFonts w:ascii="Segoe UI Emoji" w:hAnsi="Segoe UI Emoji" w:cs="Segoe UI Emoji"/>
+        </w:rPr>
+        <w:t xml:space="preserve"> Klok minimaliseren</w:t>
+      </w:r>
+    </w:p>
+    <w:p>
+      <w:pPr>
+        <w:pStyle w:val="ListParagraph"/>
+        <w:numPr>
+          <w:ilvl w:val="0"/>
+          <w:numId w:val="1"/>
+        </w:numPr>
+        <w:rPr/>
+      </w:pPr>
+      <w:r>
+        <w:rPr/>
+        <w:t>1. Ik heb een geminimaliseerde klok</w:t>
+      </w:r>
+    </w:p>
+    <w:p>
+      <w:pPr>
+        <w:pStyle w:val="Heading1"/>
+        <w:rPr>
+          <w:rFonts w:ascii="Segoe UI Emoji" w:hAnsi="Segoe UI Emoji" w:cs="Segoe UI Emoji"/>
+        </w:rPr>
+      </w:pPr>
+      <w:r>
+        <w:rPr>
+          <w:rFonts w:ascii="Segoe UI Emoji" w:hAnsi="Segoe UI Emoji" w:cs="Segoe UI Emoji"/>
+        </w:rPr>
+        <w:t>🔎</w:t>
+      </w:r>
+      <w:r>
+        <w:rPr>
+          <w:rFonts w:ascii="Segoe UI Emoji" w:hAnsi="Segoe UI Emoji" w:cs="Segoe UI Emoji"/>
+        </w:rPr>
+        <w:t xml:space="preserve"> </w:t>
+      </w:r>
+      <w:r>
+        <w:rPr>
+          <w:rFonts w:ascii="Segoe UI Emoji" w:hAnsi="Segoe UI Emoji" w:cs="Segoe UI Emoji"/>
+        </w:rPr>
+        <w:t>31</w:t>
+      </w:r>
+      <w:r>
+        <w:rPr>
+          <w:rFonts w:ascii="Segoe UI Emoji" w:hAnsi="Segoe UI Emoji" w:cs="Segoe UI Emoji"/>
+        </w:rPr>
+        <w:t>. Hoe heeft het zo lang kunnen duren?</w:t>
+      </w:r>
+    </w:p>
+    <w:p>
+      <w:pPr>
+        <w:pStyle w:val="ListParagraph"/>
+        <w:numPr>
+          <w:ilvl w:val="0"/>
+          <w:numId w:val="9"/>
+        </w:numPr>
+        <w:rPr/>
+      </w:pPr>
+      <w:r>
+        <w:rPr/>
+        <w:t>1. Staan er dingen in die niet bij de opdracht horen?</w:t>
+      </w:r>
+    </w:p>
+    <w:p>
+      <w:pPr>
+        <w:pStyle w:val="ListParagraph"/>
+        <w:numPr>
+          <w:ilvl w:val="0"/>
+          <w:numId w:val="16"/>
+        </w:numPr>
+        <w:rPr/>
+      </w:pPr>
+      <w:r>
+        <w:rPr/>
+        <w:t>2. Is het eerder gebeurd?</w:t>
+      </w:r>
+    </w:p>
+    <w:p>
+      <w:pPr>
+        <w:pStyle w:val="Heading1"/>
+        <w:rPr>
+          <w:rFonts w:ascii="Segoe UI Emoji" w:hAnsi="Segoe UI Emoji" w:cs="Segoe UI Emoji"/>
+        </w:rPr>
+      </w:pPr>
+      <w:r>
+        <w:rPr>
+          <w:rFonts w:ascii="Segoe UI Emoji" w:hAnsi="Segoe UI Emoji" w:cs="Segoe UI Emoji"/>
+        </w:rPr>
+        <w:t>🔎</w:t>
+      </w:r>
+      <w:r>
+        <w:rPr>
+          <w:rFonts w:ascii="Segoe UI Emoji" w:hAnsi="Segoe UI Emoji" w:cs="Segoe UI Emoji"/>
+        </w:rPr>
+        <w:t xml:space="preserve"> </w:t>
+      </w:r>
+      <w:r>
+        <w:rPr>
+          <w:rFonts w:ascii="Segoe UI Emoji" w:hAnsi="Segoe UI Emoji" w:cs="Segoe UI Emoji"/>
+        </w:rPr>
+        <w:t>32</w:t>
+      </w:r>
+      <w:r>
+        <w:rPr>
+          <w:rFonts w:ascii="Segoe UI Emoji" w:hAnsi="Segoe UI Emoji" w:cs="Segoe UI Emoji"/>
+        </w:rPr>
+        <w:t>. Snellere methodieken mogelijk?</w:t>
+      </w:r>
+    </w:p>
+    <w:p>
+      <w:pPr>
+        <w:pStyle w:val="ListParagraph"/>
+        <w:numPr>
+          <w:ilvl w:val="0"/>
+          <w:numId w:val="9"/>
+        </w:numPr>
+        <w:rPr/>
+      </w:pPr>
+      <w:r>
+        <w:rPr/>
+        <w:t>1. Staan er dingen in die niet bij de opdracht horen?</w:t>
+      </w:r>
+    </w:p>
+    <w:p>
+      <w:pPr>
+        <w:pStyle w:val="ListParagraph"/>
+        <w:numPr>
+          <w:ilvl w:val="0"/>
+          <w:numId w:val="9"/>
+        </w:numPr>
+        <w:rPr/>
+      </w:pPr>
+      <w:r>
+        <w:rPr/>
+        <w:t>2. Is het eerder gebeurd?</w:t>
+      </w:r>
+    </w:p>
+    <w:p>
+      <w:pPr>
+        <w:pStyle w:val="Heading1"/>
+        <w:rPr>
+          <w:rFonts w:ascii="Segoe UI Emoji" w:hAnsi="Segoe UI Emoji" w:cs="Segoe UI Emoji"/>
+        </w:rPr>
+      </w:pPr>
+      <w:r>
+        <w:rPr>
+          <w:rFonts w:ascii="Segoe UI Emoji" w:hAnsi="Segoe UI Emoji" w:cs="Segoe UI Emoji"/>
+        </w:rPr>
+        <w:t>🔎</w:t>
+      </w:r>
+      <w:r>
+        <w:rPr>
+          <w:rFonts w:ascii="Segoe UI Emoji" w:hAnsi="Segoe UI Emoji" w:cs="Segoe UI Emoji"/>
+        </w:rPr>
+        <w:t xml:space="preserve"> 3</w:t>
+      </w:r>
+      <w:r>
+        <w:rPr>
+          <w:rFonts w:ascii="Segoe UI Emoji" w:hAnsi="Segoe UI Emoji" w:cs="Segoe UI Emoji"/>
+        </w:rPr>
+        <w:t>3</w:t>
+      </w:r>
+      <w:r>
+        <w:rPr>
+          <w:rFonts w:ascii="Segoe UI Emoji" w:hAnsi="Segoe UI Emoji" w:cs="Segoe UI Emoji"/>
+        </w:rPr>
+        <w:t>. Heb ik mijn antwoorden getest voordat ik JW spreek?</w:t>
+      </w:r>
+    </w:p>
+    <w:p>
+      <w:pPr>
+        <w:pStyle w:val="ListParagraph"/>
+        <w:numPr>
+          <w:ilvl w:val="0"/>
+          <w:numId w:val="36"/>
+        </w:numPr>
+        <w:rPr/>
+      </w:pPr>
+      <w:r>
+        <w:rPr/>
+        <w:t>1. Heb ik de grootste oorzaak kunnen vinden?</w:t>
+      </w:r>
+    </w:p>
+    <w:p>
+      <w:pPr>
+        <w:pStyle w:val="Heading1"/>
+        <w:rPr>
+          <w:rFonts w:ascii="Segoe UI Emoji" w:hAnsi="Segoe UI Emoji" w:cs="Segoe UI Emoji"/>
+        </w:rPr>
+      </w:pPr>
+      <w:r>
+        <w:rPr>
+          <w:rFonts w:ascii="Segoe UI Emoji" w:hAnsi="Segoe UI Emoji" w:cs="Segoe UI Emoji"/>
+        </w:rPr>
+        <w:t>🔎</w:t>
+      </w:r>
+      <w:r>
+        <w:rPr>
+          <w:rFonts w:ascii="Segoe UI Emoji" w:hAnsi="Segoe UI Emoji" w:cs="Segoe UI Emoji"/>
+        </w:rPr>
+        <w:t xml:space="preserve"> 31. Pauze &gt; Opnieuw instellen &gt; Terug naar volledige weergave</w:t>
+      </w:r>
+    </w:p>
+    <w:p>
+      <w:pPr>
+        <w:pStyle w:val="ListParagraph"/>
+        <w:numPr>
+          <w:ilvl w:val="0"/>
+          <w:numId w:val="41"/>
+        </w:numPr>
+        <w:rPr/>
+      </w:pPr>
+      <w:r>
+        <w:rPr/>
+        <w:t>1. Ik heb voor iedere ETC een opnieuw ingestelde timer</w:t>
+      </w:r>
+    </w:p>
+    <w:p>
+      <w:pPr>
+        <w:pStyle w:val="Heading1"/>
+        <w:rPr>
+          <w:rFonts w:ascii="Segoe UI Emoji" w:hAnsi="Segoe UI Emoji" w:cs="Segoe UI Emoji"/>
+        </w:rPr>
+      </w:pPr>
+      <w:r>
+        <w:rPr>
+          <w:rFonts w:ascii="Segoe UI Emoji" w:hAnsi="Segoe UI Emoji" w:cs="Segoe UI Emoji"/>
+        </w:rPr>
+        <w:t>⌨ 32. Klok minimaliseren</w:t>
+      </w:r>
+    </w:p>
+    <w:p>
+      <w:pPr>
+        <w:pStyle w:val="Normal"/>
+      </w:pPr>
+      <w:r>
+        <w:rPr/>
+        <w:t>1. Ik heb een geminimaliseerde klok</w:t>
+      </w:r>
     </w:p>
     <w:p>
       <w:pPr>
@@ -8528,18 +12008,20 @@
     </w:p>
     <w:p>
       <w:pPr>
-        <w:pStyle w:val="ListParagraph"/>
+        <w:pStyle w:val="Normal"/>
+        <w:ind w:left="708"/>
         <w:pPrChange w:author="Rinse Cramer" w:date="2025-11-03T23:42:00Z" w16du:dateUtc="2025-11-03T22:42:00Z" w:id="709">
           <w:pPr>
             <w:pStyle w:val="ListParagraph"/>
             <w:numPr>
+              <w:ilvl w:val="0"/>
               <w:numId w:val="22"/>
             </w:numPr>
             <w:ind w:hanging="360"/>
           </w:pPr>
         </w:pPrChange>
       </w:pPr>
-      <w:del w:author="Rinse Cramer" w:date="2025-11-03T23:40:00Z" w16du:dateUtc="2025-11-03T22:40:00Z" w:id="710">
+      <w:del w:author="Rinse Cramer" w:date="2025-11-03T23:40:00Z" w16du:dateUtc="2025-11-03T22:40:00Z" w:id="1902741355">
         <w:r>
           <w:delText xml:space="preserve">1. </w:delText>
         </w:r>
@@ -8630,336 +12112,11 @@
           <w:del w:author="Rinse Cramer" w:date="2025-11-07T18:12:00Z" w16du:dateUtc="2025-11-07T17:12:00Z" w:id="717"/>
         </w:rPr>
       </w:pPr>
-      <w:del w:author="Rinse Cramer" w:date="2025-11-07T18:12:00Z" w16du:dateUtc="2025-11-07T17:12:00Z" w:id="718">
+      <w:del w:author="Rinse Cramer" w:date="2025-11-07T18:12:00Z" w16du:dateUtc="2025-11-07T17:12:00Z" w:id="1688699771">
         <w:r>
           <w:delText>Alleen toevoegen van opmerking, NIET wijzigen</w:delText>
         </w:r>
       </w:del>
-    </w:p>
-    <w:p>
-      <w:pPr>
-        <w:pStyle w:val="Heading1"/>
-        <w:rPr>
-          <w:rFonts w:ascii="Segoe UI Emoji" w:hAnsi="Segoe UI Emoji" w:cs="Segoe UI Emoji"/>
-        </w:rPr>
-      </w:pPr>
-      <w:r>
-        <w:rPr>
-          <w:rFonts w:ascii="Segoe UI Emoji" w:hAnsi="Segoe UI Emoji" w:cs="Segoe UI Emoji"/>
-        </w:rPr>
-        <w:t xml:space="preserve">🔎 </w:t>
-      </w:r>
-      <w:ins w:author="Rinse Cramer" w:date="2025-11-07T18:12:00Z" w16du:dateUtc="2025-11-07T17:12:00Z" w:id="719">
-        <w:r>
-          <w:rPr>
-            <w:rFonts w:ascii="Segoe UI Emoji" w:hAnsi="Segoe UI Emoji" w:cs="Segoe UI Emoji"/>
-          </w:rPr>
-          <w:t>J.</w:t>
-        </w:r>
-      </w:ins>
-      <w:del w:author="Rinse Cramer" w:date="2025-11-03T23:41:00Z" w16du:dateUtc="2025-11-03T22:41:00Z" w:id="720">
-        <w:r>
-          <w:rPr>
-            <w:rFonts w:ascii="Segoe UI Emoji" w:hAnsi="Segoe UI Emoji" w:cs="Segoe UI Emoji"/>
-          </w:rPr>
-          <w:delText>L</w:delText>
-        </w:r>
-      </w:del>
-      <w:del w:author="Rinse Cramer" w:date="2025-11-07T18:12:00Z" w16du:dateUtc="2025-11-07T17:12:00Z" w:id="721">
-        <w:r>
-          <w:rPr>
-            <w:rFonts w:ascii="Segoe UI Emoji" w:hAnsi="Segoe UI Emoji" w:cs="Segoe UI Emoji"/>
-          </w:rPr>
-          <w:delText>.</w:delText>
-        </w:r>
-      </w:del>
-      <w:r>
-        <w:rPr>
-          <w:rFonts w:ascii="Segoe UI Emoji" w:hAnsi="Segoe UI Emoji" w:cs="Segoe UI Emoji"/>
-        </w:rPr>
-        <w:t xml:space="preserve"> </w:t>
-      </w:r>
-      <w:r>
-        <w:rPr>
-          <w:rFonts w:ascii="Segoe UI Emoji" w:hAnsi="Segoe UI Emoji" w:cs="Segoe UI Emoji"/>
-        </w:rPr>
-        <w:t>Evaluatie eerste acties:</w:t>
-      </w:r>
-    </w:p>
-    <w:p>
-      <w:pPr>
-        <w:pStyle w:val="Heading2"/>
-        <w:numPr>
-          <w:ilvl w:val="0"/>
-          <w:numId w:val="33"/>
-        </w:numPr>
-      </w:pPr>
-      <w:r>
-        <w:t>Hoe lang denk je nog nodig te hebben?</w:t>
-      </w:r>
-    </w:p>
-    <w:p>
-      <w:pPr>
-        <w:pStyle w:val="ListParagraph"/>
-        <w:numPr>
-          <w:ilvl w:val="0"/>
-          <w:numId w:val="9"/>
-        </w:numPr>
-      </w:pPr>
-      <w:r>
-        <w:t xml:space="preserve">1. </w:t>
-      </w:r>
-      <w:r>
-        <w:t>Staan er dingen in die niet bij de opdracht horen?</w:t>
-      </w:r>
-    </w:p>
-    <w:p>
-      <w:pPr>
-        <w:pStyle w:val="ListParagraph"/>
-        <w:numPr>
-          <w:ilvl w:val="0"/>
-          <w:numId w:val="16"/>
-        </w:numPr>
-      </w:pPr>
-      <w:r>
-        <w:t xml:space="preserve">2. </w:t>
-      </w:r>
-      <w:r>
-        <w:t>Is het eerder gebeurd?</w:t>
-      </w:r>
-    </w:p>
-    <w:p>
-      <w:pPr>
-        <w:pStyle w:val="Heading2"/>
-        <w:numPr>
-          <w:ilvl w:val="0"/>
-          <w:numId w:val="33"/>
-        </w:numPr>
-      </w:pPr>
-      <w:r>
-        <w:t>Past het binnen de 150%? Tijdtrigger gehaald? Zo ja, verder</w:t>
-      </w:r>
-    </w:p>
-    <w:p>
-      <w:pPr>
-        <w:pStyle w:val="ListParagraph"/>
-        <w:numPr>
-          <w:ilvl w:val="0"/>
-          <w:numId w:val="9"/>
-        </w:numPr>
-      </w:pPr>
-      <w:r>
-        <w:t xml:space="preserve">1. </w:t>
-      </w:r>
-      <w:r>
-        <w:t>Staan er dingen in die niet bij de opdracht horen?</w:t>
-      </w:r>
-    </w:p>
-    <w:p>
-      <w:pPr>
-        <w:pStyle w:val="ListParagraph"/>
-        <w:numPr>
-          <w:ilvl w:val="0"/>
-          <w:numId w:val="16"/>
-        </w:numPr>
-      </w:pPr>
-      <w:r>
-        <w:t xml:space="preserve">2. </w:t>
-      </w:r>
-      <w:r>
-        <w:t>Is het eerder gebeurd?</w:t>
-      </w:r>
-    </w:p>
-    <w:p>
-      <w:pPr>
-        <w:pStyle w:val="Heading1"/>
-        <w:rPr>
-          <w:rFonts w:ascii="Segoe UI Emoji" w:hAnsi="Segoe UI Emoji" w:cs="Segoe UI Emoji"/>
-        </w:rPr>
-      </w:pPr>
-      <w:r>
-        <w:rPr>
-          <w:rFonts w:ascii="Segoe UI Emoji" w:hAnsi="Segoe UI Emoji" w:cs="Segoe UI Emoji"/>
-        </w:rPr>
-        <w:t xml:space="preserve">🔎 </w:t>
-      </w:r>
-      <w:ins w:author="Rinse Cramer" w:date="2025-11-07T18:12:00Z" w16du:dateUtc="2025-11-07T17:12:00Z" w:id="722">
-        <w:r>
-          <w:rPr>
-            <w:rFonts w:ascii="Segoe UI Emoji" w:hAnsi="Segoe UI Emoji" w:cs="Segoe UI Emoji"/>
-          </w:rPr>
-          <w:t>K.</w:t>
-        </w:r>
-      </w:ins>
-      <w:del w:author="Rinse Cramer" w:date="2025-11-03T23:41:00Z" w16du:dateUtc="2025-11-03T22:41:00Z" w:id="723">
-        <w:r>
-          <w:rPr>
-            <w:rFonts w:ascii="Segoe UI Emoji" w:hAnsi="Segoe UI Emoji" w:cs="Segoe UI Emoji"/>
-          </w:rPr>
-          <w:delText>M</w:delText>
-        </w:r>
-      </w:del>
-      <w:del w:author="Rinse Cramer" w:date="2025-11-07T18:12:00Z" w16du:dateUtc="2025-11-07T17:12:00Z" w:id="724">
-        <w:r>
-          <w:rPr>
-            <w:rFonts w:ascii="Segoe UI Emoji" w:hAnsi="Segoe UI Emoji" w:cs="Segoe UI Emoji"/>
-          </w:rPr>
-          <w:delText>.</w:delText>
-        </w:r>
-      </w:del>
-      <w:r>
-        <w:rPr>
-          <w:rFonts w:ascii="Segoe UI Emoji" w:hAnsi="Segoe UI Emoji" w:cs="Segoe UI Emoji"/>
-        </w:rPr>
-        <w:t xml:space="preserve"> </w:t>
-      </w:r>
-      <w:r>
-        <w:rPr>
-          <w:rFonts w:ascii="Segoe UI Emoji" w:hAnsi="Segoe UI Emoji" w:cs="Segoe UI Emoji"/>
-        </w:rPr>
-        <w:t>Evaluatie laatste acties:</w:t>
-      </w:r>
-    </w:p>
-    <w:p>
-      <w:pPr>
-        <w:pStyle w:val="Heading2"/>
-        <w:numPr>
-          <w:ilvl w:val="0"/>
-          <w:numId w:val="34"/>
-        </w:numPr>
-      </w:pPr>
-      <w:r>
-        <w:t>Hoe heeft het zo lang kunnen duren?</w:t>
-      </w:r>
-    </w:p>
-    <w:p>
-      <w:pPr>
-        <w:pStyle w:val="ListParagraph"/>
-        <w:numPr>
-          <w:ilvl w:val="0"/>
-          <w:numId w:val="9"/>
-        </w:numPr>
-      </w:pPr>
-      <w:r>
-        <w:t xml:space="preserve">1. </w:t>
-      </w:r>
-      <w:r>
-        <w:t>Staan er dingen in die niet bij de opdracht horen?</w:t>
-      </w:r>
-    </w:p>
-    <w:p>
-      <w:pPr>
-        <w:pStyle w:val="ListParagraph"/>
-        <w:numPr>
-          <w:ilvl w:val="0"/>
-          <w:numId w:val="16"/>
-        </w:numPr>
-      </w:pPr>
-      <w:r>
-        <w:t xml:space="preserve">2. </w:t>
-      </w:r>
-      <w:r>
-        <w:t>Is het eerder gebeurd?</w:t>
-      </w:r>
-    </w:p>
-    <w:p>
-      <w:pPr>
-        <w:pStyle w:val="Heading2"/>
-        <w:numPr>
-          <w:ilvl w:val="0"/>
-          <w:numId w:val="34"/>
-        </w:numPr>
-      </w:pPr>
-      <w:r>
-        <w:t>Snellere methodieken mogelijk?</w:t>
-      </w:r>
-    </w:p>
-    <w:p>
-      <w:pPr>
-        <w:pStyle w:val="ListParagraph"/>
-        <w:numPr>
-          <w:ilvl w:val="0"/>
-          <w:numId w:val="9"/>
-        </w:numPr>
-      </w:pPr>
-      <w:r>
-        <w:t xml:space="preserve">1. </w:t>
-      </w:r>
-      <w:r>
-        <w:t>Staan er dingen in die niet bij de opdracht horen?</w:t>
-      </w:r>
-    </w:p>
-    <w:p>
-      <w:pPr>
-        <w:pStyle w:val="ListParagraph"/>
-        <w:numPr>
-          <w:ilvl w:val="0"/>
-          <w:numId w:val="9"/>
-        </w:numPr>
-        <w:rPr>
-          <w:ins w:author="Rinse Cramer" w:date="2025-11-25T00:01:00Z" w16du:dateUtc="2025-11-24T23:01:00Z" w:id="725"/>
-        </w:rPr>
-      </w:pPr>
-      <w:r>
-        <w:t xml:space="preserve">2. </w:t>
-      </w:r>
-      <w:r>
-        <w:t>Is het eerder gebeurd?</w:t>
-      </w:r>
-    </w:p>
-    <w:p>
-      <w:pPr>
-        <w:pStyle w:val="Heading2"/>
-        <w:numPr>
-          <w:ilvl w:val="0"/>
-          <w:numId w:val="34"/>
-        </w:numPr>
-        <w:rPr>
-          <w:ins w:author="Rinse Cramer" w:date="2025-11-25T00:02:00Z" w16du:dateUtc="2025-11-24T23:02:00Z" w:id="1891771076"/>
-        </w:rPr>
-      </w:pPr>
-      <w:ins w:author="Rinse Cramer" w:date="2025-11-25T00:02:00Z" w16du:dateUtc="2025-11-24T23:02:00Z" w:id="506054827">
-        <w:r>
-          <w:t xml:space="preserve">Heb ik </w:t>
-        </w:r>
-        <w:r>
-          <w:t>mijn antwoorden getest voordat ik JW spreek?</w:t>
-        </w:r>
-      </w:ins>
-    </w:p>
-    <w:p>
-      <w:pPr>
-        <w:pStyle w:val="ListParagraph"/>
-        <w:numPr>
-          <w:ilvl w:val="0"/>
-          <w:numId w:val="39"/>
-        </w:numPr>
-        <w:rPr>
-          <w:ins w:author="Rinse Cramer" w:date="2025-11-25T00:05:00Z" w16du:dateUtc="2025-11-24T23:05:00Z" w:id="545787347"/>
-        </w:rPr>
-        <w:pPrChange w:author="Rinse Cramer" w:date="2025-11-25T00:02:00Z">
-          <w:pPr>
-            <w:pStyle w:val="ListParagraph"/>
-            <w:numPr>
-              <w:ilvl w:val="0"/>
-              <w:numId w:val="9"/>
-            </w:numPr>
-            <w:ind w:hanging="360"/>
-          </w:pPr>
-        </w:pPrChange>
-      </w:pPr>
-      <w:ins w:author="Rinse Cramer" w:date="2025-11-25T00:02:00Z" w16du:dateUtc="2025-11-24T23:02:00Z" w:id="2015953029">
-        <w:r>
-          <w:rPr>
-            <w:rFonts w:ascii="Aptos" w:hAnsi="Aptos" w:eastAsia="Aptos" w:cs="" w:asciiTheme="minorAscii" w:hAnsiTheme="minorAscii" w:eastAsiaTheme="minorAscii" w:cstheme="minorBidi"/>
-            <w:color w:val="auto"/>
-            <w:sz w:val="22"/>
-            <w:szCs w:val="22"/>
-            <w:lang w:eastAsia="en-US" w:bidi="ar-SA"/>
-          </w:rPr>
-          <w:t>1. Heb ik de grootste oorzaak kunnen vinden?</w:t>
-        </w:r>
-      </w:ins>
     </w:p>
     <w:p>
       <w:pPr>
@@ -10282,6 +13439,230 @@
       </v:shape>
     </w:pict>
   </w:numPicBullet>
+  <w:abstractNum xmlns:w="http://schemas.openxmlformats.org/wordprocessingml/2006/main" w:abstractNumId="41">
+    <w:nsid w:val="5a017203"/>
+    <w:multiLevelType xmlns:w="http://schemas.openxmlformats.org/wordprocessingml/2006/main" w:val="hybridMultilevel"/>
+    <w:lvl xmlns:w="http://schemas.openxmlformats.org/wordprocessingml/2006/main" w:ilvl="0">
+      <w:start w:val="1"/>
+      <w:numFmt w:val="bullet"/>
+      <w:lvlText w:val="☐"/>
+      <w:lvlJc w:val="left"/>
+      <w:pPr>
+        <w:ind w:left="720" w:hanging="360"/>
+      </w:pPr>
+      <w:rPr>
+        <w:rFonts w:hint="default" w:ascii="Aptos" w:hAnsi="Aptos"/>
+      </w:rPr>
+    </w:lvl>
+    <w:lvl xmlns:w="http://schemas.openxmlformats.org/wordprocessingml/2006/main" w:ilvl="1">
+      <w:start w:val="1"/>
+      <w:numFmt w:val="bullet"/>
+      <w:lvlText w:val="o"/>
+      <w:lvlJc w:val="left"/>
+      <w:pPr>
+        <w:ind w:left="1440" w:hanging="360"/>
+      </w:pPr>
+      <w:rPr>
+        <w:rFonts w:hint="default" w:ascii="Courier New" w:hAnsi="Courier New"/>
+      </w:rPr>
+    </w:lvl>
+    <w:lvl xmlns:w="http://schemas.openxmlformats.org/wordprocessingml/2006/main" w:ilvl="2">
+      <w:start w:val="1"/>
+      <w:numFmt w:val="bullet"/>
+      <w:lvlText w:val=""/>
+      <w:lvlJc w:val="left"/>
+      <w:pPr>
+        <w:ind w:left="2160" w:hanging="360"/>
+      </w:pPr>
+      <w:rPr>
+        <w:rFonts w:hint="default" w:ascii="Wingdings" w:hAnsi="Wingdings"/>
+      </w:rPr>
+    </w:lvl>
+    <w:lvl xmlns:w="http://schemas.openxmlformats.org/wordprocessingml/2006/main" w:ilvl="3">
+      <w:start w:val="1"/>
+      <w:numFmt w:val="bullet"/>
+      <w:lvlText w:val=""/>
+      <w:lvlJc w:val="left"/>
+      <w:pPr>
+        <w:ind w:left="2880" w:hanging="360"/>
+      </w:pPr>
+      <w:rPr>
+        <w:rFonts w:hint="default" w:ascii="Symbol" w:hAnsi="Symbol"/>
+      </w:rPr>
+    </w:lvl>
+    <w:lvl xmlns:w="http://schemas.openxmlformats.org/wordprocessingml/2006/main" w:ilvl="4">
+      <w:start w:val="1"/>
+      <w:numFmt w:val="bullet"/>
+      <w:lvlText w:val="o"/>
+      <w:lvlJc w:val="left"/>
+      <w:pPr>
+        <w:ind w:left="3600" w:hanging="360"/>
+      </w:pPr>
+      <w:rPr>
+        <w:rFonts w:hint="default" w:ascii="Courier New" w:hAnsi="Courier New"/>
+      </w:rPr>
+    </w:lvl>
+    <w:lvl xmlns:w="http://schemas.openxmlformats.org/wordprocessingml/2006/main" w:ilvl="5">
+      <w:start w:val="1"/>
+      <w:numFmt w:val="bullet"/>
+      <w:lvlText w:val=""/>
+      <w:lvlJc w:val="left"/>
+      <w:pPr>
+        <w:ind w:left="4320" w:hanging="360"/>
+      </w:pPr>
+      <w:rPr>
+        <w:rFonts w:hint="default" w:ascii="Wingdings" w:hAnsi="Wingdings"/>
+      </w:rPr>
+    </w:lvl>
+    <w:lvl xmlns:w="http://schemas.openxmlformats.org/wordprocessingml/2006/main" w:ilvl="6">
+      <w:start w:val="1"/>
+      <w:numFmt w:val="bullet"/>
+      <w:lvlText w:val=""/>
+      <w:lvlJc w:val="left"/>
+      <w:pPr>
+        <w:ind w:left="5040" w:hanging="360"/>
+      </w:pPr>
+      <w:rPr>
+        <w:rFonts w:hint="default" w:ascii="Symbol" w:hAnsi="Symbol"/>
+      </w:rPr>
+    </w:lvl>
+    <w:lvl xmlns:w="http://schemas.openxmlformats.org/wordprocessingml/2006/main" w:ilvl="7">
+      <w:start w:val="1"/>
+      <w:numFmt w:val="bullet"/>
+      <w:lvlText w:val="o"/>
+      <w:lvlJc w:val="left"/>
+      <w:pPr>
+        <w:ind w:left="5760" w:hanging="360"/>
+      </w:pPr>
+      <w:rPr>
+        <w:rFonts w:hint="default" w:ascii="Courier New" w:hAnsi="Courier New"/>
+      </w:rPr>
+    </w:lvl>
+    <w:lvl xmlns:w="http://schemas.openxmlformats.org/wordprocessingml/2006/main" w:ilvl="8">
+      <w:start w:val="1"/>
+      <w:numFmt w:val="bullet"/>
+      <w:lvlText w:val=""/>
+      <w:lvlJc w:val="left"/>
+      <w:pPr>
+        <w:ind w:left="6480" w:hanging="360"/>
+      </w:pPr>
+      <w:rPr>
+        <w:rFonts w:hint="default" w:ascii="Wingdings" w:hAnsi="Wingdings"/>
+      </w:rPr>
+    </w:lvl>
+  </w:abstractNum>
+  <w:abstractNum xmlns:w="http://schemas.openxmlformats.org/wordprocessingml/2006/main" w:abstractNumId="40">
+    <w:nsid w:val="4633705c"/>
+    <w:multiLevelType xmlns:w="http://schemas.openxmlformats.org/wordprocessingml/2006/main" w:val="hybridMultilevel"/>
+    <w:lvl xmlns:w="http://schemas.openxmlformats.org/wordprocessingml/2006/main" w:ilvl="0">
+      <w:start w:val="1"/>
+      <w:numFmt w:val="bullet"/>
+      <w:lvlText w:val="☐"/>
+      <w:lvlJc w:val="left"/>
+      <w:pPr>
+        <w:ind w:left="720" w:hanging="360"/>
+      </w:pPr>
+      <w:rPr>
+        <w:rFonts w:hint="default" w:ascii="Aptos" w:hAnsi="Aptos"/>
+      </w:rPr>
+    </w:lvl>
+    <w:lvl xmlns:w="http://schemas.openxmlformats.org/wordprocessingml/2006/main" w:ilvl="1">
+      <w:start w:val="1"/>
+      <w:numFmt w:val="bullet"/>
+      <w:lvlText w:val="o"/>
+      <w:lvlJc w:val="left"/>
+      <w:pPr>
+        <w:ind w:left="1440" w:hanging="360"/>
+      </w:pPr>
+      <w:rPr>
+        <w:rFonts w:hint="default" w:ascii="Courier New" w:hAnsi="Courier New"/>
+      </w:rPr>
+    </w:lvl>
+    <w:lvl xmlns:w="http://schemas.openxmlformats.org/wordprocessingml/2006/main" w:ilvl="2">
+      <w:start w:val="1"/>
+      <w:numFmt w:val="bullet"/>
+      <w:lvlText w:val=""/>
+      <w:lvlJc w:val="left"/>
+      <w:pPr>
+        <w:ind w:left="2160" w:hanging="360"/>
+      </w:pPr>
+      <w:rPr>
+        <w:rFonts w:hint="default" w:ascii="Wingdings" w:hAnsi="Wingdings"/>
+      </w:rPr>
+    </w:lvl>
+    <w:lvl xmlns:w="http://schemas.openxmlformats.org/wordprocessingml/2006/main" w:ilvl="3">
+      <w:start w:val="1"/>
+      <w:numFmt w:val="bullet"/>
+      <w:lvlText w:val=""/>
+      <w:lvlJc w:val="left"/>
+      <w:pPr>
+        <w:ind w:left="2880" w:hanging="360"/>
+      </w:pPr>
+      <w:rPr>
+        <w:rFonts w:hint="default" w:ascii="Symbol" w:hAnsi="Symbol"/>
+      </w:rPr>
+    </w:lvl>
+    <w:lvl xmlns:w="http://schemas.openxmlformats.org/wordprocessingml/2006/main" w:ilvl="4">
+      <w:start w:val="1"/>
+      <w:numFmt w:val="bullet"/>
+      <w:lvlText w:val="o"/>
+      <w:lvlJc w:val="left"/>
+      <w:pPr>
+        <w:ind w:left="3600" w:hanging="360"/>
+      </w:pPr>
+      <w:rPr>
+        <w:rFonts w:hint="default" w:ascii="Courier New" w:hAnsi="Courier New"/>
+      </w:rPr>
+    </w:lvl>
+    <w:lvl xmlns:w="http://schemas.openxmlformats.org/wordprocessingml/2006/main" w:ilvl="5">
+      <w:start w:val="1"/>
+      <w:numFmt w:val="bullet"/>
+      <w:lvlText w:val=""/>
+      <w:lvlJc w:val="left"/>
+      <w:pPr>
+        <w:ind w:left="4320" w:hanging="360"/>
+      </w:pPr>
+      <w:rPr>
+        <w:rFonts w:hint="default" w:ascii="Wingdings" w:hAnsi="Wingdings"/>
+      </w:rPr>
+    </w:lvl>
+    <w:lvl xmlns:w="http://schemas.openxmlformats.org/wordprocessingml/2006/main" w:ilvl="6">
+      <w:start w:val="1"/>
+      <w:numFmt w:val="bullet"/>
+      <w:lvlText w:val=""/>
+      <w:lvlJc w:val="left"/>
+      <w:pPr>
+        <w:ind w:left="5040" w:hanging="360"/>
+      </w:pPr>
+      <w:rPr>
+        <w:rFonts w:hint="default" w:ascii="Symbol" w:hAnsi="Symbol"/>
+      </w:rPr>
+    </w:lvl>
+    <w:lvl xmlns:w="http://schemas.openxmlformats.org/wordprocessingml/2006/main" w:ilvl="7">
+      <w:start w:val="1"/>
+      <w:numFmt w:val="bullet"/>
+      <w:lvlText w:val="o"/>
+      <w:lvlJc w:val="left"/>
+      <w:pPr>
+        <w:ind w:left="5760" w:hanging="360"/>
+      </w:pPr>
+      <w:rPr>
+        <w:rFonts w:hint="default" w:ascii="Courier New" w:hAnsi="Courier New"/>
+      </w:rPr>
+    </w:lvl>
+    <w:lvl xmlns:w="http://schemas.openxmlformats.org/wordprocessingml/2006/main" w:ilvl="8">
+      <w:start w:val="1"/>
+      <w:numFmt w:val="bullet"/>
+      <w:lvlText w:val=""/>
+      <w:lvlJc w:val="left"/>
+      <w:pPr>
+        <w:ind w:left="6480" w:hanging="360"/>
+      </w:pPr>
+      <w:rPr>
+        <w:rFonts w:hint="default" w:ascii="Wingdings" w:hAnsi="Wingdings"/>
+      </w:rPr>
+    </w:lvl>
+  </w:abstractNum>
   <w:abstractNum xmlns:w="http://schemas.openxmlformats.org/wordprocessingml/2006/main" w:abstractNumId="39">
     <w:nsid w:val="3a5d0ab"/>
     <w:multiLevelType xmlns:w="http://schemas.openxmlformats.org/wordprocessingml/2006/main" w:val="hybridMultilevel"/>
@@ -14540,6 +17921,12 @@
       </w:rPr>
     </w:lvl>
   </w:abstractNum>
+  <w:num w:numId="42">
+    <w:abstractNumId w:val="41"/>
+  </w:num>
+  <w:num w:numId="41">
+    <w:abstractNumId w:val="40"/>
+  </w:num>
   <w:num w:numId="40">
     <w:abstractNumId w:val="39"/>
   </w:num>

--- a/Checklijst.docx
+++ b/Checklijst.docx
@@ -1,6 +1,6 @@
 
 <file path=word/document.xml><?xml version="1.0" encoding="utf-8"?>
-<w:document xmlns:wpc="http://schemas.microsoft.com/office/word/2010/wordprocessingCanvas" xmlns:cx="http://schemas.microsoft.com/office/drawing/2014/chartex" xmlns:cx1="http://schemas.microsoft.com/office/drawing/2015/9/8/chartex" xmlns:cx2="http://schemas.microsoft.com/office/drawing/2015/10/21/chartex" xmlns:cx3="http://schemas.microsoft.com/office/drawing/2016/5/9/chartex" xmlns:cx4="http://schemas.microsoft.com/office/drawing/2016/5/10/chartex" xmlns:cx5="http://schemas.microsoft.com/office/drawing/2016/5/11/chartex" xmlns:cx6="http://schemas.microsoft.com/office/drawing/2016/5/12/chartex" xmlns:cx7="http://schemas.microsoft.com/office/drawing/2016/5/13/chartex" xmlns:cx8="http://schemas.microsoft.com/office/drawing/2016/5/14/chartex" xmlns:mc="http://schemas.openxmlformats.org/markup-compatibility/2006" xmlns:aink="http://schemas.microsoft.com/office/drawing/2016/ink" xmlns:am3d="http://schemas.microsoft.com/office/drawing/2017/model3d" xmlns:o="urn:schemas-microsoft-com:office:office" xmlns:oel="http://schemas.microsoft.com/office/2019/extlst" xmlns:r="http://schemas.openxmlformats.org/officeDocument/2006/relationships" xmlns:m="http://schemas.openxmlformats.org/officeDocument/2006/math" xmlns:v="urn:schemas-microsoft-com:vml" xmlns:wp14="http://schemas.microsoft.com/office/word/2010/wordprocessingDrawing" xmlns:wp="http://schemas.openxmlformats.org/drawingml/2006/wordprocessingDrawing" xmlns:w10="urn:schemas-microsoft-com:office:word" xmlns:w="http://schemas.openxmlformats.org/wordprocessingml/2006/main" xmlns:w14="http://schemas.microsoft.com/office/word/2010/wordml" xmlns:w15="http://schemas.microsoft.com/office/word/2012/wordml" xmlns:w16cex="http://schemas.microsoft.com/office/word/2018/wordml/cex" xmlns:w16cid="http://schemas.microsoft.com/office/word/2016/wordml/cid" xmlns:w16="http://schemas.microsoft.com/office/word/2018/wordml" xmlns:w16du="http://schemas.microsoft.com/office/word/2023/wordml/word16du" xmlns:w16sdtdh="http://schemas.microsoft.com/office/word/2020/wordml/sdtdatahash" xmlns:w16sdtfl="http://schemas.microsoft.com/office/word/2024/wordml/sdtformatlock" xmlns:w16se="http://schemas.microsoft.com/office/word/2015/wordml/symex" xmlns:wpg="http://schemas.microsoft.com/office/word/2010/wordprocessingGroup" xmlns:wpi="http://schemas.microsoft.com/office/word/2010/wordprocessingInk" xmlns:wne="http://schemas.microsoft.com/office/word/2006/wordml" xmlns:wps="http://schemas.microsoft.com/office/word/2010/wordprocessingShape" mc:Ignorable="w14 w15 w16se w16cid w16 w16cex w16sdtdh w16sdtfl w16du wp14">
+<w:document xmlns:mc="http://schemas.openxmlformats.org/markup-compatibility/2006" xmlns:w="http://schemas.openxmlformats.org/wordprocessingml/2006/main" xmlns:w14="http://schemas.microsoft.com/office/word/2010/wordml" xmlns:w16se="http://schemas.microsoft.com/office/word/2015/wordml/symex" mc:Ignorable="w14 w15 w16se w16cid w16 w16cex w16sdtdh w16sdtfl w16du wp14">
   <w:body>
     <w:p>
       <w:pPr>
@@ -9,25 +9,12 @@
       <w:r>
         <w:t>Che</w:t>
       </w:r>
-      <w:ins w:author="Rinse Cramer" w:date="2025-12-12T14:46:00Z" w16du:dateUtc="2025-12-12T13:46:00Z" w:id="0">
-        <w:r>
-          <w:t>c</w:t>
-        </w:r>
-      </w:ins>
+      <w:r>
+        <w:t>c</w:t>
+      </w:r>
       <w:r>
         <w:t>klijst</w:t>
       </w:r>
-      <w:del w:author="Rinse Cramer" w:date="2025-12-12T14:46:00Z" w16du:dateUtc="2025-12-12T13:46:00Z" w:id="1">
-        <w:r>
-          <w:delText xml:space="preserve"> per </w:delText>
-        </w:r>
-        <w:r>
-          <w:delText>A</w:delText>
-        </w:r>
-        <w:r>
-          <w:delText>ctie</w:delText>
-        </w:r>
-      </w:del>
     </w:p>
     <w:p>
       <w:pPr>
@@ -36,11 +23,6 @@
       <w:r>
         <w:t>Afvinkbare checks voor iedere actie</w:t>
       </w:r>
-      <w:del w:author="Rinse Cramer" w:date="2025-12-12T14:46:00Z" w16du:dateUtc="2025-12-12T13:46:00Z" w:id="2">
-        <w:r>
-          <w:delText xml:space="preserve"> van de actielijst</w:delText>
-        </w:r>
-      </w:del>
     </w:p>
     <w:p>
       <w:pPr>
@@ -58,48 +40,27 @@
         </w:rPr>
         <w:t xml:space="preserve"/>
       </w:r>
-      <w:del w:author="Rinse Cramer" w:date="2025-12-12T15:01:00Z" w16du:dateUtc="2025-12-12T14:01:00Z" w:id="3">
-        <w:r>
-          <w:rPr>
-            <w:rFonts w:ascii="Segoe UI Emoji" w:hAnsi="Segoe UI Emoji" w:cs="Segoe UI Emoji"/>
-          </w:rPr>
-          <w:delText>A</w:delText>
-        </w:r>
-      </w:del>
-      <w:ins w:author="Rinse Cramer" w:date="2025-12-12T15:01:00Z" w16du:dateUtc="2025-12-12T14:01:00Z" w:id="4">
-        <w:r>
-          <w:rPr>
-            <w:rFonts w:ascii="Segoe UI Emoji" w:hAnsi="Segoe UI Emoji" w:cs="Segoe UI Emoji"/>
-          </w:rPr>
-          <w:t/>
-        </w:r>
-      </w:ins>
+      <w:r>
+        <w:rPr>
+          <w:rFonts w:ascii="Segoe UI Emoji" w:hAnsi="Segoe UI Emoji" w:cs="Segoe UI Emoji"/>
+        </w:rPr>
+        <w:t/>
+      </w:r>
       <w:r>
         <w:rPr>
           <w:rFonts w:ascii="Segoe UI Emoji" w:hAnsi="Segoe UI Emoji" w:cs="Segoe UI Emoji"/>
         </w:rPr>
         <w:t xml:space="preserve"/>
       </w:r>
-      <w:del w:author="Rinse Cramer" w:date="2025-12-12T14:46:00Z" w16du:dateUtc="2025-12-12T13:46:00Z" w:id="5">
-        <w:r>
-          <w:delText>Oplossingsrichting bepaald</w:delText>
-        </w:r>
-      </w:del>
-      <w:proofErr w:type="spellStart"/>
-      <w:ins w:author="Rinse Cramer" w:date="2025-12-12T14:46:00Z" w16du:dateUtc="2025-12-12T13:46:00Z" w:id="6">
-        <w:r>
-          <w:t/>
-        </w:r>
-        <w:proofErr w:type="spellEnd"/>
-        <w:r>
-          <w:t/>
-        </w:r>
-      </w:ins>
-      <w:ins w:author="Rinse Cramer" w:date="2025-12-12T14:47:00Z" w16du:dateUtc="2025-12-12T13:47:00Z" w:id="7">
-        <w:r>
-          <w:t/>
-        </w:r>
-      </w:ins>
+      <w:r>
+        <w:t/>
+      </w:r>
+      <w:r>
+        <w:t/>
+      </w:r>
+      <w:r>
+        <w:t/>
+      </w:r>
     </w:p>
     <w:p>
       <w:pPr>
@@ -108,71 +69,38 @@
           <w:ilvl w:val="0"/>
           <w:numId w:val="1"/>
         </w:numPr>
-        <w:rPr>
-          <w:ins w:author="Rinse Cramer" w:date="2025-11-21T11:25:00Z" w16du:dateUtc="2025-11-21T10:25:00Z" w:id="8"/>
-        </w:rPr>
+        <w:rPr/>
       </w:pPr>
       <w:r>
         <w:t xml:space="preserve">1. </w:t>
       </w:r>
-      <w:del w:author="Rinse Cramer" w:date="2025-12-12T14:48:00Z" w16du:dateUtc="2025-12-12T13:48:00Z" w:id="9">
-        <w:r>
-          <w:delText>Wat wil de ontvanger zien</w:delText>
-        </w:r>
-      </w:del>
-      <w:ins w:author="Rinse Cramer" w:date="2025-12-12T14:49:00Z" w16du:dateUtc="2025-12-12T13:49:00Z" w:id="10">
-        <w:r>
-          <w:t xml:space="preserve">Meldplicht </w:t>
-        </w:r>
-        <w:proofErr w:type="gramStart"/>
-        <w:r>
-          <w:t>indien</w:t>
-        </w:r>
-        <w:proofErr w:type="gramEnd"/>
-        <w:r>
-          <w:t xml:space="preserve"> </w:t>
-        </w:r>
-      </w:ins>
-      <w:proofErr w:type="spellStart"/>
-      <w:ins w:author="Rinse Cramer" w:date="2025-12-12T14:48:00Z" w16du:dateUtc="2025-12-12T13:48:00Z" w:id="11">
-        <w:r>
-          <w:t>Jira</w:t>
-        </w:r>
-        <w:proofErr w:type="spellEnd"/>
-        <w:r>
-          <w:t xml:space="preserve">-uitvoerder </w:t>
-        </w:r>
-      </w:ins>
-      <w:ins w:author="Rinse Cramer" w:date="2025-12-12T14:49:00Z" w16du:dateUtc="2025-12-12T13:49:00Z" w:id="12">
-        <w:r>
-          <w:t>NIET medewerker</w:t>
-        </w:r>
-        <w:r>
-          <w:t xml:space="preserve"> is</w:t>
-        </w:r>
-      </w:ins>
-      <w:del w:author="Rinse Cramer" w:date="2025-12-12T14:49:00Z" w16du:dateUtc="2025-12-12T13:49:00Z" w:id="13">
-        <w:r>
-          <w:delText>?</w:delText>
-        </w:r>
-      </w:del>
+      <w:r>
+        <w:t xml:space="preserve">Meldplicht </w:t>
+      </w:r>
+      <w:r>
+        <w:t>indien</w:t>
+      </w:r>
+      <w:r>
+        <w:t xml:space="preserve"> </w:t>
+      </w:r>
+      <w:r>
+        <w:t>Jira</w:t>
+      </w:r>
+      <w:r>
+        <w:t xml:space="preserve">-uitvoerder </w:t>
+      </w:r>
+      <w:r>
+        <w:t>NIET medewerker</w:t>
+      </w:r>
+      <w:r>
+        <w:t xml:space="preserve"> is</w:t>
+      </w:r>
     </w:p>
     <w:p>
       <w:pPr>
         <w:pStyle w:val="ListParagraph"/>
         <w:ind w:left="1440"/>
-        <w:rPr>
-          <w:del w:author="Rinse Cramer" w:date="2025-12-12T14:50:00Z" w16du:dateUtc="2025-12-12T13:50:00Z" w:id="14"/>
-        </w:rPr>
-        <w:pPrChange w:author="Rinse Cramer" w:date="2025-12-12T14:50:00Z" w16du:dateUtc="2025-12-12T13:50:00Z" w:id="15">
-          <w:pPr>
-            <w:pStyle w:val="ListParagraph"/>
-            <w:numPr>
-              <w:numId w:val="1"/>
-            </w:numPr>
-            <w:ind w:hanging="360"/>
-          </w:pPr>
-        </w:pPrChange>
+        <w:rPr/>
       </w:pPr>
     </w:p>
     <w:p>
@@ -194,52 +122,30 @@
         </w:rPr>
         <w:t xml:space="preserve"/>
       </w:r>
-      <w:del w:author="Rinse Cramer" w:date="2025-12-12T15:02:00Z" w16du:dateUtc="2025-12-12T14:02:00Z" w:id="16">
-        <w:r>
-          <w:rPr>
-            <w:rFonts w:ascii="Segoe UI Emoji" w:hAnsi="Segoe UI Emoji" w:cs="Segoe UI Emoji"/>
-          </w:rPr>
-          <w:delText>B</w:delText>
-        </w:r>
-      </w:del>
-      <w:ins w:author="Rinse Cramer" w:date="2025-12-12T15:02:00Z" w16du:dateUtc="2025-12-12T14:02:00Z" w:id="17">
-        <w:r>
-          <w:rPr>
-            <w:rFonts w:ascii="Segoe UI Emoji" w:hAnsi="Segoe UI Emoji" w:cs="Segoe UI Emoji"/>
-          </w:rPr>
-          <w:t/>
-        </w:r>
-      </w:ins>
+      <w:r>
+        <w:rPr>
+          <w:rFonts w:ascii="Segoe UI Emoji" w:hAnsi="Segoe UI Emoji" w:cs="Segoe UI Emoji"/>
+        </w:rPr>
+        <w:t/>
+      </w:r>
       <w:r>
         <w:rPr>
           <w:rFonts w:ascii="Segoe UI Emoji" w:hAnsi="Segoe UI Emoji" w:cs="Segoe UI Emoji"/>
         </w:rPr>
         <w:t xml:space="preserve"/>
       </w:r>
-      <w:del w:author="Rinse Cramer" w:date="2025-12-12T14:47:00Z" w16du:dateUtc="2025-12-12T13:47:00Z" w:id="18">
-        <w:r>
-          <w:rPr>
-            <w:rFonts w:ascii="Segoe UI Emoji" w:hAnsi="Segoe UI Emoji" w:cs="Segoe UI Emoji"/>
-          </w:rPr>
-          <w:delText>Deliverable specificatie opgesteld</w:delText>
-        </w:r>
-      </w:del>
-      <w:proofErr w:type="spellStart"/>
-      <w:ins w:author="Rinse Cramer" w:date="2025-12-12T14:47:00Z" w16du:dateUtc="2025-12-12T13:47:00Z" w:id="19">
-        <w:r>
-          <w:rPr>
-            <w:rFonts w:ascii="Segoe UI Emoji" w:hAnsi="Segoe UI Emoji" w:cs="Segoe UI Emoji"/>
-          </w:rPr>
-          <w:t/>
-        </w:r>
-        <w:proofErr w:type="spellEnd"/>
-        <w:r>
-          <w:rPr>
-            <w:rFonts w:ascii="Segoe UI Emoji" w:hAnsi="Segoe UI Emoji" w:cs="Segoe UI Emoji"/>
-          </w:rPr>
-          <w:t/>
-        </w:r>
-      </w:ins>
+      <w:r>
+        <w:rPr>
+          <w:rFonts w:ascii="Segoe UI Emoji" w:hAnsi="Segoe UI Emoji" w:cs="Segoe UI Emoji"/>
+        </w:rPr>
+        <w:t/>
+      </w:r>
+      <w:r>
+        <w:rPr>
+          <w:rFonts w:ascii="Segoe UI Emoji" w:hAnsi="Segoe UI Emoji" w:cs="Segoe UI Emoji"/>
+        </w:rPr>
+        <w:t/>
+      </w:r>
     </w:p>
     <w:p>
       <w:pPr>
@@ -252,32 +158,21 @@
       <w:r>
         <w:t xml:space="preserve">1. </w:t>
       </w:r>
-      <w:del w:author="Rinse Cramer" w:date="2025-12-12T14:51:00Z" w16du:dateUtc="2025-12-12T13:51:00Z" w:id="20">
-        <w:r>
-          <w:delText>Wat wil de ontvanger zien?</w:delText>
-        </w:r>
-      </w:del>
-      <w:ins w:author="Rinse Cramer" w:date="2025-12-12T14:51:00Z" w16du:dateUtc="2025-12-12T13:51:00Z" w:id="21">
-        <w:r>
-          <w:t xml:space="preserve">Meldplicht </w:t>
-        </w:r>
-        <w:proofErr w:type="gramStart"/>
-        <w:r>
-          <w:t>indien</w:t>
-        </w:r>
-        <w:proofErr w:type="gramEnd"/>
-        <w:r>
-          <w:t xml:space="preserve"> </w:t>
-        </w:r>
-        <w:proofErr w:type="spellStart"/>
-        <w:r>
-          <w:t>Jira</w:t>
-        </w:r>
-        <w:proofErr w:type="spellEnd"/>
-        <w:r>
-          <w:t>-status NIET Toegewezen is</w:t>
-        </w:r>
-      </w:ins>
+      <w:r>
+        <w:t xml:space="preserve">Meldplicht </w:t>
+      </w:r>
+      <w:r>
+        <w:t>indien</w:t>
+      </w:r>
+      <w:r>
+        <w:t xml:space="preserve"> </w:t>
+      </w:r>
+      <w:r>
+        <w:t>Jira</w:t>
+      </w:r>
+      <w:r>
+        <w:t>-status NIET Toegewezen is</w:t>
+      </w:r>
     </w:p>
     <w:p>
       <w:pPr>
@@ -298,64 +193,30 @@
         </w:rPr>
         <w:t xml:space="preserve"/>
       </w:r>
-      <w:del w:author="Rinse Cramer" w:date="2025-12-12T15:02:00Z" w16du:dateUtc="2025-12-12T14:02:00Z" w:id="22">
-        <w:r>
-          <w:rPr>
-            <w:rFonts w:ascii="Segoe UI Emoji" w:hAnsi="Segoe UI Emoji" w:cs="Segoe UI Emoji"/>
-          </w:rPr>
-          <w:delText>C</w:delText>
-        </w:r>
-      </w:del>
-      <w:ins w:author="Rinse Cramer" w:date="2025-12-12T15:02:00Z" w16du:dateUtc="2025-12-12T14:02:00Z" w:id="23">
-        <w:r>
-          <w:rPr>
-            <w:rFonts w:ascii="Segoe UI Emoji" w:hAnsi="Segoe UI Emoji" w:cs="Segoe UI Emoji"/>
-          </w:rPr>
-          <w:t/>
-        </w:r>
-      </w:ins>
+      <w:r>
+        <w:rPr>
+          <w:rFonts w:ascii="Segoe UI Emoji" w:hAnsi="Segoe UI Emoji" w:cs="Segoe UI Emoji"/>
+        </w:rPr>
+        <w:t/>
+      </w:r>
       <w:r>
         <w:rPr>
           <w:rFonts w:ascii="Segoe UI Emoji" w:hAnsi="Segoe UI Emoji" w:cs="Segoe UI Emoji"/>
         </w:rPr>
         <w:t xml:space="preserve"/>
       </w:r>
-      <w:del w:author="Rinse Cramer" w:date="2025-12-12T14:47:00Z" w16du:dateUtc="2025-12-12T13:47:00Z" w:id="24">
-        <w:r>
-          <w:rPr>
-            <w:rFonts w:ascii="Segoe UI Emoji" w:hAnsi="Segoe UI Emoji" w:cs="Segoe UI Emoji"/>
-          </w:rPr>
-          <w:delText>In</w:delText>
-        </w:r>
-        <w:r>
-          <w:rPr>
-            <w:rFonts w:ascii="Segoe UI Emoji" w:hAnsi="Segoe UI Emoji" w:cs="Segoe UI Emoji"/>
-          </w:rPr>
-          <w:delText xml:space="preserve">itiële </w:delText>
-        </w:r>
-        <w:r>
-          <w:rPr>
-            <w:rFonts w:ascii="Segoe UI Emoji" w:hAnsi="Segoe UI Emoji" w:cs="Segoe UI Emoji"/>
-          </w:rPr>
-          <w:delText>schatting gemaakt</w:delText>
-        </w:r>
-      </w:del>
-      <w:proofErr w:type="spellStart"/>
-      <w:ins w:author="Rinse Cramer" w:date="2025-12-12T14:47:00Z" w16du:dateUtc="2025-12-12T13:47:00Z" w:id="25">
-        <w:r>
-          <w:rPr>
-            <w:rFonts w:ascii="Segoe UI Emoji" w:hAnsi="Segoe UI Emoji" w:cs="Segoe UI Emoji"/>
-          </w:rPr>
-          <w:t/>
-        </w:r>
-        <w:proofErr w:type="spellEnd"/>
-        <w:r>
-          <w:rPr>
-            <w:rFonts w:ascii="Segoe UI Emoji" w:hAnsi="Segoe UI Emoji" w:cs="Segoe UI Emoji"/>
-          </w:rPr>
-          <w:t/>
-        </w:r>
-      </w:ins>
+      <w:r>
+        <w:rPr>
+          <w:rFonts w:ascii="Segoe UI Emoji" w:hAnsi="Segoe UI Emoji" w:cs="Segoe UI Emoji"/>
+        </w:rPr>
+        <w:t/>
+      </w:r>
+      <w:r>
+        <w:rPr>
+          <w:rFonts w:ascii="Segoe UI Emoji" w:hAnsi="Segoe UI Emoji" w:cs="Segoe UI Emoji"/>
+        </w:rPr>
+        <w:t/>
+      </w:r>
     </w:p>
     <w:p>
       <w:pPr>
@@ -364,31 +225,20 @@
           <w:ilvl w:val="0"/>
           <w:numId w:val="1"/>
         </w:numPr>
-        <w:rPr>
-          <w:ins w:author="Rinse Cramer" w:date="2025-11-05T23:26:00Z" w16du:dateUtc="2025-11-05T22:26:00Z" w:id="26"/>
-        </w:rPr>
+        <w:rPr/>
       </w:pPr>
       <w:r>
         <w:t xml:space="preserve">1. </w:t>
       </w:r>
-      <w:del w:author="Rinse Cramer" w:date="2025-12-12T14:54:00Z" w16du:dateUtc="2025-12-12T13:54:00Z" w:id="27">
-        <w:r>
-          <w:delText>Wat wil de ontvanger zien?</w:delText>
-        </w:r>
-      </w:del>
-      <w:ins w:author="Rinse Cramer" w:date="2025-12-12T14:54:00Z" w16du:dateUtc="2025-12-12T13:54:00Z" w:id="28">
-        <w:r>
-          <w:t xml:space="preserve">Ik heb de </w:t>
-        </w:r>
-        <w:proofErr w:type="spellStart"/>
-        <w:r>
-          <w:t>Jira</w:t>
-        </w:r>
-        <w:proofErr w:type="spellEnd"/>
-        <w:r>
-          <w:t>-titel gelezen</w:t>
-        </w:r>
-      </w:ins>
+      <w:r>
+        <w:t xml:space="preserve">Ik heb de </w:t>
+      </w:r>
+      <w:r>
+        <w:t>Jira</w:t>
+      </w:r>
+      <w:r>
+        <w:t>-titel gelezen</w:t>
+      </w:r>
     </w:p>
     <w:p>
       <w:pPr>
@@ -397,42 +247,28 @@
           <w:ilvl w:val="1"/>
           <w:numId w:val="1"/>
         </w:numPr>
-        <w:rPr>
-          <w:del w:author="Rinse Cramer" w:date="2025-12-12T14:52:00Z" w16du:dateUtc="2025-12-12T13:52:00Z" w:id="29"/>
-        </w:rPr>
-        <w:pPrChange w:author="Rinse Cramer" w:date="2025-11-05T23:27:00Z" w16du:dateUtc="2025-11-05T22:27:00Z" w:id="30">
-          <w:pPr>
-            <w:pStyle w:val="ListParagraph"/>
-            <w:numPr>
-              <w:numId w:val="1"/>
-            </w:numPr>
-            <w:ind w:hanging="360"/>
-          </w:pPr>
-        </w:pPrChange>
+        <w:rPr/>
       </w:pPr>
     </w:p>
     <w:p>
       <w:pPr>
         <w:pStyle w:val="Heading1"/>
         <w:rPr>
-          <w:ins w:author="Rinse Cramer" w:date="2025-12-12T15:02:00Z" w16du:dateUtc="2025-12-12T14:02:00Z" w:id="31"/>
-          <w:rFonts w:ascii="Segoe UI Emoji" w:hAnsi="Segoe UI Emoji" w:cs="Segoe UI Emoji"/>
-        </w:rPr>
-      </w:pPr>
-      <w:ins w:author="Rinse Cramer" w:date="2025-12-12T15:02:00Z" w16du:dateUtc="2025-12-12T14:02:00Z" w:id="32">
-        <w:r>
-          <w:rPr>
-            <w:rFonts w:ascii="Segoe UI Emoji" w:hAnsi="Segoe UI Emoji" w:cs="Segoe UI Emoji"/>
-          </w:rPr>
-          <w:t xml:space="preserve">⏱️ 102. Start timer</w:t>
-        </w:r>
-        <w:r>
-          <w:rPr>
-            <w:rFonts w:ascii="Segoe UI Emoji" w:hAnsi="Segoe UI Emoji" w:cs="Segoe UI Emoji"/>
-          </w:rPr>
-          <w:t/>
-        </w:r>
-      </w:ins>
+          <w:rFonts w:ascii="Segoe UI Emoji" w:hAnsi="Segoe UI Emoji" w:cs="Segoe UI Emoji"/>
+        </w:rPr>
+      </w:pPr>
+      <w:r>
+        <w:rPr>
+          <w:rFonts w:ascii="Segoe UI Emoji" w:hAnsi="Segoe UI Emoji" w:cs="Segoe UI Emoji"/>
+        </w:rPr>
+        <w:t xml:space="preserve">⏱️ 102. Start timer</w:t>
+      </w:r>
+      <w:r>
+        <w:rPr>
+          <w:rFonts w:ascii="Segoe UI Emoji" w:hAnsi="Segoe UI Emoji" w:cs="Segoe UI Emoji"/>
+        </w:rPr>
+        <w:t/>
+      </w:r>
     </w:p>
     <w:p>
       <w:pPr>
@@ -441,55 +277,46 @@
           <w:ilvl w:val="0"/>
           <w:numId w:val="1"/>
         </w:numPr>
-        <w:rPr>
-          <w:ins w:author="Rinse Cramer" w:date="2025-12-12T15:04:00Z" w16du:dateUtc="2025-12-12T14:04:00Z" w:id="33"/>
-        </w:rPr>
-      </w:pPr>
-      <w:ins w:author="Rinse Cramer" w:date="2025-12-12T15:02:00Z" w16du:dateUtc="2025-12-12T14:02:00Z" w:id="34">
-        <w:r>
-          <w:t xml:space="preserve">1. </w:t>
-        </w:r>
-      </w:ins>
-      <w:ins w:author="Rinse Cramer" w:date="2025-12-12T15:03:00Z" w16du:dateUtc="2025-12-12T14:03:00Z" w:id="35">
-        <w:r>
-          <w:t xml:space="preserve">Ik </w:t>
-        </w:r>
-        <w:r>
-          <w:t>heb</w:t>
-        </w:r>
-        <w:r>
-          <w:t xml:space="preserve"> voor iedere ETC een timer</w:t>
-        </w:r>
-      </w:ins>
+        <w:rPr/>
+      </w:pPr>
+      <w:r>
+        <w:t xml:space="preserve">1. </w:t>
+      </w:r>
+      <w:r>
+        <w:t xml:space="preserve">Ik </w:t>
+      </w:r>
+      <w:r>
+        <w:t>heb</w:t>
+      </w:r>
+      <w:r>
+        <w:t xml:space="preserve"> voor iedere ETC een timer</w:t>
+      </w:r>
     </w:p>
     <w:p>
       <w:pPr>
         <w:pStyle w:val="Heading1"/>
         <w:rPr>
-          <w:ins w:author="Rinse Cramer" w:date="2025-12-12T15:04:00Z" w16du:dateUtc="2025-12-12T14:04:00Z" w:id="36"/>
-          <w:rFonts w:ascii="Segoe UI Emoji" w:hAnsi="Segoe UI Emoji" w:cs="Segoe UI Emoji"/>
-        </w:rPr>
-      </w:pPr>
-      <w:ins w:author="Rinse Cramer" w:date="2025-12-12T15:04:00Z" w16du:dateUtc="2025-12-12T14:04:00Z" w:id="37">
-        <w:r>
-          <w:rPr>
-            <w:rFonts w:ascii="Segoe UI Emoji" w:hAnsi="Segoe UI Emoji" w:cs="Segoe UI Emoji"/>
-          </w:rPr>
-          <w:t xml:space="preserve">⏱️ 102. Start timer</w:t>
-        </w:r>
-        <w:r>
-          <w:rPr>
-            <w:rFonts w:ascii="Segoe UI Emoji" w:hAnsi="Segoe UI Emoji" w:cs="Segoe UI Emoji"/>
-          </w:rPr>
-          <w:t xml:space="preserve"/>
-        </w:r>
-        <w:r>
-          <w:rPr>
-            <w:rFonts w:ascii="Segoe UI Emoji" w:hAnsi="Segoe UI Emoji" w:cs="Segoe UI Emoji"/>
-          </w:rPr>
-          <w:t/>
-        </w:r>
-      </w:ins>
+          <w:rFonts w:ascii="Segoe UI Emoji" w:hAnsi="Segoe UI Emoji" w:cs="Segoe UI Emoji"/>
+        </w:rPr>
+      </w:pPr>
+      <w:r>
+        <w:rPr>
+          <w:rFonts w:ascii="Segoe UI Emoji" w:hAnsi="Segoe UI Emoji" w:cs="Segoe UI Emoji"/>
+        </w:rPr>
+        <w:t xml:space="preserve">⏱️ 102. Start timer</w:t>
+      </w:r>
+      <w:r>
+        <w:rPr>
+          <w:rFonts w:ascii="Segoe UI Emoji" w:hAnsi="Segoe UI Emoji" w:cs="Segoe UI Emoji"/>
+        </w:rPr>
+        <w:t xml:space="preserve"/>
+      </w:r>
+      <w:r>
+        <w:rPr>
+          <w:rFonts w:ascii="Segoe UI Emoji" w:hAnsi="Segoe UI Emoji" w:cs="Segoe UI Emoji"/>
+        </w:rPr>
+        <w:t/>
+      </w:r>
     </w:p>
     <w:p>
       <w:pPr>
@@ -498,64 +325,49 @@
           <w:ilvl w:val="0"/>
           <w:numId w:val="1"/>
         </w:numPr>
-        <w:rPr>
-          <w:ins w:author="Rinse Cramer" w:date="2025-12-12T15:06:00Z" w16du:dateUtc="2025-12-12T14:06:00Z" w:id="38"/>
-        </w:rPr>
-      </w:pPr>
-      <w:ins w:author="Rinse Cramer" w:date="2025-12-12T15:04:00Z" w16du:dateUtc="2025-12-12T14:04:00Z" w:id="39">
-        <w:r>
-          <w:t xml:space="preserve">1. Ik heb </w:t>
-        </w:r>
-        <w:r>
-          <w:t>een</w:t>
-        </w:r>
-      </w:ins>
-      <w:ins w:author="Rinse Cramer" w:date="2025-12-12T15:05:00Z" w16du:dateUtc="2025-12-12T14:05:00Z" w:id="40">
-        <w:r>
-          <w:t xml:space="preserve"> aflopende</w:t>
-        </w:r>
-      </w:ins>
-      <w:ins w:author="Rinse Cramer" w:date="2025-12-12T15:04:00Z" w16du:dateUtc="2025-12-12T14:04:00Z" w:id="41">
-        <w:r>
-          <w:t xml:space="preserve"> timer </w:t>
-        </w:r>
-      </w:ins>
-      <w:ins w:author="Rinse Cramer" w:date="2025-12-12T15:05:00Z" w16du:dateUtc="2025-12-12T14:05:00Z" w:id="42">
-        <w:r>
-          <w:t>in de rechterbovenhoek van het scherm</w:t>
-        </w:r>
-      </w:ins>
+        <w:rPr/>
+      </w:pPr>
+      <w:r>
+        <w:t xml:space="preserve">1. Ik heb </w:t>
+      </w:r>
+      <w:r>
+        <w:t>een</w:t>
+      </w:r>
+      <w:r>
+        <w:t xml:space="preserve"> aflopende</w:t>
+      </w:r>
+      <w:r>
+        <w:t xml:space="preserve"> timer </w:t>
+      </w:r>
+      <w:r>
+        <w:t>in de rechterbovenhoek van het scherm</w:t>
+      </w:r>
     </w:p>
     <w:p>
       <w:pPr>
         <w:pStyle w:val="Heading1"/>
         <w:rPr>
-          <w:ins w:author="Rinse Cramer" w:date="2025-12-12T15:06:00Z" w16du:dateUtc="2025-12-12T14:06:00Z" w:id="43"/>
-          <w:rFonts w:ascii="Segoe UI Emoji" w:hAnsi="Segoe UI Emoji" w:cs="Segoe UI Emoji"/>
-        </w:rPr>
-      </w:pPr>
-      <w:ins w:author="Rinse Cramer" w:date="2025-12-12T15:06:00Z" w16du:dateUtc="2025-12-12T14:06:00Z" w:id="44">
-        <w:r>
-          <w:rPr>
-            <w:rFonts w:ascii="Segoe UI Emoji" w:hAnsi="Segoe UI Emoji" w:cs="Segoe UI Emoji"/>
-          </w:rPr>
-          <w:t xml:space="preserve">⏱️ 102. Start timer</w:t>
-        </w:r>
-        <w:proofErr w:type="spellStart"/>
-        <w:r>
-          <w:rPr>
-            <w:rFonts w:ascii="Segoe UI Emoji" w:hAnsi="Segoe UI Emoji" w:cs="Segoe UI Emoji"/>
-          </w:rPr>
-          <w:t/>
-        </w:r>
-        <w:proofErr w:type="spellEnd"/>
-        <w:r>
-          <w:rPr>
-            <w:rFonts w:ascii="Segoe UI Emoji" w:hAnsi="Segoe UI Emoji" w:cs="Segoe UI Emoji"/>
-          </w:rPr>
-          <w:t/>
-        </w:r>
-      </w:ins>
+          <w:rFonts w:ascii="Segoe UI Emoji" w:hAnsi="Segoe UI Emoji" w:cs="Segoe UI Emoji"/>
+        </w:rPr>
+      </w:pPr>
+      <w:r>
+        <w:rPr>
+          <w:rFonts w:ascii="Segoe UI Emoji" w:hAnsi="Segoe UI Emoji" w:cs="Segoe UI Emoji"/>
+        </w:rPr>
+        <w:t xml:space="preserve">⏱️ 102. Start timer</w:t>
+      </w:r>
+      <w:r>
+        <w:rPr>
+          <w:rFonts w:ascii="Segoe UI Emoji" w:hAnsi="Segoe UI Emoji" w:cs="Segoe UI Emoji"/>
+        </w:rPr>
+        <w:t/>
+      </w:r>
+      <w:r>
+        <w:rPr>
+          <w:rFonts w:ascii="Segoe UI Emoji" w:hAnsi="Segoe UI Emoji" w:cs="Segoe UI Emoji"/>
+        </w:rPr>
+        <w:t/>
+      </w:r>
     </w:p>
     <w:p>
       <w:pPr>
@@ -564,84 +376,67 @@
           <w:ilvl w:val="0"/>
           <w:numId w:val="1"/>
         </w:numPr>
-        <w:rPr>
-          <w:ins w:author="Rinse Cramer" w:date="2025-12-12T15:24:00Z" w16du:dateUtc="2025-12-12T14:24:00Z" w:id="45"/>
-        </w:rPr>
-      </w:pPr>
-      <w:ins w:author="Rinse Cramer" w:date="2025-12-12T15:06:00Z" w16du:dateUtc="2025-12-12T14:06:00Z" w:id="46">
-        <w:r>
-          <w:t xml:space="preserve">1. Ik </w:t>
-        </w:r>
-        <w:r>
-          <w:t xml:space="preserve">heb een oplopende stopwatch </w:t>
-        </w:r>
-      </w:ins>
-      <w:ins w:author="Rinse Cramer" w:date="2025-12-12T15:07:00Z" w16du:dateUtc="2025-12-12T14:07:00Z" w:id="47">
-        <w:r>
-          <w:t xml:space="preserve">onder de </w:t>
-        </w:r>
-        <w:proofErr w:type="spellStart"/>
-        <w:r>
-          <w:t>Jira</w:t>
-        </w:r>
-        <w:proofErr w:type="spellEnd"/>
-        <w:r>
-          <w:t>-beschrijving</w:t>
-        </w:r>
-      </w:ins>
+        <w:rPr/>
+      </w:pPr>
+      <w:r>
+        <w:t xml:space="preserve">1. Ik </w:t>
+      </w:r>
+      <w:r>
+        <w:t xml:space="preserve">heb een oplopende stopwatch </w:t>
+      </w:r>
+      <w:r>
+        <w:t xml:space="preserve">onder de </w:t>
+      </w:r>
+      <w:r>
+        <w:t>Jira</w:t>
+      </w:r>
+      <w:r>
+        <w:t>-beschrijving</w:t>
+      </w:r>
     </w:p>
     <w:p>
       <w:pPr>
         <w:pStyle w:val="Heading1"/>
         <w:rPr>
-          <w:ins w:author="Rinse Cramer" w:date="2025-12-12T15:47:00Z" w16du:dateUtc="2025-12-12T14:47:00Z" w:id="48"/>
-          <w:rFonts w:ascii="Segoe UI Emoji" w:hAnsi="Segoe UI Emoji" w:cs="Segoe UI Emoji"/>
-        </w:rPr>
-      </w:pPr>
-      <w:ins w:author="Rinse Cramer" w:date="2025-12-12T15:47:00Z" w16du:dateUtc="2025-12-12T14:47:00Z" w:id="49">
-        <w:r>
-          <w:rPr>
-            <w:rFonts w:ascii="Segoe UI Emoji" w:hAnsi="Segoe UI Emoji" w:cs="Segoe UI Emoji"/>
-          </w:rPr>
-          <w:t>⏱️ 103. Oplossingsrichting:</w:t>
-        </w:r>
-        <w:r>
-          <w:rPr>
-            <w:rFonts w:ascii="Segoe UI Emoji" w:hAnsi="Segoe UI Emoji" w:cs="Segoe UI Emoji"/>
-          </w:rPr>
-          <w:t/>
-        </w:r>
-        <w:r>
-          <w:rPr>
-            <w:rFonts w:ascii="Segoe UI Emoji" w:hAnsi="Segoe UI Emoji" w:cs="Segoe UI Emoji"/>
-          </w:rPr>
-          <w:t xml:space="preserve"/>
-        </w:r>
-      </w:ins>
-      <w:ins w:author="Rinse Cramer" w:date="2025-12-13T10:26:00Z" w16du:dateUtc="2025-12-13T09:26:00Z" w:id="50">
-        <w:r>
-          <w:rPr>
-            <w:rFonts w:ascii="Segoe UI Emoji" w:hAnsi="Segoe UI Emoji" w:cs="Segoe UI Emoji"/>
-          </w:rPr>
-          <w:t/>
-        </w:r>
-      </w:ins>
-      <w:ins w:author="Rinse Cramer" w:date="2025-12-12T15:47:00Z" w16du:dateUtc="2025-12-12T14:47:00Z" w:id="51">
-        <w:r>
-          <w:rPr>
-            <w:rFonts w:ascii="Segoe UI Emoji" w:hAnsi="Segoe UI Emoji" w:cs="Segoe UI Emoji"/>
-          </w:rPr>
-          <w:t xml:space="preserve"/>
-        </w:r>
-      </w:ins>
-      <w:ins w:author="Rinse Cramer" w:date="2025-12-19T12:04:00Z" w16du:dateUtc="2025-12-19T11:04:00Z" w:id="52">
-        <w:r>
-          <w:rPr>
-            <w:rFonts w:ascii="Segoe UI Emoji" w:hAnsi="Segoe UI Emoji" w:cs="Segoe UI Emoji"/>
-          </w:rPr>
-          <w:t/>
-        </w:r>
-      </w:ins>
+          <w:rFonts w:ascii="Segoe UI Emoji" w:hAnsi="Segoe UI Emoji" w:cs="Segoe UI Emoji"/>
+        </w:rPr>
+      </w:pPr>
+      <w:r>
+        <w:rPr>
+          <w:rFonts w:ascii="Segoe UI Emoji" w:hAnsi="Segoe UI Emoji" w:cs="Segoe UI Emoji"/>
+        </w:rPr>
+        <w:t>⏱️ 103. Oplossingsrichting:</w:t>
+      </w:r>
+      <w:r>
+        <w:rPr>
+          <w:rFonts w:ascii="Segoe UI Emoji" w:hAnsi="Segoe UI Emoji" w:cs="Segoe UI Emoji"/>
+        </w:rPr>
+        <w:t/>
+      </w:r>
+      <w:r>
+        <w:rPr>
+          <w:rFonts w:ascii="Segoe UI Emoji" w:hAnsi="Segoe UI Emoji" w:cs="Segoe UI Emoji"/>
+        </w:rPr>
+        <w:t xml:space="preserve"/>
+      </w:r>
+      <w:r>
+        <w:rPr>
+          <w:rFonts w:ascii="Segoe UI Emoji" w:hAnsi="Segoe UI Emoji" w:cs="Segoe UI Emoji"/>
+        </w:rPr>
+        <w:t/>
+      </w:r>
+      <w:r>
+        <w:rPr>
+          <w:rFonts w:ascii="Segoe UI Emoji" w:hAnsi="Segoe UI Emoji" w:cs="Segoe UI Emoji"/>
+        </w:rPr>
+        <w:t xml:space="preserve"/>
+      </w:r>
+      <w:r>
+        <w:rPr>
+          <w:rFonts w:ascii="Segoe UI Emoji" w:hAnsi="Segoe UI Emoji" w:cs="Segoe UI Emoji"/>
+        </w:rPr>
+        <w:t/>
+      </w:r>
     </w:p>
     <w:p>
       <w:pPr>
@@ -650,20 +445,14 @@
           <w:ilvl w:val="0"/>
           <w:numId w:val="1"/>
         </w:numPr>
-        <w:rPr>
-          <w:ins w:author="Rinse Cramer" w:date="2025-12-12T15:55:00Z" w16du:dateUtc="2025-12-12T14:55:00Z" w:id="53"/>
-        </w:rPr>
-      </w:pPr>
-      <w:ins w:author="Rinse Cramer" w:date="2025-12-12T15:47:00Z" w16du:dateUtc="2025-12-12T14:47:00Z" w:id="54">
-        <w:r>
-          <w:t xml:space="preserve">1. </w:t>
-        </w:r>
-      </w:ins>
-      <w:ins w:author="Rinse Cramer" w:date="2025-12-12T15:48:00Z" w16du:dateUtc="2025-12-12T14:48:00Z" w:id="55">
-        <w:r>
-          <w:t>Wat wil de ontvanger zien?</w:t>
-        </w:r>
-      </w:ins>
+        <w:rPr/>
+      </w:pPr>
+      <w:r>
+        <w:t xml:space="preserve">1. </w:t>
+      </w:r>
+      <w:r>
+        <w:t>Wat wil de ontvanger zien?</w:t>
+      </w:r>
     </w:p>
     <w:p>
       <w:pPr>
@@ -672,75 +461,62 @@
           <w:ilvl w:val="0"/>
           <w:numId w:val="1"/>
         </w:numPr>
-        <w:rPr>
-          <w:ins w:author="Rinse Cramer" w:date="2025-12-12T15:51:00Z" w16du:dateUtc="2025-12-12T14:51:00Z" w:id="56"/>
-        </w:rPr>
-      </w:pPr>
-      <w:ins w:author="Rinse Cramer" w:date="2025-12-12T15:55:00Z" w16du:dateUtc="2025-12-12T14:55:00Z" w:id="57">
-        <w:r>
-          <w:t>2. Ben ik een PR met een probleemstelling in</w:t>
-        </w:r>
-        <w:r>
-          <w:t xml:space="preserve"> </w:t>
-        </w:r>
-        <w:r>
-          <w:t>gegaan?</w:t>
-        </w:r>
-      </w:ins>
+        <w:rPr/>
+      </w:pPr>
+      <w:r>
+        <w:t>2. Ben ik een PR met een probleemstelling in</w:t>
+      </w:r>
+      <w:r>
+        <w:t xml:space="preserve"> </w:t>
+      </w:r>
+      <w:r>
+        <w:t>gegaan?</w:t>
+      </w:r>
     </w:p>
     <w:p>
       <w:pPr>
         <w:pStyle w:val="Heading1"/>
         <w:rPr>
-          <w:ins w:author="Rinse Cramer" w:date="2025-12-12T15:51:00Z" w16du:dateUtc="2025-12-12T14:51:00Z" w:id="58"/>
-          <w:rFonts w:ascii="Segoe UI Emoji" w:hAnsi="Segoe UI Emoji" w:cs="Segoe UI Emoji"/>
-        </w:rPr>
-      </w:pPr>
-      <w:ins w:author="Rinse Cramer" w:date="2025-12-12T15:51:00Z" w16du:dateUtc="2025-12-12T14:51:00Z" w:id="59">
-        <w:r>
-          <w:rPr>
-            <w:rFonts w:ascii="Segoe UI Emoji" w:hAnsi="Segoe UI Emoji" w:cs="Segoe UI Emoji"/>
-          </w:rPr>
-          <w:lastRenderedPageBreak/>
-          <w:t>⏱️ 104. Deliverable specificatie:</w:t>
-        </w:r>
-        <w:r>
-          <w:rPr>
-            <w:rFonts w:ascii="Segoe UI Emoji" w:hAnsi="Segoe UI Emoji" w:cs="Segoe UI Emoji"/>
-          </w:rPr>
-          <w:t/>
-        </w:r>
-        <w:r>
-          <w:rPr>
-            <w:rFonts w:ascii="Segoe UI Emoji" w:hAnsi="Segoe UI Emoji" w:cs="Segoe UI Emoji"/>
-          </w:rPr>
-          <w:t xml:space="preserve"/>
-        </w:r>
-      </w:ins>
-      <w:ins w:author="Rinse Cramer" w:date="2025-12-13T10:26:00Z" w16du:dateUtc="2025-12-13T09:26:00Z" w:id="60">
-        <w:r>
-          <w:rPr>
-            <w:rFonts w:ascii="Segoe UI Emoji" w:hAnsi="Segoe UI Emoji" w:cs="Segoe UI Emoji"/>
-          </w:rPr>
-          <w:t/>
-        </w:r>
-      </w:ins>
-      <w:ins w:author="Rinse Cramer" w:date="2025-12-12T15:51:00Z" w16du:dateUtc="2025-12-12T14:51:00Z" w:id="61">
-        <w:r>
-          <w:rPr>
-            <w:rFonts w:ascii="Segoe UI Emoji" w:hAnsi="Segoe UI Emoji" w:cs="Segoe UI Emoji"/>
-          </w:rPr>
-          <w:t xml:space="preserve"/>
-        </w:r>
-      </w:ins>
-      <w:ins w:author="Rinse Cramer" w:date="2025-12-19T12:08:00Z" w16du:dateUtc="2025-12-19T11:08:00Z" w:id="62">
-        <w:r>
-          <w:rPr>
-            <w:rFonts w:ascii="Segoe UI Emoji" w:hAnsi="Segoe UI Emoji" w:cs="Segoe UI Emoji"/>
-          </w:rPr>
-          <w:t/>
-        </w:r>
-      </w:ins>
+          <w:rFonts w:ascii="Segoe UI Emoji" w:hAnsi="Segoe UI Emoji" w:cs="Segoe UI Emoji"/>
+        </w:rPr>
+      </w:pPr>
+      <w:r>
+        <w:rPr>
+          <w:rFonts w:ascii="Segoe UI Emoji" w:hAnsi="Segoe UI Emoji" w:cs="Segoe UI Emoji"/>
+        </w:rPr>
+        <w:lastRenderedPageBreak/>
+        <w:t>⏱️ 104. Deliverable specificatie:</w:t>
+      </w:r>
+      <w:r>
+        <w:rPr>
+          <w:rFonts w:ascii="Segoe UI Emoji" w:hAnsi="Segoe UI Emoji" w:cs="Segoe UI Emoji"/>
+        </w:rPr>
+        <w:t/>
+      </w:r>
+      <w:r>
+        <w:rPr>
+          <w:rFonts w:ascii="Segoe UI Emoji" w:hAnsi="Segoe UI Emoji" w:cs="Segoe UI Emoji"/>
+        </w:rPr>
+        <w:t xml:space="preserve"/>
+      </w:r>
+      <w:r>
+        <w:rPr>
+          <w:rFonts w:ascii="Segoe UI Emoji" w:hAnsi="Segoe UI Emoji" w:cs="Segoe UI Emoji"/>
+        </w:rPr>
+        <w:t/>
+      </w:r>
+      <w:r>
+        <w:rPr>
+          <w:rFonts w:ascii="Segoe UI Emoji" w:hAnsi="Segoe UI Emoji" w:cs="Segoe UI Emoji"/>
+        </w:rPr>
+        <w:t xml:space="preserve"/>
+      </w:r>
+      <w:r>
+        <w:rPr>
+          <w:rFonts w:ascii="Segoe UI Emoji" w:hAnsi="Segoe UI Emoji" w:cs="Segoe UI Emoji"/>
+        </w:rPr>
+        <w:t/>
+      </w:r>
     </w:p>
     <w:p>
       <w:pPr>
@@ -749,92 +525,73 @@
           <w:ilvl w:val="0"/>
           <w:numId w:val="1"/>
         </w:numPr>
-        <w:rPr>
-          <w:ins w:author="Rinse Cramer" w:date="2025-12-12T15:51:00Z" w16du:dateUtc="2025-12-12T14:51:00Z" w:id="63"/>
-        </w:rPr>
-      </w:pPr>
-      <w:ins w:author="Rinse Cramer" w:date="2025-12-12T15:51:00Z" w16du:dateUtc="2025-12-12T14:51:00Z" w:id="64">
-        <w:r>
-          <w:t>1. Wat wil de ontvanger zien?</w:t>
-        </w:r>
-      </w:ins>
+        <w:rPr/>
+      </w:pPr>
+      <w:r>
+        <w:t>1. Wat wil de ontvanger zien?</w:t>
+      </w:r>
     </w:p>
     <w:p>
       <w:pPr>
         <w:pStyle w:val="Heading1"/>
         <w:rPr>
-          <w:ins w:author="Rinse Cramer" w:date="2025-12-12T15:54:00Z" w16du:dateUtc="2025-12-12T14:54:00Z" w:id="65"/>
-          <w:rFonts w:ascii="Segoe UI Emoji" w:hAnsi="Segoe UI Emoji" w:cs="Segoe UI Emoji"/>
-        </w:rPr>
-      </w:pPr>
-      <w:ins w:author="Rinse Cramer" w:date="2025-12-12T15:54:00Z" w16du:dateUtc="2025-12-12T14:54:00Z" w:id="66">
-        <w:r>
-          <w:rPr>
-            <w:rFonts w:ascii="Segoe UI Emoji" w:hAnsi="Segoe UI Emoji" w:cs="Segoe UI Emoji"/>
-          </w:rPr>
-          <w:t>⏱️ 105. Initiële schatting:</w:t>
-        </w:r>
-        <w:r>
-          <w:rPr>
-            <w:rFonts w:ascii="Segoe UI Emoji" w:hAnsi="Segoe UI Emoji" w:cs="Segoe UI Emoji"/>
-          </w:rPr>
-          <w:t/>
-        </w:r>
-        <w:r>
-          <w:rPr>
-            <w:rFonts w:ascii="Segoe UI Emoji" w:hAnsi="Segoe UI Emoji" w:cs="Segoe UI Emoji"/>
-          </w:rPr>
-          <w:t xml:space="preserve"/>
-        </w:r>
-      </w:ins>
-      <w:ins w:author="Rinse Cramer" w:date="2025-12-13T10:26:00Z" w16du:dateUtc="2025-12-13T09:26:00Z" w:id="67">
-        <w:r>
-          <w:rPr>
-            <w:rFonts w:ascii="Segoe UI Emoji" w:hAnsi="Segoe UI Emoji" w:cs="Segoe UI Emoji"/>
-          </w:rPr>
-          <w:t/>
-        </w:r>
-      </w:ins>
-      <w:ins w:author="Rinse Cramer" w:date="2025-12-12T15:54:00Z" w16du:dateUtc="2025-12-12T14:54:00Z" w:id="68">
-        <w:r>
-          <w:rPr>
-            <w:rFonts w:ascii="Segoe UI Emoji" w:hAnsi="Segoe UI Emoji" w:cs="Segoe UI Emoji"/>
-          </w:rPr>
-          <w:t xml:space="preserve"/>
-        </w:r>
-      </w:ins>
-      <w:ins w:author="Rinse Cramer" w:date="2025-12-19T12:10:00Z" w16du:dateUtc="2025-12-19T11:10:00Z" w:id="69">
-        <w:r>
-          <w:rPr>
-            <w:rFonts w:ascii="Segoe UI Emoji" w:hAnsi="Segoe UI Emoji" w:cs="Segoe UI Emoji"/>
-          </w:rPr>
-          <w:t/>
-        </w:r>
-      </w:ins>
-      <w:ins w:author="Rinse Cramer" w:date="2025-12-19T12:11:00Z" w16du:dateUtc="2025-12-19T11:11:00Z" w:id="70">
-        <w:r>
-          <w:rPr>
-            <w:rFonts w:ascii="Segoe UI Emoji" w:hAnsi="Segoe UI Emoji" w:cs="Segoe UI Emoji"/>
-          </w:rPr>
-          <w:t/>
-        </w:r>
-      </w:ins>
-      <w:ins w:author="Rinse Cramer" w:date="2025-12-12T15:54:00Z" w:id="71">
-        <w:r>
-          <w:rPr>
-            <w:rFonts w:ascii="Segoe UI Emoji" w:hAnsi="Segoe UI Emoji" w:cs="Segoe UI Emoji"/>
-          </w:rPr>
-          <w:t xml:space="preserve"/>
-        </w:r>
-      </w:ins>
-      <w:ins w:author="Rinse Cramer" w:date="2025-12-19T12:11:00Z" w16du:dateUtc="2025-12-19T11:11:00Z" w:id="72">
-        <w:r>
-          <w:rPr>
-            <w:rFonts w:ascii="Segoe UI Emoji" w:hAnsi="Segoe UI Emoji" w:cs="Segoe UI Emoji"/>
-          </w:rPr>
-          <w:t/>
-        </w:r>
-      </w:ins>
+          <w:rFonts w:ascii="Segoe UI Emoji" w:hAnsi="Segoe UI Emoji" w:cs="Segoe UI Emoji"/>
+        </w:rPr>
+      </w:pPr>
+      <w:r>
+        <w:rPr>
+          <w:rFonts w:ascii="Segoe UI Emoji" w:hAnsi="Segoe UI Emoji" w:cs="Segoe UI Emoji"/>
+        </w:rPr>
+        <w:t>⏱️ 105. Initiële schatting:</w:t>
+      </w:r>
+      <w:r>
+        <w:rPr>
+          <w:rFonts w:ascii="Segoe UI Emoji" w:hAnsi="Segoe UI Emoji" w:cs="Segoe UI Emoji"/>
+        </w:rPr>
+        <w:t/>
+      </w:r>
+      <w:r>
+        <w:rPr>
+          <w:rFonts w:ascii="Segoe UI Emoji" w:hAnsi="Segoe UI Emoji" w:cs="Segoe UI Emoji"/>
+        </w:rPr>
+        <w:t xml:space="preserve"/>
+      </w:r>
+      <w:r>
+        <w:rPr>
+          <w:rFonts w:ascii="Segoe UI Emoji" w:hAnsi="Segoe UI Emoji" w:cs="Segoe UI Emoji"/>
+        </w:rPr>
+        <w:t/>
+      </w:r>
+      <w:r>
+        <w:rPr>
+          <w:rFonts w:ascii="Segoe UI Emoji" w:hAnsi="Segoe UI Emoji" w:cs="Segoe UI Emoji"/>
+        </w:rPr>
+        <w:t xml:space="preserve"/>
+      </w:r>
+      <w:r>
+        <w:rPr>
+          <w:rFonts w:ascii="Segoe UI Emoji" w:hAnsi="Segoe UI Emoji" w:cs="Segoe UI Emoji"/>
+        </w:rPr>
+        <w:t/>
+      </w:r>
+      <w:r>
+        <w:rPr>
+          <w:rFonts w:ascii="Segoe UI Emoji" w:hAnsi="Segoe UI Emoji" w:cs="Segoe UI Emoji"/>
+        </w:rPr>
+        <w:t/>
+      </w:r>
+      <w:r>
+        <w:rPr>
+          <w:rFonts w:ascii="Segoe UI Emoji" w:hAnsi="Segoe UI Emoji" w:cs="Segoe UI Emoji"/>
+        </w:rPr>
+        <w:t xml:space="preserve"/>
+      </w:r>
+      <w:r>
+        <w:rPr>
+          <w:rFonts w:ascii="Segoe UI Emoji" w:hAnsi="Segoe UI Emoji" w:cs="Segoe UI Emoji"/>
+        </w:rPr>
+        <w:t/>
+      </w:r>
     </w:p>
     <w:p>
       <w:pPr>
@@ -843,20 +600,14 @@
           <w:ilvl w:val="0"/>
           <w:numId w:val="1"/>
         </w:numPr>
-        <w:rPr>
-          <w:ins w:author="Rinse Cramer" w:date="2025-12-12T15:55:00Z" w16du:dateUtc="2025-12-12T14:55:00Z" w:id="73"/>
-        </w:rPr>
-      </w:pPr>
-      <w:ins w:author="Rinse Cramer" w:date="2025-12-12T15:54:00Z" w16du:dateUtc="2025-12-12T14:54:00Z" w:id="74">
-        <w:r>
-          <w:t xml:space="preserve">1. </w:t>
-        </w:r>
-      </w:ins>
-      <w:ins w:author="Rinse Cramer" w:date="2025-12-19T12:12:00Z" w16du:dateUtc="2025-12-19T11:12:00Z" w:id="75">
-        <w:r>
-          <w:t>Niet inschatten als er een executie bijgehouden is</w:t>
-        </w:r>
-      </w:ins>
+        <w:rPr/>
+      </w:pPr>
+      <w:r>
+        <w:t xml:space="preserve">1. </w:t>
+      </w:r>
+      <w:r>
+        <w:t>Niet inschatten als er een executie bijgehouden is</w:t>
+      </w:r>
     </w:p>
     <w:p>
       <w:pPr>
@@ -865,127 +616,106 @@
           <w:ilvl w:val="0"/>
           <w:numId w:val="1"/>
         </w:numPr>
-        <w:rPr>
-          <w:ins w:author="Rinse Cramer" w:date="2025-12-12T15:54:00Z" w16du:dateUtc="2025-12-12T14:54:00Z" w:id="76"/>
-        </w:rPr>
-      </w:pPr>
-      <w:ins w:author="Rinse Cramer" w:date="2025-12-12T15:55:00Z" w16du:dateUtc="2025-12-12T14:55:00Z" w:id="77">
-        <w:r>
-          <w:t xml:space="preserve">2. </w:t>
-        </w:r>
-      </w:ins>
-      <w:ins w:author="Rinse Cramer" w:date="2025-12-19T12:12:00Z" w16du:dateUtc="2025-12-19T11:12:00Z" w:id="78">
-        <w:r>
-          <w:t>Wat wil de ontvanger zien?</w:t>
-        </w:r>
-      </w:ins>
+        <w:rPr/>
+      </w:pPr>
+      <w:r>
+        <w:t xml:space="preserve">2. </w:t>
+      </w:r>
+      <w:r>
+        <w:t>Wat wil de ontvanger zien?</w:t>
+      </w:r>
     </w:p>
     <w:p>
       <w:pPr>
         <w:pStyle w:val="Heading1"/>
         <w:rPr>
-          <w:ins w:author="Rinse Cramer" w:date="2025-12-12T15:57:00Z" w16du:dateUtc="2025-12-12T14:57:00Z" w:id="79"/>
           <w:rFonts w:ascii="Segoe UI Emoji" w:hAnsi="Segoe UI Emoji" w:cs="Segoe UI Emoji"/>
           <w:lang w:val="en-US"/>
         </w:rPr>
       </w:pPr>
-      <w:ins w:author="Rinse Cramer" w:date="2025-12-12T15:57:00Z" w16du:dateUtc="2025-12-12T14:57:00Z" w:id="80">
-        <w:r>
-          <w:rPr>
-            <w:rFonts w:ascii="Segoe UI Emoji" w:hAnsi="Segoe UI Emoji" w:cs="Segoe UI Emoji"/>
-            <w:lang w:val="en-US"/>
-          </w:rPr>
-          <w:t>⏱️ 106. Stop timer</w:t>
-        </w:r>
-        <w:r>
-          <w:rPr>
-            <w:rFonts w:ascii="Segoe UI Emoji" w:hAnsi="Segoe UI Emoji" w:cs="Segoe UI Emoji"/>
-          </w:rPr>
-          <w:t/>
-        </w:r>
-        <w:r>
-          <w:rPr>
-            <w:rFonts w:ascii="Segoe UI Emoji" w:hAnsi="Segoe UI Emoji" w:cs="Segoe UI Emoji"/>
-            <w:lang w:val="en-US"/>
-          </w:rPr>
-          <w:t xml:space="preserve"/>
-        </w:r>
-      </w:ins>
-      <w:ins w:author="Rinse Cramer" w:date="2025-12-13T10:26:00Z" w16du:dateUtc="2025-12-13T09:26:00Z" w:id="81">
-        <w:r>
-          <w:rPr>
-            <w:rFonts w:ascii="Segoe UI Emoji" w:hAnsi="Segoe UI Emoji" w:cs="Segoe UI Emoji"/>
-            <w:lang w:val="en-US"/>
-          </w:rPr>
-          <w:t/>
-        </w:r>
-      </w:ins>
-      <w:ins w:author="Rinse Cramer" w:date="2025-12-12T15:57:00Z" w16du:dateUtc="2025-12-12T14:57:00Z" w:id="82">
-        <w:r>
-          <w:rPr>
-            <w:rFonts w:ascii="Segoe UI Emoji" w:hAnsi="Segoe UI Emoji" w:cs="Segoe UI Emoji"/>
-            <w:lang w:val="en-US"/>
-          </w:rPr>
-          <w:t xml:space="preserve"/>
-        </w:r>
-        <w:proofErr w:type="spellStart"/>
-        <w:r>
-          <w:rPr>
-            <w:rFonts w:ascii="Segoe UI Emoji" w:hAnsi="Segoe UI Emoji" w:cs="Segoe UI Emoji"/>
-            <w:lang w:val="en-US"/>
-          </w:rPr>
-          <w:t/>
-        </w:r>
-        <w:proofErr w:type="spellEnd"/>
-        <w:r>
-          <w:rPr>
-            <w:rFonts w:ascii="Segoe UI Emoji" w:hAnsi="Segoe UI Emoji" w:cs="Segoe UI Emoji"/>
-            <w:lang w:val="en-US"/>
-          </w:rPr>
-          <w:t xml:space="preserve"/>
-        </w:r>
-        <w:proofErr w:type="spellStart"/>
-        <w:r>
-          <w:rPr>
-            <w:rFonts w:ascii="Segoe UI Emoji" w:hAnsi="Segoe UI Emoji" w:cs="Segoe UI Emoji"/>
-            <w:lang w:val="en-US"/>
-          </w:rPr>
-          <w:t/>
-        </w:r>
-        <w:proofErr w:type="spellEnd"/>
-        <w:r>
-          <w:rPr>
-            <w:rFonts w:ascii="Segoe UI Emoji" w:hAnsi="Segoe UI Emoji" w:cs="Segoe UI Emoji"/>
-            <w:lang w:val="en-US"/>
-          </w:rPr>
-          <w:t xml:space="preserve"/>
-        </w:r>
-        <w:proofErr w:type="spellStart"/>
-        <w:r>
-          <w:rPr>
-            <w:rFonts w:ascii="Segoe UI Emoji" w:hAnsi="Segoe UI Emoji" w:cs="Segoe UI Emoji"/>
-            <w:lang w:val="en-US"/>
-          </w:rPr>
-          <w:t/>
-        </w:r>
-        <w:proofErr w:type="spellEnd"/>
-        <w:r>
-          <w:rPr>
-            <w:rFonts w:ascii="Segoe UI Emoji" w:hAnsi="Segoe UI Emoji" w:cs="Segoe UI Emoji"/>
-            <w:lang w:val="en-US"/>
-          </w:rPr>
-          <w:t xml:space="preserve"/>
-        </w:r>
-        <w:proofErr w:type="spellStart"/>
-        <w:r>
-          <w:rPr>
-            <w:rFonts w:ascii="Segoe UI Emoji" w:hAnsi="Segoe UI Emoji" w:cs="Segoe UI Emoji"/>
-            <w:lang w:val="en-US"/>
-          </w:rPr>
-          <w:t/>
-        </w:r>
-        <w:proofErr w:type="spellEnd"/>
-      </w:ins>
+      <w:r>
+        <w:rPr>
+          <w:rFonts w:ascii="Segoe UI Emoji" w:hAnsi="Segoe UI Emoji" w:cs="Segoe UI Emoji"/>
+          <w:lang w:val="en-US"/>
+        </w:rPr>
+        <w:t>⏱️ 106. Stop timer</w:t>
+      </w:r>
+      <w:r>
+        <w:rPr>
+          <w:rFonts w:ascii="Segoe UI Emoji" w:hAnsi="Segoe UI Emoji" w:cs="Segoe UI Emoji"/>
+        </w:rPr>
+        <w:t/>
+      </w:r>
+      <w:r>
+        <w:rPr>
+          <w:rFonts w:ascii="Segoe UI Emoji" w:hAnsi="Segoe UI Emoji" w:cs="Segoe UI Emoji"/>
+          <w:lang w:val="en-US"/>
+        </w:rPr>
+        <w:t xml:space="preserve"/>
+      </w:r>
+      <w:r>
+        <w:rPr>
+          <w:rFonts w:ascii="Segoe UI Emoji" w:hAnsi="Segoe UI Emoji" w:cs="Segoe UI Emoji"/>
+          <w:lang w:val="en-US"/>
+        </w:rPr>
+        <w:t/>
+      </w:r>
+      <w:r>
+        <w:rPr>
+          <w:rFonts w:ascii="Segoe UI Emoji" w:hAnsi="Segoe UI Emoji" w:cs="Segoe UI Emoji"/>
+          <w:lang w:val="en-US"/>
+        </w:rPr>
+        <w:t xml:space="preserve"/>
+      </w:r>
+      <w:r>
+        <w:rPr>
+          <w:rFonts w:ascii="Segoe UI Emoji" w:hAnsi="Segoe UI Emoji" w:cs="Segoe UI Emoji"/>
+          <w:lang w:val="en-US"/>
+        </w:rPr>
+        <w:t/>
+      </w:r>
+      <w:r>
+        <w:rPr>
+          <w:rFonts w:ascii="Segoe UI Emoji" w:hAnsi="Segoe UI Emoji" w:cs="Segoe UI Emoji"/>
+          <w:lang w:val="en-US"/>
+        </w:rPr>
+        <w:t xml:space="preserve"/>
+      </w:r>
+      <w:r>
+        <w:rPr>
+          <w:rFonts w:ascii="Segoe UI Emoji" w:hAnsi="Segoe UI Emoji" w:cs="Segoe UI Emoji"/>
+          <w:lang w:val="en-US"/>
+        </w:rPr>
+        <w:t/>
+      </w:r>
+      <w:r>
+        <w:rPr>
+          <w:rFonts w:ascii="Segoe UI Emoji" w:hAnsi="Segoe UI Emoji" w:cs="Segoe UI Emoji"/>
+          <w:lang w:val="en-US"/>
+        </w:rPr>
+        <w:t xml:space="preserve"/>
+      </w:r>
+      <w:r>
+        <w:rPr>
+          <w:rFonts w:ascii="Segoe UI Emoji" w:hAnsi="Segoe UI Emoji" w:cs="Segoe UI Emoji"/>
+          <w:lang w:val="en-US"/>
+        </w:rPr>
+        <w:t/>
+      </w:r>
+      <w:r>
+        <w:rPr>
+          <w:rFonts w:ascii="Segoe UI Emoji" w:hAnsi="Segoe UI Emoji" w:cs="Segoe UI Emoji"/>
+          <w:lang w:val="en-US"/>
+        </w:rPr>
+        <w:t xml:space="preserve"/>
+      </w:r>
+      <w:r>
+        <w:rPr>
+          <w:rFonts w:ascii="Segoe UI Emoji" w:hAnsi="Segoe UI Emoji" w:cs="Segoe UI Emoji"/>
+          <w:lang w:val="en-US"/>
+        </w:rPr>
+        <w:t/>
+      </w:r>
     </w:p>
     <w:p>
       <w:pPr>
@@ -994,61 +724,46 @@
           <w:ilvl w:val="0"/>
           <w:numId w:val="1"/>
         </w:numPr>
-        <w:rPr>
-          <w:ins w:author="Rinse Cramer" w:date="2025-12-12T16:02:00Z" w16du:dateUtc="2025-12-12T15:02:00Z" w:id="83"/>
-        </w:rPr>
-      </w:pPr>
-      <w:ins w:author="Rinse Cramer" w:date="2025-12-12T15:57:00Z" w16du:dateUtc="2025-12-12T14:57:00Z" w:id="84">
-        <w:r>
-          <w:t xml:space="preserve">1. Ik heb </w:t>
-        </w:r>
-      </w:ins>
-      <w:ins w:author="Rinse Cramer" w:date="2025-12-12T15:58:00Z" w16du:dateUtc="2025-12-12T14:58:00Z" w:id="85">
-        <w:r>
-          <w:t>het werk verlaten</w:t>
-        </w:r>
-      </w:ins>
+        <w:rPr/>
+      </w:pPr>
+      <w:r>
+        <w:t xml:space="preserve">1. Ik heb </w:t>
+      </w:r>
+      <w:r>
+        <w:t>het werk verlaten</w:t>
+      </w:r>
     </w:p>
     <w:p>
       <w:pPr>
         <w:pStyle w:val="Heading1"/>
         <w:rPr>
-          <w:ins w:author="Rinse Cramer" w:date="2025-12-12T16:02:00Z" w16du:dateUtc="2025-12-12T15:02:00Z" w:id="86"/>
-          <w:rFonts w:ascii="Segoe UI Emoji" w:hAnsi="Segoe UI Emoji" w:cs="Segoe UI Emoji"/>
-        </w:rPr>
-      </w:pPr>
-      <w:ins w:author="Rinse Cramer" w:date="2025-12-12T16:02:00Z" w16du:dateUtc="2025-12-12T15:02:00Z" w:id="87">
-        <w:r>
-          <w:rPr>
-            <w:rFonts w:ascii="Segoe UI Emoji" w:hAnsi="Segoe UI Emoji" w:cs="Segoe UI Emoji"/>
-          </w:rPr>
-          <w:t xml:space="preserve">⏱️ 106. Stop timer</w:t>
-        </w:r>
-      </w:ins>
-      <w:ins w:author="Rinse Cramer" w:date="2025-12-13T10:26:00Z" w16du:dateUtc="2025-12-13T09:26:00Z" w:id="88">
-        <w:r>
-          <w:rPr>
-            <w:rFonts w:ascii="Segoe UI Emoji" w:hAnsi="Segoe UI Emoji" w:cs="Segoe UI Emoji"/>
-          </w:rPr>
-          <w:t/>
-        </w:r>
-      </w:ins>
-      <w:ins w:author="Rinse Cramer" w:date="2025-12-12T16:02:00Z" w16du:dateUtc="2025-12-12T15:02:00Z" w:id="89">
-        <w:r>
-          <w:rPr>
-            <w:rFonts w:ascii="Segoe UI Emoji" w:hAnsi="Segoe UI Emoji" w:cs="Segoe UI Emoji"/>
-          </w:rPr>
-          <w:t xml:space="preserve"/>
-        </w:r>
-      </w:ins>
-      <w:ins w:author="Rinse Cramer" w:date="2025-12-12T16:02:00Z" w:id="90">
-        <w:r>
-          <w:rPr>
-            <w:rFonts w:ascii="Segoe UI Emoji" w:hAnsi="Segoe UI Emoji" w:cs="Segoe UI Emoji"/>
-          </w:rPr>
-          <w:t/>
-        </w:r>
-      </w:ins>
+          <w:rFonts w:ascii="Segoe UI Emoji" w:hAnsi="Segoe UI Emoji" w:cs="Segoe UI Emoji"/>
+        </w:rPr>
+      </w:pPr>
+      <w:r>
+        <w:rPr>
+          <w:rFonts w:ascii="Segoe UI Emoji" w:hAnsi="Segoe UI Emoji" w:cs="Segoe UI Emoji"/>
+        </w:rPr>
+        <w:t xml:space="preserve">⏱️ 106. Stop timer</w:t>
+      </w:r>
+      <w:r>
+        <w:rPr>
+          <w:rFonts w:ascii="Segoe UI Emoji" w:hAnsi="Segoe UI Emoji" w:cs="Segoe UI Emoji"/>
+        </w:rPr>
+        <w:t/>
+      </w:r>
+      <w:r>
+        <w:rPr>
+          <w:rFonts w:ascii="Segoe UI Emoji" w:hAnsi="Segoe UI Emoji" w:cs="Segoe UI Emoji"/>
+        </w:rPr>
+        <w:t xml:space="preserve"/>
+      </w:r>
+      <w:r>
+        <w:rPr>
+          <w:rFonts w:ascii="Segoe UI Emoji" w:hAnsi="Segoe UI Emoji" w:cs="Segoe UI Emoji"/>
+        </w:rPr>
+        <w:t/>
+      </w:r>
     </w:p>
     <w:p>
       <w:pPr>
@@ -1057,69 +772,58 @@
           <w:ilvl w:val="0"/>
           <w:numId w:val="1"/>
         </w:numPr>
-        <w:rPr>
-          <w:ins w:author="Rinse Cramer" w:date="2025-12-12T16:03:00Z" w16du:dateUtc="2025-12-12T15:03:00Z" w:id="91"/>
-        </w:rPr>
-      </w:pPr>
-      <w:ins w:author="Rinse Cramer" w:date="2025-12-12T16:02:00Z" w16du:dateUtc="2025-12-12T15:02:00Z" w:id="92">
-        <w:r>
-          <w:t xml:space="preserve">1. Ik heb </w:t>
-        </w:r>
-        <w:r>
-          <w:t xml:space="preserve">voor iedere ETC </w:t>
-        </w:r>
-        <w:r>
-          <w:t xml:space="preserve">een </w:t>
-        </w:r>
-        <w:r>
-          <w:t>opnieuw ingestelde</w:t>
-        </w:r>
-        <w:r>
-          <w:t xml:space="preserve"> </w:t>
-        </w:r>
-        <w:r>
-          <w:t>timer</w:t>
-        </w:r>
-      </w:ins>
+        <w:rPr/>
+      </w:pPr>
+      <w:r>
+        <w:t xml:space="preserve">1. Ik heb </w:t>
+      </w:r>
+      <w:r>
+        <w:t xml:space="preserve">voor iedere ETC </w:t>
+      </w:r>
+      <w:r>
+        <w:t xml:space="preserve">een </w:t>
+      </w:r>
+      <w:r>
+        <w:t>opnieuw ingestelde</w:t>
+      </w:r>
+      <w:r>
+        <w:t xml:space="preserve"> </w:t>
+      </w:r>
+      <w:r>
+        <w:t>timer</w:t>
+      </w:r>
     </w:p>
     <w:p>
       <w:pPr>
         <w:pStyle w:val="Heading1"/>
         <w:rPr>
-          <w:ins w:author="Rinse Cramer" w:date="2025-12-12T16:03:00Z" w16du:dateUtc="2025-12-12T15:03:00Z" w:id="93"/>
-          <w:rFonts w:ascii="Segoe UI Emoji" w:hAnsi="Segoe UI Emoji" w:cs="Segoe UI Emoji"/>
-        </w:rPr>
-      </w:pPr>
-      <w:ins w:author="Rinse Cramer" w:date="2025-12-12T16:03:00Z" w16du:dateUtc="2025-12-12T15:03:00Z" w:id="94">
-        <w:r>
-          <w:rPr>
-            <w:rFonts w:ascii="Segoe UI Emoji" w:hAnsi="Segoe UI Emoji" w:cs="Segoe UI Emoji"/>
-          </w:rPr>
-          <w:t xml:space="preserve">⏱️ 106. Stop timer</w:t>
-        </w:r>
-      </w:ins>
-      <w:ins w:author="Rinse Cramer" w:date="2025-12-13T10:26:00Z" w16du:dateUtc="2025-12-13T09:26:00Z" w:id="95">
-        <w:r>
-          <w:rPr>
-            <w:rFonts w:ascii="Segoe UI Emoji" w:hAnsi="Segoe UI Emoji" w:cs="Segoe UI Emoji"/>
-          </w:rPr>
-          <w:t/>
-        </w:r>
-      </w:ins>
-      <w:ins w:author="Rinse Cramer" w:date="2025-12-12T16:03:00Z" w16du:dateUtc="2025-12-12T15:03:00Z" w:id="96">
-        <w:r>
-          <w:rPr>
-            <w:rFonts w:ascii="Segoe UI Emoji" w:hAnsi="Segoe UI Emoji" w:cs="Segoe UI Emoji"/>
-          </w:rPr>
-          <w:t xml:space="preserve"/>
-        </w:r>
-        <w:r>
-          <w:rPr>
-            <w:rFonts w:ascii="Segoe UI Emoji" w:hAnsi="Segoe UI Emoji" w:cs="Segoe UI Emoji"/>
-          </w:rPr>
-          <w:t/>
-        </w:r>
-      </w:ins>
+          <w:rFonts w:ascii="Segoe UI Emoji" w:hAnsi="Segoe UI Emoji" w:cs="Segoe UI Emoji"/>
+        </w:rPr>
+      </w:pPr>
+      <w:r>
+        <w:rPr>
+          <w:rFonts w:ascii="Segoe UI Emoji" w:hAnsi="Segoe UI Emoji" w:cs="Segoe UI Emoji"/>
+        </w:rPr>
+        <w:t xml:space="preserve">⏱️ 106. Stop timer</w:t>
+      </w:r>
+      <w:r>
+        <w:rPr>
+          <w:rFonts w:ascii="Segoe UI Emoji" w:hAnsi="Segoe UI Emoji" w:cs="Segoe UI Emoji"/>
+        </w:rPr>
+        <w:t/>
+      </w:r>
+      <w:r>
+        <w:rPr>
+          <w:rFonts w:ascii="Segoe UI Emoji" w:hAnsi="Segoe UI Emoji" w:cs="Segoe UI Emoji"/>
+        </w:rPr>
+        <w:t xml:space="preserve"/>
+      </w:r>
+      <w:r>
+        <w:rPr>
+          <w:rFonts w:ascii="Segoe UI Emoji" w:hAnsi="Segoe UI Emoji" w:cs="Segoe UI Emoji"/>
+        </w:rPr>
+        <w:t/>
+      </w:r>
     </w:p>
     <w:p>
       <w:pPr>
@@ -1128,57 +832,46 @@
           <w:ilvl w:val="0"/>
           <w:numId w:val="1"/>
         </w:numPr>
-        <w:rPr>
-          <w:ins w:author="Rinse Cramer" w:date="2025-12-12T16:03:00Z" w16du:dateUtc="2025-12-12T15:03:00Z" w:id="97"/>
-        </w:rPr>
-      </w:pPr>
-      <w:ins w:author="Rinse Cramer" w:date="2025-12-12T16:03:00Z" w16du:dateUtc="2025-12-12T15:03:00Z" w:id="98">
-        <w:r>
-          <w:t xml:space="preserve">1. Ik heb een </w:t>
-        </w:r>
-        <w:r>
-          <w:t>geminimaliseerde klok</w:t>
-        </w:r>
-      </w:ins>
+        <w:rPr/>
+      </w:pPr>
+      <w:r>
+        <w:t xml:space="preserve">1. Ik heb een </w:t>
+      </w:r>
+      <w:r>
+        <w:t>geminimaliseerde klok</w:t>
+      </w:r>
     </w:p>
     <w:p>
       <w:pPr>
         <w:pStyle w:val="Heading1"/>
         <w:rPr>
-          <w:ins w:author="Rinse Cramer" w:date="2025-12-12T16:05:00Z" w16du:dateUtc="2025-12-12T15:05:00Z" w:id="99"/>
-          <w:rFonts w:ascii="Segoe UI Emoji" w:hAnsi="Segoe UI Emoji" w:cs="Segoe UI Emoji"/>
-        </w:rPr>
-      </w:pPr>
-      <w:ins w:author="Rinse Cramer" w:date="2025-12-12T16:05:00Z" w16du:dateUtc="2025-12-12T15:05:00Z" w:id="100">
-        <w:r>
-          <w:rPr>
-            <w:rFonts w:ascii="Segoe UI Emoji" w:hAnsi="Segoe UI Emoji" w:cs="Segoe UI Emoji"/>
-          </w:rPr>
-          <w:t xml:space="preserve">⏱️ 107. Bijzonderheden gezien?</w:t>
-        </w:r>
-      </w:ins>
-      <w:ins w:author="Rinse Cramer" w:date="2025-12-13T10:26:00Z" w16du:dateUtc="2025-12-13T09:26:00Z" w:id="101">
-        <w:r>
-          <w:rPr>
-            <w:rFonts w:ascii="Segoe UI Emoji" w:hAnsi="Segoe UI Emoji" w:cs="Segoe UI Emoji"/>
-          </w:rPr>
-          <w:t/>
-        </w:r>
-      </w:ins>
-      <w:ins w:author="Rinse Cramer" w:date="2025-12-12T16:05:00Z" w16du:dateUtc="2025-12-12T15:05:00Z" w:id="102">
-        <w:r>
-          <w:rPr>
-            <w:rFonts w:ascii="Segoe UI Emoji" w:hAnsi="Segoe UI Emoji" w:cs="Segoe UI Emoji"/>
-          </w:rPr>
-          <w:t xml:space="preserve"/>
-        </w:r>
-        <w:r>
-          <w:rPr>
-            <w:rFonts w:ascii="Segoe UI Emoji" w:hAnsi="Segoe UI Emoji" w:cs="Segoe UI Emoji"/>
-          </w:rPr>
-          <w:t/>
-        </w:r>
-      </w:ins>
+          <w:rFonts w:ascii="Segoe UI Emoji" w:hAnsi="Segoe UI Emoji" w:cs="Segoe UI Emoji"/>
+        </w:rPr>
+      </w:pPr>
+      <w:r>
+        <w:rPr>
+          <w:rFonts w:ascii="Segoe UI Emoji" w:hAnsi="Segoe UI Emoji" w:cs="Segoe UI Emoji"/>
+        </w:rPr>
+        <w:t xml:space="preserve">⏱️ 107. Bijzonderheden gezien?</w:t>
+      </w:r>
+      <w:r>
+        <w:rPr>
+          <w:rFonts w:ascii="Segoe UI Emoji" w:hAnsi="Segoe UI Emoji" w:cs="Segoe UI Emoji"/>
+        </w:rPr>
+        <w:t/>
+      </w:r>
+      <w:r>
+        <w:rPr>
+          <w:rFonts w:ascii="Segoe UI Emoji" w:hAnsi="Segoe UI Emoji" w:cs="Segoe UI Emoji"/>
+        </w:rPr>
+        <w:t xml:space="preserve"/>
+      </w:r>
+      <w:r>
+        <w:rPr>
+          <w:rFonts w:ascii="Segoe UI Emoji" w:hAnsi="Segoe UI Emoji" w:cs="Segoe UI Emoji"/>
+        </w:rPr>
+        <w:t/>
+      </w:r>
     </w:p>
     <w:p>
       <w:pPr>
@@ -1187,278 +880,143 @@
           <w:ilvl w:val="0"/>
           <w:numId w:val="1"/>
         </w:numPr>
-        <w:rPr>
-          <w:ins w:author="Rinse Cramer" w:date="2025-12-12T16:05:00Z" w16du:dateUtc="2025-12-12T15:05:00Z" w:id="103"/>
-        </w:rPr>
-      </w:pPr>
-      <w:ins w:author="Rinse Cramer" w:date="2025-12-12T16:05:00Z" w16du:dateUtc="2025-12-12T15:05:00Z" w:id="104">
-        <w:r>
-          <w:t xml:space="preserve">1. Ik heb </w:t>
-        </w:r>
-        <w:r>
-          <w:t xml:space="preserve">de flowchartpagina van review aanpak </w:t>
-        </w:r>
-      </w:ins>
-      <w:ins w:author="Rinse Cramer" w:date="2025-12-12T16:06:00Z" w16du:dateUtc="2025-12-12T15:06:00Z" w:id="105">
-        <w:r>
-          <w:t>voor me liggen</w:t>
-        </w:r>
-      </w:ins>
-    </w:p>
-    <w:p>
-      <w:pPr>
-        <w:rPr>
-          <w:ins w:author="Rinse Cramer" w:date="2025-12-12T15:57:00Z" w16du:dateUtc="2025-12-12T14:57:00Z" w:id="106"/>
-        </w:rPr>
-        <w:pPrChange w:author="Rinse Cramer" w:date="2025-12-12T16:03:00Z" w16du:dateUtc="2025-12-12T15:03:00Z" w:id="107">
-          <w:pPr>
-            <w:pStyle w:val="ListParagraph"/>
-            <w:numPr>
-              <w:numId w:val="1"/>
-            </w:numPr>
-            <w:ind w:hanging="360"/>
-          </w:pPr>
-        </w:pPrChange>
-      </w:pPr>
-    </w:p>
-    <w:p>
-      <w:pPr>
-        <w:rPr>
-          <w:ins w:author="Rinse Cramer" w:date="2025-12-12T15:47:00Z" w16du:dateUtc="2025-12-12T14:47:00Z" w:id="108"/>
-        </w:rPr>
-        <w:pPrChange w:author="Rinse Cramer" w:date="2025-12-12T15:51:00Z" w16du:dateUtc="2025-12-12T14:51:00Z" w:id="109">
-          <w:pPr>
-            <w:pStyle w:val="ListParagraph"/>
-            <w:numPr>
-              <w:numId w:val="1"/>
-            </w:numPr>
-            <w:ind w:hanging="360"/>
-          </w:pPr>
-        </w:pPrChange>
-      </w:pPr>
-    </w:p>
-    <w:p>
-      <w:pPr>
-        <w:rPr>
-          <w:ins w:author="Rinse Cramer" w:date="2025-12-12T15:43:00Z" w16du:dateUtc="2025-12-12T14:43:00Z" w:id="110"/>
-        </w:rPr>
-        <w:pPrChange w:author="Rinse Cramer" w:date="2025-12-12T15:45:00Z" w16du:dateUtc="2025-12-12T14:45:00Z" w:id="111">
-          <w:pPr>
-            <w:pStyle w:val="ListParagraph"/>
-            <w:numPr>
-              <w:numId w:val="1"/>
-            </w:numPr>
-            <w:ind w:hanging="360"/>
-          </w:pPr>
-        </w:pPrChange>
-      </w:pPr>
-    </w:p>
-    <w:p>
-      <w:pPr>
-        <w:rPr>
-          <w:ins w:author="Rinse Cramer" w:date="2025-12-12T15:43:00Z" w16du:dateUtc="2025-12-12T14:43:00Z" w:id="112"/>
-        </w:rPr>
-        <w:pPrChange w:author="Rinse Cramer" w:date="2025-12-12T15:43:00Z" w16du:dateUtc="2025-12-12T14:43:00Z" w:id="113">
-          <w:pPr>
-            <w:pStyle w:val="ListParagraph"/>
-            <w:numPr>
-              <w:numId w:val="1"/>
-            </w:numPr>
-            <w:ind w:hanging="360"/>
-          </w:pPr>
-        </w:pPrChange>
-      </w:pPr>
-    </w:p>
-    <w:p>
-      <w:pPr>
-        <w:rPr>
-          <w:ins w:author="Rinse Cramer" w:date="2025-12-12T15:31:00Z" w16du:dateUtc="2025-12-12T14:31:00Z" w:id="114"/>
-        </w:rPr>
-        <w:pPrChange w:author="Rinse Cramer" w:date="2025-12-12T15:33:00Z" w16du:dateUtc="2025-12-12T14:33:00Z" w:id="115">
-          <w:pPr>
-            <w:pStyle w:val="ListParagraph"/>
-            <w:numPr>
-              <w:numId w:val="1"/>
-            </w:numPr>
-            <w:ind w:hanging="360"/>
-          </w:pPr>
-        </w:pPrChange>
-      </w:pPr>
-    </w:p>
-    <w:p>
-      <w:pPr>
-        <w:rPr>
-          <w:ins w:author="Rinse Cramer" w:date="2025-12-12T15:28:00Z" w16du:dateUtc="2025-12-12T14:28:00Z" w:id="116"/>
-        </w:rPr>
-        <w:pPrChange w:author="Rinse Cramer" w:date="2025-12-12T15:30:00Z" w16du:dateUtc="2025-12-12T14:30:00Z" w:id="117">
-          <w:pPr>
-            <w:pStyle w:val="ListParagraph"/>
-            <w:numPr>
-              <w:numId w:val="1"/>
-            </w:numPr>
-            <w:ind w:hanging="360"/>
-          </w:pPr>
-        </w:pPrChange>
-      </w:pPr>
-    </w:p>
-    <w:p>
-      <w:pPr>
-        <w:rPr>
-          <w:ins w:author="Rinse Cramer" w:date="2025-12-12T15:27:00Z" w16du:dateUtc="2025-12-12T14:27:00Z" w:id="118"/>
-        </w:rPr>
-        <w:pPrChange w:author="Rinse Cramer" w:date="2025-12-12T15:28:00Z" w16du:dateUtc="2025-12-12T14:28:00Z" w:id="119">
-          <w:pPr>
-            <w:pStyle w:val="ListParagraph"/>
-            <w:numPr>
-              <w:numId w:val="1"/>
-            </w:numPr>
-            <w:ind w:hanging="360"/>
-          </w:pPr>
-        </w:pPrChange>
-      </w:pPr>
-    </w:p>
-    <w:p>
-      <w:pPr>
-        <w:pStyle w:val="ListParagraph"/>
-        <w:rPr>
-          <w:ins w:author="Rinse Cramer" w:date="2025-12-12T15:25:00Z" w16du:dateUtc="2025-12-12T14:25:00Z" w:id="120"/>
-        </w:rPr>
-        <w:pPrChange w:author="Rinse Cramer" w:date="2025-12-12T15:27:00Z" w16du:dateUtc="2025-12-12T14:27:00Z" w:id="121">
-          <w:pPr>
-            <w:pStyle w:val="ListParagraph"/>
-            <w:numPr>
-              <w:numId w:val="1"/>
-            </w:numPr>
-            <w:ind w:hanging="360"/>
-          </w:pPr>
-        </w:pPrChange>
-      </w:pPr>
-    </w:p>
-    <w:p>
-      <w:pPr>
-        <w:rPr>
-          <w:ins w:author="Rinse Cramer" w:date="2025-12-12T15:24:00Z" w16du:dateUtc="2025-12-12T14:24:00Z" w:id="122"/>
-        </w:rPr>
-        <w:pPrChange w:author="Rinse Cramer" w:date="2025-12-12T15:25:00Z" w16du:dateUtc="2025-12-12T14:25:00Z" w:id="123">
-          <w:pPr>
-            <w:pStyle w:val="ListParagraph"/>
-            <w:numPr>
-              <w:numId w:val="1"/>
-            </w:numPr>
-            <w:ind w:hanging="360"/>
-          </w:pPr>
-        </w:pPrChange>
-      </w:pPr>
-    </w:p>
-    <w:p>
-      <w:pPr>
-        <w:rPr>
-          <w:ins w:author="Rinse Cramer" w:date="2025-12-12T15:06:00Z" w16du:dateUtc="2025-12-12T14:06:00Z" w:id="124"/>
-        </w:rPr>
-        <w:pPrChange w:author="Rinse Cramer" w:date="2025-12-12T15:24:00Z" w16du:dateUtc="2025-12-12T14:24:00Z" w:id="125">
-          <w:pPr>
-            <w:pStyle w:val="ListParagraph"/>
-            <w:numPr>
-              <w:numId w:val="1"/>
-            </w:numPr>
-            <w:ind w:hanging="360"/>
-          </w:pPr>
-        </w:pPrChange>
-      </w:pPr>
-    </w:p>
-    <w:p>
-      <w:pPr>
-        <w:rPr>
-          <w:ins w:author="Rinse Cramer" w:date="2025-12-13T10:48:00Z" w16du:dateUtc="2025-12-13T09:48:00Z" w:id="126"/>
-          <w:rPrChange w:author="Rinse Cramer" w:date="2025-12-13T10:48:00Z" w16du:dateUtc="2025-12-13T09:48:00Z" w:id="127">
-            <w:rPr>
-              <w:ins w:author="Rinse Cramer" w:date="2025-12-13T10:48:00Z" w16du:dateUtc="2025-12-13T09:48:00Z" w:id="128"/>
-              <w:rFonts w:ascii="Segoe UI Emoji" w:hAnsi="Segoe UI Emoji" w:cs="Segoe UI Emoji" w:eastAsiaTheme="majorEastAsia"/>
-              <w:color w:val="0F4761" w:themeColor="accent1" w:themeShade="BF"/>
-              <w:sz w:val="40"/>
-              <w:szCs w:val="40"/>
-            </w:rPr>
-          </w:rPrChange>
-        </w:rPr>
-      </w:pPr>
-      <w:ins w:author="Rinse Cramer" w:date="2025-12-13T10:48:00Z" w16du:dateUtc="2025-12-13T09:48:00Z" w:id="129">
-        <w:r>
-          <w:rPr>
-            <w:rFonts w:ascii="Segoe UI Emoji" w:hAnsi="Segoe UI Emoji" w:cs="Segoe UI Emoji"/>
-          </w:rPr>
-          <w:br w:type="page"/>
-        </w:r>
-      </w:ins>
+        <w:rPr/>
+      </w:pPr>
+      <w:r>
+        <w:t xml:space="preserve">1. Ik heb </w:t>
+      </w:r>
+      <w:r>
+        <w:t xml:space="preserve">de flowchartpagina van review aanpak </w:t>
+      </w:r>
+      <w:r>
+        <w:t>voor me liggen</w:t>
+      </w:r>
+    </w:p>
+    <w:p>
+      <w:pPr>
+        <w:rPr/>
+      </w:pPr>
+    </w:p>
+    <w:p>
+      <w:pPr>
+        <w:rPr/>
+      </w:pPr>
+    </w:p>
+    <w:p>
+      <w:pPr>
+        <w:rPr/>
+      </w:pPr>
+    </w:p>
+    <w:p>
+      <w:pPr>
+        <w:rPr/>
+      </w:pPr>
+    </w:p>
+    <w:p>
+      <w:pPr>
+        <w:rPr/>
+      </w:pPr>
+    </w:p>
+    <w:p>
+      <w:pPr>
+        <w:rPr/>
+      </w:pPr>
+    </w:p>
+    <w:p>
+      <w:pPr>
+        <w:rPr/>
+      </w:pPr>
+    </w:p>
+    <w:p>
+      <w:pPr>
+        <w:pStyle w:val="ListParagraph"/>
+        <w:rPr/>
+      </w:pPr>
+    </w:p>
+    <w:p>
+      <w:pPr>
+        <w:rPr/>
+      </w:pPr>
+    </w:p>
+    <w:p>
+      <w:pPr>
+        <w:rPr/>
+      </w:pPr>
+    </w:p>
+    <w:p>
+      <w:pPr>
+        <w:rPr/>
+      </w:pPr>
+      <w:r>
+        <w:rPr>
+          <w:rFonts w:ascii="Segoe UI Emoji" w:hAnsi="Segoe UI Emoji" w:cs="Segoe UI Emoji"/>
+        </w:rPr>
+        <w:br w:type="page"/>
+      </w:r>
     </w:p>
     <w:p>
       <w:pPr>
         <w:pStyle w:val="Heading1"/>
-        <w:rPr>
-          <w:ins w:author="Rinse Cramer" w:date="2025-12-13T10:46:00Z" w16du:dateUtc="2025-12-13T09:46:00Z" w:id="130"/>
-        </w:rPr>
-      </w:pPr>
-      <w:ins w:author="Rinse Cramer" w:date="2025-12-13T10:46:00Z" w16du:dateUtc="2025-12-13T09:46:00Z" w:id="131">
-        <w:r>
-          <w:rPr>
-            <w:rFonts w:ascii="Segoe UI Emoji" w:hAnsi="Segoe UI Emoji" w:cs="Segoe UI Emoji"/>
-          </w:rPr>
-          <w:lastRenderedPageBreak/>
-          <w:t>🫱🏻‍🫲🏻 201. Status = review aanpak</w:t>
-        </w:r>
-        <w:r>
-          <w:rPr>
-            <mc:AlternateContent>
-              <mc:Choice Requires="w16se"/>
-              <mc:Fallback>
-                <w:rFonts w:ascii="Segoe UI Emoji" w:hAnsi="Segoe UI Emoji" w:eastAsia="Segoe UI Emoji" w:cs="Segoe UI Emoji"/>
-              </mc:Fallback>
-            </mc:AlternateContent>
-          </w:rPr>
+        <w:rPr/>
+      </w:pPr>
+      <w:r>
+        <w:rPr>
+          <w:rFonts w:ascii="Segoe UI Emoji" w:hAnsi="Segoe UI Emoji" w:cs="Segoe UI Emoji"/>
+        </w:rPr>
+        <w:lastRenderedPageBreak/>
+        <w:t>🫱🏻‍🫲🏻 201. Status = review aanpak</w:t>
+      </w:r>
+      <w:r>
+        <w:rPr>
           <mc:AlternateContent>
-            <mc:Choice Requires="w16se">
-              <w16se:symEx w16se:font="Segoe UI Emoji" w16se:char="1F3FB"/>
-            </mc:Choice>
+            <mc:Choice Requires="w16se"/>
             <mc:Fallback>
-              <w:t/>
+              <w:rFonts w:ascii="Segoe UI Emoji" w:hAnsi="Segoe UI Emoji" w:eastAsia="Segoe UI Emoji" w:cs="Segoe UI Emoji"/>
             </mc:Fallback>
           </mc:AlternateContent>
-        </w:r>
-        <w:r>
-          <w:rPr>
-            <w:rFonts w:ascii="Segoe UI Emoji" w:hAnsi="Segoe UI Emoji" w:cs="Segoe UI Emoji"/>
-          </w:rPr>
-          <w:t/>
-        </w:r>
-        <w:r>
-          <w:rPr>
-            <mc:AlternateContent>
-              <mc:Choice Requires="w16se"/>
-              <mc:Fallback>
-                <w:rFonts w:ascii="Segoe UI Emoji" w:hAnsi="Segoe UI Emoji" w:eastAsia="Segoe UI Emoji" w:cs="Segoe UI Emoji"/>
-              </mc:Fallback>
-            </mc:AlternateContent>
-          </w:rPr>
+        </w:rPr>
+        <mc:AlternateContent>
+          <mc:Choice Requires="w16se">
+            <w16se:symEx w16se:font="Segoe UI Emoji" w16se:char="1F3FB"/>
+          </mc:Choice>
+          <mc:Fallback>
+            <w:t/>
+          </mc:Fallback>
+        </mc:AlternateContent>
+      </w:r>
+      <w:r>
+        <w:rPr>
+          <w:rFonts w:ascii="Segoe UI Emoji" w:hAnsi="Segoe UI Emoji" w:cs="Segoe UI Emoji"/>
+        </w:rPr>
+        <w:t/>
+      </w:r>
+      <w:r>
+        <w:rPr>
           <mc:AlternateContent>
-            <mc:Choice Requires="w16se">
-              <w16se:symEx w16se:font="Segoe UI Emoji" w16se:char="1F3FB"/>
-            </mc:Choice>
+            <mc:Choice Requires="w16se"/>
             <mc:Fallback>
-              <w:t/>
+              <w:rFonts w:ascii="Segoe UI Emoji" w:hAnsi="Segoe UI Emoji" w:eastAsia="Segoe UI Emoji" w:cs="Segoe UI Emoji"/>
             </mc:Fallback>
           </mc:AlternateContent>
-        </w:r>
-        <w:r>
-          <w:t xml:space="preserve"/>
-        </w:r>
-        <w:proofErr w:type="spellStart"/>
-        <w:r>
-          <w:t/>
-        </w:r>
-        <w:proofErr w:type="spellEnd"/>
-        <w:r>
-          <w:t/>
-        </w:r>
-      </w:ins>
+        </w:rPr>
+        <mc:AlternateContent>
+          <mc:Choice Requires="w16se">
+            <w16se:symEx w16se:font="Segoe UI Emoji" w16se:char="1F3FB"/>
+          </mc:Choice>
+          <mc:Fallback>
+            <w:t/>
+          </mc:Fallback>
+        </mc:AlternateContent>
+      </w:r>
+      <w:r>
+        <w:t xml:space="preserve"/>
+      </w:r>
+      <w:r>
+        <w:t/>
+      </w:r>
+      <w:r>
+        <w:t/>
+      </w:r>
     </w:p>
     <w:p>
       <w:pPr>
@@ -1467,182 +1025,131 @@
           <w:ilvl w:val="0"/>
           <w:numId w:val="1"/>
         </w:numPr>
-        <w:rPr>
-          <w:ins w:author="Rinse Cramer" w:date="2025-12-13T10:48:00Z" w16du:dateUtc="2025-12-13T09:48:00Z" w:id="132"/>
-        </w:rPr>
-      </w:pPr>
-      <w:ins w:author="Rinse Cramer" w:date="2025-12-13T10:46:00Z" w16du:dateUtc="2025-12-13T09:46:00Z" w:id="133">
-        <w:r>
-          <w:t xml:space="preserve">1. Meldplicht </w:t>
-        </w:r>
-        <w:proofErr w:type="gramStart"/>
-        <w:r>
-          <w:t>indien</w:t>
-        </w:r>
-        <w:proofErr w:type="gramEnd"/>
-        <w:r>
-          <w:t xml:space="preserve"> </w:t>
-        </w:r>
-        <w:proofErr w:type="spellStart"/>
-        <w:r>
-          <w:t>J</w:t>
-        </w:r>
-      </w:ins>
-      <w:ins w:author="Rinse Cramer" w:date="2025-12-13T10:47:00Z" w16du:dateUtc="2025-12-13T09:47:00Z" w:id="134">
-        <w:r>
-          <w:t>ira</w:t>
-        </w:r>
-        <w:proofErr w:type="spellEnd"/>
-        <w:r>
-          <w:t>-uitvoerder NIET medewerker is</w:t>
-        </w:r>
-      </w:ins>
+        <w:rPr/>
+      </w:pPr>
+      <w:r>
+        <w:t xml:space="preserve">1. Meldplicht </w:t>
+      </w:r>
+      <w:r>
+        <w:t>indien</w:t>
+      </w:r>
+      <w:r>
+        <w:t xml:space="preserve"> </w:t>
+      </w:r>
+      <w:r>
+        <w:t>J</w:t>
+      </w:r>
+      <w:r>
+        <w:t>ira</w:t>
+      </w:r>
+      <w:r>
+        <w:t>-uitvoerder NIET medewerker is</w:t>
+      </w:r>
     </w:p>
     <w:p>
       <w:pPr>
         <w:pStyle w:val="Heading1"/>
         <w:rPr>
-          <w:ins w:author="Rinse Cramer" w:date="2025-12-13T10:48:00Z" w16du:dateUtc="2025-12-13T09:48:00Z" w:id="135"/>
           <w:lang w:val="en-US"/>
-          <w:rPrChange w:author="Rinse Cramer" w:date="2025-12-13T10:49:00Z" w16du:dateUtc="2025-12-13T09:49:00Z" w:id="136">
-            <w:rPr>
-              <w:ins w:author="Rinse Cramer" w:date="2025-12-13T10:48:00Z" w16du:dateUtc="2025-12-13T09:48:00Z" w:id="137"/>
-            </w:rPr>
-          </w:rPrChange>
-        </w:rPr>
-      </w:pPr>
-      <w:ins w:author="Rinse Cramer" w:date="2025-12-13T10:48:00Z" w16du:dateUtc="2025-12-13T09:48:00Z" w:id="138">
-        <w:r>
-          <w:rPr>
-            <w:rFonts w:ascii="Segoe UI Emoji" w:hAnsi="Segoe UI Emoji" w:cs="Segoe UI Emoji"/>
-          </w:rPr>
-          <w:t>🫱🏻‍🫲🏻 201. Status = review aanpak</w:t>
-        </w:r>
-        <w:r>
-          <w:rPr>
-            <mc:AlternateContent>
-              <mc:Choice Requires="w16se"/>
-              <mc:Fallback>
-                <w:rFonts w:ascii="Segoe UI Emoji" w:hAnsi="Segoe UI Emoji" w:eastAsia="Segoe UI Emoji" w:cs="Segoe UI Emoji"/>
-              </mc:Fallback>
-            </mc:AlternateContent>
-          </w:rPr>
+        </w:rPr>
+      </w:pPr>
+      <w:r>
+        <w:rPr>
+          <w:rFonts w:ascii="Segoe UI Emoji" w:hAnsi="Segoe UI Emoji" w:cs="Segoe UI Emoji"/>
+        </w:rPr>
+        <w:t>🫱🏻‍🫲🏻 201. Status = review aanpak</w:t>
+      </w:r>
+      <w:r>
+        <w:rPr>
           <mc:AlternateContent>
-            <mc:Choice Requires="w16se">
-              <w16se:symEx w16se:font="Segoe UI Emoji" w16se:char="1F3FB"/>
-            </mc:Choice>
+            <mc:Choice Requires="w16se"/>
             <mc:Fallback>
-              <w:t/>
+              <w:rFonts w:ascii="Segoe UI Emoji" w:hAnsi="Segoe UI Emoji" w:eastAsia="Segoe UI Emoji" w:cs="Segoe UI Emoji"/>
             </mc:Fallback>
           </mc:AlternateContent>
-        </w:r>
-        <w:r>
-          <w:rPr>
-            <w:rFonts w:ascii="Segoe UI Emoji" w:hAnsi="Segoe UI Emoji" w:cs="Segoe UI Emoji"/>
-            <w:lang w:val="en-US"/>
-            <w:rPrChange w:author="Rinse Cramer" w:date="2025-12-13T10:49:00Z" w16du:dateUtc="2025-12-13T09:49:00Z" w:id="139">
-              <w:rPr>
-                <w:rFonts w:ascii="Segoe UI Emoji" w:hAnsi="Segoe UI Emoji" w:cs="Segoe UI Emoji"/>
-              </w:rPr>
-            </w:rPrChange>
-          </w:rPr>
-          <w:t/>
-        </w:r>
-        <w:r>
-          <w:rPr>
-            <w:rFonts w:ascii="Segoe UI Emoji" w:hAnsi="Segoe UI Emoji" w:cs="Segoe UI Emoji"/>
-          </w:rPr>
-          <w:t/>
-        </w:r>
-        <w:r>
-          <w:rPr>
-            <mc:AlternateContent>
-              <mc:Choice Requires="w16se"/>
-              <mc:Fallback>
-                <w:rFonts w:ascii="Segoe UI Emoji" w:hAnsi="Segoe UI Emoji" w:eastAsia="Segoe UI Emoji" w:cs="Segoe UI Emoji"/>
-              </mc:Fallback>
-            </mc:AlternateContent>
-          </w:rPr>
+        </w:rPr>
+        <mc:AlternateContent>
+          <mc:Choice Requires="w16se">
+            <w16se:symEx w16se:font="Segoe UI Emoji" w16se:char="1F3FB"/>
+          </mc:Choice>
+          <mc:Fallback>
+            <w:t/>
+          </mc:Fallback>
+        </mc:AlternateContent>
+      </w:r>
+      <w:r>
+        <w:rPr>
+          <w:rFonts w:ascii="Segoe UI Emoji" w:hAnsi="Segoe UI Emoji" w:cs="Segoe UI Emoji"/>
+          <w:lang w:val="en-US"/>
+        </w:rPr>
+        <w:t/>
+      </w:r>
+      <w:r>
+        <w:rPr>
+          <w:rFonts w:ascii="Segoe UI Emoji" w:hAnsi="Segoe UI Emoji" w:cs="Segoe UI Emoji"/>
+        </w:rPr>
+        <w:t/>
+      </w:r>
+      <w:r>
+        <w:rPr>
           <mc:AlternateContent>
-            <mc:Choice Requires="w16se">
-              <w16se:symEx w16se:font="Segoe UI Emoji" w16se:char="1F3FB"/>
-            </mc:Choice>
+            <mc:Choice Requires="w16se"/>
             <mc:Fallback>
-              <w:t/>
+              <w:rFonts w:ascii="Segoe UI Emoji" w:hAnsi="Segoe UI Emoji" w:eastAsia="Segoe UI Emoji" w:cs="Segoe UI Emoji"/>
             </mc:Fallback>
           </mc:AlternateContent>
-        </w:r>
-        <w:r>
-          <w:rPr>
-            <w:lang w:val="en-US"/>
-            <w:rPrChange w:author="Rinse Cramer" w:date="2025-12-13T10:49:00Z" w16du:dateUtc="2025-12-13T09:49:00Z" w:id="140">
-              <w:rPr/>
-            </w:rPrChange>
-          </w:rPr>
-          <w:t xml:space="preserve"/>
-        </w:r>
-      </w:ins>
-      <w:ins w:author="Rinse Cramer" w:date="2025-12-13T10:49:00Z" w16du:dateUtc="2025-12-13T09:49:00Z" w:id="141">
-        <w:r>
-          <w:rPr>
-            <w:lang w:val="en-US"/>
-            <w:rPrChange w:author="Rinse Cramer" w:date="2025-12-13T10:49:00Z" w16du:dateUtc="2025-12-13T09:49:00Z" w:id="142">
-              <w:rPr/>
-            </w:rPrChange>
-          </w:rPr>
-          <w:t/>
-        </w:r>
-      </w:ins>
-      <w:ins w:author="Rinse Cramer" w:date="2025-12-13T10:48:00Z" w16du:dateUtc="2025-12-13T09:48:00Z" w:id="143">
-        <w:r>
-          <w:rPr>
-            <w:lang w:val="en-US"/>
-            <w:rPrChange w:author="Rinse Cramer" w:date="2025-12-13T10:49:00Z" w16du:dateUtc="2025-12-13T09:49:00Z" w:id="144">
-              <w:rPr/>
-            </w:rPrChange>
-          </w:rPr>
-          <w:t/>
-        </w:r>
-      </w:ins>
-      <w:ins w:author="Rinse Cramer" w:date="2025-12-13T10:49:00Z" w16du:dateUtc="2025-12-13T09:49:00Z" w:id="145">
-        <w:r>
-          <w:rPr>
-            <w:lang w:val="en-US"/>
-            <w:rPrChange w:author="Rinse Cramer" w:date="2025-12-13T10:49:00Z" w16du:dateUtc="2025-12-13T09:49:00Z" w:id="146">
-              <w:rPr/>
-            </w:rPrChange>
-          </w:rPr>
-          <w:t/>
-        </w:r>
-      </w:ins>
-      <w:ins w:author="Rinse Cramer" w:date="2025-12-13T10:48:00Z" w16du:dateUtc="2025-12-13T09:48:00Z" w:id="147">
-        <w:r>
-          <w:rPr>
-            <w:lang w:val="en-US"/>
-            <w:rPrChange w:author="Rinse Cramer" w:date="2025-12-13T10:49:00Z" w16du:dateUtc="2025-12-13T09:49:00Z" w:id="148">
-              <w:rPr/>
-            </w:rPrChange>
-          </w:rPr>
-          <w:t xml:space="preserve"/>
-        </w:r>
-      </w:ins>
-      <w:ins w:author="Rinse Cramer" w:date="2025-12-13T10:49:00Z" w16du:dateUtc="2025-12-13T09:49:00Z" w:id="149">
-        <w:r>
-          <w:rPr>
-            <w:lang w:val="en-US"/>
-            <w:rPrChange w:author="Rinse Cramer" w:date="2025-12-13T10:49:00Z" w16du:dateUtc="2025-12-13T09:49:00Z" w:id="150">
-              <w:rPr/>
-            </w:rPrChange>
-          </w:rPr>
-          <w:t/>
-        </w:r>
-        <w:r>
-          <w:rPr>
-            <w:lang w:val="en-US"/>
-          </w:rPr>
-          <w:t/>
-        </w:r>
-      </w:ins>
+        </w:rPr>
+        <mc:AlternateContent>
+          <mc:Choice Requires="w16se">
+            <w16se:symEx w16se:font="Segoe UI Emoji" w16se:char="1F3FB"/>
+          </mc:Choice>
+          <mc:Fallback>
+            <w:t/>
+          </mc:Fallback>
+        </mc:AlternateContent>
+      </w:r>
+      <w:r>
+        <w:rPr>
+          <w:lang w:val="en-US"/>
+        </w:rPr>
+        <w:t xml:space="preserve"/>
+      </w:r>
+      <w:r>
+        <w:rPr>
+          <w:lang w:val="en-US"/>
+        </w:rPr>
+        <w:t/>
+      </w:r>
+      <w:r>
+        <w:rPr>
+          <w:lang w:val="en-US"/>
+        </w:rPr>
+        <w:t/>
+      </w:r>
+      <w:r>
+        <w:rPr>
+          <w:lang w:val="en-US"/>
+        </w:rPr>
+        <w:t/>
+      </w:r>
+      <w:r>
+        <w:rPr>
+          <w:lang w:val="en-US"/>
+        </w:rPr>
+        <w:t xml:space="preserve"/>
+      </w:r>
+      <w:r>
+        <w:rPr>
+          <w:lang w:val="en-US"/>
+        </w:rPr>
+        <w:t/>
+      </w:r>
+      <w:r>
+        <w:rPr>
+          <w:lang w:val="en-US"/>
+        </w:rPr>
+        <w:t/>
+      </w:r>
     </w:p>
     <w:p>
       <w:pPr>
@@ -1651,151 +1158,117 @@
           <w:ilvl w:val="0"/>
           <w:numId w:val="1"/>
         </w:numPr>
-        <w:rPr>
-          <w:ins w:author="Rinse Cramer" w:date="2025-12-13T10:48:00Z" w16du:dateUtc="2025-12-13T09:48:00Z" w:id="151"/>
-        </w:rPr>
-      </w:pPr>
-      <w:ins w:author="Rinse Cramer" w:date="2025-12-13T10:48:00Z" w16du:dateUtc="2025-12-13T09:48:00Z" w:id="152">
-        <w:r>
-          <w:t xml:space="preserve">1. Meldplicht </w:t>
-        </w:r>
-        <w:proofErr w:type="gramStart"/>
-        <w:r>
-          <w:t>indien</w:t>
-        </w:r>
-        <w:proofErr w:type="gramEnd"/>
-        <w:r>
-          <w:t xml:space="preserve"> </w:t>
-        </w:r>
-        <w:proofErr w:type="spellStart"/>
-        <w:r>
-          <w:t>Jira</w:t>
-        </w:r>
-        <w:proofErr w:type="spellEnd"/>
-        <w:r>
-          <w:t>-</w:t>
-        </w:r>
-      </w:ins>
-      <w:ins w:author="Rinse Cramer" w:date="2025-12-13T10:49:00Z" w16du:dateUtc="2025-12-13T09:49:00Z" w:id="153">
-        <w:r>
-          <w:t>status</w:t>
-        </w:r>
-      </w:ins>
-      <w:ins w:author="Rinse Cramer" w:date="2025-12-13T10:48:00Z" w16du:dateUtc="2025-12-13T09:48:00Z" w:id="154">
-        <w:r>
-          <w:t xml:space="preserve"> NIET </w:t>
-        </w:r>
-      </w:ins>
-      <w:ins w:author="Rinse Cramer" w:date="2025-12-13T10:49:00Z" w16du:dateUtc="2025-12-13T09:49:00Z" w:id="155">
-        <w:r>
-          <w:t>Intake</w:t>
-        </w:r>
-      </w:ins>
-      <w:ins w:author="Rinse Cramer" w:date="2025-12-13T10:48:00Z" w16du:dateUtc="2025-12-13T09:48:00Z" w:id="156">
-        <w:r>
-          <w:t xml:space="preserve"> is</w:t>
-        </w:r>
-      </w:ins>
+        <w:rPr/>
+      </w:pPr>
+      <w:r>
+        <w:t xml:space="preserve">1. Meldplicht </w:t>
+      </w:r>
+      <w:r>
+        <w:t>indien</w:t>
+      </w:r>
+      <w:r>
+        <w:t xml:space="preserve"> </w:t>
+      </w:r>
+      <w:r>
+        <w:t>Jira</w:t>
+      </w:r>
+      <w:r>
+        <w:t>-</w:t>
+      </w:r>
+      <w:r>
+        <w:t>status</w:t>
+      </w:r>
+      <w:r>
+        <w:t xml:space="preserve"> NIET </w:t>
+      </w:r>
+      <w:r>
+        <w:t>Intake</w:t>
+      </w:r>
+      <w:r>
+        <w:t xml:space="preserve"> is</w:t>
+      </w:r>
     </w:p>
     <w:p>
       <w:pPr>
         <w:pStyle w:val="Heading1"/>
-        <w:rPr>
-          <w:ins w:author="Rinse Cramer" w:date="2025-12-13T10:48:00Z" w16du:dateUtc="2025-12-13T09:48:00Z" w:id="157"/>
-        </w:rPr>
-      </w:pPr>
-      <w:ins w:author="Rinse Cramer" w:date="2025-12-13T10:48:00Z" w16du:dateUtc="2025-12-13T09:48:00Z" w:id="158">
-        <w:r>
-          <w:rPr>
-            <w:rFonts w:ascii="Segoe UI Emoji" w:hAnsi="Segoe UI Emoji" w:cs="Segoe UI Emoji"/>
-          </w:rPr>
-          <w:t>🫱🏻‍🫲🏻 201. Status = review aanpak</w:t>
-        </w:r>
-        <w:r>
-          <w:rPr>
-            <mc:AlternateContent>
-              <mc:Choice Requires="w16se"/>
-              <mc:Fallback>
-                <w:rFonts w:ascii="Segoe UI Emoji" w:hAnsi="Segoe UI Emoji" w:eastAsia="Segoe UI Emoji" w:cs="Segoe UI Emoji"/>
-              </mc:Fallback>
-            </mc:AlternateContent>
-          </w:rPr>
+        <w:rPr/>
+      </w:pPr>
+      <w:r>
+        <w:rPr>
+          <w:rFonts w:ascii="Segoe UI Emoji" w:hAnsi="Segoe UI Emoji" w:cs="Segoe UI Emoji"/>
+        </w:rPr>
+        <w:t>🫱🏻‍🫲🏻 201. Status = review aanpak</w:t>
+      </w:r>
+      <w:r>
+        <w:rPr>
           <mc:AlternateContent>
-            <mc:Choice Requires="w16se">
-              <w16se:symEx w16se:font="Segoe UI Emoji" w16se:char="1F3FB"/>
-            </mc:Choice>
+            <mc:Choice Requires="w16se"/>
             <mc:Fallback>
-              <w:t/>
+              <w:rFonts w:ascii="Segoe UI Emoji" w:hAnsi="Segoe UI Emoji" w:eastAsia="Segoe UI Emoji" w:cs="Segoe UI Emoji"/>
             </mc:Fallback>
           </mc:AlternateContent>
-        </w:r>
-        <w:r>
-          <w:rPr>
-            <w:rFonts w:ascii="Segoe UI Emoji" w:hAnsi="Segoe UI Emoji" w:cs="Segoe UI Emoji"/>
-          </w:rPr>
-          <w:t/>
-        </w:r>
-        <w:r>
-          <w:rPr>
-            <w:rFonts w:ascii="Segoe UI Emoji" w:hAnsi="Segoe UI Emoji" w:cs="Segoe UI Emoji"/>
-          </w:rPr>
-          <w:t/>
-        </w:r>
-        <w:r>
-          <w:rPr>
-            <mc:AlternateContent>
-              <mc:Choice Requires="w16se"/>
-              <mc:Fallback>
-                <w:rFonts w:ascii="Segoe UI Emoji" w:hAnsi="Segoe UI Emoji" w:eastAsia="Segoe UI Emoji" w:cs="Segoe UI Emoji"/>
-              </mc:Fallback>
-            </mc:AlternateContent>
-          </w:rPr>
+        </w:rPr>
+        <mc:AlternateContent>
+          <mc:Choice Requires="w16se">
+            <w16se:symEx w16se:font="Segoe UI Emoji" w16se:char="1F3FB"/>
+          </mc:Choice>
+          <mc:Fallback>
+            <w:t/>
+          </mc:Fallback>
+        </mc:AlternateContent>
+      </w:r>
+      <w:r>
+        <w:rPr>
+          <w:rFonts w:ascii="Segoe UI Emoji" w:hAnsi="Segoe UI Emoji" w:cs="Segoe UI Emoji"/>
+        </w:rPr>
+        <w:t/>
+      </w:r>
+      <w:r>
+        <w:rPr>
+          <w:rFonts w:ascii="Segoe UI Emoji" w:hAnsi="Segoe UI Emoji" w:cs="Segoe UI Emoji"/>
+        </w:rPr>
+        <w:t/>
+      </w:r>
+      <w:r>
+        <w:rPr>
           <mc:AlternateContent>
-            <mc:Choice Requires="w16se">
-              <w16se:symEx w16se:font="Segoe UI Emoji" w16se:char="1F3FB"/>
-            </mc:Choice>
+            <mc:Choice Requires="w16se"/>
             <mc:Fallback>
-              <w:t/>
+              <w:rFonts w:ascii="Segoe UI Emoji" w:hAnsi="Segoe UI Emoji" w:eastAsia="Segoe UI Emoji" w:cs="Segoe UI Emoji"/>
             </mc:Fallback>
           </mc:AlternateContent>
-        </w:r>
-        <w:r>
-          <w:t xml:space="preserve"/>
-        </w:r>
-      </w:ins>
-      <w:ins w:author="Rinse Cramer" w:date="2025-12-13T10:49:00Z" w16du:dateUtc="2025-12-13T09:49:00Z" w:id="159">
-        <w:r>
-          <w:t/>
-        </w:r>
-      </w:ins>
-      <w:ins w:author="Rinse Cramer" w:date="2025-12-13T10:48:00Z" w16du:dateUtc="2025-12-13T09:48:00Z" w:id="160">
-        <w:r>
-          <w:t xml:space="preserve"/>
-        </w:r>
-        <w:proofErr w:type="spellStart"/>
-        <w:r>
-          <w:t/>
-        </w:r>
-        <w:proofErr w:type="spellEnd"/>
-        <w:r>
-          <w:t/>
-        </w:r>
-      </w:ins>
-      <w:ins w:author="Rinse Cramer" w:date="2025-12-13T10:50:00Z" w16du:dateUtc="2025-12-13T09:50:00Z" w:id="161">
-        <w:r>
-          <w:t xml:space="preserve"/>
-        </w:r>
-        <w:r>
-          <w:rPr>
-            <w:rPrChange w:author="Rinse Cramer" w:date="2025-12-13T10:50:00Z" w16du:dateUtc="2025-12-13T09:50:00Z" w:id="162">
-              <w:rPr>
-                <w:lang w:val="en-US"/>
-              </w:rPr>
-            </w:rPrChange>
-          </w:rPr>
-          <w:t/>
-        </w:r>
-      </w:ins>
+        </w:rPr>
+        <mc:AlternateContent>
+          <mc:Choice Requires="w16se">
+            <w16se:symEx w16se:font="Segoe UI Emoji" w16se:char="1F3FB"/>
+          </mc:Choice>
+          <mc:Fallback>
+            <w:t/>
+          </mc:Fallback>
+        </mc:AlternateContent>
+      </w:r>
+      <w:r>
+        <w:t xml:space="preserve"/>
+      </w:r>
+      <w:r>
+        <w:t/>
+      </w:r>
+      <w:r>
+        <w:t xml:space="preserve"/>
+      </w:r>
+      <w:r>
+        <w:t/>
+      </w:r>
+      <w:r>
+        <w:t/>
+      </w:r>
+      <w:r>
+        <w:t xml:space="preserve"/>
+      </w:r>
+      <w:r>
+        <w:rPr/>
+        <w:t/>
+      </w:r>
     </w:p>
     <w:p>
       <w:pPr>
@@ -1804,104 +1277,86 @@
           <w:ilvl w:val="0"/>
           <w:numId w:val="1"/>
         </w:numPr>
-        <w:rPr>
-          <w:ins w:author="Rinse Cramer" w:date="2025-12-13T10:48:00Z" w16du:dateUtc="2025-12-13T09:48:00Z" w:id="163"/>
-        </w:rPr>
-      </w:pPr>
-      <w:ins w:author="Rinse Cramer" w:date="2025-12-13T10:48:00Z" w16du:dateUtc="2025-12-13T09:48:00Z" w:id="164">
-        <w:r>
-          <w:t xml:space="preserve">1. </w:t>
-        </w:r>
-      </w:ins>
-      <w:ins w:author="Rinse Cramer" w:date="2025-12-13T10:50:00Z" w16du:dateUtc="2025-12-13T09:50:00Z" w:id="165">
-        <w:r>
-          <w:t xml:space="preserve">Ik heb de </w:t>
-        </w:r>
-        <w:proofErr w:type="spellStart"/>
-        <w:r>
-          <w:t>Jira</w:t>
-        </w:r>
-        <w:proofErr w:type="spellEnd"/>
-        <w:r>
-          <w:t>-beschrijving gelezen</w:t>
-        </w:r>
-      </w:ins>
+        <w:rPr/>
+      </w:pPr>
+      <w:r>
+        <w:t xml:space="preserve">1. </w:t>
+      </w:r>
+      <w:r>
+        <w:t xml:space="preserve">Ik heb de </w:t>
+      </w:r>
+      <w:r>
+        <w:t>Jira</w:t>
+      </w:r>
+      <w:r>
+        <w:t>-beschrijving gelezen</w:t>
+      </w:r>
     </w:p>
     <w:p>
       <w:pPr>
         <w:pStyle w:val="Heading1"/>
-        <w:rPr>
-          <w:ins w:author="Rinse Cramer" w:date="2025-12-13T10:48:00Z" w16du:dateUtc="2025-12-13T09:48:00Z" w:id="166"/>
-        </w:rPr>
-      </w:pPr>
-      <w:ins w:author="Rinse Cramer" w:date="2025-12-13T10:48:00Z" w16du:dateUtc="2025-12-13T09:48:00Z" w:id="167">
-        <w:r>
-          <w:rPr>
-            <w:rFonts w:ascii="Segoe UI Emoji" w:hAnsi="Segoe UI Emoji" w:cs="Segoe UI Emoji"/>
-          </w:rPr>
-          <w:t>🫱🏻‍🫲🏻 202. Is de baas aanwezig?</w:t>
-        </w:r>
-        <w:r>
-          <w:rPr>
-            <mc:AlternateContent>
-              <mc:Choice Requires="w16se"/>
-              <mc:Fallback>
-                <w:rFonts w:ascii="Segoe UI Emoji" w:hAnsi="Segoe UI Emoji" w:eastAsia="Segoe UI Emoji" w:cs="Segoe UI Emoji"/>
-              </mc:Fallback>
-            </mc:AlternateContent>
-          </w:rPr>
+        <w:rPr/>
+      </w:pPr>
+      <w:r>
+        <w:rPr>
+          <w:rFonts w:ascii="Segoe UI Emoji" w:hAnsi="Segoe UI Emoji" w:cs="Segoe UI Emoji"/>
+        </w:rPr>
+        <w:t>🫱🏻‍🫲🏻 202. Is de baas aanwezig?</w:t>
+      </w:r>
+      <w:r>
+        <w:rPr>
           <mc:AlternateContent>
-            <mc:Choice Requires="w16se">
-              <w16se:symEx w16se:font="Segoe UI Emoji" w16se:char="1F3FB"/>
-            </mc:Choice>
+            <mc:Choice Requires="w16se"/>
             <mc:Fallback>
-              <w:t/>
+              <w:rFonts w:ascii="Segoe UI Emoji" w:hAnsi="Segoe UI Emoji" w:eastAsia="Segoe UI Emoji" w:cs="Segoe UI Emoji"/>
             </mc:Fallback>
           </mc:AlternateContent>
-        </w:r>
-        <w:r>
-          <w:rPr>
-            <w:rFonts w:ascii="Segoe UI Emoji" w:hAnsi="Segoe UI Emoji" w:cs="Segoe UI Emoji"/>
-          </w:rPr>
-          <w:t/>
-        </w:r>
-        <w:r>
-          <w:rPr>
-            <mc:AlternateContent>
-              <mc:Choice Requires="w16se"/>
-              <mc:Fallback>
-                <w:rFonts w:ascii="Segoe UI Emoji" w:hAnsi="Segoe UI Emoji" w:eastAsia="Segoe UI Emoji" w:cs="Segoe UI Emoji"/>
-              </mc:Fallback>
-            </mc:AlternateContent>
-          </w:rPr>
+        </w:rPr>
+        <mc:AlternateContent>
+          <mc:Choice Requires="w16se">
+            <w16se:symEx w16se:font="Segoe UI Emoji" w16se:char="1F3FB"/>
+          </mc:Choice>
+          <mc:Fallback>
+            <w:t/>
+          </mc:Fallback>
+        </mc:AlternateContent>
+      </w:r>
+      <w:r>
+        <w:rPr>
+          <w:rFonts w:ascii="Segoe UI Emoji" w:hAnsi="Segoe UI Emoji" w:cs="Segoe UI Emoji"/>
+        </w:rPr>
+        <w:t/>
+      </w:r>
+      <w:r>
+        <w:rPr>
           <mc:AlternateContent>
-            <mc:Choice Requires="w16se">
-              <w16se:symEx w16se:font="Segoe UI Emoji" w16se:char="1F3FB"/>
-            </mc:Choice>
+            <mc:Choice Requires="w16se"/>
             <mc:Fallback>
-              <w:t/>
+              <w:rFonts w:ascii="Segoe UI Emoji" w:hAnsi="Segoe UI Emoji" w:eastAsia="Segoe UI Emoji" w:cs="Segoe UI Emoji"/>
             </mc:Fallback>
           </mc:AlternateContent>
-        </w:r>
-        <w:r>
-          <w:t xml:space="preserve"/>
-        </w:r>
-      </w:ins>
-      <w:ins w:author="Rinse Cramer" w:date="2025-12-13T10:49:00Z" w16du:dateUtc="2025-12-13T09:49:00Z" w:id="168">
-        <w:r>
-          <w:t/>
-        </w:r>
-      </w:ins>
-      <w:ins w:author="Rinse Cramer" w:date="2025-12-13T10:48:00Z" w16du:dateUtc="2025-12-13T09:48:00Z" w:id="169">
-        <w:r>
-          <w:t xml:space="preserve"/>
-        </w:r>
-      </w:ins>
-      <w:ins w:author="Rinse Cramer" w:date="2025-12-13T10:51:00Z" w16du:dateUtc="2025-12-13T09:51:00Z" w:id="170">
-        <w:r>
-          <w:t/>
-        </w:r>
-      </w:ins>
+        </w:rPr>
+        <mc:AlternateContent>
+          <mc:Choice Requires="w16se">
+            <w16se:symEx w16se:font="Segoe UI Emoji" w16se:char="1F3FB"/>
+          </mc:Choice>
+          <mc:Fallback>
+            <w:t/>
+          </mc:Fallback>
+        </mc:AlternateContent>
+      </w:r>
+      <w:r>
+        <w:t xml:space="preserve"/>
+      </w:r>
+      <w:r>
+        <w:t/>
+      </w:r>
+      <w:r>
+        <w:t xml:space="preserve"/>
+      </w:r>
+      <w:r>
+        <w:t/>
+      </w:r>
     </w:p>
     <w:p>
       <w:pPr>
@@ -1910,124 +1365,98 @@
           <w:ilvl w:val="0"/>
           <w:numId w:val="1"/>
         </w:numPr>
-        <w:rPr>
-          <w:ins w:author="Rinse Cramer" w:date="2025-12-13T10:48:00Z" w16du:dateUtc="2025-12-13T09:48:00Z" w:id="171"/>
-        </w:rPr>
-      </w:pPr>
-      <w:ins w:author="Rinse Cramer" w:date="2025-12-13T10:48:00Z" w16du:dateUtc="2025-12-13T09:48:00Z" w:id="172">
-        <w:r>
-          <w:t xml:space="preserve">1. </w:t>
-        </w:r>
-      </w:ins>
-      <w:ins w:author="Rinse Cramer" w:date="2025-12-13T11:03:00Z" w16du:dateUtc="2025-12-13T10:03:00Z" w:id="173">
-        <w:r>
-          <w:t>Ik heb</w:t>
-        </w:r>
-      </w:ins>
-      <w:ins w:author="Rinse Cramer" w:date="2025-12-13T10:51:00Z" w16du:dateUtc="2025-12-13T09:51:00Z" w:id="174">
-        <w:r>
-          <w:t xml:space="preserve"> </w:t>
-        </w:r>
-        <w:r>
-          <w:t>i</w:t>
-        </w:r>
-      </w:ins>
-      <w:ins w:author="Rinse Cramer" w:date="2025-12-13T10:52:00Z" w16du:dateUtc="2025-12-13T09:52:00Z" w:id="175">
-        <w:r>
-          <w:t xml:space="preserve">edere ruimte van </w:t>
-        </w:r>
-      </w:ins>
-      <w:ins w:author="Rinse Cramer" w:date="2025-12-13T11:03:00Z" w16du:dateUtc="2025-12-13T10:03:00Z" w:id="176">
-        <w:r>
-          <w:t>ons</w:t>
-        </w:r>
-      </w:ins>
-      <w:ins w:author="Rinse Cramer" w:date="2025-12-13T10:52:00Z" w16du:dateUtc="2025-12-13T09:52:00Z" w:id="177">
-        <w:r>
-          <w:t xml:space="preserve"> bedrijf</w:t>
-        </w:r>
-      </w:ins>
-      <w:ins w:author="Rinse Cramer" w:date="2025-12-13T11:03:00Z" w16du:dateUtc="2025-12-13T10:03:00Z" w:id="178">
-        <w:r>
-          <w:t xml:space="preserve"> gecontroleerd</w:t>
-        </w:r>
-      </w:ins>
+        <w:rPr/>
+      </w:pPr>
+      <w:r>
+        <w:t xml:space="preserve">1. </w:t>
+      </w:r>
+      <w:r>
+        <w:t>Ik heb</w:t>
+      </w:r>
+      <w:r>
+        <w:t xml:space="preserve"> </w:t>
+      </w:r>
+      <w:r>
+        <w:t>i</w:t>
+      </w:r>
+      <w:r>
+        <w:t xml:space="preserve">edere ruimte van </w:t>
+      </w:r>
+      <w:r>
+        <w:t>ons</w:t>
+      </w:r>
+      <w:r>
+        <w:t xml:space="preserve"> bedrijf</w:t>
+      </w:r>
+      <w:r>
+        <w:t xml:space="preserve"> gecontroleerd</w:t>
+      </w:r>
     </w:p>
     <w:p>
       <w:pPr>
         <w:pStyle w:val="Heading1"/>
-        <w:rPr>
-          <w:ins w:author="Rinse Cramer" w:date="2025-12-13T10:48:00Z" w16du:dateUtc="2025-12-13T09:48:00Z" w:id="179"/>
-        </w:rPr>
-      </w:pPr>
-      <w:ins w:author="Rinse Cramer" w:date="2025-12-13T10:48:00Z" w16du:dateUtc="2025-12-13T09:48:00Z" w:id="180">
-        <w:r>
-          <w:rPr>
-            <w:rFonts w:ascii="Segoe UI Emoji" w:hAnsi="Segoe UI Emoji" w:cs="Segoe UI Emoji"/>
-          </w:rPr>
-          <w:t>🫱🏻‍🫲🏻 202F. Meteen meldplicht wanneer de baas aanwezig is</w:t>
-        </w:r>
-        <w:r>
-          <w:rPr>
-            <mc:AlternateContent>
-              <mc:Choice Requires="w16se"/>
-              <mc:Fallback>
-                <w:rFonts w:ascii="Segoe UI Emoji" w:hAnsi="Segoe UI Emoji" w:eastAsia="Segoe UI Emoji" w:cs="Segoe UI Emoji"/>
-              </mc:Fallback>
-            </mc:AlternateContent>
-          </w:rPr>
+        <w:rPr/>
+      </w:pPr>
+      <w:r>
+        <w:rPr>
+          <w:rFonts w:ascii="Segoe UI Emoji" w:hAnsi="Segoe UI Emoji" w:cs="Segoe UI Emoji"/>
+        </w:rPr>
+        <w:t>🫱🏻‍🫲🏻 202F. Meteen meldplicht wanneer de baas aanwezig is</w:t>
+      </w:r>
+      <w:r>
+        <w:rPr>
           <mc:AlternateContent>
-            <mc:Choice Requires="w16se">
-              <w16se:symEx w16se:font="Segoe UI Emoji" w16se:char="1F3FB"/>
-            </mc:Choice>
+            <mc:Choice Requires="w16se"/>
             <mc:Fallback>
-              <w:t/>
+              <w:rFonts w:ascii="Segoe UI Emoji" w:hAnsi="Segoe UI Emoji" w:eastAsia="Segoe UI Emoji" w:cs="Segoe UI Emoji"/>
             </mc:Fallback>
           </mc:AlternateContent>
-        </w:r>
-        <w:r>
-          <w:rPr>
-            <w:rFonts w:ascii="Segoe UI Emoji" w:hAnsi="Segoe UI Emoji" w:cs="Segoe UI Emoji"/>
-          </w:rPr>
-          <w:t/>
-        </w:r>
-        <w:r>
-          <w:rPr>
-            <mc:AlternateContent>
-              <mc:Choice Requires="w16se"/>
-              <mc:Fallback>
-                <w:rFonts w:ascii="Segoe UI Emoji" w:hAnsi="Segoe UI Emoji" w:eastAsia="Segoe UI Emoji" w:cs="Segoe UI Emoji"/>
-              </mc:Fallback>
-            </mc:AlternateContent>
-          </w:rPr>
+        </w:rPr>
+        <mc:AlternateContent>
+          <mc:Choice Requires="w16se">
+            <w16se:symEx w16se:font="Segoe UI Emoji" w16se:char="1F3FB"/>
+          </mc:Choice>
+          <mc:Fallback>
+            <w:t/>
+          </mc:Fallback>
+        </mc:AlternateContent>
+      </w:r>
+      <w:r>
+        <w:rPr>
+          <w:rFonts w:ascii="Segoe UI Emoji" w:hAnsi="Segoe UI Emoji" w:cs="Segoe UI Emoji"/>
+        </w:rPr>
+        <w:t/>
+      </w:r>
+      <w:r>
+        <w:rPr>
           <mc:AlternateContent>
-            <mc:Choice Requires="w16se">
-              <w16se:symEx w16se:font="Segoe UI Emoji" w16se:char="1F3FB"/>
-            </mc:Choice>
+            <mc:Choice Requires="w16se"/>
             <mc:Fallback>
-              <w:t/>
+              <w:rFonts w:ascii="Segoe UI Emoji" w:hAnsi="Segoe UI Emoji" w:eastAsia="Segoe UI Emoji" w:cs="Segoe UI Emoji"/>
             </mc:Fallback>
           </mc:AlternateContent>
-        </w:r>
-        <w:r>
-          <w:t xml:space="preserve"/>
-        </w:r>
-      </w:ins>
-      <w:ins w:author="Rinse Cramer" w:date="2025-12-13T10:49:00Z" w16du:dateUtc="2025-12-13T09:49:00Z" w:id="181">
-        <w:r>
-          <w:t/>
-        </w:r>
-      </w:ins>
-      <w:ins w:author="Rinse Cramer" w:date="2025-12-13T10:48:00Z" w16du:dateUtc="2025-12-13T09:48:00Z" w:id="182">
-        <w:r>
-          <w:t xml:space="preserve"/>
-        </w:r>
-      </w:ins>
-      <w:ins w:author="Rinse Cramer" w:date="2025-12-13T10:53:00Z" w16du:dateUtc="2025-12-13T09:53:00Z" w:id="183">
-        <w:r>
-          <w:t/>
-        </w:r>
-      </w:ins>
+        </w:rPr>
+        <mc:AlternateContent>
+          <mc:Choice Requires="w16se">
+            <w16se:symEx w16se:font="Segoe UI Emoji" w16se:char="1F3FB"/>
+          </mc:Choice>
+          <mc:Fallback>
+            <w:t/>
+          </mc:Fallback>
+        </mc:AlternateContent>
+      </w:r>
+      <w:r>
+        <w:t xml:space="preserve"/>
+      </w:r>
+      <w:r>
+        <w:t/>
+      </w:r>
+      <w:r>
+        <w:t xml:space="preserve"/>
+      </w:r>
+      <w:r>
+        <w:t/>
+      </w:r>
     </w:p>
     <w:p>
       <w:pPr>
@@ -2036,101 +1465,83 @@
           <w:ilvl w:val="0"/>
           <w:numId w:val="1"/>
         </w:numPr>
-        <w:rPr>
-          <w:ins w:author="Rinse Cramer" w:date="2025-12-13T10:48:00Z" w16du:dateUtc="2025-12-13T09:48:00Z" w:id="184"/>
-        </w:rPr>
-      </w:pPr>
-      <w:ins w:author="Rinse Cramer" w:date="2025-12-13T10:48:00Z" w16du:dateUtc="2025-12-13T09:48:00Z" w:id="185">
-        <w:r>
-          <w:t xml:space="preserve">1. </w:t>
-        </w:r>
-      </w:ins>
-      <w:ins w:author="Rinse Cramer" w:date="2025-12-13T11:02:00Z" w16du:dateUtc="2025-12-13T10:02:00Z" w:id="186">
-        <w:r>
-          <w:t>Ik heb</w:t>
-        </w:r>
-      </w:ins>
-      <w:ins w:author="Rinse Cramer" w:date="2025-12-13T10:53:00Z" w16du:dateUtc="2025-12-13T09:53:00Z" w:id="187">
-        <w:r>
-          <w:t xml:space="preserve"> WhatsApp-bericht naar baas gestuurd</w:t>
-        </w:r>
-      </w:ins>
+        <w:rPr/>
+      </w:pPr>
+      <w:r>
+        <w:t xml:space="preserve">1. </w:t>
+      </w:r>
+      <w:r>
+        <w:t>Ik heb</w:t>
+      </w:r>
+      <w:r>
+        <w:t xml:space="preserve"> WhatsApp-bericht naar baas gestuurd</w:t>
+      </w:r>
     </w:p>
     <w:p>
       <w:pPr>
         <w:pStyle w:val="Heading1"/>
-        <w:rPr>
-          <w:ins w:author="Rinse Cramer" w:date="2025-12-13T10:48:00Z" w16du:dateUtc="2025-12-13T09:48:00Z" w:id="188"/>
-        </w:rPr>
-      </w:pPr>
-      <w:ins w:author="Rinse Cramer" w:date="2025-12-13T10:48:00Z" w16du:dateUtc="2025-12-13T09:48:00Z" w:id="189">
-        <w:r>
-          <w:rPr>
-            <w:rFonts w:ascii="Segoe UI Emoji" w:hAnsi="Segoe UI Emoji" w:cs="Segoe UI Emoji"/>
-          </w:rPr>
-          <w:t>🫱🏻‍🫲🏻 202F. Meteen meldplicht wanneer de baas aanwezig is</w:t>
-        </w:r>
-        <w:r>
-          <w:rPr>
-            <mc:AlternateContent>
-              <mc:Choice Requires="w16se"/>
-              <mc:Fallback>
-                <w:rFonts w:ascii="Segoe UI Emoji" w:hAnsi="Segoe UI Emoji" w:eastAsia="Segoe UI Emoji" w:cs="Segoe UI Emoji"/>
-              </mc:Fallback>
-            </mc:AlternateContent>
-          </w:rPr>
+        <w:rPr/>
+      </w:pPr>
+      <w:r>
+        <w:rPr>
+          <w:rFonts w:ascii="Segoe UI Emoji" w:hAnsi="Segoe UI Emoji" w:cs="Segoe UI Emoji"/>
+        </w:rPr>
+        <w:t>🫱🏻‍🫲🏻 202F. Meteen meldplicht wanneer de baas aanwezig is</w:t>
+      </w:r>
+      <w:r>
+        <w:rPr>
           <mc:AlternateContent>
-            <mc:Choice Requires="w16se">
-              <w16se:symEx w16se:font="Segoe UI Emoji" w16se:char="1F3FB"/>
-            </mc:Choice>
+            <mc:Choice Requires="w16se"/>
             <mc:Fallback>
-              <w:t/>
+              <w:rFonts w:ascii="Segoe UI Emoji" w:hAnsi="Segoe UI Emoji" w:eastAsia="Segoe UI Emoji" w:cs="Segoe UI Emoji"/>
             </mc:Fallback>
           </mc:AlternateContent>
-        </w:r>
-        <w:r>
-          <w:rPr>
-            <w:rFonts w:ascii="Segoe UI Emoji" w:hAnsi="Segoe UI Emoji" w:cs="Segoe UI Emoji"/>
-          </w:rPr>
-          <w:t/>
-        </w:r>
-        <w:r>
-          <w:rPr>
-            <mc:AlternateContent>
-              <mc:Choice Requires="w16se"/>
-              <mc:Fallback>
-                <w:rFonts w:ascii="Segoe UI Emoji" w:hAnsi="Segoe UI Emoji" w:eastAsia="Segoe UI Emoji" w:cs="Segoe UI Emoji"/>
-              </mc:Fallback>
-            </mc:AlternateContent>
-          </w:rPr>
+        </w:rPr>
+        <mc:AlternateContent>
+          <mc:Choice Requires="w16se">
+            <w16se:symEx w16se:font="Segoe UI Emoji" w16se:char="1F3FB"/>
+          </mc:Choice>
+          <mc:Fallback>
+            <w:t/>
+          </mc:Fallback>
+        </mc:AlternateContent>
+      </w:r>
+      <w:r>
+        <w:rPr>
+          <w:rFonts w:ascii="Segoe UI Emoji" w:hAnsi="Segoe UI Emoji" w:cs="Segoe UI Emoji"/>
+        </w:rPr>
+        <w:t/>
+      </w:r>
+      <w:r>
+        <w:rPr>
           <mc:AlternateContent>
-            <mc:Choice Requires="w16se">
-              <w16se:symEx w16se:font="Segoe UI Emoji" w16se:char="1F3FB"/>
-            </mc:Choice>
+            <mc:Choice Requires="w16se"/>
             <mc:Fallback>
-              <w:t/>
+              <w:rFonts w:ascii="Segoe UI Emoji" w:hAnsi="Segoe UI Emoji" w:eastAsia="Segoe UI Emoji" w:cs="Segoe UI Emoji"/>
             </mc:Fallback>
           </mc:AlternateContent>
-        </w:r>
-        <w:r>
-          <w:t xml:space="preserve"/>
-        </w:r>
-      </w:ins>
-      <w:ins w:author="Rinse Cramer" w:date="2025-12-13T10:49:00Z" w16du:dateUtc="2025-12-13T09:49:00Z" w:id="190">
-        <w:r>
-          <w:t/>
-        </w:r>
-      </w:ins>
-      <w:ins w:author="Rinse Cramer" w:date="2025-12-13T10:48:00Z" w16du:dateUtc="2025-12-13T09:48:00Z" w:id="191">
-        <w:r>
-          <w:t xml:space="preserve"/>
-        </w:r>
-      </w:ins>
-      <w:ins w:author="Rinse Cramer" w:date="2025-12-13T10:53:00Z" w16du:dateUtc="2025-12-13T09:53:00Z" w:id="192">
-        <w:r>
-          <w:t/>
-        </w:r>
-      </w:ins>
+        </w:rPr>
+        <mc:AlternateContent>
+          <mc:Choice Requires="w16se">
+            <w16se:symEx w16se:font="Segoe UI Emoji" w16se:char="1F3FB"/>
+          </mc:Choice>
+          <mc:Fallback>
+            <w:t/>
+          </mc:Fallback>
+        </mc:AlternateContent>
+      </w:r>
+      <w:r>
+        <w:t xml:space="preserve"/>
+      </w:r>
+      <w:r>
+        <w:t/>
+      </w:r>
+      <w:r>
+        <w:t xml:space="preserve"/>
+      </w:r>
+      <w:r>
+        <w:t/>
+      </w:r>
     </w:p>
     <w:p>
       <w:pPr>
@@ -2139,106 +1550,86 @@
           <w:ilvl w:val="0"/>
           <w:numId w:val="1"/>
         </w:numPr>
-        <w:rPr>
-          <w:ins w:author="Rinse Cramer" w:date="2025-12-13T10:48:00Z" w16du:dateUtc="2025-12-13T09:48:00Z" w:id="193"/>
-        </w:rPr>
-      </w:pPr>
-      <w:ins w:author="Rinse Cramer" w:date="2025-12-13T10:48:00Z" w16du:dateUtc="2025-12-13T09:48:00Z" w:id="194">
-        <w:r>
-          <w:t xml:space="preserve">1. </w:t>
-        </w:r>
-      </w:ins>
-      <w:ins w:author="Rinse Cramer" w:date="2025-12-13T10:54:00Z" w16du:dateUtc="2025-12-13T09:54:00Z" w:id="195">
-        <w:r>
-          <w:t xml:space="preserve">Baas heeft WhatsApp-bericht naar </w:t>
-        </w:r>
-      </w:ins>
-      <w:ins w:author="Rinse Cramer" w:date="2025-12-13T11:02:00Z" w16du:dateUtc="2025-12-13T10:02:00Z" w:id="196">
-        <w:r>
-          <w:t>mij</w:t>
-        </w:r>
-      </w:ins>
-      <w:ins w:author="Rinse Cramer" w:date="2025-12-13T10:54:00Z" w16du:dateUtc="2025-12-13T09:54:00Z" w:id="197">
-        <w:r>
-          <w:t xml:space="preserve"> gestuurd</w:t>
-        </w:r>
-      </w:ins>
+        <w:rPr/>
+      </w:pPr>
+      <w:r>
+        <w:t xml:space="preserve">1. </w:t>
+      </w:r>
+      <w:r>
+        <w:t xml:space="preserve">Baas heeft WhatsApp-bericht naar </w:t>
+      </w:r>
+      <w:r>
+        <w:t>mij</w:t>
+      </w:r>
+      <w:r>
+        <w:t xml:space="preserve"> gestuurd</w:t>
+      </w:r>
     </w:p>
     <w:p>
       <w:pPr>
         <w:pStyle w:val="Heading1"/>
-        <w:rPr>
-          <w:ins w:author="Rinse Cramer" w:date="2025-12-13T10:48:00Z" w16du:dateUtc="2025-12-13T09:48:00Z" w:id="198"/>
-        </w:rPr>
-      </w:pPr>
-      <w:ins w:author="Rinse Cramer" w:date="2025-12-13T10:48:00Z" w16du:dateUtc="2025-12-13T09:48:00Z" w:id="199">
-        <w:r>
-          <w:rPr>
-            <w:rFonts w:ascii="Segoe UI Emoji" w:hAnsi="Segoe UI Emoji" w:cs="Segoe UI Emoji"/>
-          </w:rPr>
-          <w:t>🫱🏻‍🫲🏻 202T. Na dat de baas weer aanwezig is</w:t>
-        </w:r>
-        <w:r>
-          <w:rPr>
-            <mc:AlternateContent>
-              <mc:Choice Requires="w16se"/>
-              <mc:Fallback>
-                <w:rFonts w:ascii="Segoe UI Emoji" w:hAnsi="Segoe UI Emoji" w:eastAsia="Segoe UI Emoji" w:cs="Segoe UI Emoji"/>
-              </mc:Fallback>
-            </mc:AlternateContent>
-          </w:rPr>
+        <w:rPr/>
+      </w:pPr>
+      <w:r>
+        <w:rPr>
+          <w:rFonts w:ascii="Segoe UI Emoji" w:hAnsi="Segoe UI Emoji" w:cs="Segoe UI Emoji"/>
+        </w:rPr>
+        <w:t>🫱🏻‍🫲🏻 202T. Na dat de baas weer aanwezig is</w:t>
+      </w:r>
+      <w:r>
+        <w:rPr>
           <mc:AlternateContent>
-            <mc:Choice Requires="w16se">
-              <w16se:symEx w16se:font="Segoe UI Emoji" w16se:char="1F3FB"/>
-            </mc:Choice>
+            <mc:Choice Requires="w16se"/>
             <mc:Fallback>
-              <w:t/>
+              <w:rFonts w:ascii="Segoe UI Emoji" w:hAnsi="Segoe UI Emoji" w:eastAsia="Segoe UI Emoji" w:cs="Segoe UI Emoji"/>
             </mc:Fallback>
           </mc:AlternateContent>
-        </w:r>
-        <w:r>
-          <w:rPr>
-            <w:rFonts w:ascii="Segoe UI Emoji" w:hAnsi="Segoe UI Emoji" w:cs="Segoe UI Emoji"/>
-          </w:rPr>
-          <w:t/>
-        </w:r>
-        <w:r>
-          <w:rPr>
-            <mc:AlternateContent>
-              <mc:Choice Requires="w16se"/>
-              <mc:Fallback>
-                <w:rFonts w:ascii="Segoe UI Emoji" w:hAnsi="Segoe UI Emoji" w:eastAsia="Segoe UI Emoji" w:cs="Segoe UI Emoji"/>
-              </mc:Fallback>
-            </mc:AlternateContent>
-          </w:rPr>
+        </w:rPr>
+        <mc:AlternateContent>
+          <mc:Choice Requires="w16se">
+            <w16se:symEx w16se:font="Segoe UI Emoji" w16se:char="1F3FB"/>
+          </mc:Choice>
+          <mc:Fallback>
+            <w:t/>
+          </mc:Fallback>
+        </mc:AlternateContent>
+      </w:r>
+      <w:r>
+        <w:rPr>
+          <w:rFonts w:ascii="Segoe UI Emoji" w:hAnsi="Segoe UI Emoji" w:cs="Segoe UI Emoji"/>
+        </w:rPr>
+        <w:t/>
+      </w:r>
+      <w:r>
+        <w:rPr>
           <mc:AlternateContent>
-            <mc:Choice Requires="w16se">
-              <w16se:symEx w16se:font="Segoe UI Emoji" w16se:char="1F3FB"/>
-            </mc:Choice>
+            <mc:Choice Requires="w16se"/>
             <mc:Fallback>
-              <w:t/>
+              <w:rFonts w:ascii="Segoe UI Emoji" w:hAnsi="Segoe UI Emoji" w:eastAsia="Segoe UI Emoji" w:cs="Segoe UI Emoji"/>
             </mc:Fallback>
           </mc:AlternateContent>
-        </w:r>
-        <w:r>
-          <w:t xml:space="preserve"/>
-        </w:r>
-      </w:ins>
-      <w:ins w:author="Rinse Cramer" w:date="2025-12-13T10:49:00Z" w16du:dateUtc="2025-12-13T09:49:00Z" w:id="200">
-        <w:r>
-          <w:t/>
-        </w:r>
-      </w:ins>
-      <w:ins w:author="Rinse Cramer" w:date="2025-12-13T10:48:00Z" w16du:dateUtc="2025-12-13T09:48:00Z" w:id="201">
-        <w:r>
-          <w:t xml:space="preserve"/>
-        </w:r>
-      </w:ins>
-      <w:ins w:author="Rinse Cramer" w:date="2025-12-13T10:55:00Z" w16du:dateUtc="2025-12-13T09:55:00Z" w:id="202">
-        <w:r>
-          <w:t/>
-        </w:r>
-      </w:ins>
+        </w:rPr>
+        <mc:AlternateContent>
+          <mc:Choice Requires="w16se">
+            <w16se:symEx w16se:font="Segoe UI Emoji" w16se:char="1F3FB"/>
+          </mc:Choice>
+          <mc:Fallback>
+            <w:t/>
+          </mc:Fallback>
+        </mc:AlternateContent>
+      </w:r>
+      <w:r>
+        <w:t xml:space="preserve"/>
+      </w:r>
+      <w:r>
+        <w:t/>
+      </w:r>
+      <w:r>
+        <w:t xml:space="preserve"/>
+      </w:r>
+      <w:r>
+        <w:t/>
+      </w:r>
     </w:p>
     <w:p>
       <w:pPr>
@@ -2247,109 +1638,89 @@
           <w:ilvl w:val="0"/>
           <w:numId w:val="1"/>
         </w:numPr>
-        <w:rPr>
-          <w:ins w:author="Rinse Cramer" w:date="2025-12-13T10:48:00Z" w16du:dateUtc="2025-12-13T09:48:00Z" w:id="203"/>
-        </w:rPr>
-      </w:pPr>
-      <w:ins w:author="Rinse Cramer" w:date="2025-12-13T10:48:00Z" w16du:dateUtc="2025-12-13T09:48:00Z" w:id="204">
-        <w:r>
-          <w:t xml:space="preserve">1. </w:t>
-        </w:r>
-      </w:ins>
-      <w:ins w:author="Rinse Cramer" w:date="2025-12-13T11:02:00Z" w16du:dateUtc="2025-12-13T10:02:00Z" w:id="205">
-        <w:r>
-          <w:t>Ik</w:t>
-        </w:r>
-      </w:ins>
-      <w:ins w:author="Rinse Cramer" w:date="2025-12-13T10:55:00Z" w16du:dateUtc="2025-12-13T09:55:00Z" w:id="206">
-        <w:r>
-          <w:t xml:space="preserve"> </w:t>
-        </w:r>
-      </w:ins>
-      <w:ins w:author="Rinse Cramer" w:date="2025-12-13T10:56:00Z" w16du:dateUtc="2025-12-13T09:56:00Z" w:id="207">
-        <w:r>
-          <w:t>communiceer mondeling</w:t>
-        </w:r>
-        <w:r>
-          <w:t xml:space="preserve"> met baas</w:t>
-        </w:r>
-      </w:ins>
+        <w:rPr/>
+      </w:pPr>
+      <w:r>
+        <w:t xml:space="preserve">1. </w:t>
+      </w:r>
+      <w:r>
+        <w:t>Ik</w:t>
+      </w:r>
+      <w:r>
+        <w:t xml:space="preserve"> </w:t>
+      </w:r>
+      <w:r>
+        <w:t>communiceer mondeling</w:t>
+      </w:r>
+      <w:r>
+        <w:t xml:space="preserve"> met baas</w:t>
+      </w:r>
     </w:p>
     <w:p>
       <w:pPr>
         <w:pStyle w:val="Heading1"/>
-        <w:rPr>
-          <w:ins w:author="Rinse Cramer" w:date="2025-12-13T10:48:00Z" w16du:dateUtc="2025-12-13T09:48:00Z" w:id="208"/>
-        </w:rPr>
-      </w:pPr>
-      <w:ins w:author="Rinse Cramer" w:date="2025-12-13T10:48:00Z" w16du:dateUtc="2025-12-13T09:48:00Z" w:id="209">
-        <w:r>
-          <w:rPr>
-            <w:rFonts w:ascii="Segoe UI Emoji" w:hAnsi="Segoe UI Emoji" w:cs="Segoe UI Emoji"/>
-          </w:rPr>
-          <w:t>🫱🏻‍🫲🏻 204. Bespreek oplossingsrichting, deliverables en ETC’s</w:t>
-        </w:r>
-        <w:r>
-          <w:rPr>
-            <mc:AlternateContent>
-              <mc:Choice Requires="w16se"/>
-              <mc:Fallback>
-                <w:rFonts w:ascii="Segoe UI Emoji" w:hAnsi="Segoe UI Emoji" w:eastAsia="Segoe UI Emoji" w:cs="Segoe UI Emoji"/>
-              </mc:Fallback>
-            </mc:AlternateContent>
-          </w:rPr>
+        <w:rPr/>
+      </w:pPr>
+      <w:r>
+        <w:rPr>
+          <w:rFonts w:ascii="Segoe UI Emoji" w:hAnsi="Segoe UI Emoji" w:cs="Segoe UI Emoji"/>
+        </w:rPr>
+        <w:t>🫱🏻‍🫲🏻 204. Bespreek oplossingsrichting, deliverables en ETC’s</w:t>
+      </w:r>
+      <w:r>
+        <w:rPr>
           <mc:AlternateContent>
-            <mc:Choice Requires="w16se">
-              <w16se:symEx w16se:font="Segoe UI Emoji" w16se:char="1F3FB"/>
-            </mc:Choice>
+            <mc:Choice Requires="w16se"/>
             <mc:Fallback>
-              <w:t/>
+              <w:rFonts w:ascii="Segoe UI Emoji" w:hAnsi="Segoe UI Emoji" w:eastAsia="Segoe UI Emoji" w:cs="Segoe UI Emoji"/>
             </mc:Fallback>
           </mc:AlternateContent>
-        </w:r>
-        <w:r>
-          <w:rPr>
-            <w:rFonts w:ascii="Segoe UI Emoji" w:hAnsi="Segoe UI Emoji" w:cs="Segoe UI Emoji"/>
-          </w:rPr>
-          <w:t/>
-        </w:r>
-        <w:r>
-          <w:rPr>
-            <mc:AlternateContent>
-              <mc:Choice Requires="w16se"/>
-              <mc:Fallback>
-                <w:rFonts w:ascii="Segoe UI Emoji" w:hAnsi="Segoe UI Emoji" w:eastAsia="Segoe UI Emoji" w:cs="Segoe UI Emoji"/>
-              </mc:Fallback>
-            </mc:AlternateContent>
-          </w:rPr>
+        </w:rPr>
+        <mc:AlternateContent>
+          <mc:Choice Requires="w16se">
+            <w16se:symEx w16se:font="Segoe UI Emoji" w16se:char="1F3FB"/>
+          </mc:Choice>
+          <mc:Fallback>
+            <w:t/>
+          </mc:Fallback>
+        </mc:AlternateContent>
+      </w:r>
+      <w:r>
+        <w:rPr>
+          <w:rFonts w:ascii="Segoe UI Emoji" w:hAnsi="Segoe UI Emoji" w:cs="Segoe UI Emoji"/>
+        </w:rPr>
+        <w:t/>
+      </w:r>
+      <w:r>
+        <w:rPr>
           <mc:AlternateContent>
-            <mc:Choice Requires="w16se">
-              <w16se:symEx w16se:font="Segoe UI Emoji" w16se:char="1F3FB"/>
-            </mc:Choice>
+            <mc:Choice Requires="w16se"/>
             <mc:Fallback>
-              <w:t/>
+              <w:rFonts w:ascii="Segoe UI Emoji" w:hAnsi="Segoe UI Emoji" w:eastAsia="Segoe UI Emoji" w:cs="Segoe UI Emoji"/>
             </mc:Fallback>
           </mc:AlternateContent>
-        </w:r>
-        <w:r>
-          <w:t xml:space="preserve"/>
-        </w:r>
-      </w:ins>
-      <w:ins w:author="Rinse Cramer" w:date="2025-12-13T10:49:00Z" w16du:dateUtc="2025-12-13T09:49:00Z" w:id="210">
-        <w:r>
-          <w:t/>
-        </w:r>
-      </w:ins>
-      <w:ins w:author="Rinse Cramer" w:date="2025-12-13T10:48:00Z" w16du:dateUtc="2025-12-13T09:48:00Z" w:id="211">
-        <w:r>
-          <w:t xml:space="preserve"/>
-        </w:r>
-      </w:ins>
-      <w:ins w:author="Rinse Cramer" w:date="2025-12-13T10:56:00Z" w16du:dateUtc="2025-12-13T09:56:00Z" w:id="212">
-        <w:r>
-          <w:t/>
-        </w:r>
-      </w:ins>
+        </w:rPr>
+        <mc:AlternateContent>
+          <mc:Choice Requires="w16se">
+            <w16se:symEx w16se:font="Segoe UI Emoji" w16se:char="1F3FB"/>
+          </mc:Choice>
+          <mc:Fallback>
+            <w:t/>
+          </mc:Fallback>
+        </mc:AlternateContent>
+      </w:r>
+      <w:r>
+        <w:t xml:space="preserve"/>
+      </w:r>
+      <w:r>
+        <w:t/>
+      </w:r>
+      <w:r>
+        <w:t xml:space="preserve"/>
+      </w:r>
+      <w:r>
+        <w:t/>
+      </w:r>
     </w:p>
     <w:p>
       <w:pPr>
@@ -2358,124 +1729,98 @@
           <w:ilvl w:val="0"/>
           <w:numId w:val="1"/>
         </w:numPr>
-        <w:rPr>
-          <w:ins w:author="Rinse Cramer" w:date="2025-12-13T10:48:00Z" w16du:dateUtc="2025-12-13T09:48:00Z" w:id="213"/>
-        </w:rPr>
-      </w:pPr>
-      <w:ins w:author="Rinse Cramer" w:date="2025-12-13T10:48:00Z" w16du:dateUtc="2025-12-13T09:48:00Z" w:id="214">
-        <w:r>
-          <w:t xml:space="preserve">1. </w:t>
-        </w:r>
-      </w:ins>
-      <w:ins w:author="Rinse Cramer" w:date="2025-12-13T11:02:00Z" w16du:dateUtc="2025-12-13T10:02:00Z" w:id="215">
-        <w:r>
-          <w:t>Ik</w:t>
-        </w:r>
-      </w:ins>
-      <w:ins w:author="Rinse Cramer" w:date="2025-12-13T10:56:00Z" w16du:dateUtc="2025-12-13T09:56:00Z" w:id="216">
-        <w:r>
-          <w:t xml:space="preserve"> vertel oplossingsrichting, </w:t>
-        </w:r>
-        <w:r>
-          <w:t xml:space="preserve">deliverables en </w:t>
-        </w:r>
-        <w:proofErr w:type="spellStart"/>
-        <w:r>
-          <w:t>ETC</w:t>
-        </w:r>
-      </w:ins>
-      <w:ins w:author="Rinse Cramer" w:date="2025-12-13T10:57:00Z" w16du:dateUtc="2025-12-13T09:57:00Z" w:id="217">
-        <w:r>
-          <w:t>’</w:t>
-        </w:r>
-      </w:ins>
-      <w:ins w:author="Rinse Cramer" w:date="2025-12-13T10:56:00Z" w16du:dateUtc="2025-12-13T09:56:00Z" w:id="218">
-        <w:r>
-          <w:t>s</w:t>
-        </w:r>
-      </w:ins>
-      <w:proofErr w:type="spellEnd"/>
-      <w:ins w:author="Rinse Cramer" w:date="2025-12-13T10:57:00Z" w16du:dateUtc="2025-12-13T09:57:00Z" w:id="219">
-        <w:r>
-          <w:t xml:space="preserve"> aan baas</w:t>
-        </w:r>
-      </w:ins>
+        <w:rPr/>
+      </w:pPr>
+      <w:r>
+        <w:t xml:space="preserve">1. </w:t>
+      </w:r>
+      <w:r>
+        <w:t>Ik</w:t>
+      </w:r>
+      <w:r>
+        <w:t xml:space="preserve"> vertel oplossingsrichting, </w:t>
+      </w:r>
+      <w:r>
+        <w:t xml:space="preserve">deliverables en </w:t>
+      </w:r>
+      <w:r>
+        <w:t>ETC</w:t>
+      </w:r>
+      <w:r>
+        <w:t>’</w:t>
+      </w:r>
+      <w:r>
+        <w:t>s</w:t>
+      </w:r>
+      <w:r>
+        <w:t xml:space="preserve"> aan baas</w:t>
+      </w:r>
     </w:p>
     <w:p>
       <w:pPr>
         <w:pStyle w:val="Heading1"/>
-        <w:rPr>
-          <w:ins w:author="Rinse Cramer" w:date="2025-12-13T10:48:00Z" w16du:dateUtc="2025-12-13T09:48:00Z" w:id="220"/>
-        </w:rPr>
-      </w:pPr>
-      <w:ins w:author="Rinse Cramer" w:date="2025-12-13T10:48:00Z" w16du:dateUtc="2025-12-13T09:48:00Z" w:id="221">
-        <w:r>
-          <w:rPr>
-            <w:rFonts w:ascii="Segoe UI Emoji" w:hAnsi="Segoe UI Emoji" w:cs="Segoe UI Emoji"/>
-          </w:rPr>
-          <w:t>🫱🏻‍🫲🏻 206. Goedkeuring?</w:t>
-        </w:r>
-        <w:r>
-          <w:rPr>
-            <mc:AlternateContent>
-              <mc:Choice Requires="w16se"/>
-              <mc:Fallback>
-                <w:rFonts w:ascii="Segoe UI Emoji" w:hAnsi="Segoe UI Emoji" w:eastAsia="Segoe UI Emoji" w:cs="Segoe UI Emoji"/>
-              </mc:Fallback>
-            </mc:AlternateContent>
-          </w:rPr>
+        <w:rPr/>
+      </w:pPr>
+      <w:r>
+        <w:rPr>
+          <w:rFonts w:ascii="Segoe UI Emoji" w:hAnsi="Segoe UI Emoji" w:cs="Segoe UI Emoji"/>
+        </w:rPr>
+        <w:t>🫱🏻‍🫲🏻 206. Goedkeuring?</w:t>
+      </w:r>
+      <w:r>
+        <w:rPr>
           <mc:AlternateContent>
-            <mc:Choice Requires="w16se">
-              <w16se:symEx w16se:font="Segoe UI Emoji" w16se:char="1F3FB"/>
-            </mc:Choice>
+            <mc:Choice Requires="w16se"/>
             <mc:Fallback>
-              <w:t/>
+              <w:rFonts w:ascii="Segoe UI Emoji" w:hAnsi="Segoe UI Emoji" w:eastAsia="Segoe UI Emoji" w:cs="Segoe UI Emoji"/>
             </mc:Fallback>
           </mc:AlternateContent>
-        </w:r>
-        <w:r>
-          <w:rPr>
-            <w:rFonts w:ascii="Segoe UI Emoji" w:hAnsi="Segoe UI Emoji" w:cs="Segoe UI Emoji"/>
-          </w:rPr>
-          <w:t/>
-        </w:r>
-        <w:r>
-          <w:rPr>
-            <mc:AlternateContent>
-              <mc:Choice Requires="w16se"/>
-              <mc:Fallback>
-                <w:rFonts w:ascii="Segoe UI Emoji" w:hAnsi="Segoe UI Emoji" w:eastAsia="Segoe UI Emoji" w:cs="Segoe UI Emoji"/>
-              </mc:Fallback>
-            </mc:AlternateContent>
-          </w:rPr>
+        </w:rPr>
+        <mc:AlternateContent>
+          <mc:Choice Requires="w16se">
+            <w16se:symEx w16se:font="Segoe UI Emoji" w16se:char="1F3FB"/>
+          </mc:Choice>
+          <mc:Fallback>
+            <w:t/>
+          </mc:Fallback>
+        </mc:AlternateContent>
+      </w:r>
+      <w:r>
+        <w:rPr>
+          <w:rFonts w:ascii="Segoe UI Emoji" w:hAnsi="Segoe UI Emoji" w:cs="Segoe UI Emoji"/>
+        </w:rPr>
+        <w:t/>
+      </w:r>
+      <w:r>
+        <w:rPr>
           <mc:AlternateContent>
-            <mc:Choice Requires="w16se">
-              <w16se:symEx w16se:font="Segoe UI Emoji" w16se:char="1F3FB"/>
-            </mc:Choice>
+            <mc:Choice Requires="w16se"/>
             <mc:Fallback>
-              <w:t/>
+              <w:rFonts w:ascii="Segoe UI Emoji" w:hAnsi="Segoe UI Emoji" w:eastAsia="Segoe UI Emoji" w:cs="Segoe UI Emoji"/>
             </mc:Fallback>
           </mc:AlternateContent>
-        </w:r>
-        <w:r>
-          <w:t xml:space="preserve"/>
-        </w:r>
-      </w:ins>
-      <w:ins w:author="Rinse Cramer" w:date="2025-12-13T10:49:00Z" w16du:dateUtc="2025-12-13T09:49:00Z" w:id="222">
-        <w:r>
-          <w:t/>
-        </w:r>
-      </w:ins>
-      <w:ins w:author="Rinse Cramer" w:date="2025-12-13T10:48:00Z" w16du:dateUtc="2025-12-13T09:48:00Z" w:id="223">
-        <w:r>
-          <w:t xml:space="preserve"/>
-        </w:r>
-      </w:ins>
-      <w:ins w:author="Rinse Cramer" w:date="2025-12-13T10:57:00Z" w16du:dateUtc="2025-12-13T09:57:00Z" w:id="224">
-        <w:r>
-          <w:t/>
-        </w:r>
-      </w:ins>
+        </w:rPr>
+        <mc:AlternateContent>
+          <mc:Choice Requires="w16se">
+            <w16se:symEx w16se:font="Segoe UI Emoji" w16se:char="1F3FB"/>
+          </mc:Choice>
+          <mc:Fallback>
+            <w:t/>
+          </mc:Fallback>
+        </mc:AlternateContent>
+      </w:r>
+      <w:r>
+        <w:t xml:space="preserve"/>
+      </w:r>
+      <w:r>
+        <w:t/>
+      </w:r>
+      <w:r>
+        <w:t xml:space="preserve"/>
+      </w:r>
+      <w:r>
+        <w:t/>
+      </w:r>
     </w:p>
     <w:p>
       <w:pPr>
@@ -2484,36 +1829,26 @@
           <w:ilvl w:val="0"/>
           <w:numId w:val="1"/>
         </w:numPr>
-        <w:rPr>
-          <w:ins w:author="Rinse Cramer" w:date="2025-12-13T10:57:00Z" w16du:dateUtc="2025-12-13T09:57:00Z" w:id="225"/>
-        </w:rPr>
-      </w:pPr>
-      <w:ins w:author="Rinse Cramer" w:date="2025-12-13T10:48:00Z" w16du:dateUtc="2025-12-13T09:48:00Z" w:id="226">
-        <w:r>
-          <w:t xml:space="preserve">1. </w:t>
-        </w:r>
-      </w:ins>
-      <w:ins w:author="Rinse Cramer" w:date="2025-12-13T10:57:00Z" w16du:dateUtc="2025-12-13T09:57:00Z" w:id="227">
-        <w:r>
-          <w:t xml:space="preserve">Baas </w:t>
-        </w:r>
-        <w:r>
-          <w:t xml:space="preserve">vertelt oplossingsrichting, deliverables en </w:t>
-        </w:r>
-        <w:proofErr w:type="spellStart"/>
-        <w:r>
-          <w:t>ETC’s</w:t>
-        </w:r>
-        <w:proofErr w:type="spellEnd"/>
-        <w:r>
-          <w:t xml:space="preserve"> aan </w:t>
-        </w:r>
-      </w:ins>
-      <w:ins w:author="Rinse Cramer" w:date="2025-12-13T11:02:00Z" w16du:dateUtc="2025-12-13T10:02:00Z" w:id="228">
-        <w:r>
-          <w:t>mij</w:t>
-        </w:r>
-      </w:ins>
+        <w:rPr/>
+      </w:pPr>
+      <w:r>
+        <w:t xml:space="preserve">1. </w:t>
+      </w:r>
+      <w:r>
+        <w:t xml:space="preserve">Baas </w:t>
+      </w:r>
+      <w:r>
+        <w:t xml:space="preserve">vertelt oplossingsrichting, deliverables en </w:t>
+      </w:r>
+      <w:r>
+        <w:t>ETC’s</w:t>
+      </w:r>
+      <w:r>
+        <w:t xml:space="preserve"> aan </w:t>
+      </w:r>
+      <w:r>
+        <w:t>mij</w:t>
+      </w:r>
     </w:p>
     <w:p>
       <w:pPr>
@@ -2522,115 +1857,95 @@
           <w:ilvl w:val="0"/>
           <w:numId w:val="1"/>
         </w:numPr>
-        <w:rPr>
-          <w:ins w:author="Rinse Cramer" w:date="2025-12-13T10:48:00Z" w16du:dateUtc="2025-12-13T09:48:00Z" w:id="229"/>
-        </w:rPr>
-      </w:pPr>
-      <w:ins w:author="Rinse Cramer" w:date="2025-12-13T10:58:00Z" w16du:dateUtc="2025-12-13T09:58:00Z" w:id="230">
-        <w:r>
-          <w:t xml:space="preserve">2. Baas vertelt </w:t>
-        </w:r>
-      </w:ins>
-      <w:ins w:author="Rinse Cramer" w:date="2025-12-13T10:59:00Z" w16du:dateUtc="2025-12-13T09:59:00Z" w:id="231">
-        <w:r>
-          <w:t>JA</w:t>
-        </w:r>
-        <w:r>
-          <w:t xml:space="preserve"> of </w:t>
-        </w:r>
-        <w:r>
-          <w:t>NEE</w:t>
-        </w:r>
-        <w:r>
-          <w:t xml:space="preserve"> aan </w:t>
-        </w:r>
-      </w:ins>
-      <w:ins w:author="Rinse Cramer" w:date="2025-12-13T11:02:00Z" w16du:dateUtc="2025-12-13T10:02:00Z" w:id="232">
-        <w:r>
-          <w:t>mij</w:t>
-        </w:r>
-      </w:ins>
+        <w:rPr/>
+      </w:pPr>
+      <w:r>
+        <w:t xml:space="preserve">2. Baas vertelt </w:t>
+      </w:r>
+      <w:r>
+        <w:t>JA</w:t>
+      </w:r>
+      <w:r>
+        <w:t xml:space="preserve"> of </w:t>
+      </w:r>
+      <w:r>
+        <w:t>NEE</w:t>
+      </w:r>
+      <w:r>
+        <w:t xml:space="preserve"> aan </w:t>
+      </w:r>
+      <w:r>
+        <w:t>mij</w:t>
+      </w:r>
     </w:p>
     <w:p>
       <w:pPr>
         <w:pStyle w:val="Heading1"/>
-        <w:rPr>
-          <w:ins w:author="Rinse Cramer" w:date="2025-12-13T10:48:00Z" w16du:dateUtc="2025-12-13T09:48:00Z" w:id="233"/>
-        </w:rPr>
-      </w:pPr>
-      <w:ins w:author="Rinse Cramer" w:date="2025-12-13T10:48:00Z" w16du:dateUtc="2025-12-13T09:48:00Z" w:id="234">
-        <w:r>
-          <w:rPr>
-            <w:rFonts w:ascii="Segoe UI Emoji" w:hAnsi="Segoe UI Emoji" w:cs="Segoe UI Emoji"/>
-          </w:rPr>
-          <w:t>🫱🏻‍🫲🏻 206F. De baas bepaald volgende status</w:t>
-        </w:r>
-        <w:r>
-          <w:rPr>
-            <mc:AlternateContent>
-              <mc:Choice Requires="w16se"/>
-              <mc:Fallback>
-                <w:rFonts w:ascii="Segoe UI Emoji" w:hAnsi="Segoe UI Emoji" w:eastAsia="Segoe UI Emoji" w:cs="Segoe UI Emoji"/>
-              </mc:Fallback>
-            </mc:AlternateContent>
-          </w:rPr>
+        <w:rPr/>
+      </w:pPr>
+      <w:r>
+        <w:rPr>
+          <w:rFonts w:ascii="Segoe UI Emoji" w:hAnsi="Segoe UI Emoji" w:cs="Segoe UI Emoji"/>
+        </w:rPr>
+        <w:t>🫱🏻‍🫲🏻 206F. De baas bepaald volgende status</w:t>
+      </w:r>
+      <w:r>
+        <w:rPr>
           <mc:AlternateContent>
-            <mc:Choice Requires="w16se">
-              <w16se:symEx w16se:font="Segoe UI Emoji" w16se:char="1F3FB"/>
-            </mc:Choice>
+            <mc:Choice Requires="w16se"/>
             <mc:Fallback>
-              <w:t/>
+              <w:rFonts w:ascii="Segoe UI Emoji" w:hAnsi="Segoe UI Emoji" w:eastAsia="Segoe UI Emoji" w:cs="Segoe UI Emoji"/>
             </mc:Fallback>
           </mc:AlternateContent>
-        </w:r>
-        <w:r>
-          <w:rPr>
-            <w:rFonts w:ascii="Segoe UI Emoji" w:hAnsi="Segoe UI Emoji" w:cs="Segoe UI Emoji"/>
-          </w:rPr>
-          <w:t/>
-        </w:r>
-        <w:r>
-          <w:rPr>
-            <mc:AlternateContent>
-              <mc:Choice Requires="w16se"/>
-              <mc:Fallback>
-                <w:rFonts w:ascii="Segoe UI Emoji" w:hAnsi="Segoe UI Emoji" w:eastAsia="Segoe UI Emoji" w:cs="Segoe UI Emoji"/>
-              </mc:Fallback>
-            </mc:AlternateContent>
-          </w:rPr>
+        </w:rPr>
+        <mc:AlternateContent>
+          <mc:Choice Requires="w16se">
+            <w16se:symEx w16se:font="Segoe UI Emoji" w16se:char="1F3FB"/>
+          </mc:Choice>
+          <mc:Fallback>
+            <w:t/>
+          </mc:Fallback>
+        </mc:AlternateContent>
+      </w:r>
+      <w:r>
+        <w:rPr>
+          <w:rFonts w:ascii="Segoe UI Emoji" w:hAnsi="Segoe UI Emoji" w:cs="Segoe UI Emoji"/>
+        </w:rPr>
+        <w:t/>
+      </w:r>
+      <w:r>
+        <w:rPr>
           <mc:AlternateContent>
-            <mc:Choice Requires="w16se">
-              <w16se:symEx w16se:font="Segoe UI Emoji" w16se:char="1F3FB"/>
-            </mc:Choice>
+            <mc:Choice Requires="w16se"/>
             <mc:Fallback>
-              <w:t/>
+              <w:rFonts w:ascii="Segoe UI Emoji" w:hAnsi="Segoe UI Emoji" w:eastAsia="Segoe UI Emoji" w:cs="Segoe UI Emoji"/>
             </mc:Fallback>
           </mc:AlternateContent>
-        </w:r>
-        <w:r>
-          <w:t xml:space="preserve"/>
-        </w:r>
-      </w:ins>
-      <w:ins w:author="Rinse Cramer" w:date="2025-12-13T10:49:00Z" w16du:dateUtc="2025-12-13T09:49:00Z" w:id="235">
-        <w:r>
-          <w:t/>
-        </w:r>
-      </w:ins>
-      <w:ins w:author="Rinse Cramer" w:date="2025-12-13T10:48:00Z" w16du:dateUtc="2025-12-13T09:48:00Z" w:id="236">
-        <w:r>
-          <w:t xml:space="preserve"/>
-        </w:r>
-      </w:ins>
-      <w:ins w:author="Rinse Cramer" w:date="2025-12-13T11:01:00Z" w16du:dateUtc="2025-12-13T10:01:00Z" w:id="237">
-        <w:r>
-          <w:t/>
-        </w:r>
-      </w:ins>
-      <w:ins w:author="Rinse Cramer" w:date="2025-12-13T11:02:00Z" w16du:dateUtc="2025-12-13T10:02:00Z" w:id="238">
-        <w:r>
-          <w:t/>
-        </w:r>
-      </w:ins>
+        </w:rPr>
+        <mc:AlternateContent>
+          <mc:Choice Requires="w16se">
+            <w16se:symEx w16se:font="Segoe UI Emoji" w16se:char="1F3FB"/>
+          </mc:Choice>
+          <mc:Fallback>
+            <w:t/>
+          </mc:Fallback>
+        </mc:AlternateContent>
+      </w:r>
+      <w:r>
+        <w:t xml:space="preserve"/>
+      </w:r>
+      <w:r>
+        <w:t/>
+      </w:r>
+      <w:r>
+        <w:t xml:space="preserve"/>
+      </w:r>
+      <w:r>
+        <w:t/>
+      </w:r>
+      <w:r>
+        <w:t/>
+      </w:r>
     </w:p>
     <w:p>
       <w:pPr>
@@ -2639,97 +1954,81 @@
           <w:ilvl w:val="0"/>
           <w:numId w:val="1"/>
         </w:numPr>
-        <w:rPr>
-          <w:ins w:author="Rinse Cramer" w:date="2025-12-13T10:48:00Z" w16du:dateUtc="2025-12-13T09:48:00Z" w:id="239"/>
-        </w:rPr>
-      </w:pPr>
-      <w:ins w:author="Rinse Cramer" w:date="2025-12-13T10:48:00Z" w16du:dateUtc="2025-12-13T09:48:00Z" w:id="240">
-        <w:r>
-          <w:t xml:space="preserve">1. </w:t>
-        </w:r>
-      </w:ins>
-      <w:ins w:author="Rinse Cramer" w:date="2025-12-13T11:02:00Z" w16du:dateUtc="2025-12-13T10:02:00Z" w:id="241">
-        <w:r>
-          <w:t>Ik heb de flowchartpagina van intake voor me liggen</w:t>
-        </w:r>
-      </w:ins>
+        <w:rPr/>
+      </w:pPr>
+      <w:r>
+        <w:t xml:space="preserve">1. </w:t>
+      </w:r>
+      <w:r>
+        <w:t>Ik heb de flowchartpagina van intake voor me liggen</w:t>
+      </w:r>
     </w:p>
     <w:p>
       <w:pPr>
         <w:pStyle w:val="Heading1"/>
-        <w:rPr>
-          <w:ins w:author="Rinse Cramer" w:date="2025-12-13T10:48:00Z" w16du:dateUtc="2025-12-13T09:48:00Z" w:id="242"/>
-        </w:rPr>
-      </w:pPr>
-      <w:ins w:author="Rinse Cramer" w:date="2025-12-13T10:48:00Z" w16du:dateUtc="2025-12-13T09:48:00Z" w:id="243">
-        <w:r>
-          <w:rPr>
-            <w:rFonts w:ascii="Segoe UI Emoji" w:hAnsi="Segoe UI Emoji" w:cs="Segoe UI Emoji"/>
-          </w:rPr>
-          <w:lastRenderedPageBreak/>
-          <w:t>🫱🏻‍🫲🏻 206T. Volg de analyse</w:t>
-        </w:r>
-        <w:r>
-          <w:rPr>
-            <mc:AlternateContent>
-              <mc:Choice Requires="w16se"/>
-              <mc:Fallback>
-                <w:rFonts w:ascii="Segoe UI Emoji" w:hAnsi="Segoe UI Emoji" w:eastAsia="Segoe UI Emoji" w:cs="Segoe UI Emoji"/>
-              </mc:Fallback>
-            </mc:AlternateContent>
-          </w:rPr>
+        <w:rPr/>
+      </w:pPr>
+      <w:r>
+        <w:rPr>
+          <w:rFonts w:ascii="Segoe UI Emoji" w:hAnsi="Segoe UI Emoji" w:cs="Segoe UI Emoji"/>
+        </w:rPr>
+        <w:lastRenderedPageBreak/>
+        <w:t>🫱🏻‍🫲🏻 206T. Volg de analyse</w:t>
+      </w:r>
+      <w:r>
+        <w:rPr>
           <mc:AlternateContent>
-            <mc:Choice Requires="w16se">
-              <w16se:symEx w16se:font="Segoe UI Emoji" w16se:char="1F3FB"/>
-            </mc:Choice>
+            <mc:Choice Requires="w16se"/>
             <mc:Fallback>
-              <w:t/>
+              <w:rFonts w:ascii="Segoe UI Emoji" w:hAnsi="Segoe UI Emoji" w:eastAsia="Segoe UI Emoji" w:cs="Segoe UI Emoji"/>
             </mc:Fallback>
           </mc:AlternateContent>
-        </w:r>
-        <w:r>
-          <w:rPr>
-            <w:rFonts w:ascii="Segoe UI Emoji" w:hAnsi="Segoe UI Emoji" w:cs="Segoe UI Emoji"/>
-          </w:rPr>
-          <w:t/>
-        </w:r>
-        <w:r>
-          <w:rPr>
-            <mc:AlternateContent>
-              <mc:Choice Requires="w16se"/>
-              <mc:Fallback>
-                <w:rFonts w:ascii="Segoe UI Emoji" w:hAnsi="Segoe UI Emoji" w:eastAsia="Segoe UI Emoji" w:cs="Segoe UI Emoji"/>
-              </mc:Fallback>
-            </mc:AlternateContent>
-          </w:rPr>
+        </w:rPr>
+        <mc:AlternateContent>
+          <mc:Choice Requires="w16se">
+            <w16se:symEx w16se:font="Segoe UI Emoji" w16se:char="1F3FB"/>
+          </mc:Choice>
+          <mc:Fallback>
+            <w:t/>
+          </mc:Fallback>
+        </mc:AlternateContent>
+      </w:r>
+      <w:r>
+        <w:rPr>
+          <w:rFonts w:ascii="Segoe UI Emoji" w:hAnsi="Segoe UI Emoji" w:cs="Segoe UI Emoji"/>
+        </w:rPr>
+        <w:t/>
+      </w:r>
+      <w:r>
+        <w:rPr>
           <mc:AlternateContent>
-            <mc:Choice Requires="w16se">
-              <w16se:symEx w16se:font="Segoe UI Emoji" w16se:char="1F3FB"/>
-            </mc:Choice>
+            <mc:Choice Requires="w16se"/>
             <mc:Fallback>
-              <w:t/>
+              <w:rFonts w:ascii="Segoe UI Emoji" w:hAnsi="Segoe UI Emoji" w:eastAsia="Segoe UI Emoji" w:cs="Segoe UI Emoji"/>
             </mc:Fallback>
           </mc:AlternateContent>
-        </w:r>
-        <w:r>
-          <w:t xml:space="preserve"/>
-        </w:r>
-      </w:ins>
-      <w:ins w:author="Rinse Cramer" w:date="2025-12-13T10:49:00Z" w16du:dateUtc="2025-12-13T09:49:00Z" w:id="244">
-        <w:r>
-          <w:t/>
-        </w:r>
-      </w:ins>
-      <w:ins w:author="Rinse Cramer" w:date="2025-12-13T10:48:00Z" w16du:dateUtc="2025-12-13T09:48:00Z" w:id="245">
-        <w:r>
-          <w:t xml:space="preserve"/>
-        </w:r>
-      </w:ins>
-      <w:ins w:author="Rinse Cramer" w:date="2025-12-13T11:03:00Z" w16du:dateUtc="2025-12-13T10:03:00Z" w:id="246">
-        <w:r>
-          <w:t/>
-        </w:r>
-      </w:ins>
+        </w:rPr>
+        <mc:AlternateContent>
+          <mc:Choice Requires="w16se">
+            <w16se:symEx w16se:font="Segoe UI Emoji" w16se:char="1F3FB"/>
+          </mc:Choice>
+          <mc:Fallback>
+            <w:t/>
+          </mc:Fallback>
+        </mc:AlternateContent>
+      </w:r>
+      <w:r>
+        <w:t xml:space="preserve"/>
+      </w:r>
+      <w:r>
+        <w:t/>
+      </w:r>
+      <w:r>
+        <w:t xml:space="preserve"/>
+      </w:r>
+      <w:r>
+        <w:t/>
+      </w:r>
     </w:p>
     <w:p>
       <w:pPr>
@@ -2738,40 +2037,21 @@
           <w:ilvl w:val="0"/>
           <w:numId w:val="1"/>
         </w:numPr>
-        <w:rPr>
-          <w:ins w:author="Rinse Cramer" w:date="2025-12-13T10:48:00Z" w16du:dateUtc="2025-12-13T09:48:00Z" w:id="247"/>
-        </w:rPr>
-      </w:pPr>
-      <w:ins w:author="Rinse Cramer" w:date="2025-12-13T10:48:00Z" w16du:dateUtc="2025-12-13T09:48:00Z" w:id="248">
-        <w:r>
-          <w:t xml:space="preserve">1. </w:t>
-        </w:r>
-      </w:ins>
-      <w:ins w:author="Rinse Cramer" w:date="2025-12-13T11:03:00Z" w16du:dateUtc="2025-12-13T10:03:00Z" w:id="249">
-        <w:r>
-          <w:t>Ik heb de flowcha</w:t>
-        </w:r>
-      </w:ins>
-      <w:ins w:author="Rinse Cramer" w:date="2025-12-13T11:04:00Z" w16du:dateUtc="2025-12-13T10:04:00Z" w:id="250">
-        <w:r>
-          <w:t>rtpagina van analyse voor me liggen</w:t>
-        </w:r>
-      </w:ins>
-    </w:p>
-    <w:p>
-      <w:pPr>
-        <w:rPr>
-          <w:ins w:author="Rinse Cramer" w:date="2025-12-12T15:02:00Z" w16du:dateUtc="2025-12-12T14:02:00Z" w:id="251"/>
-        </w:rPr>
-        <w:pPrChange w:author="Rinse Cramer" w:date="2025-12-13T10:48:00Z" w16du:dateUtc="2025-12-13T09:48:00Z" w:id="252">
-          <w:pPr>
-            <w:pStyle w:val="ListParagraph"/>
-            <w:numPr>
-              <w:numId w:val="1"/>
-            </w:numPr>
-            <w:ind w:hanging="360"/>
-          </w:pPr>
-        </w:pPrChange>
+        <w:rPr/>
+      </w:pPr>
+      <w:r>
+        <w:t xml:space="preserve">1. </w:t>
+      </w:r>
+      <w:r>
+        <w:t>Ik heb de flowcha</w:t>
+      </w:r>
+      <w:r>
+        <w:t>rtpagina van analyse voor me liggen</w:t>
+      </w:r>
+    </w:p>
+    <w:p>
+      <w:pPr>
+        <w:rPr/>
       </w:pPr>
     </w:p>
     <w:p>
@@ -2790,52 +2070,8 @@
     <w:p>
       <w:pPr>
         <w:pStyle w:val="Heading1"/>
-        <w:rPr>
-          <w:del w:author="Rinse Cramer" w:date="2025-11-24T23:59:00Z" w16du:dateUtc="2025-11-24T22:59:00Z" w:id="253"/>
-        </w:rPr>
-      </w:pPr>
-      <w:del w:author="Rinse Cramer" w:date="2025-11-24T23:59:00Z" w16du:dateUtc="2025-11-24T22:59:00Z" w:id="254">
-        <w:r>
-          <w:rPr>
-            <w:rFonts w:ascii="Segoe UI Emoji" w:hAnsi="Segoe UI Emoji" w:cs="Segoe UI Emoji"/>
-          </w:rPr>
-          <w:lastRenderedPageBreak/>
-          <w:delText>🫱🏻</w:delText>
-        </w:r>
-        <w:r>
-          <w:delText>‍</w:delText>
-        </w:r>
-        <w:r>
-          <w:rPr>
-            <w:rFonts w:ascii="Segoe UI Emoji" w:hAnsi="Segoe UI Emoji" w:cs="Segoe UI Emoji"/>
-          </w:rPr>
-          <w:delText>🫲🏻</w:delText>
-        </w:r>
-        <w:r>
-          <w:rPr>
-            <w:rFonts w:ascii="Segoe UI Emoji" w:hAnsi="Segoe UI Emoji" w:cs="Segoe UI Emoji"/>
-          </w:rPr>
-          <w:delText xml:space="preserve"> </w:delText>
-        </w:r>
-        <w:r>
-          <w:rPr>
-            <w:rFonts w:ascii="Segoe UI Emoji" w:hAnsi="Segoe UI Emoji" w:cs="Segoe UI Emoji"/>
-          </w:rPr>
-          <w:delText xml:space="preserve">A. </w:delText>
-        </w:r>
-        <w:r>
-          <w:rPr>
-            <w:rFonts w:ascii="Segoe UI Emoji" w:hAnsi="Segoe UI Emoji" w:cs="Segoe UI Emoji"/>
-          </w:rPr>
-          <w:delText>Jira-beschrijving bevat alle onderdelen</w:delText>
-        </w:r>
-        <w:r>
-          <w:rPr>
-            <w:rFonts w:ascii="Segoe UI Emoji" w:hAnsi="Segoe UI Emoji" w:cs="Segoe UI Emoji"/>
-          </w:rPr>
-          <w:delText>:</w:delText>
-        </w:r>
-      </w:del>
+        <w:rPr/>
+      </w:pPr>
     </w:p>
     <w:p>
       <w:pPr>
@@ -2844,15 +2080,8 @@
           <w:ilvl w:val="0"/>
           <w:numId w:val="2"/>
         </w:numPr>
-        <w:rPr>
-          <w:del w:author="Rinse Cramer" w:date="2025-11-24T23:59:00Z" w16du:dateUtc="2025-11-24T22:59:00Z" w:id="255"/>
-        </w:rPr>
-      </w:pPr>
-      <w:del w:author="Rinse Cramer" w:date="2025-11-24T23:59:00Z" w16du:dateUtc="2025-11-24T22:59:00Z" w:id="256">
-        <w:r>
-          <w:delText>Omgeving</w:delText>
-        </w:r>
-      </w:del>
+        <w:rPr/>
+      </w:pPr>
     </w:p>
     <w:p>
       <w:pPr>
@@ -2861,18 +2090,8 @@
           <w:ilvl w:val="0"/>
           <w:numId w:val="1"/>
         </w:numPr>
-        <w:rPr>
-          <w:del w:author="Rinse Cramer" w:date="2025-11-24T23:59:00Z" w16du:dateUtc="2025-11-24T22:59:00Z" w:id="257"/>
-        </w:rPr>
-      </w:pPr>
-      <w:del w:author="Rinse Cramer" w:date="2025-11-24T23:59:00Z" w16du:dateUtc="2025-11-24T22:59:00Z" w:id="258">
-        <w:r>
-          <w:delText xml:space="preserve">1. </w:delText>
-        </w:r>
-        <w:r>
-          <w:delText>Wat wil de ontvanger zien?</w:delText>
-        </w:r>
-      </w:del>
+        <w:rPr/>
+      </w:pPr>
     </w:p>
     <w:p>
       <w:pPr>
@@ -2881,15 +2100,8 @@
           <w:ilvl w:val="0"/>
           <w:numId w:val="2"/>
         </w:numPr>
-        <w:rPr>
-          <w:del w:author="Rinse Cramer" w:date="2025-11-24T23:59:00Z" w16du:dateUtc="2025-11-24T22:59:00Z" w:id="259"/>
-        </w:rPr>
-      </w:pPr>
-      <w:del w:author="Rinse Cramer" w:date="2025-11-24T23:59:00Z" w16du:dateUtc="2025-11-24T22:59:00Z" w:id="260">
-        <w:r>
-          <w:delText>Scenario</w:delText>
-        </w:r>
-      </w:del>
+        <w:rPr/>
+      </w:pPr>
     </w:p>
     <w:p>
       <w:pPr>
@@ -2898,18 +2110,8 @@
           <w:ilvl w:val="0"/>
           <w:numId w:val="1"/>
         </w:numPr>
-        <w:rPr>
-          <w:del w:author="Rinse Cramer" w:date="2025-11-24T23:59:00Z" w16du:dateUtc="2025-11-24T22:59:00Z" w:id="261"/>
-        </w:rPr>
-      </w:pPr>
-      <w:del w:author="Rinse Cramer" w:date="2025-11-24T23:59:00Z" w16du:dateUtc="2025-11-24T22:59:00Z" w:id="262">
-        <w:r>
-          <w:delText xml:space="preserve">1. </w:delText>
-        </w:r>
-        <w:r>
-          <w:delText>Wat wil de ontvanger zien?</w:delText>
-        </w:r>
-      </w:del>
+        <w:rPr/>
+      </w:pPr>
     </w:p>
     <w:p>
       <w:pPr>
@@ -2918,15 +2120,8 @@
           <w:ilvl w:val="0"/>
           <w:numId w:val="4"/>
         </w:numPr>
-        <w:rPr>
-          <w:del w:author="Rinse Cramer" w:date="2025-11-24T23:59:00Z" w16du:dateUtc="2025-11-24T22:59:00Z" w:id="263"/>
-        </w:rPr>
-      </w:pPr>
-      <w:del w:author="Rinse Cramer" w:date="2025-11-24T23:59:00Z" w16du:dateUtc="2025-11-24T22:59:00Z" w:id="264">
-        <w:r>
-          <w:delText>Wat gaat niet volgens verwachting? (bij bug)</w:delText>
-        </w:r>
-      </w:del>
+        <w:rPr/>
+      </w:pPr>
     </w:p>
     <w:p>
       <w:pPr>
@@ -2935,18 +2130,8 @@
           <w:ilvl w:val="0"/>
           <w:numId w:val="1"/>
         </w:numPr>
-        <w:rPr>
-          <w:del w:author="Rinse Cramer" w:date="2025-11-24T23:59:00Z" w16du:dateUtc="2025-11-24T22:59:00Z" w:id="265"/>
-        </w:rPr>
-      </w:pPr>
-      <w:del w:author="Rinse Cramer" w:date="2025-11-24T23:59:00Z" w16du:dateUtc="2025-11-24T22:59:00Z" w:id="266">
-        <w:r>
-          <w:delText xml:space="preserve">1. </w:delText>
-        </w:r>
-        <w:r>
-          <w:delText>Wat wil de ontvanger zien?</w:delText>
-        </w:r>
-      </w:del>
+        <w:rPr/>
+      </w:pPr>
     </w:p>
     <w:p>
       <w:pPr>
@@ -2955,15 +2140,8 @@
           <w:ilvl w:val="0"/>
           <w:numId w:val="4"/>
         </w:numPr>
-        <w:rPr>
-          <w:del w:author="Rinse Cramer" w:date="2025-11-24T23:59:00Z" w16du:dateUtc="2025-11-24T22:59:00Z" w:id="267"/>
-        </w:rPr>
-      </w:pPr>
-      <w:del w:author="Rinse Cramer" w:date="2025-11-24T23:59:00Z" w16du:dateUtc="2025-11-24T22:59:00Z" w:id="268">
-        <w:r>
-          <w:delText>Wat had je verwacht? (bij bug)</w:delText>
-        </w:r>
-      </w:del>
+        <w:rPr/>
+      </w:pPr>
     </w:p>
     <w:p>
       <w:pPr>
@@ -2972,18 +2150,8 @@
           <w:ilvl w:val="0"/>
           <w:numId w:val="1"/>
         </w:numPr>
-        <w:rPr>
-          <w:del w:author="Rinse Cramer" w:date="2025-11-24T23:59:00Z" w16du:dateUtc="2025-11-24T22:59:00Z" w:id="269"/>
-        </w:rPr>
-      </w:pPr>
-      <w:del w:author="Rinse Cramer" w:date="2025-11-24T23:59:00Z" w16du:dateUtc="2025-11-24T22:59:00Z" w:id="270">
-        <w:r>
-          <w:delText xml:space="preserve">1. </w:delText>
-        </w:r>
-        <w:r>
-          <w:delText>Wat wil de ontvanger zien?</w:delText>
-        </w:r>
-      </w:del>
+        <w:rPr/>
+      </w:pPr>
     </w:p>
     <w:p>
       <w:pPr>
@@ -2992,18 +2160,8 @@
           <w:ilvl w:val="0"/>
           <w:numId w:val="4"/>
         </w:numPr>
-        <w:rPr>
-          <w:del w:author="Rinse Cramer" w:date="2025-11-24T23:59:00Z" w16du:dateUtc="2025-11-24T22:59:00Z" w:id="271"/>
-        </w:rPr>
-      </w:pPr>
-      <w:del w:author="Rinse Cramer" w:date="2025-11-24T23:59:00Z" w16du:dateUtc="2025-11-24T22:59:00Z" w:id="272">
-        <w:r>
-          <w:delText>Huidige implementatie (</w:delText>
-        </w:r>
-        <w:r>
-          <w:delText>bij feature)</w:delText>
-        </w:r>
-      </w:del>
+        <w:rPr/>
+      </w:pPr>
     </w:p>
     <w:p>
       <w:pPr>
@@ -3012,18 +2170,8 @@
           <w:ilvl w:val="0"/>
           <w:numId w:val="1"/>
         </w:numPr>
-        <w:rPr>
-          <w:del w:author="Rinse Cramer" w:date="2025-11-24T23:59:00Z" w16du:dateUtc="2025-11-24T22:59:00Z" w:id="273"/>
-        </w:rPr>
-      </w:pPr>
-      <w:del w:author="Rinse Cramer" w:date="2025-11-24T23:59:00Z" w16du:dateUtc="2025-11-24T22:59:00Z" w:id="274">
-        <w:r>
-          <w:delText xml:space="preserve">1. </w:delText>
-        </w:r>
-        <w:r>
-          <w:delText>Wat wil de ontvanger zien?</w:delText>
-        </w:r>
-      </w:del>
+        <w:rPr/>
+      </w:pPr>
     </w:p>
     <w:p>
       <w:pPr>
@@ -3032,15 +2180,8 @@
           <w:ilvl w:val="0"/>
           <w:numId w:val="2"/>
         </w:numPr>
-        <w:rPr>
-          <w:del w:author="Rinse Cramer" w:date="2025-11-24T23:59:00Z" w16du:dateUtc="2025-11-24T22:59:00Z" w:id="275"/>
-        </w:rPr>
-      </w:pPr>
-      <w:del w:author="Rinse Cramer" w:date="2025-11-24T23:59:00Z" w16du:dateUtc="2025-11-24T22:59:00Z" w:id="276">
-        <w:r>
-          <w:delText>Probleem</w:delText>
-        </w:r>
-      </w:del>
+        <w:rPr/>
+      </w:pPr>
     </w:p>
     <w:p>
       <w:pPr>
@@ -3049,18 +2190,8 @@
           <w:ilvl w:val="0"/>
           <w:numId w:val="1"/>
         </w:numPr>
-        <w:rPr>
-          <w:del w:author="Rinse Cramer" w:date="2025-11-24T23:59:00Z" w16du:dateUtc="2025-11-24T22:59:00Z" w:id="277"/>
-        </w:rPr>
-      </w:pPr>
-      <w:del w:author="Rinse Cramer" w:date="2025-11-24T23:59:00Z" w16du:dateUtc="2025-11-24T22:59:00Z" w:id="278">
-        <w:r>
-          <w:delText xml:space="preserve">1. </w:delText>
-        </w:r>
-        <w:r>
-          <w:delText>Wat wil de ontvanger zien?</w:delText>
-        </w:r>
-      </w:del>
+        <w:rPr/>
+      </w:pPr>
     </w:p>
     <w:p>
       <w:pPr>
@@ -3069,15 +2200,8 @@
           <w:ilvl w:val="0"/>
           <w:numId w:val="2"/>
         </w:numPr>
-        <w:rPr>
-          <w:del w:author="Rinse Cramer" w:date="2025-11-24T23:59:00Z" w16du:dateUtc="2025-11-24T22:59:00Z" w:id="279"/>
-        </w:rPr>
-      </w:pPr>
-      <w:del w:author="Rinse Cramer" w:date="2025-11-24T23:59:00Z" w16du:dateUtc="2025-11-24T22:59:00Z" w:id="280">
-        <w:r>
-          <w:delText>Hypothese (bij bug)</w:delText>
-        </w:r>
-      </w:del>
+        <w:rPr/>
+      </w:pPr>
     </w:p>
     <w:p>
       <w:pPr>
@@ -3086,18 +2210,8 @@
           <w:ilvl w:val="0"/>
           <w:numId w:val="1"/>
         </w:numPr>
-        <w:rPr>
-          <w:del w:author="Rinse Cramer" w:date="2025-11-24T23:59:00Z" w16du:dateUtc="2025-11-24T22:59:00Z" w:id="281"/>
-        </w:rPr>
-      </w:pPr>
-      <w:del w:author="Rinse Cramer" w:date="2025-11-24T23:59:00Z" w16du:dateUtc="2025-11-24T22:59:00Z" w:id="282">
-        <w:r>
-          <w:delText xml:space="preserve">1. </w:delText>
-        </w:r>
-        <w:r>
-          <w:delText>Wat wil de ontvanger zien?</w:delText>
-        </w:r>
-      </w:del>
+        <w:rPr/>
+      </w:pPr>
     </w:p>
     <w:p>
       <w:pPr>
@@ -3106,18 +2220,8 @@
           <w:ilvl w:val="0"/>
           <w:numId w:val="2"/>
         </w:numPr>
-        <w:rPr>
-          <w:del w:author="Rinse Cramer" w:date="2025-11-24T23:59:00Z" w16du:dateUtc="2025-11-24T22:59:00Z" w:id="283"/>
-        </w:rPr>
-      </w:pPr>
-      <w:del w:author="Rinse Cramer" w:date="2025-11-24T23:59:00Z" w16du:dateUtc="2025-11-24T22:59:00Z" w:id="284">
-        <w:r>
-          <w:delText>Oplossingsrichting</w:delText>
-        </w:r>
-        <w:r>
-          <w:delText xml:space="preserve"> (bij feature)</w:delText>
-        </w:r>
-      </w:del>
+        <w:rPr/>
+      </w:pPr>
     </w:p>
     <w:p>
       <w:pPr>
@@ -3126,18 +2230,8 @@
           <w:ilvl w:val="0"/>
           <w:numId w:val="1"/>
         </w:numPr>
-        <w:rPr>
-          <w:del w:author="Rinse Cramer" w:date="2025-11-24T23:59:00Z" w16du:dateUtc="2025-11-24T22:59:00Z" w:id="285"/>
-        </w:rPr>
-      </w:pPr>
-      <w:del w:author="Rinse Cramer" w:date="2025-11-24T23:59:00Z" w16du:dateUtc="2025-11-24T22:59:00Z" w:id="286">
-        <w:r>
-          <w:delText xml:space="preserve">1. </w:delText>
-        </w:r>
-        <w:r>
-          <w:delText>Wat wil de ontvanger zien?</w:delText>
-        </w:r>
-      </w:del>
+        <w:rPr/>
+      </w:pPr>
     </w:p>
     <w:p>
       <w:pPr>
@@ -3217,11 +2311,9 @@
       <w:r>
         <w:t xml:space="preserve">Sta in de schoenen van de ontvanger van een opmerking in </w:t>
       </w:r>
-      <w:proofErr w:type="spellStart"/>
       <w:r>
         <w:t>Jira</w:t>
       </w:r>
-      <w:proofErr w:type="spellEnd"/>
     </w:p>
     <w:p>
       <w:pPr>
@@ -3305,11 +2397,9 @@
       <w:r>
         <w:t xml:space="preserve">Is de root </w:t>
       </w:r>
-      <w:proofErr w:type="spellStart"/>
       <w:r>
         <w:t>cause</w:t>
       </w:r>
-      <w:proofErr w:type="spellEnd"/>
       <w:r>
         <w:t xml:space="preserve"> van het probleem bekend?</w:t>
       </w:r>
@@ -3377,9 +2467,7 @@
           <w:ilvl w:val="1"/>
           <w:numId w:val="6"/>
         </w:numPr>
-        <w:rPr>
-          <w:ins w:author="Rinse Cramer" w:date="2025-11-04T23:01:00Z" w16du:dateUtc="2025-11-04T22:01:00Z" w:id="287"/>
-        </w:rPr>
+        <w:rPr/>
       </w:pPr>
       <w:r>
         <w:t>Is er een handleiding?</w:t>
@@ -3392,23 +2480,17 @@
           <w:ilvl w:val="0"/>
           <w:numId w:val="6"/>
         </w:numPr>
-        <w:rPr>
-          <w:ins w:author="Rinse Cramer" w:date="2025-11-04T23:02:00Z" w16du:dateUtc="2025-11-04T22:02:00Z" w:id="288"/>
-        </w:rPr>
-      </w:pPr>
-      <w:ins w:author="Rinse Cramer" w:date="2025-11-04T23:01:00Z" w16du:dateUtc="2025-11-04T22:01:00Z" w:id="289">
-        <w:r>
-          <w:t xml:space="preserve">3. </w:t>
-        </w:r>
-        <w:r>
-          <w:t>Heb ik een voorstel gedaan o</w:t>
-        </w:r>
-      </w:ins>
-      <w:ins w:author="Rinse Cramer" w:date="2025-11-04T23:02:00Z" w16du:dateUtc="2025-11-04T22:02:00Z" w:id="290">
-        <w:r>
-          <w:t>p het moment dat ik denk dat het, om welke reden dan ook, anders kan?</w:t>
-        </w:r>
-      </w:ins>
+        <w:rPr/>
+      </w:pPr>
+      <w:r>
+        <w:t xml:space="preserve">3. </w:t>
+      </w:r>
+      <w:r>
+        <w:t>Heb ik een voorstel gedaan o</w:t>
+      </w:r>
+      <w:r>
+        <w:t>p het moment dat ik denk dat het, om welke reden dan ook, anders kan?</w:t>
+      </w:r>
     </w:p>
     <w:p>
       <w:pPr>
@@ -3418,11 +2500,9 @@
           <w:numId w:val="6"/>
         </w:numPr>
       </w:pPr>
-      <w:ins w:author="Rinse Cramer" w:date="2025-11-04T23:02:00Z" w16du:dateUtc="2025-11-04T22:02:00Z" w:id="291">
-        <w:r>
-          <w:t>Bij akkoord uitvoeren</w:t>
-        </w:r>
-      </w:ins>
+      <w:r>
+        <w:t>Bij akkoord uitvoeren</w:t>
+      </w:r>
     </w:p>
     <w:p>
       <w:pPr>
@@ -3469,54 +2549,9 @@
       <w:pPr>
         <w:pStyle w:val="Heading1"/>
         <w:rPr>
-          <w:del w:author="Rinse Cramer" w:date="2025-11-07T18:11:00Z" w16du:dateUtc="2025-11-07T17:11:00Z" w:id="292"/>
-          <w:rFonts w:ascii="Segoe UI Emoji" w:hAnsi="Segoe UI Emoji" w:cs="Segoe UI Emoji"/>
-        </w:rPr>
-      </w:pPr>
-      <w:del w:author="Rinse Cramer" w:date="2025-11-07T18:11:00Z" w16du:dateUtc="2025-11-07T17:11:00Z" w:id="293">
-        <w:r>
-          <w:rPr>
-            <w:rFonts w:ascii="Segoe UI Emoji" w:hAnsi="Segoe UI Emoji" w:cs="Segoe UI Emoji"/>
-          </w:rPr>
-          <w:delText xml:space="preserve">🔬 </w:delText>
-        </w:r>
-        <w:r>
-          <w:rPr>
-            <w:rFonts w:ascii="Segoe UI Emoji" w:hAnsi="Segoe UI Emoji" w:cs="Segoe UI Emoji"/>
-          </w:rPr>
-          <w:delText xml:space="preserve">E. </w:delText>
-        </w:r>
-        <w:r>
-          <w:rPr>
-            <w:rFonts w:ascii="Segoe UI Emoji" w:hAnsi="Segoe UI Emoji" w:cs="Segoe UI Emoji"/>
-          </w:rPr>
-          <w:delText>Actiepunten</w:delText>
-        </w:r>
-        <w:r>
-          <w:rPr>
-            <w:rFonts w:ascii="Segoe UI Emoji" w:hAnsi="Segoe UI Emoji" w:cs="Segoe UI Emoji"/>
-          </w:rPr>
-          <w:delText xml:space="preserve"> uit Excel verwerkt en Jira ge</w:delText>
-        </w:r>
-        <w:r>
-          <w:rPr>
-            <w:rFonts w:ascii="Segoe UI Emoji" w:hAnsi="Segoe UI Emoji" w:cs="Segoe UI Emoji"/>
-          </w:rPr>
-          <w:delText>ü</w:delText>
-        </w:r>
-        <w:r>
-          <w:rPr>
-            <w:rFonts w:ascii="Segoe UI Emoji" w:hAnsi="Segoe UI Emoji" w:cs="Segoe UI Emoji"/>
-          </w:rPr>
-          <w:delText>p</w:delText>
-        </w:r>
-        <w:r>
-          <w:rPr>
-            <w:rFonts w:ascii="Segoe UI Emoji" w:hAnsi="Segoe UI Emoji" w:cs="Segoe UI Emoji"/>
-          </w:rPr>
-          <w:delText>dated</w:delText>
-        </w:r>
-      </w:del>
+          <w:rFonts w:ascii="Segoe UI Emoji" w:hAnsi="Segoe UI Emoji" w:cs="Segoe UI Emoji"/>
+        </w:rPr>
+      </w:pPr>
     </w:p>
     <w:p>
       <w:pPr>
@@ -3525,18 +2560,8 @@
           <w:ilvl w:val="0"/>
           <w:numId w:val="8"/>
         </w:numPr>
-        <w:rPr>
-          <w:del w:author="Rinse Cramer" w:date="2025-11-07T18:11:00Z" w16du:dateUtc="2025-11-07T17:11:00Z" w:id="294"/>
-        </w:rPr>
-      </w:pPr>
-      <w:del w:author="Rinse Cramer" w:date="2025-11-07T18:11:00Z" w16du:dateUtc="2025-11-07T17:11:00Z" w:id="295">
-        <w:r>
-          <w:delText xml:space="preserve">1. </w:delText>
-        </w:r>
-        <w:r>
-          <w:delText>Heb ik in Jira mijn oplossingen inclusief voor- en nadelen per oplossing genoteerd?</w:delText>
-        </w:r>
-      </w:del>
+        <w:rPr/>
+      </w:pPr>
     </w:p>
     <w:p>
       <w:pPr>
@@ -3545,15 +2570,8 @@
           <w:ilvl w:val="1"/>
           <w:numId w:val="1"/>
         </w:numPr>
-        <w:rPr>
-          <w:del w:author="Rinse Cramer" w:date="2025-11-07T18:11:00Z" w16du:dateUtc="2025-11-07T17:11:00Z" w:id="296"/>
-        </w:rPr>
-      </w:pPr>
-      <w:del w:author="Rinse Cramer" w:date="2025-11-07T18:11:00Z" w16du:dateUtc="2025-11-07T17:11:00Z" w:id="297">
-        <w:r>
-          <w:delText>Alleen toevoegen van opmerking, NIET wijzigen</w:delText>
-        </w:r>
-      </w:del>
+        <w:rPr/>
+      </w:pPr>
     </w:p>
     <w:p>
       <w:pPr>
@@ -3562,18 +2580,8 @@
           <w:ilvl w:val="0"/>
           <w:numId w:val="1"/>
         </w:numPr>
-        <w:rPr>
-          <w:del w:author="Rinse Cramer" w:date="2025-11-07T18:11:00Z" w16du:dateUtc="2025-11-07T17:11:00Z" w:id="298"/>
-        </w:rPr>
-      </w:pPr>
-      <w:del w:author="Rinse Cramer" w:date="2025-11-07T18:11:00Z" w16du:dateUtc="2025-11-07T17:11:00Z" w:id="299">
-        <w:r>
-          <w:delText xml:space="preserve">2. </w:delText>
-        </w:r>
-        <w:r>
-          <w:delText>Heb ik in Jira mijn scenario’s genoteerd?</w:delText>
-        </w:r>
-      </w:del>
+        <w:rPr/>
+      </w:pPr>
     </w:p>
     <w:p>
       <w:pPr>
@@ -3582,15 +2590,8 @@
           <w:ilvl w:val="1"/>
           <w:numId w:val="1"/>
         </w:numPr>
-        <w:rPr>
-          <w:del w:author="Rinse Cramer" w:date="2025-11-07T18:11:00Z" w16du:dateUtc="2025-11-07T17:11:00Z" w:id="300"/>
-        </w:rPr>
-      </w:pPr>
-      <w:del w:author="Rinse Cramer" w:date="2025-11-07T18:11:00Z" w16du:dateUtc="2025-11-07T17:11:00Z" w:id="301">
-        <w:r>
-          <w:delText>Alleen toevoegen van opmerking, NIET wijzigen</w:delText>
-        </w:r>
-      </w:del>
+        <w:rPr/>
+      </w:pPr>
     </w:p>
     <w:p>
       <w:pPr>
@@ -3599,18 +2600,8 @@
           <w:ilvl w:val="0"/>
           <w:numId w:val="1"/>
         </w:numPr>
-        <w:rPr>
-          <w:del w:author="Rinse Cramer" w:date="2025-11-07T18:11:00Z" w16du:dateUtc="2025-11-07T17:11:00Z" w:id="302"/>
-        </w:rPr>
-      </w:pPr>
-      <w:del w:author="Rinse Cramer" w:date="2025-11-07T18:11:00Z" w16du:dateUtc="2025-11-07T17:11:00Z" w:id="303">
-        <w:r>
-          <w:delText xml:space="preserve">3. </w:delText>
-        </w:r>
-        <w:r>
-          <w:delText>Heb ik in Jira mijn deliverables genoteerd?</w:delText>
-        </w:r>
-      </w:del>
+        <w:rPr/>
+      </w:pPr>
     </w:p>
     <w:p>
       <w:pPr>
@@ -3619,15 +2610,8 @@
           <w:ilvl w:val="1"/>
           <w:numId w:val="1"/>
         </w:numPr>
-        <w:rPr>
-          <w:del w:author="Rinse Cramer" w:date="2025-11-07T18:11:00Z" w16du:dateUtc="2025-11-07T17:11:00Z" w:id="304"/>
-        </w:rPr>
-      </w:pPr>
-      <w:del w:author="Rinse Cramer" w:date="2025-11-07T18:11:00Z" w16du:dateUtc="2025-11-07T17:11:00Z" w:id="305">
-        <w:r>
-          <w:delText>Alleen toevoegen van opmerking, NIET wijzigen</w:delText>
-        </w:r>
-      </w:del>
+        <w:rPr/>
+      </w:pPr>
     </w:p>
     <w:p>
       <w:pPr>
@@ -3642,22 +2626,12 @@
         </w:rPr>
         <w:t xml:space="preserve">🔬 310. Hoe lang denk je nog nodig te hebben?</w:t>
       </w:r>
-      <w:del w:author="Rinse Cramer" w:date="2025-11-07T18:12:00Z" w16du:dateUtc="2025-11-07T17:12:00Z" w:id="306">
-        <w:r>
-          <w:rPr>
-            <w:rFonts w:ascii="Segoe UI Emoji" w:hAnsi="Segoe UI Emoji" w:cs="Segoe UI Emoji"/>
-          </w:rPr>
-          <w:delText>F</w:delText>
-        </w:r>
-      </w:del>
-      <w:ins w:author="Rinse Cramer" w:date="2025-11-07T18:12:00Z" w16du:dateUtc="2025-11-07T17:12:00Z" w:id="307">
-        <w:r>
-          <w:rPr>
-            <w:rFonts w:ascii="Segoe UI Emoji" w:hAnsi="Segoe UI Emoji" w:cs="Segoe UI Emoji"/>
-          </w:rPr>
-          <w:t/>
-        </w:r>
-      </w:ins>
+      <w:r>
+        <w:rPr>
+          <w:rFonts w:ascii="Segoe UI Emoji" w:hAnsi="Segoe UI Emoji" w:cs="Segoe UI Emoji"/>
+        </w:rPr>
+        <w:t/>
+      </w:r>
       <w:r>
         <w:rPr>
           <w:rFonts w:ascii="Segoe UI Emoji" w:hAnsi="Segoe UI Emoji" w:cs="Segoe UI Emoji"/>
@@ -3802,22 +2776,12 @@
         </w:rPr>
         <w:t xml:space="preserve">🔬 313. Hoe heeft het zo lang kunnen duren?</w:t>
       </w:r>
-      <w:del w:author="Rinse Cramer" w:date="2025-11-07T18:12:00Z" w16du:dateUtc="2025-11-07T17:12:00Z" w:id="308">
-        <w:r>
-          <w:rPr>
-            <w:rFonts w:ascii="Segoe UI Emoji" w:hAnsi="Segoe UI Emoji" w:cs="Segoe UI Emoji"/>
-          </w:rPr>
-          <w:delText>G</w:delText>
-        </w:r>
-      </w:del>
-      <w:ins w:author="Rinse Cramer" w:date="2025-11-07T18:12:00Z" w16du:dateUtc="2025-11-07T17:12:00Z" w:id="309">
-        <w:r>
-          <w:rPr>
-            <w:rFonts w:ascii="Segoe UI Emoji" w:hAnsi="Segoe UI Emoji" w:cs="Segoe UI Emoji"/>
-          </w:rPr>
-          <w:t/>
-        </w:r>
-      </w:ins>
+      <w:r>
+        <w:rPr>
+          <w:rFonts w:ascii="Segoe UI Emoji" w:hAnsi="Segoe UI Emoji" w:cs="Segoe UI Emoji"/>
+        </w:rPr>
+        <w:t/>
+      </w:r>
       <w:r>
         <w:rPr>
           <w:rFonts w:ascii="Segoe UI Emoji" w:hAnsi="Segoe UI Emoji" w:cs="Segoe UI Emoji"/>
@@ -3940,9 +2904,7 @@
           <w:ilvl w:val="0"/>
           <w:numId w:val="12"/>
         </w:numPr>
-        <w:rPr>
-          <w:ins w:author="Rinse Cramer" w:date="2025-11-24T23:58:00Z" w16du:dateUtc="2025-11-24T22:58:00Z" w:id="310"/>
-        </w:rPr>
+        <w:rPr/>
       </w:pPr>
       <w:r>
         <w:t xml:space="preserve">3. </w:t>
@@ -3954,15 +2916,11 @@
     <w:p>
       <w:pPr>
         <w:pStyle w:val="Heading2"/>
-        <w:rPr>
-          <w:ins w:author="Rinse Cramer" w:date="2025-11-24T23:58:00Z" w16du:dateUtc="2025-11-24T22:58:00Z" w:id="311"/>
-        </w:rPr>
-      </w:pPr>
-      <w:ins w:author="Rinse Cramer" w:date="2025-11-24T23:58:00Z" w16du:dateUtc="2025-11-24T22:58:00Z" w:id="312">
-        <w:r>
-          <w:t>c. Heb ik mijn antwoorden getest voordat ik JW spreek?</w:t>
-        </w:r>
-      </w:ins>
+        <w:rPr/>
+      </w:pPr>
+      <w:r>
+        <w:t>c. Heb ik mijn antwoorden getest voordat ik JW spreek?</w:t>
+      </w:r>
     </w:p>
     <w:p>
       <w:pPr>
@@ -3971,21 +2929,10 @@
           <w:ilvl w:val="0"/>
           <w:numId w:val="35"/>
         </w:numPr>
-        <w:pPrChange w:author="Rinse Cramer" w:date="2025-11-24T23:58:00Z" w16du:dateUtc="2025-11-24T22:58:00Z" w:id="313">
-          <w:pPr>
-            <w:pStyle w:val="ListParagraph"/>
-            <w:numPr>
-              <w:numId w:val="12"/>
-            </w:numPr>
-            <w:ind w:hanging="360"/>
-          </w:pPr>
-        </w:pPrChange>
-      </w:pPr>
-      <w:ins w:author="Rinse Cramer" w:date="2025-11-24T23:58:00Z" w16du:dateUtc="2025-11-24T22:58:00Z" w:id="314">
-        <w:r>
-          <w:t>1. Heb ik de grootste oorzaak kunnen vinden?</w:t>
-        </w:r>
-      </w:ins>
+      </w:pPr>
+      <w:r>
+        <w:t>1. Heb ik de grootste oorzaak kunnen vinden?</w:t>
+      </w:r>
     </w:p>
     <w:p>
       <w:pPr>
@@ -4003,40 +2950,8 @@
     <w:p>
       <w:pPr>
         <w:pStyle w:val="Heading1"/>
-        <w:rPr>
-          <w:del w:author="Rinse Cramer" w:date="2025-11-25T00:00:00Z" w16du:dateUtc="2025-11-24T23:00:00Z" w:id="315"/>
-        </w:rPr>
-      </w:pPr>
-      <w:del w:author="Rinse Cramer" w:date="2025-11-25T00:00:00Z" w16du:dateUtc="2025-11-24T23:00:00Z" w:id="316">
-        <w:r>
-          <w:rPr>
-            <w:rFonts w:ascii="Segoe UI Emoji" w:hAnsi="Segoe UI Emoji" w:cs="Segoe UI Emoji"/>
-          </w:rPr>
-          <w:lastRenderedPageBreak/>
-          <w:delText>🫱🏻</w:delText>
-        </w:r>
-        <w:r>
-          <w:delText>‍</w:delText>
-        </w:r>
-        <w:r>
-          <w:rPr>
-            <w:rFonts w:ascii="Segoe UI Emoji" w:hAnsi="Segoe UI Emoji" w:cs="Segoe UI Emoji"/>
-          </w:rPr>
-          <w:delText xml:space="preserve">🫲🏻 </w:delText>
-        </w:r>
-        <w:r>
-          <w:rPr>
-            <w:rFonts w:ascii="Segoe UI Emoji" w:hAnsi="Segoe UI Emoji" w:cs="Segoe UI Emoji"/>
-          </w:rPr>
-          <w:delText xml:space="preserve">A. </w:delText>
-        </w:r>
-        <w:r>
-          <w:rPr>
-            <w:rFonts w:ascii="Segoe UI Emoji" w:hAnsi="Segoe UI Emoji" w:cs="Segoe UI Emoji"/>
-          </w:rPr>
-          <w:delText>Waarom heeft de opdrachtgever deze keuze gemaakt?</w:delText>
-        </w:r>
-      </w:del>
+        <w:rPr/>
+      </w:pPr>
     </w:p>
     <w:p>
       <w:pPr>
@@ -4045,18 +2960,8 @@
           <w:ilvl w:val="0"/>
           <w:numId w:val="1"/>
         </w:numPr>
-        <w:rPr>
-          <w:del w:author="Rinse Cramer" w:date="2025-11-25T00:00:00Z" w16du:dateUtc="2025-11-24T23:00:00Z" w:id="317"/>
-        </w:rPr>
-      </w:pPr>
-      <w:del w:author="Rinse Cramer" w:date="2025-11-25T00:00:00Z" w16du:dateUtc="2025-11-24T23:00:00Z" w:id="318">
-        <w:r>
-          <w:delText xml:space="preserve">1. </w:delText>
-        </w:r>
-        <w:r>
-          <w:delText>Controleer schriftje op actiepunten</w:delText>
-        </w:r>
-      </w:del>
+        <w:rPr/>
+      </w:pPr>
     </w:p>
     <w:p>
       <w:pPr>
@@ -4065,59 +2970,16 @@
           <w:ilvl w:val="1"/>
           <w:numId w:val="1"/>
         </w:numPr>
-        <w:rPr>
-          <w:del w:author="Rinse Cramer" w:date="2025-11-25T00:00:00Z" w16du:dateUtc="2025-11-24T23:00:00Z" w:id="319"/>
-        </w:rPr>
-      </w:pPr>
-      <w:del w:author="Rinse Cramer" w:date="2025-11-25T00:00:00Z" w16du:dateUtc="2025-11-24T23:00:00Z" w:id="320">
-        <w:r>
-          <w:delText>Actiepunten zijn mondeling ontvangen van de opdrachtgever</w:delText>
-        </w:r>
-      </w:del>
+        <w:rPr/>
+      </w:pPr>
     </w:p>
     <w:p>
       <w:pPr>
         <w:pStyle w:val="Heading1"/>
         <w:rPr>
-          <w:del w:author="Rinse Cramer" w:date="2025-11-25T00:00:00Z" w16du:dateUtc="2025-11-24T23:00:00Z" w:id="321"/>
-          <w:rFonts w:ascii="Segoe UI Emoji" w:hAnsi="Segoe UI Emoji" w:cs="Segoe UI Emoji"/>
-        </w:rPr>
-      </w:pPr>
-      <w:del w:author="Rinse Cramer" w:date="2025-11-25T00:00:00Z" w16du:dateUtc="2025-11-24T23:00:00Z" w:id="322">
-        <w:r>
-          <w:rPr>
-            <w:rFonts w:ascii="Segoe UI Emoji" w:hAnsi="Segoe UI Emoji" w:cs="Segoe UI Emoji"/>
-          </w:rPr>
-          <w:delText>🫱🏻</w:delText>
-        </w:r>
-        <w:r>
-          <w:delText>‍</w:delText>
-        </w:r>
-        <w:r>
-          <w:rPr>
-            <w:rFonts w:ascii="Segoe UI Emoji" w:hAnsi="Segoe UI Emoji" w:cs="Segoe UI Emoji"/>
-          </w:rPr>
-          <w:delText xml:space="preserve">🫲🏻 </w:delText>
-        </w:r>
-        <w:r>
-          <w:rPr>
-            <w:rFonts w:ascii="Segoe UI Emoji" w:hAnsi="Segoe UI Emoji" w:cs="Segoe UI Emoji"/>
-          </w:rPr>
-          <w:delText xml:space="preserve">B. </w:delText>
-        </w:r>
-        <w:r>
-          <w:rPr>
-            <w:rFonts w:ascii="Segoe UI Emoji" w:hAnsi="Segoe UI Emoji" w:cs="Segoe UI Emoji"/>
-          </w:rPr>
-          <w:delText>W</w:delText>
-        </w:r>
-        <w:r>
-          <w:rPr>
-            <w:rFonts w:ascii="Segoe UI Emoji" w:hAnsi="Segoe UI Emoji" w:cs="Segoe UI Emoji"/>
-          </w:rPr>
-          <w:delText>aarom is dit nodig?</w:delText>
-        </w:r>
-      </w:del>
+          <w:rFonts w:ascii="Segoe UI Emoji" w:hAnsi="Segoe UI Emoji" w:cs="Segoe UI Emoji"/>
+        </w:rPr>
+      </w:pPr>
     </w:p>
     <w:p>
       <w:pPr>
@@ -4126,56 +2988,16 @@
           <w:ilvl w:val="0"/>
           <w:numId w:val="1"/>
         </w:numPr>
-        <w:rPr>
-          <w:del w:author="Rinse Cramer" w:date="2025-11-25T00:00:00Z" w16du:dateUtc="2025-11-24T23:00:00Z" w:id="323"/>
-        </w:rPr>
-      </w:pPr>
-      <w:del w:author="Rinse Cramer" w:date="2025-11-25T00:00:00Z" w16du:dateUtc="2025-11-24T23:00:00Z" w:id="324">
-        <w:r>
-          <w:delText xml:space="preserve">1. </w:delText>
-        </w:r>
-        <w:r>
-          <w:delText>Wie voeren de deliverables uit?</w:delText>
-        </w:r>
-      </w:del>
+        <w:rPr/>
+      </w:pPr>
     </w:p>
     <w:p>
       <w:pPr>
         <w:pStyle w:val="Heading1"/>
         <w:rPr>
-          <w:del w:author="Rinse Cramer" w:date="2025-11-25T00:00:00Z" w16du:dateUtc="2025-11-24T23:00:00Z" w:id="325"/>
-          <w:rFonts w:ascii="Segoe UI Emoji" w:hAnsi="Segoe UI Emoji" w:cs="Segoe UI Emoji"/>
-        </w:rPr>
-      </w:pPr>
-      <w:del w:author="Rinse Cramer" w:date="2025-11-25T00:00:00Z" w16du:dateUtc="2025-11-24T23:00:00Z" w:id="326">
-        <w:r>
-          <w:rPr>
-            <w:rFonts w:ascii="Segoe UI Emoji" w:hAnsi="Segoe UI Emoji" w:cs="Segoe UI Emoji"/>
-          </w:rPr>
-          <w:delText>🫱🏻</w:delText>
-        </w:r>
-        <w:r>
-          <w:delText>‍</w:delText>
-        </w:r>
-        <w:r>
-          <w:rPr>
-            <w:rFonts w:ascii="Segoe UI Emoji" w:hAnsi="Segoe UI Emoji" w:cs="Segoe UI Emoji"/>
-          </w:rPr>
-          <w:delText xml:space="preserve">🫲🏻 </w:delText>
-        </w:r>
-        <w:r>
-          <w:rPr>
-            <w:rFonts w:ascii="Segoe UI Emoji" w:hAnsi="Segoe UI Emoji" w:cs="Segoe UI Emoji"/>
-          </w:rPr>
-          <w:delText xml:space="preserve">C. </w:delText>
-        </w:r>
-        <w:r>
-          <w:rPr>
-            <w:rFonts w:ascii="Segoe UI Emoji" w:hAnsi="Segoe UI Emoji" w:cs="Segoe UI Emoji"/>
-          </w:rPr>
-          <w:delText>Hoe werkt het?</w:delText>
-        </w:r>
-      </w:del>
+          <w:rFonts w:ascii="Segoe UI Emoji" w:hAnsi="Segoe UI Emoji" w:cs="Segoe UI Emoji"/>
+        </w:rPr>
+      </w:pPr>
     </w:p>
     <w:p>
       <w:pPr>
@@ -4184,18 +3006,8 @@
           <w:ilvl w:val="0"/>
           <w:numId w:val="8"/>
         </w:numPr>
-        <w:rPr>
-          <w:del w:author="Rinse Cramer" w:date="2025-11-25T00:00:00Z" w16du:dateUtc="2025-11-24T23:00:00Z" w:id="327"/>
-        </w:rPr>
-      </w:pPr>
-      <w:del w:author="Rinse Cramer" w:date="2025-11-25T00:00:00Z" w16du:dateUtc="2025-11-24T23:00:00Z" w:id="328">
-        <w:r>
-          <w:delText xml:space="preserve">1. </w:delText>
-        </w:r>
-        <w:r>
-          <w:delText>Bij testplan zwaartepunt op testen leggen</w:delText>
-        </w:r>
-      </w:del>
+        <w:rPr/>
+      </w:pPr>
     </w:p>
     <w:p>
       <w:pPr>
@@ -4204,53 +3016,16 @@
           <w:ilvl w:val="1"/>
           <w:numId w:val="8"/>
         </w:numPr>
-        <w:rPr>
-          <w:del w:author="Rinse Cramer" w:date="2025-11-25T00:00:00Z" w16du:dateUtc="2025-11-24T23:00:00Z" w:id="329"/>
-        </w:rPr>
-      </w:pPr>
-      <w:del w:author="Rinse Cramer" w:date="2025-11-25T00:00:00Z" w16du:dateUtc="2025-11-24T23:00:00Z" w:id="330">
-        <w:r>
-          <w:delText>Duidelijke verwachtingen scheppen</w:delText>
-        </w:r>
-      </w:del>
+        <w:rPr/>
+      </w:pPr>
     </w:p>
     <w:p>
       <w:pPr>
         <w:pStyle w:val="Heading1"/>
         <w:rPr>
-          <w:del w:author="Rinse Cramer" w:date="2025-11-25T00:00:00Z" w16du:dateUtc="2025-11-24T23:00:00Z" w:id="331"/>
-          <w:rFonts w:ascii="Segoe UI Emoji" w:hAnsi="Segoe UI Emoji" w:cs="Segoe UI Emoji"/>
-        </w:rPr>
-      </w:pPr>
-      <w:del w:author="Rinse Cramer" w:date="2025-11-25T00:00:00Z" w16du:dateUtc="2025-11-24T23:00:00Z" w:id="332">
-        <w:r>
-          <w:rPr>
-            <w:rFonts w:ascii="Segoe UI Emoji" w:hAnsi="Segoe UI Emoji" w:cs="Segoe UI Emoji"/>
-          </w:rPr>
-          <w:delText>🫱🏻</w:delText>
-        </w:r>
-        <w:r>
-          <w:delText>‍</w:delText>
-        </w:r>
-        <w:r>
-          <w:rPr>
-            <w:rFonts w:ascii="Segoe UI Emoji" w:hAnsi="Segoe UI Emoji" w:cs="Segoe UI Emoji"/>
-          </w:rPr>
-          <w:delText xml:space="preserve">🫲🏻 </w:delText>
-        </w:r>
-        <w:r>
-          <w:rPr>
-            <w:rFonts w:ascii="Segoe UI Emoji" w:hAnsi="Segoe UI Emoji" w:cs="Segoe UI Emoji"/>
-          </w:rPr>
-          <w:delText xml:space="preserve">D. </w:delText>
-        </w:r>
-        <w:r>
-          <w:rPr>
-            <w:rFonts w:ascii="Segoe UI Emoji" w:hAnsi="Segoe UI Emoji" w:cs="Segoe UI Emoji"/>
-          </w:rPr>
-          <w:delText>Zijn de requirements opgeschreven?</w:delText>
-        </w:r>
-      </w:del>
+          <w:rFonts w:ascii="Segoe UI Emoji" w:hAnsi="Segoe UI Emoji" w:cs="Segoe UI Emoji"/>
+        </w:rPr>
+      </w:pPr>
     </w:p>
     <w:p>
       <w:pPr>
@@ -4259,56 +3034,16 @@
           <w:ilvl w:val="0"/>
           <w:numId w:val="8"/>
         </w:numPr>
-        <w:rPr>
-          <w:del w:author="Rinse Cramer" w:date="2025-11-25T00:00:00Z" w16du:dateUtc="2025-11-24T23:00:00Z" w:id="333"/>
-        </w:rPr>
-      </w:pPr>
-      <w:del w:author="Rinse Cramer" w:date="2025-11-25T00:00:00Z" w16du:dateUtc="2025-11-24T23:00:00Z" w:id="334">
-        <w:r>
-          <w:delText xml:space="preserve">1. </w:delText>
-        </w:r>
-        <w:r>
-          <w:delText>Heb ik alle requirements van de opdrachtgever tot mij genomen en begrijp ik deze?</w:delText>
-        </w:r>
-      </w:del>
+        <w:rPr/>
+      </w:pPr>
     </w:p>
     <w:p>
       <w:pPr>
         <w:pStyle w:val="Heading1"/>
         <w:rPr>
-          <w:del w:author="Rinse Cramer" w:date="2025-11-25T00:00:00Z" w16du:dateUtc="2025-11-24T23:00:00Z" w:id="335"/>
-          <w:rFonts w:ascii="Segoe UI Emoji" w:hAnsi="Segoe UI Emoji" w:cs="Segoe UI Emoji"/>
-        </w:rPr>
-      </w:pPr>
-      <w:del w:author="Rinse Cramer" w:date="2025-11-25T00:00:00Z" w16du:dateUtc="2025-11-24T23:00:00Z" w:id="336">
-        <w:r>
-          <w:rPr>
-            <w:rFonts w:ascii="Segoe UI Emoji" w:hAnsi="Segoe UI Emoji" w:cs="Segoe UI Emoji"/>
-          </w:rPr>
-          <w:delText>🫱🏻</w:delText>
-        </w:r>
-        <w:r>
-          <w:delText>‍</w:delText>
-        </w:r>
-        <w:r>
-          <w:rPr>
-            <w:rFonts w:ascii="Segoe UI Emoji" w:hAnsi="Segoe UI Emoji" w:cs="Segoe UI Emoji"/>
-          </w:rPr>
-          <w:delText xml:space="preserve">🫲🏻 </w:delText>
-        </w:r>
-        <w:r>
-          <w:rPr>
-            <w:rFonts w:ascii="Segoe UI Emoji" w:hAnsi="Segoe UI Emoji" w:cs="Segoe UI Emoji"/>
-          </w:rPr>
-          <w:delText xml:space="preserve">E. </w:delText>
-        </w:r>
-        <w:r>
-          <w:rPr>
-            <w:rFonts w:ascii="Segoe UI Emoji" w:hAnsi="Segoe UI Emoji" w:cs="Segoe UI Emoji"/>
-          </w:rPr>
-          <w:delText>Bijzondere afhandelingen voor oudere systemen genoteerd?</w:delText>
-        </w:r>
-      </w:del>
+          <w:rFonts w:ascii="Segoe UI Emoji" w:hAnsi="Segoe UI Emoji" w:cs="Segoe UI Emoji"/>
+        </w:rPr>
+      </w:pPr>
     </w:p>
     <w:p>
       <w:pPr>
@@ -4317,65 +3052,16 @@
           <w:ilvl w:val="1"/>
           <w:numId w:val="8"/>
         </w:numPr>
-        <w:rPr>
-          <w:del w:author="Rinse Cramer" w:date="2025-11-25T00:00:00Z" w16du:dateUtc="2025-11-24T23:00:00Z" w:id="337"/>
-        </w:rPr>
-        <w:pPrChange w:author="Rinse Cramer" w:date="2025-11-05T22:25:00Z" w16du:dateUtc="2025-11-05T21:25:00Z" w:id="338">
-          <w:pPr>
-            <w:pStyle w:val="ListParagraph"/>
-            <w:numPr>
-              <w:numId w:val="8"/>
-            </w:numPr>
-            <w:ind w:hanging="360"/>
-          </w:pPr>
-        </w:pPrChange>
-      </w:pPr>
-      <w:del w:author="Rinse Cramer" w:date="2025-11-25T00:00:00Z" w16du:dateUtc="2025-11-24T23:00:00Z" w:id="339">
-        <w:r>
-          <w:delText xml:space="preserve">1. </w:delText>
-        </w:r>
-        <w:r>
-          <w:delText>Update benodigd? Zie kopje Software updates in Logboek IDE</w:delText>
-        </w:r>
-      </w:del>
+        <w:rPr/>
+      </w:pPr>
     </w:p>
     <w:p>
       <w:pPr>
         <w:pStyle w:val="Heading1"/>
         <w:rPr>
-          <w:del w:author="Rinse Cramer" w:date="2025-11-25T00:00:00Z" w16du:dateUtc="2025-11-24T23:00:00Z" w:id="340"/>
-          <w:rFonts w:ascii="Segoe UI Emoji" w:hAnsi="Segoe UI Emoji" w:cs="Segoe UI Emoji"/>
-        </w:rPr>
-      </w:pPr>
-      <w:del w:author="Rinse Cramer" w:date="2025-11-25T00:00:00Z" w16du:dateUtc="2025-11-24T23:00:00Z" w:id="341">
-        <w:r>
-          <w:rPr>
-            <w:rFonts w:ascii="Segoe UI Emoji" w:hAnsi="Segoe UI Emoji" w:cs="Segoe UI Emoji"/>
-          </w:rPr>
-          <w:delText>🫱🏻</w:delText>
-        </w:r>
-        <w:r>
-          <w:delText>‍</w:delText>
-        </w:r>
-        <w:r>
-          <w:rPr>
-            <w:rFonts w:ascii="Segoe UI Emoji" w:hAnsi="Segoe UI Emoji" w:cs="Segoe UI Emoji"/>
-          </w:rPr>
-          <w:delText xml:space="preserve">🫲🏻 </w:delText>
-        </w:r>
-        <w:r>
-          <w:rPr>
-            <w:rFonts w:ascii="Segoe UI Emoji" w:hAnsi="Segoe UI Emoji" w:cs="Segoe UI Emoji"/>
-          </w:rPr>
-          <w:delText xml:space="preserve">F. </w:delText>
-        </w:r>
-        <w:r>
-          <w:rPr>
-            <w:rFonts w:ascii="Segoe UI Emoji" w:hAnsi="Segoe UI Emoji" w:cs="Segoe UI Emoji"/>
-          </w:rPr>
-          <w:delText>Is de implementatie altijd zo geweest?</w:delText>
-        </w:r>
-      </w:del>
+          <w:rFonts w:ascii="Segoe UI Emoji" w:hAnsi="Segoe UI Emoji" w:cs="Segoe UI Emoji"/>
+        </w:rPr>
+      </w:pPr>
     </w:p>
     <w:p>
       <w:pPr>
@@ -4384,56 +3070,16 @@
           <w:ilvl w:val="0"/>
           <w:numId w:val="8"/>
         </w:numPr>
-        <w:rPr>
-          <w:del w:author="Rinse Cramer" w:date="2025-11-25T00:00:00Z" w16du:dateUtc="2025-11-24T23:00:00Z" w:id="342"/>
-        </w:rPr>
-      </w:pPr>
-      <w:del w:author="Rinse Cramer" w:date="2025-11-25T00:00:00Z" w16du:dateUtc="2025-11-24T23:00:00Z" w:id="343">
-        <w:r>
-          <w:delText xml:space="preserve">1. </w:delText>
-        </w:r>
-        <w:r>
-          <w:delText>Overleg bij meerdere concepten</w:delText>
-        </w:r>
-      </w:del>
+        <w:rPr/>
+      </w:pPr>
     </w:p>
     <w:p>
       <w:pPr>
         <w:pStyle w:val="Heading1"/>
         <w:rPr>
-          <w:del w:author="Rinse Cramer" w:date="2025-11-25T00:00:00Z" w16du:dateUtc="2025-11-24T23:00:00Z" w:id="344"/>
-          <w:rFonts w:ascii="Segoe UI Emoji" w:hAnsi="Segoe UI Emoji" w:cs="Segoe UI Emoji"/>
-        </w:rPr>
-      </w:pPr>
-      <w:del w:author="Rinse Cramer" w:date="2025-11-25T00:00:00Z" w16du:dateUtc="2025-11-24T23:00:00Z" w:id="345">
-        <w:r>
-          <w:rPr>
-            <w:rFonts w:ascii="Segoe UI Emoji" w:hAnsi="Segoe UI Emoji" w:cs="Segoe UI Emoji"/>
-          </w:rPr>
-          <w:delText>🫱🏻</w:delText>
-        </w:r>
-        <w:r>
-          <w:delText>‍</w:delText>
-        </w:r>
-        <w:r>
-          <w:rPr>
-            <w:rFonts w:ascii="Segoe UI Emoji" w:hAnsi="Segoe UI Emoji" w:cs="Segoe UI Emoji"/>
-          </w:rPr>
-          <w:delText xml:space="preserve">🫲🏻 </w:delText>
-        </w:r>
-        <w:r>
-          <w:rPr>
-            <w:rFonts w:ascii="Segoe UI Emoji" w:hAnsi="Segoe UI Emoji" w:cs="Segoe UI Emoji"/>
-          </w:rPr>
-          <w:delText xml:space="preserve">G. </w:delText>
-        </w:r>
-        <w:r>
-          <w:rPr>
-            <w:rFonts w:ascii="Segoe UI Emoji" w:hAnsi="Segoe UI Emoji" w:cs="Segoe UI Emoji"/>
-          </w:rPr>
-          <w:delText>Is dit de meest eenvoudige oplossing?</w:delText>
-        </w:r>
-      </w:del>
+          <w:rFonts w:ascii="Segoe UI Emoji" w:hAnsi="Segoe UI Emoji" w:cs="Segoe UI Emoji"/>
+        </w:rPr>
+      </w:pPr>
     </w:p>
     <w:p>
       <w:pPr>
@@ -4442,56 +3088,16 @@
           <w:ilvl w:val="0"/>
           <w:numId w:val="8"/>
         </w:numPr>
-        <w:rPr>
-          <w:del w:author="Rinse Cramer" w:date="2025-11-25T00:00:00Z" w16du:dateUtc="2025-11-24T23:00:00Z" w:id="346"/>
-        </w:rPr>
-      </w:pPr>
-      <w:del w:author="Rinse Cramer" w:date="2025-11-25T00:00:00Z" w16du:dateUtc="2025-11-24T23:00:00Z" w:id="347">
-        <w:r>
-          <w:delText xml:space="preserve">1. </w:delText>
-        </w:r>
-        <w:r>
-          <w:delText>Requirements valideren: meld afwijkingen</w:delText>
-        </w:r>
-      </w:del>
+        <w:rPr/>
+      </w:pPr>
     </w:p>
     <w:p>
       <w:pPr>
         <w:pStyle w:val="Heading1"/>
         <w:rPr>
-          <w:del w:author="Rinse Cramer" w:date="2025-11-25T00:00:00Z" w16du:dateUtc="2025-11-24T23:00:00Z" w:id="348"/>
-          <w:rFonts w:ascii="Segoe UI Emoji" w:hAnsi="Segoe UI Emoji" w:cs="Segoe UI Emoji"/>
-        </w:rPr>
-      </w:pPr>
-      <w:del w:author="Rinse Cramer" w:date="2025-11-25T00:00:00Z" w16du:dateUtc="2025-11-24T23:00:00Z" w:id="349">
-        <w:r>
-          <w:rPr>
-            <w:rFonts w:ascii="Segoe UI Emoji" w:hAnsi="Segoe UI Emoji" w:cs="Segoe UI Emoji"/>
-          </w:rPr>
-          <w:delText>🫱🏻</w:delText>
-        </w:r>
-        <w:r>
-          <w:delText>‍</w:delText>
-        </w:r>
-        <w:r>
-          <w:rPr>
-            <w:rFonts w:ascii="Segoe UI Emoji" w:hAnsi="Segoe UI Emoji" w:cs="Segoe UI Emoji"/>
-          </w:rPr>
-          <w:delText xml:space="preserve">🫲🏻 </w:delText>
-        </w:r>
-        <w:r>
-          <w:rPr>
-            <w:rFonts w:ascii="Segoe UI Emoji" w:hAnsi="Segoe UI Emoji" w:cs="Segoe UI Emoji"/>
-          </w:rPr>
-          <w:delText xml:space="preserve">H. </w:delText>
-        </w:r>
-        <w:r>
-          <w:rPr>
-            <w:rFonts w:ascii="Segoe UI Emoji" w:hAnsi="Segoe UI Emoji" w:cs="Segoe UI Emoji"/>
-          </w:rPr>
-          <w:delText>Verwachte effort schatting afgestemd?</w:delText>
-        </w:r>
-      </w:del>
+          <w:rFonts w:ascii="Segoe UI Emoji" w:hAnsi="Segoe UI Emoji" w:cs="Segoe UI Emoji"/>
+        </w:rPr>
+      </w:pPr>
     </w:p>
     <w:p>
       <w:pPr>
@@ -4500,18 +3106,8 @@
           <w:ilvl w:val="0"/>
           <w:numId w:val="1"/>
         </w:numPr>
-        <w:rPr>
-          <w:del w:author="Rinse Cramer" w:date="2025-11-25T00:00:00Z" w16du:dateUtc="2025-11-24T23:00:00Z" w:id="350"/>
-        </w:rPr>
-      </w:pPr>
-      <w:del w:author="Rinse Cramer" w:date="2025-11-25T00:00:00Z" w16du:dateUtc="2025-11-24T23:00:00Z" w:id="351">
-        <w:r>
-          <w:delText xml:space="preserve">1. </w:delText>
-        </w:r>
-        <w:r>
-          <w:delText>Heb ik in de actielijst mijn schatting van ontwerp, implementatie en test bijgewerkt?</w:delText>
-        </w:r>
-      </w:del>
+        <w:rPr/>
+      </w:pPr>
     </w:p>
     <w:p>
       <w:pPr>
@@ -4520,15 +3116,8 @@
           <w:ilvl w:val="1"/>
           <w:numId w:val="1"/>
         </w:numPr>
-        <w:rPr>
-          <w:del w:author="Rinse Cramer" w:date="2025-11-25T00:00:00Z" w16du:dateUtc="2025-11-24T23:00:00Z" w:id="352"/>
-        </w:rPr>
-      </w:pPr>
-      <w:del w:author="Rinse Cramer" w:date="2025-11-25T00:00:00Z" w16du:dateUtc="2025-11-24T23:00:00Z" w:id="353">
-        <w:r>
-          <w:delText>Niet inschatten als er een executie bijgehouden is</w:delText>
-        </w:r>
-      </w:del>
+        <w:rPr/>
+      </w:pPr>
     </w:p>
     <w:p>
       <w:pPr>
@@ -4537,18 +3126,8 @@
           <w:ilvl w:val="0"/>
           <w:numId w:val="1"/>
         </w:numPr>
-        <w:rPr>
-          <w:del w:author="Rinse Cramer" w:date="2025-11-25T00:00:00Z" w16du:dateUtc="2025-11-24T23:00:00Z" w:id="354"/>
-        </w:rPr>
-      </w:pPr>
-      <w:del w:author="Rinse Cramer" w:date="2025-11-25T00:00:00Z" w16du:dateUtc="2025-11-24T23:00:00Z" w:id="355">
-        <w:r>
-          <w:delText xml:space="preserve">2. </w:delText>
-        </w:r>
-        <w:r>
-          <w:delText>Is er een schatting significant gewijzigd? Zo ja, meldplicht!</w:delText>
-        </w:r>
-      </w:del>
+        <w:rPr/>
+      </w:pPr>
     </w:p>
     <w:p>
       <w:pPr>
@@ -4557,15 +3136,8 @@
           <w:ilvl w:val="1"/>
           <w:numId w:val="8"/>
         </w:numPr>
-        <w:rPr>
-          <w:del w:author="Rinse Cramer" w:date="2025-11-25T00:00:00Z" w16du:dateUtc="2025-11-24T23:00:00Z" w:id="356"/>
-        </w:rPr>
-      </w:pPr>
-      <w:del w:author="Rinse Cramer" w:date="2025-11-25T00:00:00Z" w16du:dateUtc="2025-11-24T23:00:00Z" w:id="357">
-        <w:r>
-          <w:delText>Forceert de trigger van een significant inzicht gekregen uit de flowchart</w:delText>
-        </w:r>
-      </w:del>
+        <w:rPr/>
+      </w:pPr>
     </w:p>
     <w:p>
       <w:pPr>
@@ -4574,18 +3146,8 @@
           <w:ilvl w:val="0"/>
           <w:numId w:val="8"/>
         </w:numPr>
-        <w:rPr>
-          <w:del w:author="Rinse Cramer" w:date="2025-11-25T00:00:00Z" w16du:dateUtc="2025-11-24T23:00:00Z" w:id="358"/>
-        </w:rPr>
-      </w:pPr>
-      <w:del w:author="Rinse Cramer" w:date="2025-11-25T00:00:00Z" w16du:dateUtc="2025-11-24T23:00:00Z" w:id="359">
-        <w:r>
-          <w:delText xml:space="preserve">3. </w:delText>
-        </w:r>
-        <w:r>
-          <w:delText>Geen expliciete toestemming voor volgende status? Terug naar begin analyse</w:delText>
-        </w:r>
-      </w:del>
+        <w:rPr/>
+      </w:pPr>
     </w:p>
     <w:p>
       <w:pPr>
@@ -4615,9 +3177,7 @@
           <w:ilvl w:val="0"/>
           <w:numId w:val="14"/>
         </w:numPr>
-        <w:rPr>
-          <w:ins w:author="Rinse Cramer" w:date="2025-11-04T23:04:00Z" w16du:dateUtc="2025-11-04T22:04:00Z" w:id="360"/>
-        </w:rPr>
+        <w:rPr/>
       </w:pPr>
       <w:r>
         <w:t xml:space="preserve">1. </w:t>
@@ -4633,20 +3193,14 @@
           <w:ilvl w:val="0"/>
           <w:numId w:val="14"/>
         </w:numPr>
-        <w:rPr>
-          <w:ins w:author="Rinse Cramer" w:date="2025-11-10T23:02:00Z" w16du:dateUtc="2025-11-10T22:02:00Z" w:id="361"/>
-        </w:rPr>
-      </w:pPr>
-      <w:ins w:author="Rinse Cramer" w:date="2025-11-04T23:04:00Z" w16du:dateUtc="2025-11-04T22:04:00Z" w:id="362">
-        <w:r>
-          <w:t>2. He</w:t>
-        </w:r>
-      </w:ins>
-      <w:ins w:author="Rinse Cramer" w:date="2025-11-04T23:05:00Z" w16du:dateUtc="2025-11-04T22:05:00Z" w:id="363">
-        <w:r>
-          <w:t>t toevoegen van een control is eerder gebeurd, bekijk bestaande apps</w:t>
-        </w:r>
-      </w:ins>
+        <w:rPr/>
+      </w:pPr>
+      <w:r>
+        <w:t>2. He</w:t>
+      </w:r>
+      <w:r>
+        <w:t>t toevoegen van een control is eerder gebeurd, bekijk bestaande apps</w:t>
+      </w:r>
     </w:p>
     <w:p>
       <w:pPr>
@@ -4656,40 +3210,17 @@
           <w:numId w:val="14"/>
         </w:numPr>
       </w:pPr>
-      <w:ins w:author="Rinse Cramer" w:date="2025-11-10T23:02:00Z" w16du:dateUtc="2025-11-10T22:02:00Z" w:id="364">
-        <w:r>
-          <w:t>3. Referenties bepaald</w:t>
-        </w:r>
-      </w:ins>
+      <w:r>
+        <w:t>3. Referenties bepaald</w:t>
+      </w:r>
     </w:p>
     <w:p>
       <w:pPr>
         <w:pStyle w:val="Heading1"/>
         <w:rPr>
-          <w:del w:author="Rinse Cramer" w:date="2025-11-10T23:02:00Z" w16du:dateUtc="2025-11-10T22:02:00Z" w:id="365"/>
-          <w:rFonts w:ascii="Segoe UI Emoji" w:hAnsi="Segoe UI Emoji" w:cs="Segoe UI Emoji"/>
-        </w:rPr>
-      </w:pPr>
-      <w:del w:author="Rinse Cramer" w:date="2025-11-10T23:02:00Z" w16du:dateUtc="2025-11-10T22:02:00Z" w:id="366">
-        <w:r>
-          <w:rPr>
-            <w:rFonts w:ascii="Segoe UI Emoji" w:hAnsi="Segoe UI Emoji" w:cs="Segoe UI Emoji"/>
-          </w:rPr>
-          <w:delText xml:space="preserve">✏️ </w:delText>
-        </w:r>
-        <w:r>
-          <w:rPr>
-            <w:rFonts w:ascii="Segoe UI Emoji" w:hAnsi="Segoe UI Emoji" w:cs="Segoe UI Emoji"/>
-          </w:rPr>
-          <w:delText xml:space="preserve">B. </w:delText>
-        </w:r>
-        <w:r>
-          <w:rPr>
-            <w:rFonts w:ascii="Segoe UI Emoji" w:hAnsi="Segoe UI Emoji" w:cs="Segoe UI Emoji"/>
-          </w:rPr>
-          <w:delText>Referentie bepaald</w:delText>
-        </w:r>
-      </w:del>
+          <w:rFonts w:ascii="Segoe UI Emoji" w:hAnsi="Segoe UI Emoji" w:cs="Segoe UI Emoji"/>
+        </w:rPr>
+      </w:pPr>
     </w:p>
     <w:p>
       <w:pPr>
@@ -4698,18 +3229,8 @@
           <w:ilvl w:val="0"/>
           <w:numId w:val="14"/>
         </w:numPr>
-        <w:rPr>
-          <w:del w:author="Rinse Cramer" w:date="2025-11-10T23:02:00Z" w16du:dateUtc="2025-11-10T22:02:00Z" w:id="367"/>
-        </w:rPr>
-      </w:pPr>
-      <w:del w:author="Rinse Cramer" w:date="2025-11-10T23:02:00Z" w16du:dateUtc="2025-11-10T22:02:00Z" w:id="368">
-        <w:r>
-          <w:delText xml:space="preserve">1. </w:delText>
-        </w:r>
-        <w:r>
-          <w:delText>Heb ik in Jira mijn referenties genoteerd?</w:delText>
-        </w:r>
-      </w:del>
+        <w:rPr/>
+      </w:pPr>
     </w:p>
     <w:p>
       <w:pPr>
@@ -4718,15 +3239,8 @@
           <w:ilvl w:val="1"/>
           <w:numId w:val="14"/>
         </w:numPr>
-        <w:rPr>
-          <w:del w:author="Rinse Cramer" w:date="2025-11-10T23:02:00Z" w16du:dateUtc="2025-11-10T22:02:00Z" w:id="369"/>
-        </w:rPr>
-      </w:pPr>
-      <w:del w:author="Rinse Cramer" w:date="2025-11-10T23:02:00Z" w16du:dateUtc="2025-11-10T22:02:00Z" w:id="370">
-        <w:r>
-          <w:delText>Alleen toevoegen van opmerking, NIET wijzigen</w:delText>
-        </w:r>
-      </w:del>
+        <w:rPr/>
+      </w:pPr>
     </w:p>
     <w:p>
       <w:pPr>
@@ -4741,22 +3255,12 @@
         </w:rPr>
         <w:t xml:space="preserve">✏️ 503. Analyse verwerken</w:t>
       </w:r>
-      <w:ins w:author="Rinse Cramer" w:date="2025-11-10T23:02:00Z" w16du:dateUtc="2025-11-10T22:02:00Z" w:id="371">
-        <w:r>
-          <w:rPr>
-            <w:rFonts w:ascii="Segoe UI Emoji" w:hAnsi="Segoe UI Emoji" w:cs="Segoe UI Emoji"/>
-          </w:rPr>
-          <w:t/>
-        </w:r>
-      </w:ins>
-      <w:del w:author="Rinse Cramer" w:date="2025-11-10T23:02:00Z" w16du:dateUtc="2025-11-10T22:02:00Z" w:id="372">
-        <w:r>
-          <w:rPr>
-            <w:rFonts w:ascii="Segoe UI Emoji" w:hAnsi="Segoe UI Emoji" w:cs="Segoe UI Emoji"/>
-          </w:rPr>
-          <w:delText>C</w:delText>
-        </w:r>
-      </w:del>
+      <w:r>
+        <w:rPr>
+          <w:rFonts w:ascii="Segoe UI Emoji" w:hAnsi="Segoe UI Emoji" w:cs="Segoe UI Emoji"/>
+        </w:rPr>
+        <w:t/>
+      </w:r>
       <w:r>
         <w:rPr>
           <w:rFonts w:ascii="Segoe UI Emoji" w:hAnsi="Segoe UI Emoji" w:cs="Segoe UI Emoji"/>
@@ -4799,11 +3303,9 @@
       <w:r>
         <w:t xml:space="preserve">Geen versimpeling doorvoeren bij </w:t>
       </w:r>
-      <w:proofErr w:type="spellStart"/>
       <w:r>
         <w:t>bugfixes</w:t>
       </w:r>
-      <w:proofErr w:type="spellEnd"/>
     </w:p>
     <w:p>
       <w:pPr>
@@ -4812,18 +3314,14 @@
           <w:ilvl w:val="1"/>
           <w:numId w:val="6"/>
         </w:numPr>
-        <w:rPr>
-          <w:ins w:author="Rinse Cramer" w:date="2025-11-04T23:02:00Z" w16du:dateUtc="2025-11-04T22:02:00Z" w:id="373"/>
-        </w:rPr>
+        <w:rPr/>
       </w:pPr>
       <w:r>
         <w:t xml:space="preserve">Verzamel deze voor toekomstige </w:t>
       </w:r>
-      <w:proofErr w:type="spellStart"/>
       <w:r>
         <w:t>refactor</w:t>
       </w:r>
-      <w:proofErr w:type="spellEnd"/>
       <w:r>
         <w:t xml:space="preserve"> issues</w:t>
       </w:r>
@@ -4835,15 +3333,11 @@
           <w:ilvl w:val="0"/>
           <w:numId w:val="6"/>
         </w:numPr>
-        <w:rPr>
-          <w:ins w:author="Rinse Cramer" w:date="2025-11-04T23:02:00Z" w16du:dateUtc="2025-11-04T22:02:00Z" w:id="374"/>
-        </w:rPr>
-      </w:pPr>
-      <w:ins w:author="Rinse Cramer" w:date="2025-11-04T23:02:00Z" w16du:dateUtc="2025-11-04T22:02:00Z" w:id="375">
-        <w:r>
-          <w:t>3. Heb ik een voorstel gedaan op het moment dat ik denk dat het, om welke reden dan ook, anders kan?</w:t>
-        </w:r>
-      </w:ins>
+        <w:rPr/>
+      </w:pPr>
+      <w:r>
+        <w:t>3. Heb ik een voorstel gedaan op het moment dat ik denk dat het, om welke reden dan ook, anders kan?</w:t>
+      </w:r>
     </w:p>
     <w:p>
       <w:pPr>
@@ -4853,11 +3347,9 @@
           <w:numId w:val="14"/>
         </w:numPr>
       </w:pPr>
-      <w:ins w:author="Rinse Cramer" w:date="2025-11-04T23:02:00Z" w16du:dateUtc="2025-11-04T22:02:00Z" w:id="376">
-        <w:r>
-          <w:t>Bij akkoord uitvoeren</w:t>
-        </w:r>
-      </w:ins>
+      <w:r>
+        <w:t>Bij akkoord uitvoeren</w:t>
+      </w:r>
     </w:p>
     <w:p>
       <w:pPr>
@@ -4872,36 +3364,24 @@
         </w:rPr>
         <w:t xml:space="preserve">✏️ 504. Oplossing ontwerpen</w:t>
       </w:r>
-      <w:ins w:author="Rinse Cramer" w:date="2025-11-10T23:03:00Z" w16du:dateUtc="2025-11-10T22:03:00Z" w:id="377">
-        <w:r>
-          <w:rPr>
-            <w:rFonts w:ascii="Segoe UI Emoji" w:hAnsi="Segoe UI Emoji" w:cs="Segoe UI Emoji"/>
-          </w:rPr>
-          <w:t/>
-        </w:r>
-      </w:ins>
-      <w:del w:author="Rinse Cramer" w:date="2025-11-10T23:03:00Z" w16du:dateUtc="2025-11-10T22:03:00Z" w:id="378">
-        <w:r>
-          <w:rPr>
-            <w:rFonts w:ascii="Segoe UI Emoji" w:hAnsi="Segoe UI Emoji" w:cs="Segoe UI Emoji"/>
-          </w:rPr>
-          <w:delText>D</w:delText>
-        </w:r>
-      </w:del>
+      <w:r>
+        <w:rPr>
+          <w:rFonts w:ascii="Segoe UI Emoji" w:hAnsi="Segoe UI Emoji" w:cs="Segoe UI Emoji"/>
+        </w:rPr>
+        <w:t/>
+      </w:r>
       <w:r>
         <w:rPr>
           <w:rFonts w:ascii="Segoe UI Emoji" w:hAnsi="Segoe UI Emoji" w:cs="Segoe UI Emoji"/>
         </w:rPr>
         <w:t xml:space="preserve"/>
       </w:r>
-      <w:proofErr w:type="spellStart"/>
       <w:r>
         <w:rPr>
           <w:rFonts w:ascii="Segoe UI Emoji" w:hAnsi="Segoe UI Emoji" w:cs="Segoe UI Emoji"/>
         </w:rPr>
         <w:t/>
       </w:r>
-      <w:proofErr w:type="spellEnd"/>
       <w:r>
         <w:rPr>
           <w:rFonts w:ascii="Segoe UI Emoji" w:hAnsi="Segoe UI Emoji" w:cs="Segoe UI Emoji"/>
@@ -4916,9 +3396,7 @@
           <w:ilvl w:val="0"/>
           <w:numId w:val="15"/>
         </w:numPr>
-        <w:rPr>
-          <w:ins w:author="Rinse Cramer" w:date="2025-11-05T23:28:00Z" w16du:dateUtc="2025-11-05T22:28:00Z" w:id="379"/>
-        </w:rPr>
+        <w:rPr/>
       </w:pPr>
       <w:r>
         <w:t xml:space="preserve">1. </w:t>
@@ -4934,24 +3412,13 @@
           <w:ilvl w:val="1"/>
           <w:numId w:val="15"/>
         </w:numPr>
-        <w:pPrChange w:author="Rinse Cramer" w:date="2025-11-05T23:28:00Z" w16du:dateUtc="2025-11-05T22:28:00Z" w:id="380">
-          <w:pPr>
-            <w:pStyle w:val="ListParagraph"/>
-            <w:numPr>
-              <w:numId w:val="15"/>
-            </w:numPr>
-            <w:ind w:hanging="360"/>
-          </w:pPr>
-        </w:pPrChange>
-      </w:pPr>
-      <w:ins w:author="Rinse Cramer" w:date="2025-11-05T23:28:00Z" w16du:dateUtc="2025-11-05T22:28:00Z" w:id="381">
-        <w:r>
-          <w:t xml:space="preserve">Niet inschatten als er een executie </w:t>
-        </w:r>
-        <w:r>
-          <w:t>bijgehouden is</w:t>
-        </w:r>
-      </w:ins>
+      </w:pPr>
+      <w:r>
+        <w:t xml:space="preserve">Niet inschatten als er een executie </w:t>
+      </w:r>
+      <w:r>
+        <w:t>bijgehouden is</w:t>
+      </w:r>
     </w:p>
     <w:p>
       <w:pPr>
@@ -4984,22 +3451,12 @@
         </w:rPr>
         <w:t xml:space="preserve">✏️ 505. Evalueer of de deliverables correct en volledig zijn afgerond</w:t>
       </w:r>
-      <w:ins w:author="Rinse Cramer" w:date="2025-11-10T23:03:00Z" w16du:dateUtc="2025-11-10T22:03:00Z" w:id="382">
-        <w:r>
-          <w:rPr>
-            <w:rFonts w:ascii="Segoe UI Emoji" w:hAnsi="Segoe UI Emoji" w:cs="Segoe UI Emoji"/>
-          </w:rPr>
-          <w:t/>
-        </w:r>
-      </w:ins>
-      <w:del w:author="Rinse Cramer" w:date="2025-11-10T23:03:00Z" w16du:dateUtc="2025-11-10T22:03:00Z" w:id="383">
-        <w:r>
-          <w:rPr>
-            <w:rFonts w:ascii="Segoe UI Emoji" w:hAnsi="Segoe UI Emoji" w:cs="Segoe UI Emoji"/>
-          </w:rPr>
-          <w:delText>E</w:delText>
-        </w:r>
-      </w:del>
+      <w:r>
+        <w:rPr>
+          <w:rFonts w:ascii="Segoe UI Emoji" w:hAnsi="Segoe UI Emoji" w:cs="Segoe UI Emoji"/>
+        </w:rPr>
+        <w:t/>
+      </w:r>
       <w:r>
         <w:rPr>
           <w:rFonts w:ascii="Segoe UI Emoji" w:hAnsi="Segoe UI Emoji" w:cs="Segoe UI Emoji"/>
@@ -5044,22 +3501,12 @@
         </w:rPr>
         <w:t xml:space="preserve">✏️ 506. Stop timer (ETC)</w:t>
       </w:r>
-      <w:ins w:author="Rinse Cramer" w:date="2025-11-10T23:03:00Z" w16du:dateUtc="2025-11-10T22:03:00Z" w:id="384">
-        <w:r>
-          <w:rPr>
-            <w:rFonts w:ascii="Segoe UI Emoji" w:hAnsi="Segoe UI Emoji" w:cs="Segoe UI Emoji"/>
-          </w:rPr>
-          <w:t/>
-        </w:r>
-      </w:ins>
-      <w:del w:author="Rinse Cramer" w:date="2025-11-10T23:03:00Z" w16du:dateUtc="2025-11-10T22:03:00Z" w:id="385">
-        <w:r>
-          <w:rPr>
-            <w:rFonts w:ascii="Segoe UI Emoji" w:hAnsi="Segoe UI Emoji" w:cs="Segoe UI Emoji"/>
-          </w:rPr>
-          <w:delText>F</w:delText>
-        </w:r>
-      </w:del>
+      <w:r>
+        <w:rPr>
+          <w:rFonts w:ascii="Segoe UI Emoji" w:hAnsi="Segoe UI Emoji" w:cs="Segoe UI Emoji"/>
+        </w:rPr>
+        <w:t/>
+      </w:r>
       <w:r>
         <w:rPr>
           <w:rFonts w:ascii="Segoe UI Emoji" w:hAnsi="Segoe UI Emoji" w:cs="Segoe UI Emoji"/>
@@ -5092,43 +3539,9 @@
       <w:pPr>
         <w:pStyle w:val="Heading1"/>
         <w:rPr>
-          <w:del w:author="Rinse Cramer" w:date="2025-11-07T18:12:00Z" w16du:dateUtc="2025-11-07T17:12:00Z" w:id="386"/>
-          <w:rFonts w:ascii="Segoe UI Emoji" w:hAnsi="Segoe UI Emoji" w:cs="Segoe UI Emoji"/>
-        </w:rPr>
-      </w:pPr>
-      <w:del w:author="Rinse Cramer" w:date="2025-11-07T18:12:00Z" w16du:dateUtc="2025-11-07T17:12:00Z" w:id="387">
-        <w:r>
-          <w:rPr>
-            <w:rFonts w:ascii="Segoe UI Emoji" w:hAnsi="Segoe UI Emoji" w:cs="Segoe UI Emoji"/>
-          </w:rPr>
-          <w:lastRenderedPageBreak/>
-          <w:delText xml:space="preserve">✏️ </w:delText>
-        </w:r>
-        <w:r>
-          <w:rPr>
-            <w:rFonts w:ascii="Segoe UI Emoji" w:hAnsi="Segoe UI Emoji" w:cs="Segoe UI Emoji"/>
-          </w:rPr>
-          <w:delText xml:space="preserve">G. </w:delText>
-        </w:r>
-        <w:r>
-          <w:rPr>
-            <w:rFonts w:ascii="Segoe UI Emoji" w:hAnsi="Segoe UI Emoji" w:cs="Segoe UI Emoji"/>
-          </w:rPr>
-          <w:delText>Actiepunten uit Excel verwerkt en Jira ge</w:delText>
-        </w:r>
-        <w:r>
-          <w:rPr>
-            <w:rFonts w:ascii="Segoe UI Emoji" w:hAnsi="Segoe UI Emoji" w:cs="Segoe UI Emoji"/>
-          </w:rPr>
-          <w:delText>ü</w:delText>
-        </w:r>
-        <w:r>
-          <w:rPr>
-            <w:rFonts w:ascii="Segoe UI Emoji" w:hAnsi="Segoe UI Emoji" w:cs="Segoe UI Emoji"/>
-          </w:rPr>
-          <w:delText>pdated</w:delText>
-        </w:r>
-      </w:del>
+          <w:rFonts w:ascii="Segoe UI Emoji" w:hAnsi="Segoe UI Emoji" w:cs="Segoe UI Emoji"/>
+        </w:rPr>
+      </w:pPr>
     </w:p>
     <w:p>
       <w:pPr>
@@ -5137,21 +3550,8 @@
           <w:ilvl w:val="0"/>
           <w:numId w:val="16"/>
         </w:numPr>
-        <w:rPr>
-          <w:del w:author="Rinse Cramer" w:date="2025-11-07T18:12:00Z" w16du:dateUtc="2025-11-07T17:12:00Z" w:id="388"/>
-        </w:rPr>
-      </w:pPr>
-      <w:del w:author="Rinse Cramer" w:date="2025-11-07T18:12:00Z" w16du:dateUtc="2025-11-07T17:12:00Z" w:id="389">
-        <w:r>
-          <w:delText xml:space="preserve">1. </w:delText>
-        </w:r>
-        <w:r>
-          <w:delText>Heb ik in Jira mijn deliverables</w:delText>
-        </w:r>
-        <w:r>
-          <w:delText xml:space="preserve"> genoteerd?</w:delText>
-        </w:r>
-      </w:del>
+        <w:rPr/>
+      </w:pPr>
     </w:p>
     <w:p>
       <w:pPr>
@@ -5160,15 +3560,8 @@
           <w:ilvl w:val="1"/>
           <w:numId w:val="16"/>
         </w:numPr>
-        <w:rPr>
-          <w:del w:author="Rinse Cramer" w:date="2025-11-07T18:12:00Z" w16du:dateUtc="2025-11-07T17:12:00Z" w:id="390"/>
-        </w:rPr>
-      </w:pPr>
-      <w:del w:author="Rinse Cramer" w:date="2025-11-07T18:12:00Z" w16du:dateUtc="2025-11-07T17:12:00Z" w:id="391">
-        <w:r>
-          <w:delText>Alleen toevoegen van opmerking, NIET wijzigen</w:delText>
-        </w:r>
-      </w:del>
+        <w:rPr/>
+      </w:pPr>
     </w:p>
     <w:p>
       <w:pPr>
@@ -5183,22 +3576,12 @@
         </w:rPr>
         <w:t xml:space="preserve">✏️ </w:t>
       </w:r>
-      <w:ins w:author="Rinse Cramer" w:date="2025-11-10T23:03:00Z" w16du:dateUtc="2025-11-10T22:03:00Z" w:id="392">
-        <w:r>
-          <w:rPr>
-            <w:rFonts w:ascii="Segoe UI Emoji" w:hAnsi="Segoe UI Emoji" w:cs="Segoe UI Emoji"/>
-          </w:rPr>
-          <w:t>F</w:t>
-        </w:r>
-      </w:ins>
-      <w:del w:author="Rinse Cramer" w:date="2025-11-07T18:12:00Z" w16du:dateUtc="2025-11-07T17:12:00Z" w:id="393">
-        <w:r>
-          <w:rPr>
-            <w:rFonts w:ascii="Segoe UI Emoji" w:hAnsi="Segoe UI Emoji" w:cs="Segoe UI Emoji"/>
-          </w:rPr>
-          <w:delText>H</w:delText>
-        </w:r>
-      </w:del>
+      <w:r>
+        <w:rPr>
+          <w:rFonts w:ascii="Segoe UI Emoji" w:hAnsi="Segoe UI Emoji" w:cs="Segoe UI Emoji"/>
+        </w:rPr>
+        <w:t>F</w:t>
+      </w:r>
       <w:r>
         <w:rPr>
           <w:rFonts w:ascii="Segoe UI Emoji" w:hAnsi="Segoe UI Emoji" w:cs="Segoe UI Emoji"/>
@@ -5312,22 +3695,12 @@
         </w:rPr>
         <w:t xml:space="preserve">✏️ </w:t>
       </w:r>
-      <w:ins w:author="Rinse Cramer" w:date="2025-11-10T23:03:00Z" w16du:dateUtc="2025-11-10T22:03:00Z" w:id="394">
-        <w:r>
-          <w:rPr>
-            <w:rFonts w:ascii="Segoe UI Emoji" w:hAnsi="Segoe UI Emoji" w:cs="Segoe UI Emoji"/>
-          </w:rPr>
-          <w:t>G</w:t>
-        </w:r>
-      </w:ins>
-      <w:del w:author="Rinse Cramer" w:date="2025-11-07T18:12:00Z" w16du:dateUtc="2025-11-07T17:12:00Z" w:id="395">
-        <w:r>
-          <w:rPr>
-            <w:rFonts w:ascii="Segoe UI Emoji" w:hAnsi="Segoe UI Emoji" w:cs="Segoe UI Emoji"/>
-          </w:rPr>
-          <w:delText>I</w:delText>
-        </w:r>
-      </w:del>
+      <w:r>
+        <w:rPr>
+          <w:rFonts w:ascii="Segoe UI Emoji" w:hAnsi="Segoe UI Emoji" w:cs="Segoe UI Emoji"/>
+        </w:rPr>
+        <w:t>G</w:t>
+      </w:r>
       <w:r>
         <w:rPr>
           <w:rFonts w:ascii="Segoe UI Emoji" w:hAnsi="Segoe UI Emoji" w:cs="Segoe UI Emoji"/>
@@ -5417,9 +3790,7 @@
           <w:ilvl w:val="0"/>
           <w:numId w:val="9"/>
         </w:numPr>
-        <w:rPr>
-          <w:ins w:author="Rinse Cramer" w:date="2025-11-25T00:00:00Z" w16du:dateUtc="2025-11-24T23:00:00Z" w:id="396"/>
-        </w:rPr>
+        <w:rPr/>
       </w:pPr>
       <w:r>
         <w:t xml:space="preserve">2. </w:t>
@@ -5431,18 +3802,14 @@
     <w:p>
       <w:pPr>
         <w:pStyle w:val="Heading2"/>
-        <w:rPr>
-          <w:ins w:author="Rinse Cramer" w:date="2025-11-25T00:00:00Z" w16du:dateUtc="2025-11-24T23:00:00Z" w:id="397"/>
-        </w:rPr>
-      </w:pPr>
-      <w:ins w:author="Rinse Cramer" w:date="2025-11-25T00:00:00Z" w16du:dateUtc="2025-11-24T23:00:00Z" w:id="398">
-        <w:r>
-          <w:t>c. He</w:t>
-        </w:r>
-        <w:r>
-          <w:t>b ik mijn antwoorden getest voordat ik JW spreek?</w:t>
-        </w:r>
-      </w:ins>
+        <w:rPr/>
+      </w:pPr>
+      <w:r>
+        <w:t>c. He</w:t>
+      </w:r>
+      <w:r>
+        <w:t>b ik mijn antwoorden getest voordat ik JW spreek?</w:t>
+      </w:r>
     </w:p>
     <w:p>
       <w:pPr>
@@ -5451,21 +3818,10 @@
           <w:ilvl w:val="0"/>
           <w:numId w:val="36"/>
         </w:numPr>
-        <w:pPrChange w:author="Rinse Cramer" w:date="2025-11-25T00:00:00Z" w16du:dateUtc="2025-11-24T23:00:00Z" w:id="399">
-          <w:pPr>
-            <w:pStyle w:val="ListParagraph"/>
-            <w:numPr>
-              <w:numId w:val="9"/>
-            </w:numPr>
-            <w:ind w:hanging="360"/>
-          </w:pPr>
-        </w:pPrChange>
-      </w:pPr>
-      <w:ins w:author="Rinse Cramer" w:date="2025-11-25T00:00:00Z" w16du:dateUtc="2025-11-24T23:00:00Z" w:id="400">
-        <w:r>
-          <w:t>1. Heb ik de grootste oorzaak kunnen vinden?</w:t>
-        </w:r>
-      </w:ins>
+      </w:pPr>
+      <w:r>
+        <w:t>1. Heb ik de grootste oorzaak kunnen vinden?</w:t>
+      </w:r>
     </w:p>
     <w:p>
       <w:pPr>
@@ -5487,34 +3843,9 @@
       <w:pPr>
         <w:pStyle w:val="Heading1"/>
         <w:rPr>
-          <w:del w:author="Rinse Cramer" w:date="2025-11-25T00:03:00Z" w16du:dateUtc="2025-11-24T23:03:00Z" w:id="401"/>
-          <w:rFonts w:ascii="Segoe UI Emoji" w:hAnsi="Segoe UI Emoji" w:cs="Segoe UI Emoji"/>
-        </w:rPr>
-      </w:pPr>
-      <w:del w:author="Rinse Cramer" w:date="2025-11-25T00:03:00Z" w16du:dateUtc="2025-11-24T23:03:00Z" w:id="402">
-        <w:r>
-          <w:rPr>
-            <w:rFonts w:ascii="Segoe UI Emoji" w:hAnsi="Segoe UI Emoji" w:cs="Segoe UI Emoji"/>
-          </w:rPr>
-          <w:lastRenderedPageBreak/>
-          <w:delText>🫱🏻</w:delText>
-        </w:r>
-        <w:r>
-          <w:delText>‍</w:delText>
-        </w:r>
-        <w:r>
-          <w:rPr>
-            <w:rFonts w:ascii="Segoe UI Emoji" w:hAnsi="Segoe UI Emoji" w:cs="Segoe UI Emoji"/>
-          </w:rPr>
-          <w:delText xml:space="preserve">🫲🏻 A. </w:delText>
-        </w:r>
-        <w:r>
-          <w:rPr>
-            <w:rFonts w:ascii="Segoe UI Emoji" w:hAnsi="Segoe UI Emoji" w:cs="Segoe UI Emoji"/>
-          </w:rPr>
-          <w:delText>Oordeel geven over meest effectieve oplossing</w:delText>
-        </w:r>
-      </w:del>
+          <w:rFonts w:ascii="Segoe UI Emoji" w:hAnsi="Segoe UI Emoji" w:cs="Segoe UI Emoji"/>
+        </w:rPr>
+      </w:pPr>
     </w:p>
     <w:p>
       <w:pPr>
@@ -5523,18 +3854,8 @@
           <w:ilvl w:val="0"/>
           <w:numId w:val="1"/>
         </w:numPr>
-        <w:rPr>
-          <w:del w:author="Rinse Cramer" w:date="2025-11-25T00:03:00Z" w16du:dateUtc="2025-11-24T23:03:00Z" w:id="403"/>
-        </w:rPr>
-      </w:pPr>
-      <w:del w:author="Rinse Cramer" w:date="2025-11-25T00:03:00Z" w16du:dateUtc="2025-11-24T23:03:00Z" w:id="404">
-        <w:r>
-          <w:delText xml:space="preserve">1. </w:delText>
-        </w:r>
-        <w:r>
-          <w:delText>Controleer schriftje op actiepunten</w:delText>
-        </w:r>
-      </w:del>
+        <w:rPr/>
+      </w:pPr>
     </w:p>
     <w:p>
       <w:pPr>
@@ -5543,53 +3864,16 @@
           <w:ilvl w:val="0"/>
           <w:numId w:val="17"/>
         </w:numPr>
-        <w:rPr>
-          <w:del w:author="Rinse Cramer" w:date="2025-11-25T00:03:00Z" w16du:dateUtc="2025-11-24T23:03:00Z" w:id="405"/>
-        </w:rPr>
-      </w:pPr>
-      <w:del w:author="Rinse Cramer" w:date="2025-11-25T00:03:00Z" w16du:dateUtc="2025-11-24T23:03:00Z" w:id="406">
-        <w:r>
-          <w:delText>Actiepunten zijn mondeling ontvangen van de opdrachtgever</w:delText>
-        </w:r>
-      </w:del>
+        <w:rPr/>
+      </w:pPr>
     </w:p>
     <w:p>
       <w:pPr>
         <w:pStyle w:val="Heading1"/>
         <w:rPr>
-          <w:del w:author="Rinse Cramer" w:date="2025-11-25T00:03:00Z" w16du:dateUtc="2025-11-24T23:03:00Z" w:id="407"/>
-          <w:rFonts w:ascii="Segoe UI Emoji" w:hAnsi="Segoe UI Emoji" w:cs="Segoe UI Emoji"/>
-        </w:rPr>
-      </w:pPr>
-      <w:del w:author="Rinse Cramer" w:date="2025-11-25T00:03:00Z" w16du:dateUtc="2025-11-24T23:03:00Z" w:id="408">
-        <w:r>
-          <w:rPr>
-            <w:rFonts w:ascii="Segoe UI Emoji" w:hAnsi="Segoe UI Emoji" w:cs="Segoe UI Emoji"/>
-          </w:rPr>
-          <w:delText>🫱🏻</w:delText>
-        </w:r>
-        <w:r>
-          <w:delText>‍</w:delText>
-        </w:r>
-        <w:r>
-          <w:rPr>
-            <w:rFonts w:ascii="Segoe UI Emoji" w:hAnsi="Segoe UI Emoji" w:cs="Segoe UI Emoji"/>
-          </w:rPr>
-          <w:delText xml:space="preserve">🫲🏻 </w:delText>
-        </w:r>
-        <w:r>
-          <w:rPr>
-            <w:rFonts w:ascii="Segoe UI Emoji" w:hAnsi="Segoe UI Emoji" w:cs="Segoe UI Emoji"/>
-          </w:rPr>
-          <w:delText xml:space="preserve">B. </w:delText>
-        </w:r>
-        <w:r>
-          <w:rPr>
-            <w:rFonts w:ascii="Segoe UI Emoji" w:hAnsi="Segoe UI Emoji" w:cs="Segoe UI Emoji"/>
-          </w:rPr>
-          <w:delText>Is Jeroen akkoord? Zo ja, door met de opdracht</w:delText>
-        </w:r>
-      </w:del>
+          <w:rFonts w:ascii="Segoe UI Emoji" w:hAnsi="Segoe UI Emoji" w:cs="Segoe UI Emoji"/>
+        </w:rPr>
+      </w:pPr>
     </w:p>
     <w:p>
       <w:pPr>
@@ -5598,18 +3882,8 @@
           <w:ilvl w:val="0"/>
           <w:numId w:val="15"/>
         </w:numPr>
-        <w:rPr>
-          <w:del w:author="Rinse Cramer" w:date="2025-11-25T00:03:00Z" w16du:dateUtc="2025-11-24T23:03:00Z" w:id="409"/>
-        </w:rPr>
-      </w:pPr>
-      <w:del w:author="Rinse Cramer" w:date="2025-11-25T00:03:00Z" w16du:dateUtc="2025-11-24T23:03:00Z" w:id="410">
-        <w:r>
-          <w:delText xml:space="preserve">1. </w:delText>
-        </w:r>
-        <w:r>
-          <w:delText>Heb ik in de actielijst mijn schatting van implementatie en test bijgewerkt?</w:delText>
-        </w:r>
-      </w:del>
+        <w:rPr/>
+      </w:pPr>
     </w:p>
     <w:p>
       <w:pPr>
@@ -5618,15 +3892,8 @@
           <w:ilvl w:val="1"/>
           <w:numId w:val="15"/>
         </w:numPr>
-        <w:rPr>
-          <w:del w:author="Rinse Cramer" w:date="2025-11-25T00:03:00Z" w16du:dateUtc="2025-11-24T23:03:00Z" w:id="411"/>
-        </w:rPr>
-      </w:pPr>
-      <w:del w:author="Rinse Cramer" w:date="2025-11-25T00:03:00Z" w16du:dateUtc="2025-11-24T23:03:00Z" w:id="412">
-        <w:r>
-          <w:delText>Niet inschatten als er een executie bijgehouden is</w:delText>
-        </w:r>
-      </w:del>
+        <w:rPr/>
+      </w:pPr>
     </w:p>
     <w:p>
       <w:pPr>
@@ -5635,18 +3902,8 @@
           <w:ilvl w:val="0"/>
           <w:numId w:val="15"/>
         </w:numPr>
-        <w:rPr>
-          <w:del w:author="Rinse Cramer" w:date="2025-11-25T00:03:00Z" w16du:dateUtc="2025-11-24T23:03:00Z" w:id="413"/>
-        </w:rPr>
-      </w:pPr>
-      <w:del w:author="Rinse Cramer" w:date="2025-11-25T00:03:00Z" w16du:dateUtc="2025-11-24T23:03:00Z" w:id="414">
-        <w:r>
-          <w:delText xml:space="preserve">2. </w:delText>
-        </w:r>
-        <w:r>
-          <w:delText>Is er een schatting significant gewijzigd? Zo ja, meldplicht!</w:delText>
-        </w:r>
-      </w:del>
+        <w:rPr/>
+      </w:pPr>
     </w:p>
     <w:p>
       <w:pPr>
@@ -5655,15 +3912,8 @@
           <w:ilvl w:val="1"/>
           <w:numId w:val="15"/>
         </w:numPr>
-        <w:rPr>
-          <w:del w:author="Rinse Cramer" w:date="2025-11-25T00:03:00Z" w16du:dateUtc="2025-11-24T23:03:00Z" w:id="415"/>
-        </w:rPr>
-      </w:pPr>
-      <w:del w:author="Rinse Cramer" w:date="2025-11-25T00:03:00Z" w16du:dateUtc="2025-11-24T23:03:00Z" w:id="416">
-        <w:r>
-          <w:delText>Forceert de trigger van een significant inzicht gekregen uit de flowchart</w:delText>
-        </w:r>
-      </w:del>
+        <w:rPr/>
+      </w:pPr>
     </w:p>
     <w:p>
       <w:pPr>
@@ -5672,18 +3922,8 @@
           <w:ilvl w:val="0"/>
           <w:numId w:val="9"/>
         </w:numPr>
-        <w:rPr>
-          <w:del w:author="Rinse Cramer" w:date="2025-11-25T00:03:00Z" w16du:dateUtc="2025-11-24T23:03:00Z" w:id="417"/>
-        </w:rPr>
-      </w:pPr>
-      <w:del w:author="Rinse Cramer" w:date="2025-11-25T00:03:00Z" w16du:dateUtc="2025-11-24T23:03:00Z" w:id="418">
-        <w:r>
-          <w:delText xml:space="preserve">3. </w:delText>
-        </w:r>
-        <w:r>
-          <w:delText>Geen expliciete toestemming? Terug naar begin ontwerp</w:delText>
-        </w:r>
-      </w:del>
+        <w:rPr/>
+      </w:pPr>
     </w:p>
     <w:p>
       <w:pPr>
@@ -5757,11 +3997,9 @@
       <w:r>
         <w:t xml:space="preserve">Voor de module test is het aantal runtime meldingen in zowel het </w:t>
       </w:r>
-      <w:proofErr w:type="spellStart"/>
       <w:r>
         <w:t>mooiweer</w:t>
       </w:r>
-      <w:proofErr w:type="spellEnd"/>
       <w:r>
         <w:t xml:space="preserve">- als het slechtweerscenario </w:t>
       </w:r>
@@ -5777,11 +4015,9 @@
           <w:numId w:val="9"/>
         </w:numPr>
       </w:pPr>
-      <w:proofErr w:type="gramStart"/>
       <w:r>
         <w:t>Indien</w:t>
       </w:r>
-      <w:proofErr w:type="gramEnd"/>
       <w:r>
         <w:t xml:space="preserve"> dit aantal ongelijk is aan nul, is de module test niet afgerond en dient verdere actie worden ondernomen</w:t>
       </w:r>
@@ -5827,19 +4063,15 @@
       <w:r>
         <w:t xml:space="preserve">Geen </w:t>
       </w:r>
-      <w:proofErr w:type="spellStart"/>
       <w:r>
         <w:t>warnings</w:t>
       </w:r>
-      <w:proofErr w:type="spellEnd"/>
       <w:r>
         <w:t>/</w:t>
       </w:r>
-      <w:proofErr w:type="spellStart"/>
       <w:r>
         <w:t>messages</w:t>
       </w:r>
-      <w:proofErr w:type="spellEnd"/>
       <w:r>
         <w:t>?</w:t>
       </w:r>
@@ -5884,11 +4116,9 @@
       <w:r>
         <w:t xml:space="preserve">Test </w:t>
       </w:r>
-      <w:proofErr w:type="spellStart"/>
       <w:r>
         <w:t>boundaries</w:t>
       </w:r>
-      <w:proofErr w:type="spellEnd"/>
     </w:p>
     <w:p>
       <w:pPr>
@@ -5904,11 +4134,9 @@
       <w:r>
         <w:t xml:space="preserve">Geen </w:t>
       </w:r>
-      <w:proofErr w:type="spellStart"/>
       <w:r>
         <w:t>Task</w:t>
       </w:r>
-      <w:proofErr w:type="spellEnd"/>
       <w:r>
         <w:t xml:space="preserve"> gebruiken</w:t>
       </w:r>
@@ -5992,11 +4220,9 @@
       <w:r>
         <w:t xml:space="preserve">Gebruik </w:t>
       </w:r>
-      <w:proofErr w:type="spellStart"/>
       <w:r>
         <w:t>tooling</w:t>
       </w:r>
-      <w:proofErr w:type="spellEnd"/>
       <w:r>
         <w:t xml:space="preserve"> en documenteer extern</w:t>
       </w:r>
@@ -6015,11 +4241,9 @@
       <w:r>
         <w:t xml:space="preserve">Gebruik </w:t>
       </w:r>
-      <w:proofErr w:type="spellStart"/>
       <w:r>
         <w:t>WinMerge</w:t>
       </w:r>
-      <w:proofErr w:type="spellEnd"/>
       <w:r>
         <w:t xml:space="preserve"> als je een ouder issue oppakt</w:t>
       </w:r>
@@ -6031,9 +4255,7 @@
           <w:ilvl w:val="1"/>
           <w:numId w:val="6"/>
         </w:numPr>
-        <w:rPr>
-          <w:ins w:author="Rinse Cramer" w:date="2025-11-04T23:03:00Z" w16du:dateUtc="2025-11-04T22:03:00Z" w:id="419"/>
-        </w:rPr>
+        <w:rPr/>
       </w:pPr>
       <w:r>
         <w:t>Er kunnen in de tussentijd wijzigingen aangebracht zijn</w:t>
@@ -6046,15 +4268,11 @@
           <w:ilvl w:val="0"/>
           <w:numId w:val="6"/>
         </w:numPr>
-        <w:rPr>
-          <w:ins w:author="Rinse Cramer" w:date="2025-11-04T23:03:00Z" w16du:dateUtc="2025-11-04T22:03:00Z" w:id="420"/>
-        </w:rPr>
-      </w:pPr>
-      <w:ins w:author="Rinse Cramer" w:date="2025-11-04T23:03:00Z" w16du:dateUtc="2025-11-04T22:03:00Z" w:id="421">
-        <w:r>
-          <w:t>3. Heb ik een voorstel gedaan op het moment dat ik denk dat het, om welke reden dan ook, anders kan?</w:t>
-        </w:r>
-      </w:ins>
+        <w:rPr/>
+      </w:pPr>
+      <w:r>
+        <w:t>3. Heb ik een voorstel gedaan op het moment dat ik denk dat het, om welke reden dan ook, anders kan?</w:t>
+      </w:r>
     </w:p>
     <w:p>
       <w:pPr>
@@ -6064,11 +4282,9 @@
           <w:numId w:val="19"/>
         </w:numPr>
       </w:pPr>
-      <w:ins w:author="Rinse Cramer" w:date="2025-11-04T23:03:00Z" w16du:dateUtc="2025-11-04T22:03:00Z" w:id="422">
-        <w:r>
-          <w:t>Bij akkoord uitvoeren</w:t>
-        </w:r>
-      </w:ins>
+      <w:r>
+        <w:t>Bij akkoord uitvoeren</w:t>
+      </w:r>
     </w:p>
     <w:p>
       <w:pPr>
@@ -6078,16 +4294,9 @@
           <w:numId w:val="19"/>
         </w:numPr>
       </w:pPr>
-      <w:del w:author="Rinse Cramer" w:date="2025-11-04T23:03:00Z" w16du:dateUtc="2025-11-04T22:03:00Z" w:id="423">
-        <w:r>
-          <w:delText>3</w:delText>
-        </w:r>
-      </w:del>
-      <w:ins w:author="Rinse Cramer" w:date="2025-11-04T23:03:00Z" w16du:dateUtc="2025-11-04T22:03:00Z" w:id="424">
-        <w:r>
-          <w:t>4</w:t>
-        </w:r>
-      </w:ins>
+      <w:r>
+        <w:t>4</w:t>
+      </w:r>
       <w:r>
         <w:t xml:space="preserve">. </w:t>
       </w:r>
@@ -6118,27 +4327,18 @@
           <w:numId w:val="19"/>
         </w:numPr>
       </w:pPr>
-      <w:del w:author="Rinse Cramer" w:date="2025-11-04T23:03:00Z" w16du:dateUtc="2025-11-04T22:03:00Z" w:id="425">
-        <w:r>
-          <w:delText>4</w:delText>
-        </w:r>
-      </w:del>
-      <w:ins w:author="Rinse Cramer" w:date="2025-11-04T23:03:00Z" w16du:dateUtc="2025-11-04T22:03:00Z" w:id="426">
-        <w:r>
-          <w:t>5</w:t>
-        </w:r>
-      </w:ins>
+      <w:r>
+        <w:t>5</w:t>
+      </w:r>
       <w:r>
         <w:t xml:space="preserve">. </w:t>
       </w:r>
       <w:r>
         <w:t xml:space="preserve">Heb ik geen </w:t>
       </w:r>
-      <w:proofErr w:type="spellStart"/>
       <w:r>
         <w:t>refactor</w:t>
       </w:r>
-      <w:proofErr w:type="spellEnd"/>
       <w:r>
         <w:t>/clean uitgevoerd?</w:t>
       </w:r>
@@ -6198,11 +4398,9 @@
       <w:r>
         <w:t xml:space="preserve">Is een bijzondere oplossing voorzien van </w:t>
       </w:r>
-      <w:proofErr w:type="spellStart"/>
       <w:r>
         <w:t>van</w:t>
       </w:r>
-      <w:proofErr w:type="spellEnd"/>
       <w:r>
         <w:t xml:space="preserve"> commentaar met de rationale?</w:t>
       </w:r>
@@ -6226,14 +4424,12 @@
         </w:rPr>
         <w:t xml:space="preserve"/>
       </w:r>
-      <w:proofErr w:type="spellStart"/>
       <w:r>
         <w:rPr>
           <w:rFonts w:ascii="Segoe UI Emoji" w:hAnsi="Segoe UI Emoji" w:cs="Segoe UI Emoji"/>
         </w:rPr>
         <w:t/>
       </w:r>
-      <w:proofErr w:type="spellEnd"/>
       <w:r>
         <w:rPr>
           <w:rFonts w:ascii="Segoe UI Emoji" w:hAnsi="Segoe UI Emoji" w:cs="Segoe UI Emoji"/>
@@ -6312,11 +4508,9 @@
           <w:numId w:val="21"/>
         </w:numPr>
       </w:pPr>
-      <w:proofErr w:type="gramStart"/>
       <w:r>
         <w:t>Indien</w:t>
       </w:r>
-      <w:proofErr w:type="gramEnd"/>
       <w:r>
         <w:t xml:space="preserve"> er signalen zijn dat de uitvoering onvoldoende is geweest, verzoek ik dit expliciet te melden via Esther zodat er gericht kan worden bijgestuurd</w:t>
       </w:r>
@@ -6325,42 +4519,9 @@
       <w:pPr>
         <w:pStyle w:val="Heading1"/>
         <w:rPr>
-          <w:del w:author="Rinse Cramer" w:date="2025-11-07T18:12:00Z" w16du:dateUtc="2025-11-07T17:12:00Z" w:id="427"/>
-          <w:rFonts w:ascii="Segoe UI Emoji" w:hAnsi="Segoe UI Emoji" w:cs="Segoe UI Emoji"/>
-        </w:rPr>
-      </w:pPr>
-      <w:del w:author="Rinse Cramer" w:date="2025-11-07T18:12:00Z" w16du:dateUtc="2025-11-07T17:12:00Z" w:id="428">
-        <w:r>
-          <w:rPr>
-            <w:rFonts w:ascii="Segoe UI Emoji" w:hAnsi="Segoe UI Emoji" w:cs="Segoe UI Emoji"/>
-          </w:rPr>
-          <w:delText xml:space="preserve">⌨️ </w:delText>
-        </w:r>
-        <w:r>
-          <w:rPr>
-            <w:rFonts w:ascii="Segoe UI Emoji" w:hAnsi="Segoe UI Emoji" w:cs="Segoe UI Emoji"/>
-          </w:rPr>
-          <w:delText xml:space="preserve">G. </w:delText>
-        </w:r>
-        <w:r>
-          <w:rPr>
-            <w:rFonts w:ascii="Segoe UI Emoji" w:hAnsi="Segoe UI Emoji" w:cs="Segoe UI Emoji"/>
-          </w:rPr>
-          <w:delText>Actiepunten uit Excel verwerkt en Jira ge</w:delText>
-        </w:r>
-        <w:r>
-          <w:rPr>
-            <w:rFonts w:ascii="Segoe UI Emoji" w:hAnsi="Segoe UI Emoji" w:cs="Segoe UI Emoji"/>
-          </w:rPr>
-          <w:delText>ü</w:delText>
-        </w:r>
-        <w:r>
-          <w:rPr>
-            <w:rFonts w:ascii="Segoe UI Emoji" w:hAnsi="Segoe UI Emoji" w:cs="Segoe UI Emoji"/>
-          </w:rPr>
-          <w:delText>pdated</w:delText>
-        </w:r>
-      </w:del>
+          <w:rFonts w:ascii="Segoe UI Emoji" w:hAnsi="Segoe UI Emoji" w:cs="Segoe UI Emoji"/>
+        </w:rPr>
+      </w:pPr>
     </w:p>
     <w:p>
       <w:pPr>
@@ -6369,18 +4530,8 @@
           <w:ilvl w:val="0"/>
           <w:numId w:val="21"/>
         </w:numPr>
-        <w:rPr>
-          <w:del w:author="Rinse Cramer" w:date="2025-11-07T18:12:00Z" w16du:dateUtc="2025-11-07T17:12:00Z" w:id="429"/>
-        </w:rPr>
-      </w:pPr>
-      <w:del w:author="Rinse Cramer" w:date="2025-11-07T18:12:00Z" w16du:dateUtc="2025-11-07T17:12:00Z" w:id="430">
-        <w:r>
-          <w:delText xml:space="preserve">1. </w:delText>
-        </w:r>
-        <w:r>
-          <w:delText>Controleer schriftje op actiepunten</w:delText>
-        </w:r>
-      </w:del>
+        <w:rPr/>
+      </w:pPr>
     </w:p>
     <w:p>
       <w:pPr>
@@ -6389,15 +4540,8 @@
           <w:ilvl w:val="1"/>
           <w:numId w:val="21"/>
         </w:numPr>
-        <w:rPr>
-          <w:del w:author="Rinse Cramer" w:date="2025-11-07T18:12:00Z" w16du:dateUtc="2025-11-07T17:12:00Z" w:id="431"/>
-        </w:rPr>
-      </w:pPr>
-      <w:del w:author="Rinse Cramer" w:date="2025-11-07T18:12:00Z" w16du:dateUtc="2025-11-07T17:12:00Z" w:id="432">
-        <w:r>
-          <w:delText>Actiepunten zijn mondeling ontvangen van de opdrachtgever</w:delText>
-        </w:r>
-      </w:del>
+        <w:rPr/>
+      </w:pPr>
     </w:p>
     <w:p>
       <w:pPr>
@@ -6406,18 +4550,8 @@
           <w:ilvl w:val="0"/>
           <w:numId w:val="21"/>
         </w:numPr>
-        <w:rPr>
-          <w:del w:author="Rinse Cramer" w:date="2025-11-07T18:12:00Z" w16du:dateUtc="2025-11-07T17:12:00Z" w:id="433"/>
-        </w:rPr>
-      </w:pPr>
-      <w:del w:author="Rinse Cramer" w:date="2025-11-07T18:12:00Z" w16du:dateUtc="2025-11-07T17:12:00Z" w:id="434">
-        <w:r>
-          <w:delText xml:space="preserve">2. </w:delText>
-        </w:r>
-        <w:r>
-          <w:delText>Heb ik in Jira mijn deliverables genoteerd?</w:delText>
-        </w:r>
-      </w:del>
+        <w:rPr/>
+      </w:pPr>
     </w:p>
     <w:p>
       <w:pPr>
@@ -6426,15 +4560,8 @@
           <w:ilvl w:val="1"/>
           <w:numId w:val="21"/>
         </w:numPr>
-        <w:rPr>
-          <w:del w:author="Rinse Cramer" w:date="2025-11-07T18:12:00Z" w16du:dateUtc="2025-11-07T17:12:00Z" w:id="435"/>
-        </w:rPr>
-      </w:pPr>
-      <w:del w:author="Rinse Cramer" w:date="2025-11-07T18:12:00Z" w16du:dateUtc="2025-11-07T17:12:00Z" w:id="436">
-        <w:r>
-          <w:delText>Alleen toevoegen van opmerking, NIET wijzigen</w:delText>
-        </w:r>
-      </w:del>
+        <w:rPr/>
+      </w:pPr>
     </w:p>
     <w:p>
       <w:pPr>
@@ -6443,18 +4570,8 @@
           <w:ilvl w:val="0"/>
           <w:numId w:val="21"/>
         </w:numPr>
-        <w:rPr>
-          <w:del w:author="Rinse Cramer" w:date="2025-11-07T18:12:00Z" w16du:dateUtc="2025-11-07T17:12:00Z" w:id="437"/>
-        </w:rPr>
-      </w:pPr>
-      <w:del w:author="Rinse Cramer" w:date="2025-11-07T18:12:00Z" w16du:dateUtc="2025-11-07T17:12:00Z" w:id="438">
-        <w:r>
-          <w:delText xml:space="preserve">3. </w:delText>
-        </w:r>
-        <w:r>
-          <w:delText>Heb ik in de actielijst mijn schatting van test bijgewerkt?</w:delText>
-        </w:r>
-      </w:del>
+        <w:rPr/>
+      </w:pPr>
     </w:p>
     <w:p>
       <w:pPr>
@@ -6463,15 +4580,8 @@
           <w:ilvl w:val="1"/>
           <w:numId w:val="21"/>
         </w:numPr>
-        <w:rPr>
-          <w:del w:author="Rinse Cramer" w:date="2025-11-07T18:12:00Z" w16du:dateUtc="2025-11-07T17:12:00Z" w:id="439"/>
-        </w:rPr>
-      </w:pPr>
-      <w:del w:author="Rinse Cramer" w:date="2025-11-07T18:12:00Z" w16du:dateUtc="2025-11-07T17:12:00Z" w:id="440">
-        <w:r>
-          <w:delText>Niet inschatten als er een executie bijgehouden is</w:delText>
-        </w:r>
-      </w:del>
+        <w:rPr/>
+      </w:pPr>
     </w:p>
     <w:p>
       <w:pPr>
@@ -6480,18 +4590,8 @@
           <w:ilvl w:val="0"/>
           <w:numId w:val="21"/>
         </w:numPr>
-        <w:rPr>
-          <w:del w:author="Rinse Cramer" w:date="2025-11-07T18:12:00Z" w16du:dateUtc="2025-11-07T17:12:00Z" w:id="441"/>
-        </w:rPr>
-      </w:pPr>
-      <w:del w:author="Rinse Cramer" w:date="2025-11-07T18:12:00Z" w16du:dateUtc="2025-11-07T17:12:00Z" w:id="442">
-        <w:r>
-          <w:delText xml:space="preserve">4. </w:delText>
-        </w:r>
-        <w:r>
-          <w:delText>Is er een schatting significant gewijzigd? Zo ja, meldplicht!</w:delText>
-        </w:r>
-      </w:del>
+        <w:rPr/>
+      </w:pPr>
     </w:p>
     <w:p>
       <w:pPr>
@@ -6500,15 +4600,8 @@
           <w:ilvl w:val="1"/>
           <w:numId w:val="21"/>
         </w:numPr>
-        <w:rPr>
-          <w:del w:author="Rinse Cramer" w:date="2025-11-07T18:12:00Z" w16du:dateUtc="2025-11-07T17:12:00Z" w:id="443"/>
-        </w:rPr>
-      </w:pPr>
-      <w:del w:author="Rinse Cramer" w:date="2025-11-07T18:12:00Z" w16du:dateUtc="2025-11-07T17:12:00Z" w:id="444">
-        <w:r>
-          <w:delText>Forceert de trigger van een significant inzicht gekregen uit de flowchart</w:delText>
-        </w:r>
-      </w:del>
+        <w:rPr/>
+      </w:pPr>
     </w:p>
     <w:p>
       <w:pPr>
@@ -6529,22 +4622,12 @@
         </w:rPr>
         <w:t xml:space="preserve"/>
       </w:r>
-      <w:ins w:author="Rinse Cramer" w:date="2025-11-07T18:12:00Z" w16du:dateUtc="2025-11-07T17:12:00Z" w:id="445">
-        <w:r>
-          <w:rPr>
-            <w:rFonts w:ascii="Segoe UI Emoji" w:hAnsi="Segoe UI Emoji" w:cs="Segoe UI Emoji"/>
-          </w:rPr>
-          <w:t/>
-        </w:r>
-      </w:ins>
-      <w:del w:author="Rinse Cramer" w:date="2025-11-07T18:12:00Z" w16du:dateUtc="2025-11-07T17:12:00Z" w:id="446">
-        <w:r>
-          <w:rPr>
-            <w:rFonts w:ascii="Segoe UI Emoji" w:hAnsi="Segoe UI Emoji" w:cs="Segoe UI Emoji"/>
-          </w:rPr>
-          <w:delText>H</w:delText>
-        </w:r>
-      </w:del>
+      <w:r>
+        <w:rPr>
+          <w:rFonts w:ascii="Segoe UI Emoji" w:hAnsi="Segoe UI Emoji" w:cs="Segoe UI Emoji"/>
+        </w:rPr>
+        <w:t/>
+      </w:r>
       <w:r>
         <w:rPr>
           <w:rFonts w:ascii="Segoe UI Emoji" w:hAnsi="Segoe UI Emoji" w:cs="Segoe UI Emoji"/>
@@ -6661,22 +4744,12 @@
         </w:rPr>
         <w:t xml:space="preserve"/>
       </w:r>
-      <w:del w:author="Rinse Cramer" w:date="2025-11-07T18:12:00Z" w16du:dateUtc="2025-11-07T17:12:00Z" w:id="447">
-        <w:r>
-          <w:rPr>
-            <w:rFonts w:ascii="Segoe UI Emoji" w:hAnsi="Segoe UI Emoji" w:cs="Segoe UI Emoji"/>
-          </w:rPr>
-          <w:delText>I</w:delText>
-        </w:r>
-      </w:del>
-      <w:ins w:author="Rinse Cramer" w:date="2025-11-07T18:12:00Z" w16du:dateUtc="2025-11-07T17:12:00Z" w:id="448">
-        <w:r>
-          <w:rPr>
-            <w:rFonts w:ascii="Segoe UI Emoji" w:hAnsi="Segoe UI Emoji" w:cs="Segoe UI Emoji"/>
-          </w:rPr>
-          <w:t/>
-        </w:r>
-      </w:ins>
+      <w:r>
+        <w:rPr>
+          <w:rFonts w:ascii="Segoe UI Emoji" w:hAnsi="Segoe UI Emoji" w:cs="Segoe UI Emoji"/>
+        </w:rPr>
+        <w:t/>
+      </w:r>
       <w:r>
         <w:rPr>
           <w:rFonts w:ascii="Segoe UI Emoji" w:hAnsi="Segoe UI Emoji" w:cs="Segoe UI Emoji"/>
@@ -6766,9 +4839,7 @@
           <w:ilvl w:val="0"/>
           <w:numId w:val="9"/>
         </w:numPr>
-        <w:rPr>
-          <w:ins w:author="Rinse Cramer" w:date="2025-11-25T00:01:00Z" w16du:dateUtc="2025-11-24T23:01:00Z" w:id="449"/>
-        </w:rPr>
+        <w:rPr/>
       </w:pPr>
       <w:r>
         <w:t xml:space="preserve">2. </w:t>
@@ -6780,15 +4851,11 @@
     <w:p>
       <w:pPr>
         <w:pStyle w:val="Heading2"/>
-        <w:rPr>
-          <w:ins w:author="Rinse Cramer" w:date="2025-11-25T00:01:00Z" w16du:dateUtc="2025-11-24T23:01:00Z" w:id="450"/>
-        </w:rPr>
-      </w:pPr>
-      <w:ins w:author="Rinse Cramer" w:date="2025-11-25T00:01:00Z" w16du:dateUtc="2025-11-24T23:01:00Z" w:id="451">
-        <w:r>
-          <w:t>c. Heb ik mijn antwoorden getest voordat ik JW spreek?</w:t>
-        </w:r>
-      </w:ins>
+        <w:rPr/>
+      </w:pPr>
+      <w:r>
+        <w:t>c. Heb ik mijn antwoorden getest voordat ik JW spreek?</w:t>
+      </w:r>
     </w:p>
     <w:p>
       <w:pPr>
@@ -6797,40 +4864,26 @@
           <w:ilvl w:val="0"/>
           <w:numId w:val="37"/>
         </w:numPr>
-        <w:pPrChange w:author="Rinse Cramer" w:date="2025-11-25T00:01:00Z" w16du:dateUtc="2025-11-24T23:01:00Z" w:id="452">
-          <w:pPr>
-            <w:pStyle w:val="ListParagraph"/>
-            <w:numPr>
-              <w:numId w:val="9"/>
-            </w:numPr>
-            <w:ind w:hanging="360"/>
-          </w:pPr>
-        </w:pPrChange>
-      </w:pPr>
-      <w:ins w:author="Rinse Cramer" w:date="2025-11-25T00:01:00Z" w16du:dateUtc="2025-11-24T23:01:00Z" w:id="453">
-        <w:r>
-          <w:t>1. Heb ik de grootste oorzaak kunnen vinden?</w:t>
-        </w:r>
-      </w:ins>
-    </w:p>
-    <w:p>
-      <w:pPr>
-        <w:rPr>
-          <w:ins w:author="Rinse Cramer" w:date="2025-11-07T18:13:00Z" w16du:dateUtc="2025-11-07T17:13:00Z" w:id="454"/>
+      </w:pPr>
+      <w:r>
+        <w:t>1. Heb ik de grootste oorzaak kunnen vinden?</w:t>
+      </w:r>
+    </w:p>
+    <w:p>
+      <w:pPr>
+        <w:rPr>
           <w:rFonts w:ascii="Segoe UI Emoji" w:hAnsi="Segoe UI Emoji" w:cs="Segoe UI Emoji" w:eastAsiaTheme="majorEastAsia"/>
           <w:color w:val="0F4761" w:themeColor="accent1" w:themeShade="BF"/>
           <w:sz w:val="40"/>
           <w:szCs w:val="40"/>
         </w:rPr>
       </w:pPr>
-      <w:ins w:author="Rinse Cramer" w:date="2025-11-07T18:13:00Z" w16du:dateUtc="2025-11-07T17:13:00Z" w:id="455">
-        <w:r>
-          <w:rPr>
-            <w:rFonts w:ascii="Segoe UI Emoji" w:hAnsi="Segoe UI Emoji" w:cs="Segoe UI Emoji"/>
-          </w:rPr>
-          <w:br w:type="page"/>
-        </w:r>
-      </w:ins>
+      <w:r>
+        <w:rPr>
+          <w:rFonts w:ascii="Segoe UI Emoji" w:hAnsi="Segoe UI Emoji" w:cs="Segoe UI Emoji"/>
+        </w:rPr>
+        <w:br w:type="page"/>
+      </w:r>
     </w:p>
     <w:p>
       <w:pPr>
@@ -6873,11 +4926,9 @@
       <w:r>
         <w:t xml:space="preserve">Review logs van Bluetooth en </w:t>
       </w:r>
-      <w:proofErr w:type="spellStart"/>
       <w:r>
         <w:t>WiFi</w:t>
       </w:r>
-      <w:proofErr w:type="spellEnd"/>
     </w:p>
     <w:p>
       <w:pPr>
@@ -6893,27 +4944,21 @@
       <w:r>
         <w:t xml:space="preserve">Heb je waarschuwingen over </w:t>
       </w:r>
-      <w:proofErr w:type="spellStart"/>
       <w:r>
         <w:t>BurningHours</w:t>
       </w:r>
-      <w:proofErr w:type="spellEnd"/>
       <w:r>
         <w:t xml:space="preserve"> </w:t>
       </w:r>
-      <w:proofErr w:type="gramStart"/>
       <w:r>
         <w:t>= !65535!,</w:t>
       </w:r>
-      <w:proofErr w:type="gramEnd"/>
       <w:r>
         <w:t xml:space="preserve"> </w:t>
       </w:r>
-      <w:proofErr w:type="spellStart"/>
       <w:r>
         <w:t>Counts</w:t>
       </w:r>
-      <w:proofErr w:type="spellEnd"/>
       <w:r>
         <w:t xml:space="preserve"> = !</w:t>
       </w:r>
@@ -7034,11 +5079,9 @@
       <w:r>
         <w:t xml:space="preserve">Verschillende </w:t>
       </w:r>
-      <w:proofErr w:type="spellStart"/>
       <w:r>
         <w:t>toegangsniveau’s</w:t>
       </w:r>
-      <w:proofErr w:type="spellEnd"/>
     </w:p>
     <w:p>
       <w:pPr>
@@ -7051,21 +5094,12 @@
       <w:r>
         <w:t xml:space="preserve">9. </w:t>
       </w:r>
-      <w:del w:author="Rinse Cramer" w:date="2025-11-04T23:04:00Z" w16du:dateUtc="2025-11-04T22:04:00Z" w:id="456">
-        <w:r>
-          <w:delText>Turbo modus</w:delText>
-        </w:r>
-      </w:del>
-      <w:proofErr w:type="spellStart"/>
-      <w:ins w:author="Rinse Cramer" w:date="2025-11-04T23:04:00Z" w16du:dateUtc="2025-11-04T22:04:00Z" w:id="457">
-        <w:r>
-          <w:t>Monkey</w:t>
-        </w:r>
-        <w:proofErr w:type="spellEnd"/>
-        <w:r>
-          <w:t xml:space="preserve"> test</w:t>
-        </w:r>
-      </w:ins>
+      <w:r>
+        <w:t>Monkey</w:t>
+      </w:r>
+      <w:r>
+        <w:t xml:space="preserve"> test</w:t>
+      </w:r>
     </w:p>
     <w:p>
       <w:pPr>
@@ -7099,21 +5133,18 @@
         </w:rPr>
         <w:t xml:space="preserve">Apple smart device </w:t>
       </w:r>
-      <w:proofErr w:type="gramStart"/>
       <w:r>
         <w:rPr>
           <w:lang w:val="en-US"/>
         </w:rPr>
         <w:t>build</w:t>
       </w:r>
-      <w:proofErr w:type="gramEnd"/>
       <w:r>
         <w:rPr>
           <w:lang w:val="en-US"/>
         </w:rPr>
         <w:t xml:space="preserve"> </w:t>
       </w:r>
-      <w:proofErr w:type="spellStart"/>
       <w:r>
         <w:rPr>
           <w:lang w:val="en-US"/>
@@ -7126,49 +5157,42 @@
         </w:rPr>
         <w:t>uurt</w:t>
       </w:r>
-      <w:proofErr w:type="spellEnd"/>
       <w:r>
         <w:rPr>
           <w:lang w:val="en-US"/>
         </w:rPr>
         <w:t xml:space="preserve"> 4 </w:t>
       </w:r>
-      <w:proofErr w:type="spellStart"/>
       <w:r>
         <w:rPr>
           <w:lang w:val="en-US"/>
         </w:rPr>
         <w:t>minuten</w:t>
       </w:r>
-      <w:proofErr w:type="spellEnd"/>
       <w:r>
         <w:rPr>
           <w:lang w:val="en-US"/>
         </w:rPr>
         <w:t xml:space="preserve"> </w:t>
       </w:r>
-      <w:proofErr w:type="spellStart"/>
       <w:r>
         <w:rPr>
           <w:lang w:val="en-US"/>
         </w:rPr>
         <w:t>en</w:t>
       </w:r>
-      <w:proofErr w:type="spellEnd"/>
       <w:r>
         <w:rPr>
           <w:lang w:val="en-US"/>
         </w:rPr>
         <w:t xml:space="preserve"> 30 </w:t>
       </w:r>
-      <w:proofErr w:type="spellStart"/>
       <w:r>
         <w:rPr>
           <w:lang w:val="en-US"/>
         </w:rPr>
         <w:t>seconden</w:t>
       </w:r>
-      <w:proofErr w:type="spellEnd"/>
     </w:p>
     <w:p>
       <w:pPr>
@@ -7187,70 +5211,60 @@
         </w:rPr>
         <w:t xml:space="preserve">Apple </w:t>
       </w:r>
-      <w:proofErr w:type="gramStart"/>
       <w:r>
         <w:rPr>
           <w:lang w:val="en-US"/>
         </w:rPr>
         <w:t>simulator</w:t>
       </w:r>
-      <w:proofErr w:type="gramEnd"/>
       <w:r>
         <w:rPr>
           <w:lang w:val="en-US"/>
         </w:rPr>
         <w:t xml:space="preserve"> build </w:t>
       </w:r>
-      <w:proofErr w:type="spellStart"/>
       <w:r>
         <w:rPr>
           <w:lang w:val="en-US"/>
         </w:rPr>
         <w:t>duurt</w:t>
       </w:r>
-      <w:proofErr w:type="spellEnd"/>
       <w:r>
         <w:rPr>
           <w:lang w:val="en-US"/>
         </w:rPr>
         <w:t xml:space="preserve"> 7 </w:t>
       </w:r>
-      <w:proofErr w:type="spellStart"/>
       <w:r>
         <w:rPr>
           <w:lang w:val="en-US"/>
         </w:rPr>
         <w:t>minuten</w:t>
       </w:r>
-      <w:proofErr w:type="spellEnd"/>
       <w:r>
         <w:rPr>
           <w:lang w:val="en-US"/>
         </w:rPr>
         <w:t xml:space="preserve"> </w:t>
       </w:r>
-      <w:proofErr w:type="spellStart"/>
       <w:r>
         <w:rPr>
           <w:lang w:val="en-US"/>
         </w:rPr>
         <w:t>en</w:t>
       </w:r>
-      <w:proofErr w:type="spellEnd"/>
       <w:r>
         <w:rPr>
           <w:lang w:val="en-US"/>
         </w:rPr>
         <w:t xml:space="preserve"> 45 </w:t>
       </w:r>
-      <w:proofErr w:type="spellStart"/>
       <w:r>
         <w:rPr>
           <w:lang w:val="en-US"/>
         </w:rPr>
         <w:t>seconden</w:t>
       </w:r>
-      <w:proofErr w:type="spellEnd"/>
     </w:p>
     <w:p>
       <w:pPr>
@@ -7409,11 +5423,9 @@
       <w:r>
         <w:t xml:space="preserve">Zoals ambachtelijk werken terwijl er </w:t>
       </w:r>
-      <w:proofErr w:type="spellStart"/>
       <w:r>
         <w:t>tooling</w:t>
       </w:r>
-      <w:proofErr w:type="spellEnd"/>
       <w:r>
         <w:t xml:space="preserve"> voor bestaat</w:t>
       </w:r>
@@ -7473,11 +5485,9 @@
       <w:r>
         <w:t xml:space="preserve">Resources aantal met behulp van </w:t>
       </w:r>
-      <w:proofErr w:type="spellStart"/>
       <w:r>
         <w:t>TreeSize</w:t>
       </w:r>
-      <w:proofErr w:type="spellEnd"/>
     </w:p>
     <w:p>
       <w:pPr>
@@ -7512,19 +5522,7 @@
           <w:ilvl w:val="0"/>
           <w:numId w:val="24"/>
         </w:numPr>
-        <w:rPr>
-          <w:ins w:author="Rinse Cramer" w:date="2025-11-04T23:03:00Z" w16du:dateUtc="2025-11-04T22:03:00Z" w:id="458"/>
-        </w:rPr>
-        <w:pPrChange w:author="Rinse Cramer" w:date="2025-11-04T23:03:00Z" w16du:dateUtc="2025-11-04T22:03:00Z" w:id="459">
-          <w:pPr>
-            <w:pStyle w:val="ListParagraph"/>
-            <w:numPr>
-              <w:ilvl w:val="1"/>
-              <w:numId w:val="24"/>
-            </w:numPr>
-            <w:ind w:left="1440" w:hanging="360"/>
-          </w:pPr>
-        </w:pPrChange>
+        <w:rPr/>
       </w:pPr>
       <w:r>
         <w:t xml:space="preserve">1. </w:t>
@@ -7543,15 +5541,11 @@
           <w:ilvl w:val="0"/>
           <w:numId w:val="24"/>
         </w:numPr>
-        <w:rPr>
-          <w:ins w:author="Rinse Cramer" w:date="2025-11-04T23:03:00Z" w16du:dateUtc="2025-11-04T22:03:00Z" w:id="460"/>
-        </w:rPr>
-      </w:pPr>
-      <w:ins w:author="Rinse Cramer" w:date="2025-11-04T23:03:00Z" w16du:dateUtc="2025-11-04T22:03:00Z" w:id="461">
-        <w:r>
-          <w:t>2. Heb ik een voorstel gedaan op het moment dat ik denk dat het, om welke reden dan ook, anders kan?</w:t>
-        </w:r>
-      </w:ins>
+        <w:rPr/>
+      </w:pPr>
+      <w:r>
+        <w:t>2. Heb ik een voorstel gedaan op het moment dat ik denk dat het, om welke reden dan ook, anders kan?</w:t>
+      </w:r>
     </w:p>
     <w:p>
       <w:pPr>
@@ -7560,21 +5554,10 @@
           <w:ilvl w:val="1"/>
           <w:numId w:val="24"/>
         </w:numPr>
-        <w:pPrChange w:author="Rinse Cramer" w:date="2025-11-04T23:03:00Z" w16du:dateUtc="2025-11-04T22:03:00Z" w:id="462">
-          <w:pPr>
-            <w:pStyle w:val="ListParagraph"/>
-            <w:numPr>
-              <w:numId w:val="24"/>
-            </w:numPr>
-            <w:ind w:hanging="360"/>
-          </w:pPr>
-        </w:pPrChange>
-      </w:pPr>
-      <w:ins w:author="Rinse Cramer" w:date="2025-11-04T23:03:00Z" w16du:dateUtc="2025-11-04T22:03:00Z" w:id="463">
-        <w:r>
-          <w:t>Bij akkoord uitvoeren</w:t>
-        </w:r>
-      </w:ins>
+      </w:pPr>
+      <w:r>
+        <w:t>Bij akkoord uitvoeren</w:t>
+      </w:r>
     </w:p>
     <w:p>
       <w:pPr>
@@ -7693,14 +5676,12 @@
         </w:rPr>
         <w:t xml:space="preserve">G. </w:t>
       </w:r>
-      <w:proofErr w:type="spellStart"/>
       <w:r>
         <w:rPr>
           <w:rFonts w:ascii="Segoe UI Emoji" w:hAnsi="Segoe UI Emoji" w:cs="Segoe UI Emoji"/>
         </w:rPr>
         <w:t>Confidence</w:t>
       </w:r>
-      <w:proofErr w:type="spellEnd"/>
       <w:r>
         <w:rPr>
           <w:rFonts w:ascii="Segoe UI Emoji" w:hAnsi="Segoe UI Emoji" w:cs="Segoe UI Emoji"/>
@@ -7797,9 +5778,7 @@
           <w:ilvl w:val="0"/>
           <w:numId w:val="22"/>
         </w:numPr>
-        <w:rPr>
-          <w:ins w:author="Rinse Cramer" w:date="2025-11-05T22:44:00Z" w16du:dateUtc="2025-11-05T21:44:00Z" w:id="464"/>
-        </w:rPr>
+        <w:rPr/>
       </w:pPr>
       <w:r>
         <w:t xml:space="preserve">1. </w:t>
@@ -7807,37 +5786,21 @@
       <w:r>
         <w:t xml:space="preserve">Deel </w:t>
       </w:r>
-      <w:ins w:author="Rinse Cramer" w:date="2025-11-05T22:44:00Z" w16du:dateUtc="2025-11-05T21:44:00Z" w:id="465">
-        <w:r>
-          <w:t xml:space="preserve">nieuwe </w:t>
-        </w:r>
-      </w:ins>
+      <w:r>
+        <w:t xml:space="preserve">nieuwe </w:t>
+      </w:r>
       <w:r>
         <w:t xml:space="preserve">fouten </w:t>
       </w:r>
-      <w:del w:author="Rinse Cramer" w:date="2025-11-05T22:44:00Z" w16du:dateUtc="2025-11-05T21:44:00Z" w:id="466">
-        <w:r>
-          <w:delText xml:space="preserve">die bij de implementatie horen </w:delText>
-        </w:r>
-      </w:del>
       <w:r>
         <w:t xml:space="preserve">en </w:t>
       </w:r>
-      <w:del w:author="Rinse Cramer" w:date="2025-11-05T22:44:00Z" w16du:dateUtc="2025-11-05T21:44:00Z" w:id="467">
-        <w:r>
-          <w:delText>algemene fouten die in het verleden gemaakt zijn</w:delText>
-        </w:r>
-      </w:del>
-      <w:ins w:author="Rinse Cramer" w:date="2025-11-05T22:44:00Z" w16du:dateUtc="2025-11-05T21:44:00Z" w:id="468">
-        <w:r>
-          <w:t>bes</w:t>
-        </w:r>
-      </w:ins>
-      <w:ins w:author="Rinse Cramer" w:date="2025-11-05T22:45:00Z" w16du:dateUtc="2025-11-05T21:45:00Z" w:id="469">
-        <w:r>
-          <w:t>taande fouten</w:t>
-        </w:r>
-      </w:ins>
+      <w:r>
+        <w:t>bes</w:t>
+      </w:r>
+      <w:r>
+        <w:t>taande fouten</w:t>
+      </w:r>
     </w:p>
     <w:p>
       <w:pPr>
@@ -7846,24 +5809,20 @@
           <w:ilvl w:val="1"/>
           <w:numId w:val="22"/>
         </w:numPr>
-        <w:rPr>
-          <w:ins w:author="Rinse Cramer" w:date="2025-11-05T22:46:00Z" w16du:dateUtc="2025-11-05T21:46:00Z" w:id="470"/>
-        </w:rPr>
-      </w:pPr>
-      <w:ins w:author="Rinse Cramer" w:date="2025-11-05T22:45:00Z" w16du:dateUtc="2025-11-05T21:45:00Z" w:id="471">
-        <w:r>
-          <w:t>Een n</w:t>
-        </w:r>
-        <w:r>
-          <w:t>ieuwe fout</w:t>
-        </w:r>
-        <w:r>
-          <w:t xml:space="preserve"> is</w:t>
-        </w:r>
-        <w:r>
-          <w:t xml:space="preserve"> veroorzaakt door de implementatie</w:t>
-        </w:r>
-      </w:ins>
+        <w:rPr/>
+      </w:pPr>
+      <w:r>
+        <w:t>Een n</w:t>
+      </w:r>
+      <w:r>
+        <w:t>ieuwe fout</w:t>
+      </w:r>
+      <w:r>
+        <w:t xml:space="preserve"> is</w:t>
+      </w:r>
+      <w:r>
+        <w:t xml:space="preserve"> veroorzaakt door de implementatie</w:t>
+      </w:r>
     </w:p>
     <w:p>
       <w:pPr>
@@ -7872,20 +5831,14 @@
           <w:ilvl w:val="1"/>
           <w:numId w:val="22"/>
         </w:numPr>
-        <w:rPr>
-          <w:ins w:author="Rinse Cramer" w:date="2025-11-05T22:45:00Z" w16du:dateUtc="2025-11-05T21:45:00Z" w:id="472"/>
-        </w:rPr>
-      </w:pPr>
-      <w:proofErr w:type="gramStart"/>
-      <w:ins w:author="Rinse Cramer" w:date="2025-11-05T22:46:00Z" w16du:dateUtc="2025-11-05T21:46:00Z" w:id="473">
-        <w:r>
-          <w:t>Indien</w:t>
-        </w:r>
-        <w:proofErr w:type="gramEnd"/>
-        <w:r>
-          <w:t xml:space="preserve"> meerdere iteraties: verschillen + en -</w:t>
-        </w:r>
-      </w:ins>
+        <w:rPr/>
+      </w:pPr>
+      <w:r>
+        <w:t>Indien</w:t>
+      </w:r>
+      <w:r>
+        <w:t xml:space="preserve"> meerdere iteraties: verschillen + en -</w:t>
+      </w:r>
     </w:p>
     <w:p>
       <w:pPr>
@@ -7895,16 +5848,12 @@
           <w:numId w:val="22"/>
         </w:numPr>
       </w:pPr>
-      <w:ins w:author="Rinse Cramer" w:date="2025-11-03T23:40:00Z" w16du:dateUtc="2025-11-03T22:40:00Z" w:id="474">
-        <w:r>
-          <w:t xml:space="preserve">2. </w:t>
-        </w:r>
-      </w:ins>
-      <w:ins w:author="Rinse Cramer" w:date="2025-11-03T23:41:00Z" w16du:dateUtc="2025-11-03T22:41:00Z" w:id="475">
-        <w:r>
-          <w:t>Dekkingsgraad vastgesteld, kans op bugs benoemd</w:t>
-        </w:r>
-      </w:ins>
+      <w:r>
+        <w:t xml:space="preserve">2. </w:t>
+      </w:r>
+      <w:r>
+        <w:t>Dekkingsgraad vastgesteld, kans op bugs benoemd</w:t>
+      </w:r>
     </w:p>
     <w:p>
       <w:pPr>
@@ -7913,23 +5862,8 @@
           <w:ilvl w:val="0"/>
           <w:numId w:val="22"/>
         </w:numPr>
-        <w:rPr>
-          <w:del w:author="Rinse Cramer" w:date="2025-11-10T22:57:00Z" w16du:dateUtc="2025-11-10T21:57:00Z" w:id="476"/>
-        </w:rPr>
-      </w:pPr>
-      <w:del w:author="Rinse Cramer" w:date="2025-11-03T23:40:00Z" w16du:dateUtc="2025-11-03T22:40:00Z" w:id="477">
-        <w:r>
-          <w:delText>2</w:delText>
-        </w:r>
-      </w:del>
-      <w:del w:author="Rinse Cramer" w:date="2025-11-10T22:57:00Z" w16du:dateUtc="2025-11-10T21:57:00Z" w:id="478">
-        <w:r>
-          <w:delText xml:space="preserve">. </w:delText>
-        </w:r>
-        <w:r>
-          <w:delText>Heb ik in Jira mijn bijzonderheden genoteerd?</w:delText>
-        </w:r>
-      </w:del>
+        <w:rPr/>
+      </w:pPr>
     </w:p>
     <w:p>
       <w:pPr>
@@ -7938,117 +5872,29 @@
           <w:ilvl w:val="1"/>
           <w:numId w:val="22"/>
         </w:numPr>
-        <w:rPr>
-          <w:del w:author="Rinse Cramer" w:date="2025-11-10T22:57:00Z" w16du:dateUtc="2025-11-10T21:57:00Z" w:id="479"/>
-        </w:rPr>
-      </w:pPr>
-      <w:del w:author="Rinse Cramer" w:date="2025-11-10T22:57:00Z" w16du:dateUtc="2025-11-10T21:57:00Z" w:id="480">
-        <w:r>
-          <w:delText>Alleen toevoegen van opmerking, NIET wijzigen</w:delText>
-        </w:r>
-      </w:del>
+        <w:rPr/>
+      </w:pPr>
     </w:p>
     <w:p>
       <w:pPr>
         <w:pStyle w:val="Heading1"/>
         <w:rPr>
-          <w:del w:author="Rinse Cramer" w:date="2025-11-03T23:40:00Z" w16du:dateUtc="2025-11-03T22:40:00Z" w:id="481"/>
-          <w:rFonts w:ascii="Segoe UI Emoji" w:hAnsi="Segoe UI Emoji" w:cs="Segoe UI Emoji"/>
-        </w:rPr>
-      </w:pPr>
-      <w:del w:author="Rinse Cramer" w:date="2025-11-03T23:40:00Z" w16du:dateUtc="2025-11-03T22:40:00Z" w:id="482">
-        <w:r>
-          <w:rPr>
-            <w:rFonts w:ascii="Segoe UI Emoji" w:hAnsi="Segoe UI Emoji" w:cs="Segoe UI Emoji"/>
-          </w:rPr>
-          <w:delText xml:space="preserve">🔎 </w:delText>
-        </w:r>
-        <w:r>
-          <w:rPr>
-            <w:rFonts w:ascii="Segoe UI Emoji" w:hAnsi="Segoe UI Emoji" w:cs="Segoe UI Emoji"/>
-          </w:rPr>
-          <w:delText xml:space="preserve">J. </w:delText>
-        </w:r>
-        <w:r>
-          <w:rPr>
-            <w:rFonts w:ascii="Segoe UI Emoji" w:hAnsi="Segoe UI Emoji" w:cs="Segoe UI Emoji"/>
-          </w:rPr>
-          <w:delText>Dekkingsgraag vastgesteld, kans op bugs benoemd</w:delText>
-        </w:r>
-      </w:del>
-    </w:p>
-    <w:p>
-      <w:pPr>
-        <w:pStyle w:val="ListParagraph"/>
-        <w:pPrChange w:author="Rinse Cramer" w:date="2025-11-03T23:42:00Z" w16du:dateUtc="2025-11-03T22:42:00Z" w:id="483">
-          <w:pPr>
-            <w:pStyle w:val="ListParagraph"/>
-            <w:numPr>
-              <w:numId w:val="22"/>
-            </w:numPr>
-            <w:ind w:hanging="360"/>
-          </w:pPr>
-        </w:pPrChange>
-      </w:pPr>
-      <w:del w:author="Rinse Cramer" w:date="2025-11-03T23:40:00Z" w16du:dateUtc="2025-11-03T22:40:00Z" w:id="484">
-        <w:r>
-          <w:delText xml:space="preserve">1. </w:delText>
-        </w:r>
-        <w:r>
-          <w:delText>Fout ontdekt? Ga ervanuit dat het vaker fout gegaan is</w:delText>
-        </w:r>
-      </w:del>
+          <w:rFonts w:ascii="Segoe UI Emoji" w:hAnsi="Segoe UI Emoji" w:cs="Segoe UI Emoji"/>
+        </w:rPr>
+      </w:pPr>
+    </w:p>
+    <w:p>
+      <w:pPr>
+        <w:pStyle w:val="ListParagraph"/>
+      </w:pPr>
     </w:p>
     <w:p>
       <w:pPr>
         <w:pStyle w:val="Heading1"/>
         <w:rPr>
-          <w:del w:author="Rinse Cramer" w:date="2025-11-07T18:12:00Z" w16du:dateUtc="2025-11-07T17:12:00Z" w:id="485"/>
-          <w:rFonts w:ascii="Segoe UI Emoji" w:hAnsi="Segoe UI Emoji" w:cs="Segoe UI Emoji"/>
-        </w:rPr>
-      </w:pPr>
-      <w:del w:author="Rinse Cramer" w:date="2025-11-07T18:12:00Z" w16du:dateUtc="2025-11-07T17:12:00Z" w:id="486">
-        <w:r>
-          <w:rPr>
-            <w:rFonts w:ascii="Segoe UI Emoji" w:hAnsi="Segoe UI Emoji" w:cs="Segoe UI Emoji"/>
-          </w:rPr>
-          <w:delText xml:space="preserve">🔎 </w:delText>
-        </w:r>
-      </w:del>
-      <w:del w:author="Rinse Cramer" w:date="2025-11-03T23:41:00Z" w16du:dateUtc="2025-11-03T22:41:00Z" w:id="487">
-        <w:r>
-          <w:rPr>
-            <w:rFonts w:ascii="Segoe UI Emoji" w:hAnsi="Segoe UI Emoji" w:cs="Segoe UI Emoji"/>
-          </w:rPr>
-          <w:delText>K</w:delText>
-        </w:r>
-      </w:del>
-      <w:del w:author="Rinse Cramer" w:date="2025-11-07T18:12:00Z" w16du:dateUtc="2025-11-07T17:12:00Z" w:id="488">
-        <w:r>
-          <w:rPr>
-            <w:rFonts w:ascii="Segoe UI Emoji" w:hAnsi="Segoe UI Emoji" w:cs="Segoe UI Emoji"/>
-          </w:rPr>
-          <w:delText xml:space="preserve">. </w:delText>
-        </w:r>
-        <w:r>
-          <w:rPr>
-            <w:rFonts w:ascii="Segoe UI Emoji" w:hAnsi="Segoe UI Emoji" w:cs="Segoe UI Emoji"/>
-          </w:rPr>
-          <w:delText>Actiepunten uit Excel verwerkt en Jira ge</w:delText>
-        </w:r>
-        <w:r>
-          <w:rPr>
-            <w:rFonts w:ascii="Segoe UI Emoji" w:hAnsi="Segoe UI Emoji" w:cs="Segoe UI Emoji"/>
-          </w:rPr>
-          <w:delText>ü</w:delText>
-        </w:r>
-        <w:r>
-          <w:rPr>
-            <w:rFonts w:ascii="Segoe UI Emoji" w:hAnsi="Segoe UI Emoji" w:cs="Segoe UI Emoji"/>
-          </w:rPr>
-          <w:delText>pdated</w:delText>
-        </w:r>
-      </w:del>
+          <w:rFonts w:ascii="Segoe UI Emoji" w:hAnsi="Segoe UI Emoji" w:cs="Segoe UI Emoji"/>
+        </w:rPr>
+      </w:pPr>
     </w:p>
     <w:p>
       <w:pPr>
@@ -8057,18 +5903,8 @@
           <w:ilvl w:val="0"/>
           <w:numId w:val="22"/>
         </w:numPr>
-        <w:rPr>
-          <w:del w:author="Rinse Cramer" w:date="2025-11-07T18:12:00Z" w16du:dateUtc="2025-11-07T17:12:00Z" w:id="489"/>
-        </w:rPr>
-      </w:pPr>
-      <w:del w:author="Rinse Cramer" w:date="2025-11-07T18:12:00Z" w16du:dateUtc="2025-11-07T17:12:00Z" w:id="490">
-        <w:r>
-          <w:delText xml:space="preserve">1. </w:delText>
-        </w:r>
-        <w:r>
-          <w:delText>Heb ik in Jira mijn deliverables genoteerd?</w:delText>
-        </w:r>
-      </w:del>
+        <w:rPr/>
+      </w:pPr>
     </w:p>
     <w:p>
       <w:pPr>
@@ -8077,15 +5913,8 @@
           <w:ilvl w:val="1"/>
           <w:numId w:val="22"/>
         </w:numPr>
-        <w:rPr>
-          <w:del w:author="Rinse Cramer" w:date="2025-11-07T18:12:00Z" w16du:dateUtc="2025-11-07T17:12:00Z" w:id="491"/>
-        </w:rPr>
-      </w:pPr>
-      <w:del w:author="Rinse Cramer" w:date="2025-11-07T18:12:00Z" w16du:dateUtc="2025-11-07T17:12:00Z" w:id="492">
-        <w:r>
-          <w:delText>Alleen toevoegen van opmerking, NIET wijzigen</w:delText>
-        </w:r>
-      </w:del>
+        <w:rPr/>
+      </w:pPr>
     </w:p>
     <w:p>
       <w:pPr>
@@ -8100,30 +5929,12 @@
         </w:rPr>
         <w:t xml:space="preserve">🔎 </w:t>
       </w:r>
-      <w:ins w:author="Rinse Cramer" w:date="2025-11-07T18:12:00Z" w16du:dateUtc="2025-11-07T17:12:00Z" w:id="493">
-        <w:r>
-          <w:rPr>
-            <w:rFonts w:ascii="Segoe UI Emoji" w:hAnsi="Segoe UI Emoji" w:cs="Segoe UI Emoji"/>
-          </w:rPr>
-          <w:t>J.</w:t>
-        </w:r>
-      </w:ins>
-      <w:del w:author="Rinse Cramer" w:date="2025-11-03T23:41:00Z" w16du:dateUtc="2025-11-03T22:41:00Z" w:id="494">
-        <w:r>
-          <w:rPr>
-            <w:rFonts w:ascii="Segoe UI Emoji" w:hAnsi="Segoe UI Emoji" w:cs="Segoe UI Emoji"/>
-          </w:rPr>
-          <w:delText>L</w:delText>
-        </w:r>
-      </w:del>
-      <w:del w:author="Rinse Cramer" w:date="2025-11-07T18:12:00Z" w16du:dateUtc="2025-11-07T17:12:00Z" w:id="495">
-        <w:r>
-          <w:rPr>
-            <w:rFonts w:ascii="Segoe UI Emoji" w:hAnsi="Segoe UI Emoji" w:cs="Segoe UI Emoji"/>
-          </w:rPr>
-          <w:delText>.</w:delText>
-        </w:r>
-      </w:del>
+      <w:r>
+        <w:rPr>
+          <w:rFonts w:ascii="Segoe UI Emoji" w:hAnsi="Segoe UI Emoji" w:cs="Segoe UI Emoji"/>
+        </w:rPr>
+        <w:t>J.</w:t>
+      </w:r>
       <w:r>
         <w:rPr>
           <w:rFonts w:ascii="Segoe UI Emoji" w:hAnsi="Segoe UI Emoji" w:cs="Segoe UI Emoji"/>
@@ -8235,30 +6046,12 @@
         </w:rPr>
         <w:t xml:space="preserve">🔎 </w:t>
       </w:r>
-      <w:ins w:author="Rinse Cramer" w:date="2025-11-07T18:12:00Z" w16du:dateUtc="2025-11-07T17:12:00Z" w:id="496">
-        <w:r>
-          <w:rPr>
-            <w:rFonts w:ascii="Segoe UI Emoji" w:hAnsi="Segoe UI Emoji" w:cs="Segoe UI Emoji"/>
-          </w:rPr>
-          <w:t>K.</w:t>
-        </w:r>
-      </w:ins>
-      <w:del w:author="Rinse Cramer" w:date="2025-11-03T23:41:00Z" w16du:dateUtc="2025-11-03T22:41:00Z" w:id="497">
-        <w:r>
-          <w:rPr>
-            <w:rFonts w:ascii="Segoe UI Emoji" w:hAnsi="Segoe UI Emoji" w:cs="Segoe UI Emoji"/>
-          </w:rPr>
-          <w:delText>M</w:delText>
-        </w:r>
-      </w:del>
-      <w:del w:author="Rinse Cramer" w:date="2025-11-07T18:12:00Z" w16du:dateUtc="2025-11-07T17:12:00Z" w:id="498">
-        <w:r>
-          <w:rPr>
-            <w:rFonts w:ascii="Segoe UI Emoji" w:hAnsi="Segoe UI Emoji" w:cs="Segoe UI Emoji"/>
-          </w:rPr>
-          <w:delText>.</w:delText>
-        </w:r>
-      </w:del>
+      <w:r>
+        <w:rPr>
+          <w:rFonts w:ascii="Segoe UI Emoji" w:hAnsi="Segoe UI Emoji" w:cs="Segoe UI Emoji"/>
+        </w:rPr>
+        <w:t>K.</w:t>
+      </w:r>
       <w:r>
         <w:rPr>
           <w:rFonts w:ascii="Segoe UI Emoji" w:hAnsi="Segoe UI Emoji" w:cs="Segoe UI Emoji"/>
@@ -8348,9 +6141,7 @@
           <w:ilvl w:val="0"/>
           <w:numId w:val="9"/>
         </w:numPr>
-        <w:rPr>
-          <w:ins w:author="Rinse Cramer" w:date="2025-11-25T00:01:00Z" w16du:dateUtc="2025-11-24T23:01:00Z" w:id="499"/>
-        </w:rPr>
+        <w:rPr/>
       </w:pPr>
       <w:r>
         <w:t xml:space="preserve">2. </w:t>
@@ -8362,18 +6153,14 @@
     <w:p>
       <w:pPr>
         <w:pStyle w:val="Heading2"/>
-        <w:rPr>
-          <w:ins w:author="Rinse Cramer" w:date="2025-11-25T00:02:00Z" w16du:dateUtc="2025-11-24T23:02:00Z" w:id="500"/>
-        </w:rPr>
-      </w:pPr>
-      <w:ins w:author="Rinse Cramer" w:date="2025-11-25T00:02:00Z" w16du:dateUtc="2025-11-24T23:02:00Z" w:id="501">
-        <w:r>
-          <w:t xml:space="preserve">c. Heb ik </w:t>
-        </w:r>
-        <w:r>
-          <w:t>mijn antwoorden getest voordat ik JW spreek?</w:t>
-        </w:r>
-      </w:ins>
+        <w:rPr/>
+      </w:pPr>
+      <w:r>
+        <w:t xml:space="preserve">c. Heb ik </w:t>
+      </w:r>
+      <w:r>
+        <w:t>mijn antwoorden getest voordat ik JW spreek?</w:t>
+      </w:r>
     </w:p>
     <w:p>
       <w:pPr>
@@ -8382,110 +6169,32 @@
           <w:ilvl w:val="0"/>
           <w:numId w:val="38"/>
         </w:numPr>
-        <w:pPrChange w:author="Rinse Cramer" w:date="2025-11-25T00:02:00Z" w16du:dateUtc="2025-11-24T23:02:00Z" w:id="502">
-          <w:pPr>
-            <w:pStyle w:val="ListParagraph"/>
-            <w:numPr>
-              <w:numId w:val="9"/>
-            </w:numPr>
-            <w:ind w:hanging="360"/>
-          </w:pPr>
-        </w:pPrChange>
-      </w:pPr>
-      <w:ins w:author="Rinse Cramer" w:date="2025-11-25T00:02:00Z" w16du:dateUtc="2025-11-24T23:02:00Z" w:id="503">
-        <w:r>
-          <w:t>1. Heb ik de grootste oorzaak kunnen vinden?</w:t>
-        </w:r>
-      </w:ins>
-    </w:p>
-    <w:p>
-      <w:pPr>
-        <w:rPr>
-          <w:del w:author="Rinse Cramer" w:date="2025-11-07T18:13:00Z" w16du:dateUtc="2025-11-07T17:13:00Z" w:id="504"/>
+      </w:pPr>
+      <w:r>
+        <w:t>1. Heb ik de grootste oorzaak kunnen vinden?</w:t>
+      </w:r>
+    </w:p>
+    <w:p>
+      <w:pPr>
+        <w:rPr>
           <w:rFonts w:ascii="Segoe UI Emoji" w:hAnsi="Segoe UI Emoji" w:cs="Segoe UI Emoji" w:eastAsiaTheme="majorEastAsia"/>
           <w:color w:val="0F4761" w:themeColor="accent1" w:themeShade="BF"/>
           <w:sz w:val="40"/>
           <w:szCs w:val="40"/>
         </w:rPr>
       </w:pPr>
-      <w:del w:author="Rinse Cramer" w:date="2025-11-07T18:13:00Z" w16du:dateUtc="2025-11-07T17:13:00Z" w:id="505">
-        <w:r>
-          <w:rPr>
-            <w:rFonts w:ascii="Segoe UI Emoji" w:hAnsi="Segoe UI Emoji" w:cs="Segoe UI Emoji"/>
-          </w:rPr>
-          <w:br w:type="page"/>
-        </w:r>
-      </w:del>
-    </w:p>
-    <w:p>
-      <w:pPr>
-        <w:rPr>
-          <w:del w:author="Rinse Cramer" w:date="2025-11-03T23:31:00Z" w16du:dateUtc="2025-11-03T22:31:00Z" w:id="506"/>
-          <w:rFonts w:ascii="Segoe UI Emoji" w:hAnsi="Segoe UI Emoji" w:cs="Segoe UI Emoji"/>
-        </w:rPr>
-        <w:pPrChange w:author="Rinse Cramer" w:date="2025-11-07T18:13:00Z" w16du:dateUtc="2025-11-07T17:13:00Z" w:id="507">
-          <w:pPr>
-            <w:pStyle w:val="Heading1"/>
-          </w:pPr>
-        </w:pPrChange>
-      </w:pPr>
-      <w:del w:author="Rinse Cramer" w:date="2025-11-03T23:31:00Z" w16du:dateUtc="2025-11-03T22:31:00Z" w:id="508">
-        <w:r>
-          <w:rPr>
-            <w:rFonts w:ascii="Segoe UI Emoji" w:hAnsi="Segoe UI Emoji" w:cs="Segoe UI Emoji"/>
-          </w:rPr>
-          <w:lastRenderedPageBreak/>
-          <w:delText>🔔</w:delText>
-        </w:r>
-        <w:r>
-          <w:rPr>
-            <w:rFonts w:ascii="Segoe UI Emoji" w:hAnsi="Segoe UI Emoji" w:cs="Segoe UI Emoji"/>
-          </w:rPr>
-          <w:delText xml:space="preserve"> </w:delText>
-        </w:r>
-        <w:r>
-          <w:rPr>
-            <w:rFonts w:ascii="Segoe UI Emoji" w:hAnsi="Segoe UI Emoji" w:cs="Segoe UI Emoji"/>
-          </w:rPr>
-          <w:delText xml:space="preserve">A. </w:delText>
-        </w:r>
-        <w:r>
-          <w:rPr>
-            <w:rFonts w:ascii="Segoe UI Emoji" w:hAnsi="Segoe UI Emoji" w:cs="Segoe UI Emoji"/>
-          </w:rPr>
-          <w:delText>Tijdtrigger NIET gehaald</w:delText>
-        </w:r>
-        <w:r>
-          <w:rPr>
-            <w:rFonts w:ascii="Segoe UI Emoji" w:hAnsi="Segoe UI Emoji" w:cs="Segoe UI Emoji"/>
-          </w:rPr>
-          <w:delText>?</w:delText>
-        </w:r>
-      </w:del>
-    </w:p>
-    <w:p>
-      <w:pPr>
-        <w:rPr>
-          <w:del w:author="Rinse Cramer" w:date="2025-11-03T23:31:00Z" w16du:dateUtc="2025-11-03T22:31:00Z" w:id="509"/>
-        </w:rPr>
-        <w:pPrChange w:author="Rinse Cramer" w:date="2025-11-07T18:14:00Z" w16du:dateUtc="2025-11-07T17:14:00Z" w:id="510">
-          <w:pPr>
-            <w:pStyle w:val="ListParagraph"/>
-            <w:numPr>
-              <w:numId w:val="8"/>
-            </w:numPr>
-            <w:ind w:hanging="360"/>
-          </w:pPr>
-        </w:pPrChange>
-      </w:pPr>
-      <w:del w:author="Rinse Cramer" w:date="2025-11-03T23:31:00Z" w16du:dateUtc="2025-11-03T22:31:00Z" w:id="511">
-        <w:r>
-          <w:delText xml:space="preserve">Geen expliciete toestemming voor volgende status? Terug naar begin </w:delText>
-        </w:r>
-        <w:r>
-          <w:delText>implementatie/test</w:delText>
-        </w:r>
-      </w:del>
+    </w:p>
+    <w:p>
+      <w:pPr>
+        <w:rPr>
+          <w:rFonts w:ascii="Segoe UI Emoji" w:hAnsi="Segoe UI Emoji" w:cs="Segoe UI Emoji"/>
+        </w:rPr>
+      </w:pPr>
+    </w:p>
+    <w:p>
+      <w:pPr>
+        <w:rPr/>
+      </w:pPr>
     </w:p>
     <w:p>
       <w:pPr>
@@ -8496,31 +6205,23 @@
           <w:szCs w:val="40"/>
         </w:rPr>
       </w:pPr>
-      <w:del w:author="Rinse Cramer" w:date="2025-11-03T23:31:00Z" w16du:dateUtc="2025-11-03T22:31:00Z" w:id="512">
-        <w:r>
-          <w:br w:type="page"/>
-        </w:r>
-      </w:del>
-    </w:p>
-    <w:p>
-      <w:pPr>
-        <w:rPr>
-          <w:ins w:author="Rinse Cramer" w:date="2025-11-25T00:05:00Z" w16du:dateUtc="2025-11-24T23:05:00Z" w:id="513"/>
+    </w:p>
+    <w:p>
+      <w:pPr>
+        <w:rPr>
           <w:rFonts w:ascii="Segoe UI Emoji" w:hAnsi="Segoe UI Emoji" w:cs="Segoe UI Emoji" w:eastAsiaTheme="majorEastAsia"/>
           <w:color w:val="0F4761" w:themeColor="accent1" w:themeShade="BF"/>
           <w:sz w:val="40"/>
           <w:szCs w:val="40"/>
         </w:rPr>
       </w:pPr>
-      <w:ins w:author="Rinse Cramer" w:date="2025-11-25T00:05:00Z" w16du:dateUtc="2025-11-24T23:05:00Z" w:id="514">
-        <w:r>
-          <w:rPr>
-            <w:rFonts w:ascii="Segoe UI Emoji" w:hAnsi="Segoe UI Emoji" w:cs="Segoe UI Emoji"/>
-          </w:rPr>
-          <w:lastRenderedPageBreak/>
-          <w:br w:type="page"/>
-        </w:r>
-      </w:ins>
+      <w:r>
+        <w:rPr>
+          <w:rFonts w:ascii="Segoe UI Emoji" w:hAnsi="Segoe UI Emoji" w:cs="Segoe UI Emoji"/>
+        </w:rPr>
+        <w:lastRenderedPageBreak/>
+        <w:br w:type="page"/>
+      </w:r>
     </w:p>
     <w:p>
       <w:pPr>
@@ -8569,11 +6270,9 @@
       <w:r>
         <w:t xml:space="preserve">Verbeterpunt </w:t>
       </w:r>
-      <w:proofErr w:type="spellStart"/>
       <w:r>
         <w:t>opschrijving</w:t>
       </w:r>
-      <w:proofErr w:type="spellEnd"/>
       <w:r>
         <w:t xml:space="preserve"> in m</w:t>
       </w:r>
@@ -8626,9 +6325,7 @@
           <w:ilvl w:val="0"/>
           <w:numId w:val="8"/>
         </w:numPr>
-        <w:rPr>
-          <w:ins w:author="Rinse Cramer" w:date="2025-11-21T09:27:00Z" w16du:dateUtc="2025-11-21T08:27:00Z" w:id="515"/>
-        </w:rPr>
+        <w:rPr/>
       </w:pPr>
       <w:r>
         <w:t xml:space="preserve">1. </w:t>
@@ -8636,11 +6333,9 @@
       <w:r>
         <w:t xml:space="preserve">Verbeterpunt </w:t>
       </w:r>
-      <w:proofErr w:type="spellStart"/>
       <w:r>
         <w:t>opschrijving</w:t>
       </w:r>
-      <w:proofErr w:type="spellEnd"/>
       <w:r>
         <w:t xml:space="preserve"> in m</w:t>
       </w:r>
@@ -8658,23 +6353,17 @@
           <w:ilvl w:val="0"/>
           <w:numId w:val="8"/>
         </w:numPr>
-        <w:rPr>
-          <w:del w:author="Rinse Cramer" w:date="2025-11-21T09:28:00Z" w16du:dateUtc="2025-11-21T08:28:00Z" w:id="516"/>
-        </w:rPr>
-      </w:pPr>
-      <w:ins w:author="Rinse Cramer" w:date="2025-11-21T09:27:00Z" w16du:dateUtc="2025-11-21T08:27:00Z" w:id="517">
-        <w:r>
-          <w:t xml:space="preserve">2. </w:t>
-        </w:r>
-        <w:proofErr w:type="spellStart"/>
-        <w:r>
-          <w:t>Commit</w:t>
-        </w:r>
-        <w:proofErr w:type="spellEnd"/>
-        <w:r>
-          <w:t xml:space="preserve"> en push werk naar Git-archief</w:t>
-        </w:r>
-      </w:ins>
+        <w:rPr/>
+      </w:pPr>
+      <w:r>
+        <w:t xml:space="preserve">2. </w:t>
+      </w:r>
+      <w:r>
+        <w:t>Commit</w:t>
+      </w:r>
+      <w:r>
+        <w:t xml:space="preserve"> en push werk naar Git-archief</w:t>
+      </w:r>
     </w:p>
     <w:p>
       <w:pPr>
@@ -8684,44 +6373,9 @@
           <w:numId w:val="8"/>
         </w:numPr>
         <w:rPr>
-          <w:del w:author="Rinse Cramer" w:date="2025-11-21T09:28:00Z" w16du:dateUtc="2025-11-21T08:28:00Z" w:id="518"/>
-          <w:rFonts w:ascii="Segoe UI Emoji" w:hAnsi="Segoe UI Emoji" w:cs="Segoe UI Emoji"/>
-        </w:rPr>
-        <w:pPrChange w:author="Rinse Cramer" w:date="2025-11-21T09:28:00Z" w16du:dateUtc="2025-11-21T08:28:00Z" w:id="519">
-          <w:pPr>
-            <w:pStyle w:val="Heading1"/>
-          </w:pPr>
-        </w:pPrChange>
-      </w:pPr>
-      <w:del w:author="Rinse Cramer" w:date="2025-11-21T09:28:00Z" w16du:dateUtc="2025-11-21T08:28:00Z" w:id="520">
-        <w:r>
-          <w:rPr>
-            <w:rFonts w:ascii="Segoe UI Emoji" w:hAnsi="Segoe UI Emoji" w:cs="Segoe UI Emoji"/>
-          </w:rPr>
-          <w:delText>🫱🏻</w:delText>
-        </w:r>
-        <w:r>
-          <w:delText>‍</w:delText>
-        </w:r>
-        <w:r>
-          <w:rPr>
-            <w:rFonts w:ascii="Segoe UI Emoji" w:hAnsi="Segoe UI Emoji" w:cs="Segoe UI Emoji"/>
-          </w:rPr>
-          <w:delText xml:space="preserve">🫲🏻 </w:delText>
-        </w:r>
-        <w:r>
-          <w:rPr>
-            <w:rFonts w:ascii="Segoe UI Emoji" w:hAnsi="Segoe UI Emoji" w:cs="Segoe UI Emoji"/>
-          </w:rPr>
-          <w:delText xml:space="preserve">C. </w:delText>
-        </w:r>
-        <w:r>
-          <w:rPr>
-            <w:rFonts w:ascii="Segoe UI Emoji" w:hAnsi="Segoe UI Emoji" w:cs="Segoe UI Emoji"/>
-          </w:rPr>
-          <w:delText>Commit en push werk naar Git-archief</w:delText>
-        </w:r>
-      </w:del>
+          <w:rFonts w:ascii="Segoe UI Emoji" w:hAnsi="Segoe UI Emoji" w:cs="Segoe UI Emoji"/>
+        </w:rPr>
+      </w:pPr>
     </w:p>
     <w:p>
       <w:pPr>
@@ -8731,14 +6385,6 @@
           <w:numId w:val="8"/>
         </w:numPr>
       </w:pPr>
-      <w:del w:author="Rinse Cramer" w:date="2025-11-21T09:28:00Z" w16du:dateUtc="2025-11-21T08:28:00Z" w:id="521">
-        <w:r>
-          <w:delText xml:space="preserve">1. </w:delText>
-        </w:r>
-        <w:r>
-          <w:delText>Heb ik in Jira mijn tijdsregistratie genoteerd?</w:delText>
-        </w:r>
-      </w:del>
     </w:p>
     <w:sectPr>
       <w:pgSz w:w="11906" w:h="16838"/>

--- a/Checklijst.docx
+++ b/Checklijst.docx
@@ -1,6 +1,6 @@
 
 <file path=word/document.xml><?xml version="1.0" encoding="utf-8"?>
-<w:document xmlns:mc="http://schemas.openxmlformats.org/markup-compatibility/2006" xmlns:w="http://schemas.openxmlformats.org/wordprocessingml/2006/main" xmlns:w14="http://schemas.microsoft.com/office/word/2010/wordml" xmlns:w16se="http://schemas.microsoft.com/office/word/2015/wordml/symex" mc:Ignorable="w14 w15 w16se w16cid w16 w16cex w16sdtdh w16sdtfl w16du wp14">
+<w:document xmlns:mc="http://schemas.openxmlformats.org/markup-compatibility/2006" xmlns:w="http://schemas.openxmlformats.org/wordprocessingml/2006/main" xmlns:w14="http://schemas.microsoft.com/office/word/2010/wordml" xmlns:w16du="http://schemas.microsoft.com/office/word/2023/wordml/word16du" xmlns:w16se="http://schemas.microsoft.com/office/word/2015/wordml/symex" mc:Ignorable="w14 w15 w16se w16cid w16 w16cex w16sdtdh w16sdtfl w16du wp14">
   <w:body>
     <w:p>
       <w:pPr>
@@ -52,9 +52,11 @@
         </w:rPr>
         <w:t xml:space="preserve"/>
       </w:r>
+      <w:proofErr w:type="spellStart"/>
       <w:r>
         <w:t/>
       </w:r>
+      <w:proofErr w:type="spellEnd"/>
       <w:r>
         <w:t/>
       </w:r>
@@ -69,7 +71,9 @@
           <w:ilvl w:val="0"/>
           <w:numId w:val="1"/>
         </w:numPr>
-        <w:rPr/>
+        <w:rPr>
+          <w:ins w:author="Rinse Cramer" w:date="2025-11-21T11:25:00Z" w16du:dateUtc="2025-11-21T10:25:00Z" w:id="8"/>
+        </w:rPr>
       </w:pPr>
       <w:r>
         <w:t xml:space="preserve">1. </w:t>
@@ -77,15 +81,19 @@
       <w:r>
         <w:t xml:space="preserve">Meldplicht </w:t>
       </w:r>
+      <w:proofErr w:type="gramStart"/>
       <w:r>
         <w:t>indien</w:t>
       </w:r>
+      <w:proofErr w:type="gramEnd"/>
       <w:r>
         <w:t xml:space="preserve"> </w:t>
       </w:r>
+      <w:proofErr w:type="spellStart"/>
       <w:r>
         <w:t>Jira</w:t>
       </w:r>
+      <w:proofErr w:type="spellEnd"/>
       <w:r>
         <w:t xml:space="preserve">-uitvoerder </w:t>
       </w:r>
@@ -100,7 +108,18 @@
       <w:pPr>
         <w:pStyle w:val="ListParagraph"/>
         <w:ind w:left="1440"/>
-        <w:rPr/>
+        <w:rPr>
+          <w:del w:author="Rinse Cramer" w:date="2025-12-12T14:50:00Z" w16du:dateUtc="2025-12-12T13:50:00Z" w:id="14"/>
+        </w:rPr>
+        <w:pPrChange w:author="Rinse Cramer" w:date="2025-12-12T14:50:00Z" w16du:dateUtc="2025-12-12T13:50:00Z" w:id="15">
+          <w:pPr>
+            <w:pStyle w:val="ListParagraph"/>
+            <w:numPr>
+              <w:numId w:val="1"/>
+            </w:numPr>
+            <w:ind w:hanging="360"/>
+          </w:pPr>
+        </w:pPrChange>
       </w:pPr>
     </w:p>
     <w:p>
@@ -134,12 +153,14 @@
         </w:rPr>
         <w:t xml:space="preserve"/>
       </w:r>
+      <w:proofErr w:type="spellStart"/>
       <w:r>
         <w:rPr>
           <w:rFonts w:ascii="Segoe UI Emoji" w:hAnsi="Segoe UI Emoji" w:cs="Segoe UI Emoji"/>
         </w:rPr>
         <w:t/>
       </w:r>
+      <w:proofErr w:type="spellEnd"/>
       <w:r>
         <w:rPr>
           <w:rFonts w:ascii="Segoe UI Emoji" w:hAnsi="Segoe UI Emoji" w:cs="Segoe UI Emoji"/>
@@ -161,15 +182,19 @@
       <w:r>
         <w:t xml:space="preserve">Meldplicht </w:t>
       </w:r>
+      <w:proofErr w:type="gramStart"/>
       <w:r>
         <w:t>indien</w:t>
       </w:r>
+      <w:proofErr w:type="gramEnd"/>
       <w:r>
         <w:t xml:space="preserve"> </w:t>
       </w:r>
+      <w:proofErr w:type="spellStart"/>
       <w:r>
         <w:t>Jira</w:t>
       </w:r>
+      <w:proofErr w:type="spellEnd"/>
       <w:r>
         <w:t>-status NIET Toegewezen is</w:t>
       </w:r>
@@ -205,12 +230,14 @@
         </w:rPr>
         <w:t xml:space="preserve"/>
       </w:r>
+      <w:proofErr w:type="spellStart"/>
       <w:r>
         <w:rPr>
           <w:rFonts w:ascii="Segoe UI Emoji" w:hAnsi="Segoe UI Emoji" w:cs="Segoe UI Emoji"/>
         </w:rPr>
         <w:t/>
       </w:r>
+      <w:proofErr w:type="spellEnd"/>
       <w:r>
         <w:rPr>
           <w:rFonts w:ascii="Segoe UI Emoji" w:hAnsi="Segoe UI Emoji" w:cs="Segoe UI Emoji"/>
@@ -225,7 +252,9 @@
           <w:ilvl w:val="0"/>
           <w:numId w:val="1"/>
         </w:numPr>
-        <w:rPr/>
+        <w:rPr>
+          <w:ins w:author="Rinse Cramer" w:date="2025-11-05T23:26:00Z" w16du:dateUtc="2025-11-05T22:26:00Z" w:id="26"/>
+        </w:rPr>
       </w:pPr>
       <w:r>
         <w:t xml:space="preserve">1. </w:t>
@@ -233,9 +262,11 @@
       <w:r>
         <w:t xml:space="preserve">Ik heb de </w:t>
       </w:r>
+      <w:proofErr w:type="spellStart"/>
       <w:r>
         <w:t>Jira</w:t>
       </w:r>
+      <w:proofErr w:type="spellEnd"/>
       <w:r>
         <w:t>-titel gelezen</w:t>
       </w:r>
@@ -247,13 +278,25 @@
           <w:ilvl w:val="1"/>
           <w:numId w:val="1"/>
         </w:numPr>
-        <w:rPr/>
+        <w:rPr>
+          <w:del w:author="Rinse Cramer" w:date="2025-12-12T14:52:00Z" w16du:dateUtc="2025-12-12T13:52:00Z" w:id="29"/>
+        </w:rPr>
+        <w:pPrChange w:author="Rinse Cramer" w:date="2025-11-05T23:27:00Z" w16du:dateUtc="2025-11-05T22:27:00Z" w:id="30">
+          <w:pPr>
+            <w:pStyle w:val="ListParagraph"/>
+            <w:numPr>
+              <w:numId w:val="1"/>
+            </w:numPr>
+            <w:ind w:hanging="360"/>
+          </w:pPr>
+        </w:pPrChange>
       </w:pPr>
     </w:p>
     <w:p>
       <w:pPr>
         <w:pStyle w:val="Heading1"/>
         <w:rPr>
+          <w:ins w:author="Rinse Cramer" w:date="2025-12-12T15:02:00Z" w16du:dateUtc="2025-12-12T14:02:00Z" w:id="31"/>
           <w:rFonts w:ascii="Segoe UI Emoji" w:hAnsi="Segoe UI Emoji" w:cs="Segoe UI Emoji"/>
         </w:rPr>
       </w:pPr>
@@ -277,7 +320,9 @@
           <w:ilvl w:val="0"/>
           <w:numId w:val="1"/>
         </w:numPr>
-        <w:rPr/>
+        <w:rPr>
+          <w:ins w:author="Rinse Cramer" w:date="2025-12-12T15:04:00Z" w16du:dateUtc="2025-12-12T14:04:00Z" w:id="33"/>
+        </w:rPr>
       </w:pPr>
       <w:r>
         <w:t xml:space="preserve">1. </w:t>
@@ -296,6 +341,7 @@
       <w:pPr>
         <w:pStyle w:val="Heading1"/>
         <w:rPr>
+          <w:ins w:author="Rinse Cramer" w:date="2025-12-12T15:04:00Z" w16du:dateUtc="2025-12-12T14:04:00Z" w:id="36"/>
           <w:rFonts w:ascii="Segoe UI Emoji" w:hAnsi="Segoe UI Emoji" w:cs="Segoe UI Emoji"/>
         </w:rPr>
       </w:pPr>
@@ -325,7 +371,9 @@
           <w:ilvl w:val="0"/>
           <w:numId w:val="1"/>
         </w:numPr>
-        <w:rPr/>
+        <w:rPr>
+          <w:ins w:author="Rinse Cramer" w:date="2025-12-12T15:06:00Z" w16du:dateUtc="2025-12-12T14:06:00Z" w:id="38"/>
+        </w:rPr>
       </w:pPr>
       <w:r>
         <w:t xml:space="preserve">1. Ik heb </w:t>
@@ -347,6 +395,7 @@
       <w:pPr>
         <w:pStyle w:val="Heading1"/>
         <w:rPr>
+          <w:ins w:author="Rinse Cramer" w:date="2025-12-12T15:06:00Z" w16du:dateUtc="2025-12-12T14:06:00Z" w:id="43"/>
           <w:rFonts w:ascii="Segoe UI Emoji" w:hAnsi="Segoe UI Emoji" w:cs="Segoe UI Emoji"/>
         </w:rPr>
       </w:pPr>
@@ -356,12 +405,14 @@
         </w:rPr>
         <w:t xml:space="preserve">⏱️ 102. Start timer</w:t>
       </w:r>
+      <w:proofErr w:type="spellStart"/>
       <w:r>
         <w:rPr>
           <w:rFonts w:ascii="Segoe UI Emoji" w:hAnsi="Segoe UI Emoji" w:cs="Segoe UI Emoji"/>
         </w:rPr>
         <w:t/>
       </w:r>
+      <w:proofErr w:type="spellEnd"/>
       <w:r>
         <w:rPr>
           <w:rFonts w:ascii="Segoe UI Emoji" w:hAnsi="Segoe UI Emoji" w:cs="Segoe UI Emoji"/>
@@ -376,7 +427,9 @@
           <w:ilvl w:val="0"/>
           <w:numId w:val="1"/>
         </w:numPr>
-        <w:rPr/>
+        <w:rPr>
+          <w:ins w:author="Rinse Cramer" w:date="2025-12-12T15:24:00Z" w16du:dateUtc="2025-12-12T14:24:00Z" w:id="45"/>
+        </w:rPr>
       </w:pPr>
       <w:r>
         <w:t xml:space="preserve">1. Ik </w:t>
@@ -387,9 +440,11 @@
       <w:r>
         <w:t xml:space="preserve">onder de </w:t>
       </w:r>
+      <w:proofErr w:type="spellStart"/>
       <w:r>
         <w:t>Jira</w:t>
       </w:r>
+      <w:proofErr w:type="spellEnd"/>
       <w:r>
         <w:t>-beschrijving</w:t>
       </w:r>
@@ -398,6 +453,7 @@
       <w:pPr>
         <w:pStyle w:val="Heading1"/>
         <w:rPr>
+          <w:ins w:author="Rinse Cramer" w:date="2025-12-12T15:47:00Z" w16du:dateUtc="2025-12-12T14:47:00Z" w:id="48"/>
           <w:rFonts w:ascii="Segoe UI Emoji" w:hAnsi="Segoe UI Emoji" w:cs="Segoe UI Emoji"/>
         </w:rPr>
       </w:pPr>
@@ -445,7 +501,9 @@
           <w:ilvl w:val="0"/>
           <w:numId w:val="1"/>
         </w:numPr>
-        <w:rPr/>
+        <w:rPr>
+          <w:ins w:author="Rinse Cramer" w:date="2025-12-12T15:55:00Z" w16du:dateUtc="2025-12-12T14:55:00Z" w:id="53"/>
+        </w:rPr>
       </w:pPr>
       <w:r>
         <w:t xml:space="preserve">1. </w:t>
@@ -461,7 +519,9 @@
           <w:ilvl w:val="0"/>
           <w:numId w:val="1"/>
         </w:numPr>
-        <w:rPr/>
+        <w:rPr>
+          <w:ins w:author="Rinse Cramer" w:date="2025-12-12T15:51:00Z" w16du:dateUtc="2025-12-12T14:51:00Z" w:id="56"/>
+        </w:rPr>
       </w:pPr>
       <w:r>
         <w:t>2. Ben ik een PR met een probleemstelling in</w:t>
@@ -477,6 +537,7 @@
       <w:pPr>
         <w:pStyle w:val="Heading1"/>
         <w:rPr>
+          <w:ins w:author="Rinse Cramer" w:date="2025-12-12T15:51:00Z" w16du:dateUtc="2025-12-12T14:51:00Z" w:id="58"/>
           <w:rFonts w:ascii="Segoe UI Emoji" w:hAnsi="Segoe UI Emoji" w:cs="Segoe UI Emoji"/>
         </w:rPr>
       </w:pPr>
@@ -525,7 +586,9 @@
           <w:ilvl w:val="0"/>
           <w:numId w:val="1"/>
         </w:numPr>
-        <w:rPr/>
+        <w:rPr>
+          <w:ins w:author="Rinse Cramer" w:date="2025-12-12T15:51:00Z" w16du:dateUtc="2025-12-12T14:51:00Z" w:id="63"/>
+        </w:rPr>
       </w:pPr>
       <w:r>
         <w:t>1. Wat wil de ontvanger zien?</w:t>
@@ -535,6 +598,7 @@
       <w:pPr>
         <w:pStyle w:val="Heading1"/>
         <w:rPr>
+          <w:ins w:author="Rinse Cramer" w:date="2025-12-12T15:54:00Z" w16du:dateUtc="2025-12-12T14:54:00Z" w:id="65"/>
           <w:rFonts w:ascii="Segoe UI Emoji" w:hAnsi="Segoe UI Emoji" w:cs="Segoe UI Emoji"/>
         </w:rPr>
       </w:pPr>
@@ -600,7 +664,9 @@
           <w:ilvl w:val="0"/>
           <w:numId w:val="1"/>
         </w:numPr>
-        <w:rPr/>
+        <w:rPr>
+          <w:ins w:author="Rinse Cramer" w:date="2025-12-12T15:55:00Z" w16du:dateUtc="2025-12-12T14:55:00Z" w:id="73"/>
+        </w:rPr>
       </w:pPr>
       <w:r>
         <w:t xml:space="preserve">1. </w:t>
@@ -616,7 +682,9 @@
           <w:ilvl w:val="0"/>
           <w:numId w:val="1"/>
         </w:numPr>
-        <w:rPr/>
+        <w:rPr>
+          <w:ins w:author="Rinse Cramer" w:date="2025-12-12T15:54:00Z" w16du:dateUtc="2025-12-12T14:54:00Z" w:id="76"/>
+        </w:rPr>
       </w:pPr>
       <w:r>
         <w:t xml:space="preserve">2. </w:t>
@@ -629,6 +697,7 @@
       <w:pPr>
         <w:pStyle w:val="Heading1"/>
         <w:rPr>
+          <w:ins w:author="Rinse Cramer" w:date="2025-12-12T15:57:00Z" w16du:dateUtc="2025-12-12T14:57:00Z" w:id="79"/>
           <w:rFonts w:ascii="Segoe UI Emoji" w:hAnsi="Segoe UI Emoji" w:cs="Segoe UI Emoji"/>
           <w:lang w:val="en-US"/>
         </w:rPr>
@@ -667,6 +736,7 @@
         </w:rPr>
         <w:t xml:space="preserve"/>
       </w:r>
+      <w:proofErr w:type="spellStart"/>
       <w:r>
         <w:rPr>
           <w:rFonts w:ascii="Segoe UI Emoji" w:hAnsi="Segoe UI Emoji" w:cs="Segoe UI Emoji"/>
@@ -674,6 +744,7 @@
         </w:rPr>
         <w:t/>
       </w:r>
+      <w:proofErr w:type="spellEnd"/>
       <w:r>
         <w:rPr>
           <w:rFonts w:ascii="Segoe UI Emoji" w:hAnsi="Segoe UI Emoji" w:cs="Segoe UI Emoji"/>
@@ -681,6 +752,7 @@
         </w:rPr>
         <w:t xml:space="preserve"/>
       </w:r>
+      <w:proofErr w:type="spellStart"/>
       <w:r>
         <w:rPr>
           <w:rFonts w:ascii="Segoe UI Emoji" w:hAnsi="Segoe UI Emoji" w:cs="Segoe UI Emoji"/>
@@ -688,6 +760,7 @@
         </w:rPr>
         <w:t/>
       </w:r>
+      <w:proofErr w:type="spellEnd"/>
       <w:r>
         <w:rPr>
           <w:rFonts w:ascii="Segoe UI Emoji" w:hAnsi="Segoe UI Emoji" w:cs="Segoe UI Emoji"/>
@@ -695,6 +768,7 @@
         </w:rPr>
         <w:t xml:space="preserve"/>
       </w:r>
+      <w:proofErr w:type="spellStart"/>
       <w:r>
         <w:rPr>
           <w:rFonts w:ascii="Segoe UI Emoji" w:hAnsi="Segoe UI Emoji" w:cs="Segoe UI Emoji"/>
@@ -702,6 +776,7 @@
         </w:rPr>
         <w:t/>
       </w:r>
+      <w:proofErr w:type="spellEnd"/>
       <w:r>
         <w:rPr>
           <w:rFonts w:ascii="Segoe UI Emoji" w:hAnsi="Segoe UI Emoji" w:cs="Segoe UI Emoji"/>
@@ -709,6 +784,7 @@
         </w:rPr>
         <w:t xml:space="preserve"/>
       </w:r>
+      <w:proofErr w:type="spellStart"/>
       <w:r>
         <w:rPr>
           <w:rFonts w:ascii="Segoe UI Emoji" w:hAnsi="Segoe UI Emoji" w:cs="Segoe UI Emoji"/>
@@ -716,6 +792,7 @@
         </w:rPr>
         <w:t/>
       </w:r>
+      <w:proofErr w:type="spellEnd"/>
     </w:p>
     <w:p>
       <w:pPr>
@@ -724,7 +801,9 @@
           <w:ilvl w:val="0"/>
           <w:numId w:val="1"/>
         </w:numPr>
-        <w:rPr/>
+        <w:rPr>
+          <w:ins w:author="Rinse Cramer" w:date="2025-12-12T16:02:00Z" w16du:dateUtc="2025-12-12T15:02:00Z" w:id="83"/>
+        </w:rPr>
       </w:pPr>
       <w:r>
         <w:t xml:space="preserve">1. Ik heb </w:t>
@@ -737,6 +816,7 @@
       <w:pPr>
         <w:pStyle w:val="Heading1"/>
         <w:rPr>
+          <w:ins w:author="Rinse Cramer" w:date="2025-12-12T16:02:00Z" w16du:dateUtc="2025-12-12T15:02:00Z" w:id="86"/>
           <w:rFonts w:ascii="Segoe UI Emoji" w:hAnsi="Segoe UI Emoji" w:cs="Segoe UI Emoji"/>
         </w:rPr>
       </w:pPr>
@@ -772,7 +852,9 @@
           <w:ilvl w:val="0"/>
           <w:numId w:val="1"/>
         </w:numPr>
-        <w:rPr/>
+        <w:rPr>
+          <w:ins w:author="Rinse Cramer" w:date="2025-12-12T16:03:00Z" w16du:dateUtc="2025-12-12T15:03:00Z" w:id="91"/>
+        </w:rPr>
       </w:pPr>
       <w:r>
         <w:t xml:space="preserve">1. Ik heb </w:t>
@@ -797,6 +879,7 @@
       <w:pPr>
         <w:pStyle w:val="Heading1"/>
         <w:rPr>
+          <w:ins w:author="Rinse Cramer" w:date="2025-12-12T16:03:00Z" w16du:dateUtc="2025-12-12T15:03:00Z" w:id="93"/>
           <w:rFonts w:ascii="Segoe UI Emoji" w:hAnsi="Segoe UI Emoji" w:cs="Segoe UI Emoji"/>
         </w:rPr>
       </w:pPr>
@@ -832,7 +915,9 @@
           <w:ilvl w:val="0"/>
           <w:numId w:val="1"/>
         </w:numPr>
-        <w:rPr/>
+        <w:rPr>
+          <w:ins w:author="Rinse Cramer" w:date="2025-12-12T16:03:00Z" w16du:dateUtc="2025-12-12T15:03:00Z" w:id="97"/>
+        </w:rPr>
       </w:pPr>
       <w:r>
         <w:t xml:space="preserve">1. Ik heb een </w:t>
@@ -845,6 +930,7 @@
       <w:pPr>
         <w:pStyle w:val="Heading1"/>
         <w:rPr>
+          <w:ins w:author="Rinse Cramer" w:date="2025-12-12T16:05:00Z" w16du:dateUtc="2025-12-12T15:05:00Z" w:id="99"/>
           <w:rFonts w:ascii="Segoe UI Emoji" w:hAnsi="Segoe UI Emoji" w:cs="Segoe UI Emoji"/>
         </w:rPr>
       </w:pPr>
@@ -880,7 +966,9 @@
           <w:ilvl w:val="0"/>
           <w:numId w:val="1"/>
         </w:numPr>
-        <w:rPr/>
+        <w:rPr>
+          <w:ins w:author="Rinse Cramer" w:date="2025-12-12T16:05:00Z" w16du:dateUtc="2025-12-12T15:05:00Z" w:id="103"/>
+        </w:rPr>
       </w:pPr>
       <w:r>
         <w:t xml:space="preserve">1. Ik heb </w:t>
@@ -894,58 +982,179 @@
     </w:p>
     <w:p>
       <w:pPr>
-        <w:rPr/>
-      </w:pPr>
-    </w:p>
-    <w:p>
-      <w:pPr>
-        <w:rPr/>
-      </w:pPr>
-    </w:p>
-    <w:p>
-      <w:pPr>
-        <w:rPr/>
-      </w:pPr>
-    </w:p>
-    <w:p>
-      <w:pPr>
-        <w:rPr/>
-      </w:pPr>
-    </w:p>
-    <w:p>
-      <w:pPr>
-        <w:rPr/>
-      </w:pPr>
-    </w:p>
-    <w:p>
-      <w:pPr>
-        <w:rPr/>
-      </w:pPr>
-    </w:p>
-    <w:p>
-      <w:pPr>
-        <w:rPr/>
-      </w:pPr>
-    </w:p>
-    <w:p>
-      <w:pPr>
-        <w:pStyle w:val="ListParagraph"/>
-        <w:rPr/>
-      </w:pPr>
-    </w:p>
-    <w:p>
-      <w:pPr>
-        <w:rPr/>
-      </w:pPr>
-    </w:p>
-    <w:p>
-      <w:pPr>
-        <w:rPr/>
-      </w:pPr>
-    </w:p>
-    <w:p>
-      <w:pPr>
-        <w:rPr/>
+        <w:rPr>
+          <w:ins w:author="Rinse Cramer" w:date="2025-12-12T15:57:00Z" w16du:dateUtc="2025-12-12T14:57:00Z" w:id="106"/>
+        </w:rPr>
+        <w:pPrChange w:author="Rinse Cramer" w:date="2025-12-12T16:03:00Z" w16du:dateUtc="2025-12-12T15:03:00Z" w:id="107">
+          <w:pPr>
+            <w:pStyle w:val="ListParagraph"/>
+            <w:numPr>
+              <w:numId w:val="1"/>
+            </w:numPr>
+            <w:ind w:hanging="360"/>
+          </w:pPr>
+        </w:pPrChange>
+      </w:pPr>
+    </w:p>
+    <w:p>
+      <w:pPr>
+        <w:rPr>
+          <w:ins w:author="Rinse Cramer" w:date="2025-12-12T15:47:00Z" w16du:dateUtc="2025-12-12T14:47:00Z" w:id="108"/>
+        </w:rPr>
+        <w:pPrChange w:author="Rinse Cramer" w:date="2025-12-12T15:51:00Z" w16du:dateUtc="2025-12-12T14:51:00Z" w:id="109">
+          <w:pPr>
+            <w:pStyle w:val="ListParagraph"/>
+            <w:numPr>
+              <w:numId w:val="1"/>
+            </w:numPr>
+            <w:ind w:hanging="360"/>
+          </w:pPr>
+        </w:pPrChange>
+      </w:pPr>
+    </w:p>
+    <w:p>
+      <w:pPr>
+        <w:rPr>
+          <w:ins w:author="Rinse Cramer" w:date="2025-12-12T15:43:00Z" w16du:dateUtc="2025-12-12T14:43:00Z" w:id="110"/>
+        </w:rPr>
+        <w:pPrChange w:author="Rinse Cramer" w:date="2025-12-12T15:45:00Z" w16du:dateUtc="2025-12-12T14:45:00Z" w:id="111">
+          <w:pPr>
+            <w:pStyle w:val="ListParagraph"/>
+            <w:numPr>
+              <w:numId w:val="1"/>
+            </w:numPr>
+            <w:ind w:hanging="360"/>
+          </w:pPr>
+        </w:pPrChange>
+      </w:pPr>
+    </w:p>
+    <w:p>
+      <w:pPr>
+        <w:rPr>
+          <w:ins w:author="Rinse Cramer" w:date="2025-12-12T15:43:00Z" w16du:dateUtc="2025-12-12T14:43:00Z" w:id="112"/>
+        </w:rPr>
+        <w:pPrChange w:author="Rinse Cramer" w:date="2025-12-12T15:43:00Z" w16du:dateUtc="2025-12-12T14:43:00Z" w:id="113">
+          <w:pPr>
+            <w:pStyle w:val="ListParagraph"/>
+            <w:numPr>
+              <w:numId w:val="1"/>
+            </w:numPr>
+            <w:ind w:hanging="360"/>
+          </w:pPr>
+        </w:pPrChange>
+      </w:pPr>
+    </w:p>
+    <w:p>
+      <w:pPr>
+        <w:rPr>
+          <w:ins w:author="Rinse Cramer" w:date="2025-12-12T15:31:00Z" w16du:dateUtc="2025-12-12T14:31:00Z" w:id="114"/>
+        </w:rPr>
+        <w:pPrChange w:author="Rinse Cramer" w:date="2025-12-12T15:33:00Z" w16du:dateUtc="2025-12-12T14:33:00Z" w:id="115">
+          <w:pPr>
+            <w:pStyle w:val="ListParagraph"/>
+            <w:numPr>
+              <w:numId w:val="1"/>
+            </w:numPr>
+            <w:ind w:hanging="360"/>
+          </w:pPr>
+        </w:pPrChange>
+      </w:pPr>
+    </w:p>
+    <w:p>
+      <w:pPr>
+        <w:rPr>
+          <w:ins w:author="Rinse Cramer" w:date="2025-12-12T15:28:00Z" w16du:dateUtc="2025-12-12T14:28:00Z" w:id="116"/>
+        </w:rPr>
+        <w:pPrChange w:author="Rinse Cramer" w:date="2025-12-12T15:30:00Z" w16du:dateUtc="2025-12-12T14:30:00Z" w:id="117">
+          <w:pPr>
+            <w:pStyle w:val="ListParagraph"/>
+            <w:numPr>
+              <w:numId w:val="1"/>
+            </w:numPr>
+            <w:ind w:hanging="360"/>
+          </w:pPr>
+        </w:pPrChange>
+      </w:pPr>
+    </w:p>
+    <w:p>
+      <w:pPr>
+        <w:rPr>
+          <w:ins w:author="Rinse Cramer" w:date="2025-12-12T15:27:00Z" w16du:dateUtc="2025-12-12T14:27:00Z" w:id="118"/>
+        </w:rPr>
+        <w:pPrChange w:author="Rinse Cramer" w:date="2025-12-12T15:28:00Z" w16du:dateUtc="2025-12-12T14:28:00Z" w:id="119">
+          <w:pPr>
+            <w:pStyle w:val="ListParagraph"/>
+            <w:numPr>
+              <w:numId w:val="1"/>
+            </w:numPr>
+            <w:ind w:hanging="360"/>
+          </w:pPr>
+        </w:pPrChange>
+      </w:pPr>
+    </w:p>
+    <w:p>
+      <w:pPr>
+        <w:pStyle w:val="ListParagraph"/>
+        <w:rPr>
+          <w:ins w:author="Rinse Cramer" w:date="2025-12-12T15:25:00Z" w16du:dateUtc="2025-12-12T14:25:00Z" w:id="120"/>
+        </w:rPr>
+        <w:pPrChange w:author="Rinse Cramer" w:date="2025-12-12T15:27:00Z" w16du:dateUtc="2025-12-12T14:27:00Z" w:id="121">
+          <w:pPr>
+            <w:pStyle w:val="ListParagraph"/>
+            <w:numPr>
+              <w:numId w:val="1"/>
+            </w:numPr>
+            <w:ind w:hanging="360"/>
+          </w:pPr>
+        </w:pPrChange>
+      </w:pPr>
+    </w:p>
+    <w:p>
+      <w:pPr>
+        <w:rPr>
+          <w:ins w:author="Rinse Cramer" w:date="2025-12-12T15:24:00Z" w16du:dateUtc="2025-12-12T14:24:00Z" w:id="122"/>
+        </w:rPr>
+        <w:pPrChange w:author="Rinse Cramer" w:date="2025-12-12T15:25:00Z" w16du:dateUtc="2025-12-12T14:25:00Z" w:id="123">
+          <w:pPr>
+            <w:pStyle w:val="ListParagraph"/>
+            <w:numPr>
+              <w:numId w:val="1"/>
+            </w:numPr>
+            <w:ind w:hanging="360"/>
+          </w:pPr>
+        </w:pPrChange>
+      </w:pPr>
+    </w:p>
+    <w:p>
+      <w:pPr>
+        <w:rPr>
+          <w:ins w:author="Rinse Cramer" w:date="2025-12-12T15:06:00Z" w16du:dateUtc="2025-12-12T14:06:00Z" w:id="124"/>
+        </w:rPr>
+        <w:pPrChange w:author="Rinse Cramer" w:date="2025-12-12T15:24:00Z" w16du:dateUtc="2025-12-12T14:24:00Z" w:id="125">
+          <w:pPr>
+            <w:pStyle w:val="ListParagraph"/>
+            <w:numPr>
+              <w:numId w:val="1"/>
+            </w:numPr>
+            <w:ind w:hanging="360"/>
+          </w:pPr>
+        </w:pPrChange>
+      </w:pPr>
+    </w:p>
+    <w:p>
+      <w:pPr>
+        <w:rPr>
+          <w:ins w:author="Rinse Cramer" w:date="2025-12-13T10:48:00Z" w16du:dateUtc="2025-12-13T09:48:00Z" w:id="126"/>
+          <w:rPrChange w:author="Rinse Cramer" w:date="2025-12-13T10:48:00Z" w16du:dateUtc="2025-12-13T09:48:00Z" w:id="127">
+            <w:rPr>
+              <w:ins w:author="Rinse Cramer" w:date="2025-12-13T10:48:00Z" w16du:dateUtc="2025-12-13T09:48:00Z" w:id="128"/>
+              <w:rFonts w:ascii="Segoe UI Emoji" w:hAnsi="Segoe UI Emoji" w:cs="Segoe UI Emoji" w:eastAsiaTheme="majorEastAsia"/>
+              <w:color w:val="0F4761" w:themeColor="accent1" w:themeShade="BF"/>
+              <w:sz w:val="40"/>
+              <w:szCs w:val="40"/>
+            </w:rPr>
+          </w:rPrChange>
+        </w:rPr>
       </w:pPr>
       <w:r>
         <w:rPr>
@@ -957,7 +1166,9 @@
     <w:p>
       <w:pPr>
         <w:pStyle w:val="Heading1"/>
-        <w:rPr/>
+        <w:rPr>
+          <w:ins w:author="Rinse Cramer" w:date="2025-12-13T10:46:00Z" w16du:dateUtc="2025-12-13T09:46:00Z" w:id="130"/>
+        </w:rPr>
       </w:pPr>
       <w:r>
         <w:rPr>
@@ -1011,9 +1222,11 @@
       <w:r>
         <w:t xml:space="preserve"/>
       </w:r>
+      <w:proofErr w:type="spellStart"/>
       <w:r>
         <w:t/>
       </w:r>
+      <w:proofErr w:type="spellEnd"/>
       <w:r>
         <w:t/>
       </w:r>
@@ -1025,23 +1238,29 @@
           <w:ilvl w:val="0"/>
           <w:numId w:val="1"/>
         </w:numPr>
-        <w:rPr/>
+        <w:rPr>
+          <w:ins w:author="Rinse Cramer" w:date="2025-12-13T10:48:00Z" w16du:dateUtc="2025-12-13T09:48:00Z" w:id="132"/>
+        </w:rPr>
       </w:pPr>
       <w:r>
         <w:t xml:space="preserve">1. Meldplicht </w:t>
       </w:r>
+      <w:proofErr w:type="gramStart"/>
       <w:r>
         <w:t>indien</w:t>
       </w:r>
+      <w:proofErr w:type="gramEnd"/>
       <w:r>
         <w:t xml:space="preserve"> </w:t>
       </w:r>
+      <w:proofErr w:type="spellStart"/>
       <w:r>
         <w:t>J</w:t>
       </w:r>
       <w:r>
         <w:t>ira</w:t>
       </w:r>
+      <w:proofErr w:type="spellEnd"/>
       <w:r>
         <w:t>-uitvoerder NIET medewerker is</w:t>
       </w:r>
@@ -1050,7 +1269,13 @@
       <w:pPr>
         <w:pStyle w:val="Heading1"/>
         <w:rPr>
+          <w:ins w:author="Rinse Cramer" w:date="2025-12-13T10:48:00Z" w16du:dateUtc="2025-12-13T09:48:00Z" w:id="135"/>
           <w:lang w:val="en-US"/>
+          <w:rPrChange w:author="Rinse Cramer" w:date="2025-12-13T10:49:00Z" w16du:dateUtc="2025-12-13T09:49:00Z" w:id="136">
+            <w:rPr>
+              <w:ins w:author="Rinse Cramer" w:date="2025-12-13T10:48:00Z" w16du:dateUtc="2025-12-13T09:48:00Z" w:id="137"/>
+            </w:rPr>
+          </w:rPrChange>
         </w:rPr>
       </w:pPr>
       <w:r>
@@ -1081,6 +1306,11 @@
         <w:rPr>
           <w:rFonts w:ascii="Segoe UI Emoji" w:hAnsi="Segoe UI Emoji" w:cs="Segoe UI Emoji"/>
           <w:lang w:val="en-US"/>
+          <w:rPrChange w:author="Rinse Cramer" w:date="2025-12-13T10:49:00Z" w16du:dateUtc="2025-12-13T09:49:00Z" w:id="139">
+            <w:rPr>
+              <w:rFonts w:ascii="Segoe UI Emoji" w:hAnsi="Segoe UI Emoji" w:cs="Segoe UI Emoji"/>
+            </w:rPr>
+          </w:rPrChange>
         </w:rPr>
         <w:t/>
       </w:r>
@@ -1111,36 +1341,54 @@
       <w:r>
         <w:rPr>
           <w:lang w:val="en-US"/>
+          <w:rPrChange w:author="Rinse Cramer" w:date="2025-12-13T10:49:00Z" w16du:dateUtc="2025-12-13T09:49:00Z" w:id="140">
+            <w:rPr/>
+          </w:rPrChange>
         </w:rPr>
         <w:t xml:space="preserve"/>
       </w:r>
       <w:r>
         <w:rPr>
           <w:lang w:val="en-US"/>
+          <w:rPrChange w:author="Rinse Cramer" w:date="2025-12-13T10:49:00Z" w16du:dateUtc="2025-12-13T09:49:00Z" w:id="142">
+            <w:rPr/>
+          </w:rPrChange>
         </w:rPr>
         <w:t/>
       </w:r>
       <w:r>
         <w:rPr>
           <w:lang w:val="en-US"/>
+          <w:rPrChange w:author="Rinse Cramer" w:date="2025-12-13T10:49:00Z" w16du:dateUtc="2025-12-13T09:49:00Z" w:id="144">
+            <w:rPr/>
+          </w:rPrChange>
         </w:rPr>
         <w:t/>
       </w:r>
       <w:r>
         <w:rPr>
           <w:lang w:val="en-US"/>
+          <w:rPrChange w:author="Rinse Cramer" w:date="2025-12-13T10:49:00Z" w16du:dateUtc="2025-12-13T09:49:00Z" w:id="146">
+            <w:rPr/>
+          </w:rPrChange>
         </w:rPr>
         <w:t/>
       </w:r>
       <w:r>
         <w:rPr>
           <w:lang w:val="en-US"/>
+          <w:rPrChange w:author="Rinse Cramer" w:date="2025-12-13T10:49:00Z" w16du:dateUtc="2025-12-13T09:49:00Z" w:id="148">
+            <w:rPr/>
+          </w:rPrChange>
         </w:rPr>
         <w:t xml:space="preserve"/>
       </w:r>
       <w:r>
         <w:rPr>
           <w:lang w:val="en-US"/>
+          <w:rPrChange w:author="Rinse Cramer" w:date="2025-12-13T10:49:00Z" w16du:dateUtc="2025-12-13T09:49:00Z" w:id="150">
+            <w:rPr/>
+          </w:rPrChange>
         </w:rPr>
         <w:t/>
       </w:r>
@@ -1158,20 +1406,26 @@
           <w:ilvl w:val="0"/>
           <w:numId w:val="1"/>
         </w:numPr>
-        <w:rPr/>
+        <w:rPr>
+          <w:ins w:author="Rinse Cramer" w:date="2025-12-13T10:48:00Z" w16du:dateUtc="2025-12-13T09:48:00Z" w:id="151"/>
+        </w:rPr>
       </w:pPr>
       <w:r>
         <w:t xml:space="preserve">1. Meldplicht </w:t>
       </w:r>
+      <w:proofErr w:type="gramStart"/>
       <w:r>
         <w:t>indien</w:t>
       </w:r>
+      <w:proofErr w:type="gramEnd"/>
       <w:r>
         <w:t xml:space="preserve"> </w:t>
       </w:r>
+      <w:proofErr w:type="spellStart"/>
       <w:r>
         <w:t>Jira</w:t>
       </w:r>
+      <w:proofErr w:type="spellEnd"/>
       <w:r>
         <w:t>-</w:t>
       </w:r>
@@ -1191,7 +1445,9 @@
     <w:p>
       <w:pPr>
         <w:pStyle w:val="Heading1"/>
-        <w:rPr/>
+        <w:rPr>
+          <w:ins w:author="Rinse Cramer" w:date="2025-12-13T10:48:00Z" w16du:dateUtc="2025-12-13T09:48:00Z" w:id="157"/>
+        </w:rPr>
       </w:pPr>
       <w:r>
         <w:rPr>
@@ -1256,9 +1512,11 @@
       <w:r>
         <w:t xml:space="preserve"/>
       </w:r>
+      <w:proofErr w:type="spellStart"/>
       <w:r>
         <w:t/>
       </w:r>
+      <w:proofErr w:type="spellEnd"/>
       <w:r>
         <w:t/>
       </w:r>
@@ -1266,7 +1524,13 @@
         <w:t xml:space="preserve"/>
       </w:r>
       <w:r>
-        <w:rPr/>
+        <w:rPr>
+          <w:rPrChange w:author="Rinse Cramer" w:date="2025-12-13T10:50:00Z" w16du:dateUtc="2025-12-13T09:50:00Z" w:id="162">
+            <w:rPr>
+              <w:lang w:val="en-US"/>
+            </w:rPr>
+          </w:rPrChange>
+        </w:rPr>
         <w:t/>
       </w:r>
     </w:p>
@@ -1277,7 +1541,9 @@
           <w:ilvl w:val="0"/>
           <w:numId w:val="1"/>
         </w:numPr>
-        <w:rPr/>
+        <w:rPr>
+          <w:ins w:author="Rinse Cramer" w:date="2025-12-13T10:48:00Z" w16du:dateUtc="2025-12-13T09:48:00Z" w:id="163"/>
+        </w:rPr>
       </w:pPr>
       <w:r>
         <w:t xml:space="preserve">1. </w:t>
@@ -1285,9 +1551,11 @@
       <w:r>
         <w:t xml:space="preserve">Ik heb de </w:t>
       </w:r>
+      <w:proofErr w:type="spellStart"/>
       <w:r>
         <w:t>Jira</w:t>
       </w:r>
+      <w:proofErr w:type="spellEnd"/>
       <w:r>
         <w:t>-beschrijving gelezen</w:t>
       </w:r>
@@ -1295,7 +1563,9 @@
     <w:p>
       <w:pPr>
         <w:pStyle w:val="Heading1"/>
-        <w:rPr/>
+        <w:rPr>
+          <w:ins w:author="Rinse Cramer" w:date="2025-12-13T10:48:00Z" w16du:dateUtc="2025-12-13T09:48:00Z" w:id="166"/>
+        </w:rPr>
       </w:pPr>
       <w:r>
         <w:rPr>
@@ -1365,7 +1635,9 @@
           <w:ilvl w:val="0"/>
           <w:numId w:val="1"/>
         </w:numPr>
-        <w:rPr/>
+        <w:rPr>
+          <w:ins w:author="Rinse Cramer" w:date="2025-12-13T10:48:00Z" w16du:dateUtc="2025-12-13T09:48:00Z" w:id="171"/>
+        </w:rPr>
       </w:pPr>
       <w:r>
         <w:t xml:space="preserve">1. </w:t>
@@ -1395,7 +1667,9 @@
     <w:p>
       <w:pPr>
         <w:pStyle w:val="Heading1"/>
-        <w:rPr/>
+        <w:rPr>
+          <w:ins w:author="Rinse Cramer" w:date="2025-12-13T10:48:00Z" w16du:dateUtc="2025-12-13T09:48:00Z" w:id="179"/>
+        </w:rPr>
       </w:pPr>
       <w:r>
         <w:rPr>
@@ -1465,7 +1739,9 @@
           <w:ilvl w:val="0"/>
           <w:numId w:val="1"/>
         </w:numPr>
-        <w:rPr/>
+        <w:rPr>
+          <w:ins w:author="Rinse Cramer" w:date="2025-12-13T10:48:00Z" w16du:dateUtc="2025-12-13T09:48:00Z" w:id="184"/>
+        </w:rPr>
       </w:pPr>
       <w:r>
         <w:t xml:space="preserve">1. </w:t>
@@ -1480,7 +1756,9 @@
     <w:p>
       <w:pPr>
         <w:pStyle w:val="Heading1"/>
-        <w:rPr/>
+        <w:rPr>
+          <w:ins w:author="Rinse Cramer" w:date="2025-12-13T10:48:00Z" w16du:dateUtc="2025-12-13T09:48:00Z" w:id="188"/>
+        </w:rPr>
       </w:pPr>
       <w:r>
         <w:rPr>
@@ -1550,7 +1828,9 @@
           <w:ilvl w:val="0"/>
           <w:numId w:val="1"/>
         </w:numPr>
-        <w:rPr/>
+        <w:rPr>
+          <w:ins w:author="Rinse Cramer" w:date="2025-12-13T10:48:00Z" w16du:dateUtc="2025-12-13T09:48:00Z" w:id="193"/>
+        </w:rPr>
       </w:pPr>
       <w:r>
         <w:t xml:space="preserve">1. </w:t>
@@ -1568,7 +1848,9 @@
     <w:p>
       <w:pPr>
         <w:pStyle w:val="Heading1"/>
-        <w:rPr/>
+        <w:rPr>
+          <w:ins w:author="Rinse Cramer" w:date="2025-12-13T10:48:00Z" w16du:dateUtc="2025-12-13T09:48:00Z" w:id="198"/>
+        </w:rPr>
       </w:pPr>
       <w:r>
         <w:rPr>
@@ -1638,7 +1920,9 @@
           <w:ilvl w:val="0"/>
           <w:numId w:val="1"/>
         </w:numPr>
-        <w:rPr/>
+        <w:rPr>
+          <w:ins w:author="Rinse Cramer" w:date="2025-12-13T10:48:00Z" w16du:dateUtc="2025-12-13T09:48:00Z" w:id="203"/>
+        </w:rPr>
       </w:pPr>
       <w:r>
         <w:t xml:space="preserve">1. </w:t>
@@ -1659,7 +1943,9 @@
     <w:p>
       <w:pPr>
         <w:pStyle w:val="Heading1"/>
-        <w:rPr/>
+        <w:rPr>
+          <w:ins w:author="Rinse Cramer" w:date="2025-12-13T10:48:00Z" w16du:dateUtc="2025-12-13T09:48:00Z" w:id="208"/>
+        </w:rPr>
       </w:pPr>
       <w:r>
         <w:rPr>
@@ -1729,7 +2015,9 @@
           <w:ilvl w:val="0"/>
           <w:numId w:val="1"/>
         </w:numPr>
-        <w:rPr/>
+        <w:rPr>
+          <w:ins w:author="Rinse Cramer" w:date="2025-12-13T10:48:00Z" w16du:dateUtc="2025-12-13T09:48:00Z" w:id="213"/>
+        </w:rPr>
       </w:pPr>
       <w:r>
         <w:t xml:space="preserve">1. </w:t>
@@ -1743,6 +2031,7 @@
       <w:r>
         <w:t xml:space="preserve">deliverables en </w:t>
       </w:r>
+      <w:proofErr w:type="spellStart"/>
       <w:r>
         <w:t>ETC</w:t>
       </w:r>
@@ -1752,6 +2041,7 @@
       <w:r>
         <w:t>s</w:t>
       </w:r>
+      <w:proofErr w:type="spellEnd"/>
       <w:r>
         <w:t xml:space="preserve"> aan baas</w:t>
       </w:r>
@@ -1759,7 +2049,9 @@
     <w:p>
       <w:pPr>
         <w:pStyle w:val="Heading1"/>
-        <w:rPr/>
+        <w:rPr>
+          <w:ins w:author="Rinse Cramer" w:date="2025-12-13T10:48:00Z" w16du:dateUtc="2025-12-13T09:48:00Z" w:id="220"/>
+        </w:rPr>
       </w:pPr>
       <w:r>
         <w:rPr>
@@ -1829,7 +2121,9 @@
           <w:ilvl w:val="0"/>
           <w:numId w:val="1"/>
         </w:numPr>
-        <w:rPr/>
+        <w:rPr>
+          <w:ins w:author="Rinse Cramer" w:date="2025-12-13T10:57:00Z" w16du:dateUtc="2025-12-13T09:57:00Z" w:id="225"/>
+        </w:rPr>
       </w:pPr>
       <w:r>
         <w:t xml:space="preserve">1. </w:t>
@@ -1840,9 +2134,11 @@
       <w:r>
         <w:t xml:space="preserve">vertelt oplossingsrichting, deliverables en </w:t>
       </w:r>
+      <w:proofErr w:type="spellStart"/>
       <w:r>
         <w:t>ETC’s</w:t>
       </w:r>
+      <w:proofErr w:type="spellEnd"/>
       <w:r>
         <w:t xml:space="preserve"> aan </w:t>
       </w:r>
@@ -1857,7 +2153,9 @@
           <w:ilvl w:val="0"/>
           <w:numId w:val="1"/>
         </w:numPr>
-        <w:rPr/>
+        <w:rPr>
+          <w:ins w:author="Rinse Cramer" w:date="2025-12-13T10:48:00Z" w16du:dateUtc="2025-12-13T09:48:00Z" w:id="229"/>
+        </w:rPr>
       </w:pPr>
       <w:r>
         <w:t xml:space="preserve">2. Baas vertelt </w:t>
@@ -1881,7 +2179,9 @@
     <w:p>
       <w:pPr>
         <w:pStyle w:val="Heading1"/>
-        <w:rPr/>
+        <w:rPr>
+          <w:ins w:author="Rinse Cramer" w:date="2025-12-13T10:48:00Z" w16du:dateUtc="2025-12-13T09:48:00Z" w:id="233"/>
+        </w:rPr>
       </w:pPr>
       <w:r>
         <w:rPr>
@@ -1954,7 +2254,9 @@
           <w:ilvl w:val="0"/>
           <w:numId w:val="1"/>
         </w:numPr>
-        <w:rPr/>
+        <w:rPr>
+          <w:ins w:author="Rinse Cramer" w:date="2025-12-13T10:48:00Z" w16du:dateUtc="2025-12-13T09:48:00Z" w:id="239"/>
+        </w:rPr>
       </w:pPr>
       <w:r>
         <w:t xml:space="preserve">1. </w:t>
@@ -1966,7 +2268,9 @@
     <w:p>
       <w:pPr>
         <w:pStyle w:val="Heading1"/>
-        <w:rPr/>
+        <w:rPr>
+          <w:ins w:author="Rinse Cramer" w:date="2025-12-13T10:48:00Z" w16du:dateUtc="2025-12-13T09:48:00Z" w:id="242"/>
+        </w:rPr>
       </w:pPr>
       <w:r>
         <w:rPr>
@@ -2037,7 +2341,9 @@
           <w:ilvl w:val="0"/>
           <w:numId w:val="1"/>
         </w:numPr>
-        <w:rPr/>
+        <w:rPr>
+          <w:ins w:author="Rinse Cramer" w:date="2025-12-13T10:48:00Z" w16du:dateUtc="2025-12-13T09:48:00Z" w:id="247"/>
+        </w:rPr>
       </w:pPr>
       <w:r>
         <w:t xml:space="preserve">1. </w:t>
@@ -2051,7 +2357,18 @@
     </w:p>
     <w:p>
       <w:pPr>
-        <w:rPr/>
+        <w:rPr>
+          <w:ins w:author="Rinse Cramer" w:date="2025-12-12T15:02:00Z" w16du:dateUtc="2025-12-12T14:02:00Z" w:id="251"/>
+        </w:rPr>
+        <w:pPrChange w:author="Rinse Cramer" w:date="2025-12-13T10:48:00Z" w16du:dateUtc="2025-12-13T09:48:00Z" w:id="252">
+          <w:pPr>
+            <w:pStyle w:val="ListParagraph"/>
+            <w:numPr>
+              <w:numId w:val="1"/>
+            </w:numPr>
+            <w:ind w:hanging="360"/>
+          </w:pPr>
+        </w:pPrChange>
       </w:pPr>
     </w:p>
     <w:p>
@@ -2070,7 +2387,9 @@
     <w:p>
       <w:pPr>
         <w:pStyle w:val="Heading1"/>
-        <w:rPr/>
+        <w:rPr>
+          <w:del w:author="Rinse Cramer" w:date="2025-11-24T23:59:00Z" w16du:dateUtc="2025-11-24T22:59:00Z" w:id="253"/>
+        </w:rPr>
       </w:pPr>
     </w:p>
     <w:p>
@@ -2080,7 +2399,9 @@
           <w:ilvl w:val="0"/>
           <w:numId w:val="2"/>
         </w:numPr>
-        <w:rPr/>
+        <w:rPr>
+          <w:del w:author="Rinse Cramer" w:date="2025-11-24T23:59:00Z" w16du:dateUtc="2025-11-24T22:59:00Z" w:id="255"/>
+        </w:rPr>
       </w:pPr>
     </w:p>
     <w:p>
@@ -2090,7 +2411,9 @@
           <w:ilvl w:val="0"/>
           <w:numId w:val="1"/>
         </w:numPr>
-        <w:rPr/>
+        <w:rPr>
+          <w:del w:author="Rinse Cramer" w:date="2025-11-24T23:59:00Z" w16du:dateUtc="2025-11-24T22:59:00Z" w:id="257"/>
+        </w:rPr>
       </w:pPr>
     </w:p>
     <w:p>
@@ -2100,7 +2423,9 @@
           <w:ilvl w:val="0"/>
           <w:numId w:val="2"/>
         </w:numPr>
-        <w:rPr/>
+        <w:rPr>
+          <w:del w:author="Rinse Cramer" w:date="2025-11-24T23:59:00Z" w16du:dateUtc="2025-11-24T22:59:00Z" w:id="259"/>
+        </w:rPr>
       </w:pPr>
     </w:p>
     <w:p>
@@ -2110,7 +2435,9 @@
           <w:ilvl w:val="0"/>
           <w:numId w:val="1"/>
         </w:numPr>
-        <w:rPr/>
+        <w:rPr>
+          <w:del w:author="Rinse Cramer" w:date="2025-11-24T23:59:00Z" w16du:dateUtc="2025-11-24T22:59:00Z" w:id="261"/>
+        </w:rPr>
       </w:pPr>
     </w:p>
     <w:p>
@@ -2120,7 +2447,9 @@
           <w:ilvl w:val="0"/>
           <w:numId w:val="4"/>
         </w:numPr>
-        <w:rPr/>
+        <w:rPr>
+          <w:del w:author="Rinse Cramer" w:date="2025-11-24T23:59:00Z" w16du:dateUtc="2025-11-24T22:59:00Z" w:id="263"/>
+        </w:rPr>
       </w:pPr>
     </w:p>
     <w:p>
@@ -2130,7 +2459,9 @@
           <w:ilvl w:val="0"/>
           <w:numId w:val="1"/>
         </w:numPr>
-        <w:rPr/>
+        <w:rPr>
+          <w:del w:author="Rinse Cramer" w:date="2025-11-24T23:59:00Z" w16du:dateUtc="2025-11-24T22:59:00Z" w:id="265"/>
+        </w:rPr>
       </w:pPr>
     </w:p>
     <w:p>
@@ -2140,7 +2471,9 @@
           <w:ilvl w:val="0"/>
           <w:numId w:val="4"/>
         </w:numPr>
-        <w:rPr/>
+        <w:rPr>
+          <w:del w:author="Rinse Cramer" w:date="2025-11-24T23:59:00Z" w16du:dateUtc="2025-11-24T22:59:00Z" w:id="267"/>
+        </w:rPr>
       </w:pPr>
     </w:p>
     <w:p>
@@ -2150,7 +2483,9 @@
           <w:ilvl w:val="0"/>
           <w:numId w:val="1"/>
         </w:numPr>
-        <w:rPr/>
+        <w:rPr>
+          <w:del w:author="Rinse Cramer" w:date="2025-11-24T23:59:00Z" w16du:dateUtc="2025-11-24T22:59:00Z" w:id="269"/>
+        </w:rPr>
       </w:pPr>
     </w:p>
     <w:p>
@@ -2160,7 +2495,9 @@
           <w:ilvl w:val="0"/>
           <w:numId w:val="4"/>
         </w:numPr>
-        <w:rPr/>
+        <w:rPr>
+          <w:del w:author="Rinse Cramer" w:date="2025-11-24T23:59:00Z" w16du:dateUtc="2025-11-24T22:59:00Z" w:id="271"/>
+        </w:rPr>
       </w:pPr>
     </w:p>
     <w:p>
@@ -2170,7 +2507,9 @@
           <w:ilvl w:val="0"/>
           <w:numId w:val="1"/>
         </w:numPr>
-        <w:rPr/>
+        <w:rPr>
+          <w:del w:author="Rinse Cramer" w:date="2025-11-24T23:59:00Z" w16du:dateUtc="2025-11-24T22:59:00Z" w:id="273"/>
+        </w:rPr>
       </w:pPr>
     </w:p>
     <w:p>
@@ -2180,7 +2519,9 @@
           <w:ilvl w:val="0"/>
           <w:numId w:val="2"/>
         </w:numPr>
-        <w:rPr/>
+        <w:rPr>
+          <w:del w:author="Rinse Cramer" w:date="2025-11-24T23:59:00Z" w16du:dateUtc="2025-11-24T22:59:00Z" w:id="275"/>
+        </w:rPr>
       </w:pPr>
     </w:p>
     <w:p>
@@ -2190,7 +2531,9 @@
           <w:ilvl w:val="0"/>
           <w:numId w:val="1"/>
         </w:numPr>
-        <w:rPr/>
+        <w:rPr>
+          <w:del w:author="Rinse Cramer" w:date="2025-11-24T23:59:00Z" w16du:dateUtc="2025-11-24T22:59:00Z" w:id="277"/>
+        </w:rPr>
       </w:pPr>
     </w:p>
     <w:p>
@@ -2200,7 +2543,9 @@
           <w:ilvl w:val="0"/>
           <w:numId w:val="2"/>
         </w:numPr>
-        <w:rPr/>
+        <w:rPr>
+          <w:del w:author="Rinse Cramer" w:date="2025-11-24T23:59:00Z" w16du:dateUtc="2025-11-24T22:59:00Z" w:id="279"/>
+        </w:rPr>
       </w:pPr>
     </w:p>
     <w:p>
@@ -2210,7 +2555,9 @@
           <w:ilvl w:val="0"/>
           <w:numId w:val="1"/>
         </w:numPr>
-        <w:rPr/>
+        <w:rPr>
+          <w:del w:author="Rinse Cramer" w:date="2025-11-24T23:59:00Z" w16du:dateUtc="2025-11-24T22:59:00Z" w:id="281"/>
+        </w:rPr>
       </w:pPr>
     </w:p>
     <w:p>
@@ -2220,7 +2567,9 @@
           <w:ilvl w:val="0"/>
           <w:numId w:val="2"/>
         </w:numPr>
-        <w:rPr/>
+        <w:rPr>
+          <w:del w:author="Rinse Cramer" w:date="2025-11-24T23:59:00Z" w16du:dateUtc="2025-11-24T22:59:00Z" w:id="283"/>
+        </w:rPr>
       </w:pPr>
     </w:p>
     <w:p>
@@ -2230,7 +2579,9 @@
           <w:ilvl w:val="0"/>
           <w:numId w:val="1"/>
         </w:numPr>
-        <w:rPr/>
+        <w:rPr>
+          <w:del w:author="Rinse Cramer" w:date="2025-11-24T23:59:00Z" w16du:dateUtc="2025-11-24T22:59:00Z" w:id="285"/>
+        </w:rPr>
       </w:pPr>
     </w:p>
     <w:p>
@@ -2311,9 +2662,11 @@
       <w:r>
         <w:t xml:space="preserve">Sta in de schoenen van de ontvanger van een opmerking in </w:t>
       </w:r>
+      <w:proofErr w:type="spellStart"/>
       <w:r>
         <w:t>Jira</w:t>
       </w:r>
+      <w:proofErr w:type="spellEnd"/>
     </w:p>
     <w:p>
       <w:pPr>
@@ -2397,9 +2750,11 @@
       <w:r>
         <w:t xml:space="preserve">Is de root </w:t>
       </w:r>
+      <w:proofErr w:type="spellStart"/>
       <w:r>
         <w:t>cause</w:t>
       </w:r>
+      <w:proofErr w:type="spellEnd"/>
       <w:r>
         <w:t xml:space="preserve"> van het probleem bekend?</w:t>
       </w:r>
@@ -2467,7 +2822,9 @@
           <w:ilvl w:val="1"/>
           <w:numId w:val="6"/>
         </w:numPr>
-        <w:rPr/>
+        <w:rPr>
+          <w:ins w:author="Rinse Cramer" w:date="2025-11-04T23:01:00Z" w16du:dateUtc="2025-11-04T22:01:00Z" w:id="287"/>
+        </w:rPr>
       </w:pPr>
       <w:r>
         <w:t>Is er een handleiding?</w:t>
@@ -2480,7 +2837,9 @@
           <w:ilvl w:val="0"/>
           <w:numId w:val="6"/>
         </w:numPr>
-        <w:rPr/>
+        <w:rPr>
+          <w:ins w:author="Rinse Cramer" w:date="2025-11-04T23:02:00Z" w16du:dateUtc="2025-11-04T22:02:00Z" w:id="288"/>
+        </w:rPr>
       </w:pPr>
       <w:r>
         <w:t xml:space="preserve">3. </w:t>
@@ -2549,6 +2908,7 @@
       <w:pPr>
         <w:pStyle w:val="Heading1"/>
         <w:rPr>
+          <w:del w:author="Rinse Cramer" w:date="2025-11-07T18:11:00Z" w16du:dateUtc="2025-11-07T17:11:00Z" w:id="292"/>
           <w:rFonts w:ascii="Segoe UI Emoji" w:hAnsi="Segoe UI Emoji" w:cs="Segoe UI Emoji"/>
         </w:rPr>
       </w:pPr>
@@ -2560,7 +2920,9 @@
           <w:ilvl w:val="0"/>
           <w:numId w:val="8"/>
         </w:numPr>
-        <w:rPr/>
+        <w:rPr>
+          <w:del w:author="Rinse Cramer" w:date="2025-11-07T18:11:00Z" w16du:dateUtc="2025-11-07T17:11:00Z" w:id="294"/>
+        </w:rPr>
       </w:pPr>
     </w:p>
     <w:p>
@@ -2570,7 +2932,9 @@
           <w:ilvl w:val="1"/>
           <w:numId w:val="1"/>
         </w:numPr>
-        <w:rPr/>
+        <w:rPr>
+          <w:del w:author="Rinse Cramer" w:date="2025-11-07T18:11:00Z" w16du:dateUtc="2025-11-07T17:11:00Z" w:id="296"/>
+        </w:rPr>
       </w:pPr>
     </w:p>
     <w:p>
@@ -2580,7 +2944,9 @@
           <w:ilvl w:val="0"/>
           <w:numId w:val="1"/>
         </w:numPr>
-        <w:rPr/>
+        <w:rPr>
+          <w:del w:author="Rinse Cramer" w:date="2025-11-07T18:11:00Z" w16du:dateUtc="2025-11-07T17:11:00Z" w:id="298"/>
+        </w:rPr>
       </w:pPr>
     </w:p>
     <w:p>
@@ -2590,7 +2956,9 @@
           <w:ilvl w:val="1"/>
           <w:numId w:val="1"/>
         </w:numPr>
-        <w:rPr/>
+        <w:rPr>
+          <w:del w:author="Rinse Cramer" w:date="2025-11-07T18:11:00Z" w16du:dateUtc="2025-11-07T17:11:00Z" w:id="300"/>
+        </w:rPr>
       </w:pPr>
     </w:p>
     <w:p>
@@ -2600,7 +2968,9 @@
           <w:ilvl w:val="0"/>
           <w:numId w:val="1"/>
         </w:numPr>
-        <w:rPr/>
+        <w:rPr>
+          <w:del w:author="Rinse Cramer" w:date="2025-11-07T18:11:00Z" w16du:dateUtc="2025-11-07T17:11:00Z" w:id="302"/>
+        </w:rPr>
       </w:pPr>
     </w:p>
     <w:p>
@@ -2610,7 +2980,9 @@
           <w:ilvl w:val="1"/>
           <w:numId w:val="1"/>
         </w:numPr>
-        <w:rPr/>
+        <w:rPr>
+          <w:del w:author="Rinse Cramer" w:date="2025-11-07T18:11:00Z" w16du:dateUtc="2025-11-07T17:11:00Z" w:id="304"/>
+        </w:rPr>
       </w:pPr>
     </w:p>
     <w:p>
@@ -2904,7 +3276,9 @@
           <w:ilvl w:val="0"/>
           <w:numId w:val="12"/>
         </w:numPr>
-        <w:rPr/>
+        <w:rPr>
+          <w:ins w:author="Rinse Cramer" w:date="2025-11-24T23:58:00Z" w16du:dateUtc="2025-11-24T22:58:00Z" w:id="310"/>
+        </w:rPr>
       </w:pPr>
       <w:r>
         <w:t xml:space="preserve">3. </w:t>
@@ -2916,7 +3290,9 @@
     <w:p>
       <w:pPr>
         <w:pStyle w:val="Heading2"/>
-        <w:rPr/>
+        <w:rPr>
+          <w:ins w:author="Rinse Cramer" w:date="2025-11-24T23:58:00Z" w16du:dateUtc="2025-11-24T22:58:00Z" w:id="311"/>
+        </w:rPr>
       </w:pPr>
       <w:r>
         <w:t>c. Heb ik mijn antwoorden getest voordat ik JW spreek?</w:t>
@@ -2929,6 +3305,15 @@
           <w:ilvl w:val="0"/>
           <w:numId w:val="35"/>
         </w:numPr>
+        <w:pPrChange w:author="Rinse Cramer" w:date="2025-11-24T23:58:00Z" w16du:dateUtc="2025-11-24T22:58:00Z" w:id="313">
+          <w:pPr>
+            <w:pStyle w:val="ListParagraph"/>
+            <w:numPr>
+              <w:numId w:val="12"/>
+            </w:numPr>
+            <w:ind w:hanging="360"/>
+          </w:pPr>
+        </w:pPrChange>
       </w:pPr>
       <w:r>
         <w:t>1. Heb ik de grootste oorzaak kunnen vinden?</w:t>
@@ -2950,7 +3335,9 @@
     <w:p>
       <w:pPr>
         <w:pStyle w:val="Heading1"/>
-        <w:rPr/>
+        <w:rPr>
+          <w:del w:author="Rinse Cramer" w:date="2025-11-25T00:00:00Z" w16du:dateUtc="2025-11-24T23:00:00Z" w:id="315"/>
+        </w:rPr>
       </w:pPr>
     </w:p>
     <w:p>
@@ -2960,7 +3347,9 @@
           <w:ilvl w:val="0"/>
           <w:numId w:val="1"/>
         </w:numPr>
-        <w:rPr/>
+        <w:rPr>
+          <w:del w:author="Rinse Cramer" w:date="2025-11-25T00:00:00Z" w16du:dateUtc="2025-11-24T23:00:00Z" w:id="317"/>
+        </w:rPr>
       </w:pPr>
     </w:p>
     <w:p>
@@ -2970,13 +3359,16 @@
           <w:ilvl w:val="1"/>
           <w:numId w:val="1"/>
         </w:numPr>
-        <w:rPr/>
+        <w:rPr>
+          <w:del w:author="Rinse Cramer" w:date="2025-11-25T00:00:00Z" w16du:dateUtc="2025-11-24T23:00:00Z" w:id="319"/>
+        </w:rPr>
       </w:pPr>
     </w:p>
     <w:p>
       <w:pPr>
         <w:pStyle w:val="Heading1"/>
         <w:rPr>
+          <w:del w:author="Rinse Cramer" w:date="2025-11-25T00:00:00Z" w16du:dateUtc="2025-11-24T23:00:00Z" w:id="321"/>
           <w:rFonts w:ascii="Segoe UI Emoji" w:hAnsi="Segoe UI Emoji" w:cs="Segoe UI Emoji"/>
         </w:rPr>
       </w:pPr>
@@ -2988,13 +3380,16 @@
           <w:ilvl w:val="0"/>
           <w:numId w:val="1"/>
         </w:numPr>
-        <w:rPr/>
+        <w:rPr>
+          <w:del w:author="Rinse Cramer" w:date="2025-11-25T00:00:00Z" w16du:dateUtc="2025-11-24T23:00:00Z" w:id="323"/>
+        </w:rPr>
       </w:pPr>
     </w:p>
     <w:p>
       <w:pPr>
         <w:pStyle w:val="Heading1"/>
         <w:rPr>
+          <w:del w:author="Rinse Cramer" w:date="2025-11-25T00:00:00Z" w16du:dateUtc="2025-11-24T23:00:00Z" w:id="325"/>
           <w:rFonts w:ascii="Segoe UI Emoji" w:hAnsi="Segoe UI Emoji" w:cs="Segoe UI Emoji"/>
         </w:rPr>
       </w:pPr>
@@ -3006,7 +3401,9 @@
           <w:ilvl w:val="0"/>
           <w:numId w:val="8"/>
         </w:numPr>
-        <w:rPr/>
+        <w:rPr>
+          <w:del w:author="Rinse Cramer" w:date="2025-11-25T00:00:00Z" w16du:dateUtc="2025-11-24T23:00:00Z" w:id="327"/>
+        </w:rPr>
       </w:pPr>
     </w:p>
     <w:p>
@@ -3016,13 +3413,16 @@
           <w:ilvl w:val="1"/>
           <w:numId w:val="8"/>
         </w:numPr>
-        <w:rPr/>
+        <w:rPr>
+          <w:del w:author="Rinse Cramer" w:date="2025-11-25T00:00:00Z" w16du:dateUtc="2025-11-24T23:00:00Z" w:id="329"/>
+        </w:rPr>
       </w:pPr>
     </w:p>
     <w:p>
       <w:pPr>
         <w:pStyle w:val="Heading1"/>
         <w:rPr>
+          <w:del w:author="Rinse Cramer" w:date="2025-11-25T00:00:00Z" w16du:dateUtc="2025-11-24T23:00:00Z" w:id="331"/>
           <w:rFonts w:ascii="Segoe UI Emoji" w:hAnsi="Segoe UI Emoji" w:cs="Segoe UI Emoji"/>
         </w:rPr>
       </w:pPr>
@@ -3034,13 +3434,16 @@
           <w:ilvl w:val="0"/>
           <w:numId w:val="8"/>
         </w:numPr>
-        <w:rPr/>
+        <w:rPr>
+          <w:del w:author="Rinse Cramer" w:date="2025-11-25T00:00:00Z" w16du:dateUtc="2025-11-24T23:00:00Z" w:id="333"/>
+        </w:rPr>
       </w:pPr>
     </w:p>
     <w:p>
       <w:pPr>
         <w:pStyle w:val="Heading1"/>
         <w:rPr>
+          <w:del w:author="Rinse Cramer" w:date="2025-11-25T00:00:00Z" w16du:dateUtc="2025-11-24T23:00:00Z" w:id="335"/>
           <w:rFonts w:ascii="Segoe UI Emoji" w:hAnsi="Segoe UI Emoji" w:cs="Segoe UI Emoji"/>
         </w:rPr>
       </w:pPr>
@@ -3052,13 +3455,25 @@
           <w:ilvl w:val="1"/>
           <w:numId w:val="8"/>
         </w:numPr>
-        <w:rPr/>
+        <w:rPr>
+          <w:del w:author="Rinse Cramer" w:date="2025-11-25T00:00:00Z" w16du:dateUtc="2025-11-24T23:00:00Z" w:id="337"/>
+        </w:rPr>
+        <w:pPrChange w:author="Rinse Cramer" w:date="2025-11-05T22:25:00Z" w16du:dateUtc="2025-11-05T21:25:00Z" w:id="338">
+          <w:pPr>
+            <w:pStyle w:val="ListParagraph"/>
+            <w:numPr>
+              <w:numId w:val="8"/>
+            </w:numPr>
+            <w:ind w:hanging="360"/>
+          </w:pPr>
+        </w:pPrChange>
       </w:pPr>
     </w:p>
     <w:p>
       <w:pPr>
         <w:pStyle w:val="Heading1"/>
         <w:rPr>
+          <w:del w:author="Rinse Cramer" w:date="2025-11-25T00:00:00Z" w16du:dateUtc="2025-11-24T23:00:00Z" w:id="340"/>
           <w:rFonts w:ascii="Segoe UI Emoji" w:hAnsi="Segoe UI Emoji" w:cs="Segoe UI Emoji"/>
         </w:rPr>
       </w:pPr>
@@ -3070,13 +3485,16 @@
           <w:ilvl w:val="0"/>
           <w:numId w:val="8"/>
         </w:numPr>
-        <w:rPr/>
+        <w:rPr>
+          <w:del w:author="Rinse Cramer" w:date="2025-11-25T00:00:00Z" w16du:dateUtc="2025-11-24T23:00:00Z" w:id="342"/>
+        </w:rPr>
       </w:pPr>
     </w:p>
     <w:p>
       <w:pPr>
         <w:pStyle w:val="Heading1"/>
         <w:rPr>
+          <w:del w:author="Rinse Cramer" w:date="2025-11-25T00:00:00Z" w16du:dateUtc="2025-11-24T23:00:00Z" w:id="344"/>
           <w:rFonts w:ascii="Segoe UI Emoji" w:hAnsi="Segoe UI Emoji" w:cs="Segoe UI Emoji"/>
         </w:rPr>
       </w:pPr>
@@ -3088,13 +3506,16 @@
           <w:ilvl w:val="0"/>
           <w:numId w:val="8"/>
         </w:numPr>
-        <w:rPr/>
+        <w:rPr>
+          <w:del w:author="Rinse Cramer" w:date="2025-11-25T00:00:00Z" w16du:dateUtc="2025-11-24T23:00:00Z" w:id="346"/>
+        </w:rPr>
       </w:pPr>
     </w:p>
     <w:p>
       <w:pPr>
         <w:pStyle w:val="Heading1"/>
         <w:rPr>
+          <w:del w:author="Rinse Cramer" w:date="2025-11-25T00:00:00Z" w16du:dateUtc="2025-11-24T23:00:00Z" w:id="348"/>
           <w:rFonts w:ascii="Segoe UI Emoji" w:hAnsi="Segoe UI Emoji" w:cs="Segoe UI Emoji"/>
         </w:rPr>
       </w:pPr>
@@ -3106,7 +3527,9 @@
           <w:ilvl w:val="0"/>
           <w:numId w:val="1"/>
         </w:numPr>
-        <w:rPr/>
+        <w:rPr>
+          <w:del w:author="Rinse Cramer" w:date="2025-11-25T00:00:00Z" w16du:dateUtc="2025-11-24T23:00:00Z" w:id="350"/>
+        </w:rPr>
       </w:pPr>
     </w:p>
     <w:p>
@@ -3116,7 +3539,9 @@
           <w:ilvl w:val="1"/>
           <w:numId w:val="1"/>
         </w:numPr>
-        <w:rPr/>
+        <w:rPr>
+          <w:del w:author="Rinse Cramer" w:date="2025-11-25T00:00:00Z" w16du:dateUtc="2025-11-24T23:00:00Z" w:id="352"/>
+        </w:rPr>
       </w:pPr>
     </w:p>
     <w:p>
@@ -3126,7 +3551,9 @@
           <w:ilvl w:val="0"/>
           <w:numId w:val="1"/>
         </w:numPr>
-        <w:rPr/>
+        <w:rPr>
+          <w:del w:author="Rinse Cramer" w:date="2025-11-25T00:00:00Z" w16du:dateUtc="2025-11-24T23:00:00Z" w:id="354"/>
+        </w:rPr>
       </w:pPr>
     </w:p>
     <w:p>
@@ -3136,7 +3563,9 @@
           <w:ilvl w:val="1"/>
           <w:numId w:val="8"/>
         </w:numPr>
-        <w:rPr/>
+        <w:rPr>
+          <w:del w:author="Rinse Cramer" w:date="2025-11-25T00:00:00Z" w16du:dateUtc="2025-11-24T23:00:00Z" w:id="356"/>
+        </w:rPr>
       </w:pPr>
     </w:p>
     <w:p>
@@ -3146,7 +3575,9 @@
           <w:ilvl w:val="0"/>
           <w:numId w:val="8"/>
         </w:numPr>
-        <w:rPr/>
+        <w:rPr>
+          <w:del w:author="Rinse Cramer" w:date="2025-11-25T00:00:00Z" w16du:dateUtc="2025-11-24T23:00:00Z" w:id="358"/>
+        </w:rPr>
       </w:pPr>
     </w:p>
     <w:p>
@@ -3177,7 +3608,9 @@
           <w:ilvl w:val="0"/>
           <w:numId w:val="14"/>
         </w:numPr>
-        <w:rPr/>
+        <w:rPr>
+          <w:ins w:author="Rinse Cramer" w:date="2025-11-04T23:04:00Z" w16du:dateUtc="2025-11-04T22:04:00Z" w:id="360"/>
+        </w:rPr>
       </w:pPr>
       <w:r>
         <w:t xml:space="preserve">1. </w:t>
@@ -3193,7 +3626,9 @@
           <w:ilvl w:val="0"/>
           <w:numId w:val="14"/>
         </w:numPr>
-        <w:rPr/>
+        <w:rPr>
+          <w:ins w:author="Rinse Cramer" w:date="2025-11-10T23:02:00Z" w16du:dateUtc="2025-11-10T22:02:00Z" w:id="361"/>
+        </w:rPr>
       </w:pPr>
       <w:r>
         <w:t>2. He</w:t>
@@ -3218,6 +3653,7 @@
       <w:pPr>
         <w:pStyle w:val="Heading1"/>
         <w:rPr>
+          <w:del w:author="Rinse Cramer" w:date="2025-11-10T23:02:00Z" w16du:dateUtc="2025-11-10T22:02:00Z" w:id="365"/>
           <w:rFonts w:ascii="Segoe UI Emoji" w:hAnsi="Segoe UI Emoji" w:cs="Segoe UI Emoji"/>
         </w:rPr>
       </w:pPr>
@@ -3229,7 +3665,9 @@
           <w:ilvl w:val="0"/>
           <w:numId w:val="14"/>
         </w:numPr>
-        <w:rPr/>
+        <w:rPr>
+          <w:del w:author="Rinse Cramer" w:date="2025-11-10T23:02:00Z" w16du:dateUtc="2025-11-10T22:02:00Z" w:id="367"/>
+        </w:rPr>
       </w:pPr>
     </w:p>
     <w:p>
@@ -3239,7 +3677,9 @@
           <w:ilvl w:val="1"/>
           <w:numId w:val="14"/>
         </w:numPr>
-        <w:rPr/>
+        <w:rPr>
+          <w:del w:author="Rinse Cramer" w:date="2025-11-10T23:02:00Z" w16du:dateUtc="2025-11-10T22:02:00Z" w:id="369"/>
+        </w:rPr>
       </w:pPr>
     </w:p>
     <w:p>
@@ -3303,9 +3743,11 @@
       <w:r>
         <w:t xml:space="preserve">Geen versimpeling doorvoeren bij </w:t>
       </w:r>
+      <w:proofErr w:type="spellStart"/>
       <w:r>
         <w:t>bugfixes</w:t>
       </w:r>
+      <w:proofErr w:type="spellEnd"/>
     </w:p>
     <w:p>
       <w:pPr>
@@ -3314,14 +3756,18 @@
           <w:ilvl w:val="1"/>
           <w:numId w:val="6"/>
         </w:numPr>
-        <w:rPr/>
+        <w:rPr>
+          <w:ins w:author="Rinse Cramer" w:date="2025-11-04T23:02:00Z" w16du:dateUtc="2025-11-04T22:02:00Z" w:id="373"/>
+        </w:rPr>
       </w:pPr>
       <w:r>
         <w:t xml:space="preserve">Verzamel deze voor toekomstige </w:t>
       </w:r>
+      <w:proofErr w:type="spellStart"/>
       <w:r>
         <w:t>refactor</w:t>
       </w:r>
+      <w:proofErr w:type="spellEnd"/>
       <w:r>
         <w:t xml:space="preserve"> issues</w:t>
       </w:r>
@@ -3333,7 +3779,9 @@
           <w:ilvl w:val="0"/>
           <w:numId w:val="6"/>
         </w:numPr>
-        <w:rPr/>
+        <w:rPr>
+          <w:ins w:author="Rinse Cramer" w:date="2025-11-04T23:02:00Z" w16du:dateUtc="2025-11-04T22:02:00Z" w:id="374"/>
+        </w:rPr>
       </w:pPr>
       <w:r>
         <w:t>3. Heb ik een voorstel gedaan op het moment dat ik denk dat het, om welke reden dan ook, anders kan?</w:t>
@@ -3376,12 +3824,14 @@
         </w:rPr>
         <w:t xml:space="preserve"/>
       </w:r>
+      <w:proofErr w:type="spellStart"/>
       <w:r>
         <w:rPr>
           <w:rFonts w:ascii="Segoe UI Emoji" w:hAnsi="Segoe UI Emoji" w:cs="Segoe UI Emoji"/>
         </w:rPr>
         <w:t/>
       </w:r>
+      <w:proofErr w:type="spellEnd"/>
       <w:r>
         <w:rPr>
           <w:rFonts w:ascii="Segoe UI Emoji" w:hAnsi="Segoe UI Emoji" w:cs="Segoe UI Emoji"/>
@@ -3396,7 +3846,9 @@
           <w:ilvl w:val="0"/>
           <w:numId w:val="15"/>
         </w:numPr>
-        <w:rPr/>
+        <w:rPr>
+          <w:ins w:author="Rinse Cramer" w:date="2025-11-05T23:28:00Z" w16du:dateUtc="2025-11-05T22:28:00Z" w:id="379"/>
+        </w:rPr>
       </w:pPr>
       <w:r>
         <w:t xml:space="preserve">1. </w:t>
@@ -3412,6 +3864,15 @@
           <w:ilvl w:val="1"/>
           <w:numId w:val="15"/>
         </w:numPr>
+        <w:pPrChange w:author="Rinse Cramer" w:date="2025-11-05T23:28:00Z" w16du:dateUtc="2025-11-05T22:28:00Z" w:id="380">
+          <w:pPr>
+            <w:pStyle w:val="ListParagraph"/>
+            <w:numPr>
+              <w:numId w:val="15"/>
+            </w:numPr>
+            <w:ind w:hanging="360"/>
+          </w:pPr>
+        </w:pPrChange>
       </w:pPr>
       <w:r>
         <w:t xml:space="preserve">Niet inschatten als er een executie </w:t>
@@ -3539,6 +4000,7 @@
       <w:pPr>
         <w:pStyle w:val="Heading1"/>
         <w:rPr>
+          <w:del w:author="Rinse Cramer" w:date="2025-11-07T18:12:00Z" w16du:dateUtc="2025-11-07T17:12:00Z" w:id="386"/>
           <w:rFonts w:ascii="Segoe UI Emoji" w:hAnsi="Segoe UI Emoji" w:cs="Segoe UI Emoji"/>
         </w:rPr>
       </w:pPr>
@@ -3550,7 +4012,9 @@
           <w:ilvl w:val="0"/>
           <w:numId w:val="16"/>
         </w:numPr>
-        <w:rPr/>
+        <w:rPr>
+          <w:del w:author="Rinse Cramer" w:date="2025-11-07T18:12:00Z" w16du:dateUtc="2025-11-07T17:12:00Z" w:id="388"/>
+        </w:rPr>
       </w:pPr>
     </w:p>
     <w:p>
@@ -3560,7 +4024,9 @@
           <w:ilvl w:val="1"/>
           <w:numId w:val="16"/>
         </w:numPr>
-        <w:rPr/>
+        <w:rPr>
+          <w:del w:author="Rinse Cramer" w:date="2025-11-07T18:12:00Z" w16du:dateUtc="2025-11-07T17:12:00Z" w:id="390"/>
+        </w:rPr>
       </w:pPr>
     </w:p>
     <w:p>
@@ -3790,7 +4256,9 @@
           <w:ilvl w:val="0"/>
           <w:numId w:val="9"/>
         </w:numPr>
-        <w:rPr/>
+        <w:rPr>
+          <w:ins w:author="Rinse Cramer" w:date="2025-11-25T00:00:00Z" w16du:dateUtc="2025-11-24T23:00:00Z" w:id="396"/>
+        </w:rPr>
       </w:pPr>
       <w:r>
         <w:t xml:space="preserve">2. </w:t>
@@ -3802,7 +4270,9 @@
     <w:p>
       <w:pPr>
         <w:pStyle w:val="Heading2"/>
-        <w:rPr/>
+        <w:rPr>
+          <w:ins w:author="Rinse Cramer" w:date="2025-11-25T00:00:00Z" w16du:dateUtc="2025-11-24T23:00:00Z" w:id="397"/>
+        </w:rPr>
       </w:pPr>
       <w:r>
         <w:t>c. He</w:t>
@@ -3818,6 +4288,15 @@
           <w:ilvl w:val="0"/>
           <w:numId w:val="36"/>
         </w:numPr>
+        <w:pPrChange w:author="Rinse Cramer" w:date="2025-11-25T00:00:00Z" w16du:dateUtc="2025-11-24T23:00:00Z" w:id="399">
+          <w:pPr>
+            <w:pStyle w:val="ListParagraph"/>
+            <w:numPr>
+              <w:numId w:val="9"/>
+            </w:numPr>
+            <w:ind w:hanging="360"/>
+          </w:pPr>
+        </w:pPrChange>
       </w:pPr>
       <w:r>
         <w:t>1. Heb ik de grootste oorzaak kunnen vinden?</w:t>
@@ -3843,6 +4322,7 @@
       <w:pPr>
         <w:pStyle w:val="Heading1"/>
         <w:rPr>
+          <w:del w:author="Rinse Cramer" w:date="2025-11-25T00:03:00Z" w16du:dateUtc="2025-11-24T23:03:00Z" w:id="401"/>
           <w:rFonts w:ascii="Segoe UI Emoji" w:hAnsi="Segoe UI Emoji" w:cs="Segoe UI Emoji"/>
         </w:rPr>
       </w:pPr>
@@ -3854,7 +4334,9 @@
           <w:ilvl w:val="0"/>
           <w:numId w:val="1"/>
         </w:numPr>
-        <w:rPr/>
+        <w:rPr>
+          <w:del w:author="Rinse Cramer" w:date="2025-11-25T00:03:00Z" w16du:dateUtc="2025-11-24T23:03:00Z" w:id="403"/>
+        </w:rPr>
       </w:pPr>
     </w:p>
     <w:p>
@@ -3864,13 +4346,16 @@
           <w:ilvl w:val="0"/>
           <w:numId w:val="17"/>
         </w:numPr>
-        <w:rPr/>
+        <w:rPr>
+          <w:del w:author="Rinse Cramer" w:date="2025-11-25T00:03:00Z" w16du:dateUtc="2025-11-24T23:03:00Z" w:id="405"/>
+        </w:rPr>
       </w:pPr>
     </w:p>
     <w:p>
       <w:pPr>
         <w:pStyle w:val="Heading1"/>
         <w:rPr>
+          <w:del w:author="Rinse Cramer" w:date="2025-11-25T00:03:00Z" w16du:dateUtc="2025-11-24T23:03:00Z" w:id="407"/>
           <w:rFonts w:ascii="Segoe UI Emoji" w:hAnsi="Segoe UI Emoji" w:cs="Segoe UI Emoji"/>
         </w:rPr>
       </w:pPr>
@@ -3882,7 +4367,9 @@
           <w:ilvl w:val="0"/>
           <w:numId w:val="15"/>
         </w:numPr>
-        <w:rPr/>
+        <w:rPr>
+          <w:del w:author="Rinse Cramer" w:date="2025-11-25T00:03:00Z" w16du:dateUtc="2025-11-24T23:03:00Z" w:id="409"/>
+        </w:rPr>
       </w:pPr>
     </w:p>
     <w:p>
@@ -3892,7 +4379,9 @@
           <w:ilvl w:val="1"/>
           <w:numId w:val="15"/>
         </w:numPr>
-        <w:rPr/>
+        <w:rPr>
+          <w:del w:author="Rinse Cramer" w:date="2025-11-25T00:03:00Z" w16du:dateUtc="2025-11-24T23:03:00Z" w:id="411"/>
+        </w:rPr>
       </w:pPr>
     </w:p>
     <w:p>
@@ -3902,7 +4391,9 @@
           <w:ilvl w:val="0"/>
           <w:numId w:val="15"/>
         </w:numPr>
-        <w:rPr/>
+        <w:rPr>
+          <w:del w:author="Rinse Cramer" w:date="2025-11-25T00:03:00Z" w16du:dateUtc="2025-11-24T23:03:00Z" w:id="413"/>
+        </w:rPr>
       </w:pPr>
     </w:p>
     <w:p>
@@ -3912,7 +4403,9 @@
           <w:ilvl w:val="1"/>
           <w:numId w:val="15"/>
         </w:numPr>
-        <w:rPr/>
+        <w:rPr>
+          <w:del w:author="Rinse Cramer" w:date="2025-11-25T00:03:00Z" w16du:dateUtc="2025-11-24T23:03:00Z" w:id="415"/>
+        </w:rPr>
       </w:pPr>
     </w:p>
     <w:p>
@@ -3922,7 +4415,9 @@
           <w:ilvl w:val="0"/>
           <w:numId w:val="9"/>
         </w:numPr>
-        <w:rPr/>
+        <w:rPr>
+          <w:del w:author="Rinse Cramer" w:date="2025-11-25T00:03:00Z" w16du:dateUtc="2025-11-24T23:03:00Z" w:id="417"/>
+        </w:rPr>
       </w:pPr>
     </w:p>
     <w:p>
@@ -3997,9 +4492,11 @@
       <w:r>
         <w:t xml:space="preserve">Voor de module test is het aantal runtime meldingen in zowel het </w:t>
       </w:r>
+      <w:proofErr w:type="spellStart"/>
       <w:r>
         <w:t>mooiweer</w:t>
       </w:r>
+      <w:proofErr w:type="spellEnd"/>
       <w:r>
         <w:t xml:space="preserve">- als het slechtweerscenario </w:t>
       </w:r>
@@ -4015,9 +4512,11 @@
           <w:numId w:val="9"/>
         </w:numPr>
       </w:pPr>
+      <w:proofErr w:type="gramStart"/>
       <w:r>
         <w:t>Indien</w:t>
       </w:r>
+      <w:proofErr w:type="gramEnd"/>
       <w:r>
         <w:t xml:space="preserve"> dit aantal ongelijk is aan nul, is de module test niet afgerond en dient verdere actie worden ondernomen</w:t>
       </w:r>
@@ -4063,15 +4562,19 @@
       <w:r>
         <w:t xml:space="preserve">Geen </w:t>
       </w:r>
+      <w:proofErr w:type="spellStart"/>
       <w:r>
         <w:t>warnings</w:t>
       </w:r>
+      <w:proofErr w:type="spellEnd"/>
       <w:r>
         <w:t>/</w:t>
       </w:r>
+      <w:proofErr w:type="spellStart"/>
       <w:r>
         <w:t>messages</w:t>
       </w:r>
+      <w:proofErr w:type="spellEnd"/>
       <w:r>
         <w:t>?</w:t>
       </w:r>
@@ -4116,9 +4619,11 @@
       <w:r>
         <w:t xml:space="preserve">Test </w:t>
       </w:r>
+      <w:proofErr w:type="spellStart"/>
       <w:r>
         <w:t>boundaries</w:t>
       </w:r>
+      <w:proofErr w:type="spellEnd"/>
     </w:p>
     <w:p>
       <w:pPr>
@@ -4134,9 +4639,11 @@
       <w:r>
         <w:t xml:space="preserve">Geen </w:t>
       </w:r>
+      <w:proofErr w:type="spellStart"/>
       <w:r>
         <w:t>Task</w:t>
       </w:r>
+      <w:proofErr w:type="spellEnd"/>
       <w:r>
         <w:t xml:space="preserve"> gebruiken</w:t>
       </w:r>
@@ -4220,9 +4727,11 @@
       <w:r>
         <w:t xml:space="preserve">Gebruik </w:t>
       </w:r>
+      <w:proofErr w:type="spellStart"/>
       <w:r>
         <w:t>tooling</w:t>
       </w:r>
+      <w:proofErr w:type="spellEnd"/>
       <w:r>
         <w:t xml:space="preserve"> en documenteer extern</w:t>
       </w:r>
@@ -4241,9 +4750,11 @@
       <w:r>
         <w:t xml:space="preserve">Gebruik </w:t>
       </w:r>
+      <w:proofErr w:type="spellStart"/>
       <w:r>
         <w:t>WinMerge</w:t>
       </w:r>
+      <w:proofErr w:type="spellEnd"/>
       <w:r>
         <w:t xml:space="preserve"> als je een ouder issue oppakt</w:t>
       </w:r>
@@ -4255,7 +4766,9 @@
           <w:ilvl w:val="1"/>
           <w:numId w:val="6"/>
         </w:numPr>
-        <w:rPr/>
+        <w:rPr>
+          <w:ins w:author="Rinse Cramer" w:date="2025-11-04T23:03:00Z" w16du:dateUtc="2025-11-04T22:03:00Z" w:id="419"/>
+        </w:rPr>
       </w:pPr>
       <w:r>
         <w:t>Er kunnen in de tussentijd wijzigingen aangebracht zijn</w:t>
@@ -4268,7 +4781,9 @@
           <w:ilvl w:val="0"/>
           <w:numId w:val="6"/>
         </w:numPr>
-        <w:rPr/>
+        <w:rPr>
+          <w:ins w:author="Rinse Cramer" w:date="2025-11-04T23:03:00Z" w16du:dateUtc="2025-11-04T22:03:00Z" w:id="420"/>
+        </w:rPr>
       </w:pPr>
       <w:r>
         <w:t>3. Heb ik een voorstel gedaan op het moment dat ik denk dat het, om welke reden dan ook, anders kan?</w:t>
@@ -4336,9 +4851,11 @@
       <w:r>
         <w:t xml:space="preserve">Heb ik geen </w:t>
       </w:r>
+      <w:proofErr w:type="spellStart"/>
       <w:r>
         <w:t>refactor</w:t>
       </w:r>
+      <w:proofErr w:type="spellEnd"/>
       <w:r>
         <w:t>/clean uitgevoerd?</w:t>
       </w:r>
@@ -4398,9 +4915,11 @@
       <w:r>
         <w:t xml:space="preserve">Is een bijzondere oplossing voorzien van </w:t>
       </w:r>
+      <w:proofErr w:type="spellStart"/>
       <w:r>
         <w:t>van</w:t>
       </w:r>
+      <w:proofErr w:type="spellEnd"/>
       <w:r>
         <w:t xml:space="preserve"> commentaar met de rationale?</w:t>
       </w:r>
@@ -4424,12 +4943,14 @@
         </w:rPr>
         <w:t xml:space="preserve"/>
       </w:r>
+      <w:proofErr w:type="spellStart"/>
       <w:r>
         <w:rPr>
           <w:rFonts w:ascii="Segoe UI Emoji" w:hAnsi="Segoe UI Emoji" w:cs="Segoe UI Emoji"/>
         </w:rPr>
         <w:t/>
       </w:r>
+      <w:proofErr w:type="spellEnd"/>
       <w:r>
         <w:rPr>
           <w:rFonts w:ascii="Segoe UI Emoji" w:hAnsi="Segoe UI Emoji" w:cs="Segoe UI Emoji"/>
@@ -4508,9 +5029,11 @@
           <w:numId w:val="21"/>
         </w:numPr>
       </w:pPr>
+      <w:proofErr w:type="gramStart"/>
       <w:r>
         <w:t>Indien</w:t>
       </w:r>
+      <w:proofErr w:type="gramEnd"/>
       <w:r>
         <w:t xml:space="preserve"> er signalen zijn dat de uitvoering onvoldoende is geweest, verzoek ik dit expliciet te melden via Esther zodat er gericht kan worden bijgestuurd</w:t>
       </w:r>
@@ -4519,6 +5042,7 @@
       <w:pPr>
         <w:pStyle w:val="Heading1"/>
         <w:rPr>
+          <w:del w:author="Rinse Cramer" w:date="2025-11-07T18:12:00Z" w16du:dateUtc="2025-11-07T17:12:00Z" w:id="427"/>
           <w:rFonts w:ascii="Segoe UI Emoji" w:hAnsi="Segoe UI Emoji" w:cs="Segoe UI Emoji"/>
         </w:rPr>
       </w:pPr>
@@ -4530,7 +5054,9 @@
           <w:ilvl w:val="0"/>
           <w:numId w:val="21"/>
         </w:numPr>
-        <w:rPr/>
+        <w:rPr>
+          <w:del w:author="Rinse Cramer" w:date="2025-11-07T18:12:00Z" w16du:dateUtc="2025-11-07T17:12:00Z" w:id="429"/>
+        </w:rPr>
       </w:pPr>
     </w:p>
     <w:p>
@@ -4540,7 +5066,9 @@
           <w:ilvl w:val="1"/>
           <w:numId w:val="21"/>
         </w:numPr>
-        <w:rPr/>
+        <w:rPr>
+          <w:del w:author="Rinse Cramer" w:date="2025-11-07T18:12:00Z" w16du:dateUtc="2025-11-07T17:12:00Z" w:id="431"/>
+        </w:rPr>
       </w:pPr>
     </w:p>
     <w:p>
@@ -4550,7 +5078,9 @@
           <w:ilvl w:val="0"/>
           <w:numId w:val="21"/>
         </w:numPr>
-        <w:rPr/>
+        <w:rPr>
+          <w:del w:author="Rinse Cramer" w:date="2025-11-07T18:12:00Z" w16du:dateUtc="2025-11-07T17:12:00Z" w:id="433"/>
+        </w:rPr>
       </w:pPr>
     </w:p>
     <w:p>
@@ -4560,7 +5090,9 @@
           <w:ilvl w:val="1"/>
           <w:numId w:val="21"/>
         </w:numPr>
-        <w:rPr/>
+        <w:rPr>
+          <w:del w:author="Rinse Cramer" w:date="2025-11-07T18:12:00Z" w16du:dateUtc="2025-11-07T17:12:00Z" w:id="435"/>
+        </w:rPr>
       </w:pPr>
     </w:p>
     <w:p>
@@ -4570,7 +5102,9 @@
           <w:ilvl w:val="0"/>
           <w:numId w:val="21"/>
         </w:numPr>
-        <w:rPr/>
+        <w:rPr>
+          <w:del w:author="Rinse Cramer" w:date="2025-11-07T18:12:00Z" w16du:dateUtc="2025-11-07T17:12:00Z" w:id="437"/>
+        </w:rPr>
       </w:pPr>
     </w:p>
     <w:p>
@@ -4580,7 +5114,9 @@
           <w:ilvl w:val="1"/>
           <w:numId w:val="21"/>
         </w:numPr>
-        <w:rPr/>
+        <w:rPr>
+          <w:del w:author="Rinse Cramer" w:date="2025-11-07T18:12:00Z" w16du:dateUtc="2025-11-07T17:12:00Z" w:id="439"/>
+        </w:rPr>
       </w:pPr>
     </w:p>
     <w:p>
@@ -4590,7 +5126,9 @@
           <w:ilvl w:val="0"/>
           <w:numId w:val="21"/>
         </w:numPr>
-        <w:rPr/>
+        <w:rPr>
+          <w:del w:author="Rinse Cramer" w:date="2025-11-07T18:12:00Z" w16du:dateUtc="2025-11-07T17:12:00Z" w:id="441"/>
+        </w:rPr>
       </w:pPr>
     </w:p>
     <w:p>
@@ -4600,7 +5138,9 @@
           <w:ilvl w:val="1"/>
           <w:numId w:val="21"/>
         </w:numPr>
-        <w:rPr/>
+        <w:rPr>
+          <w:del w:author="Rinse Cramer" w:date="2025-11-07T18:12:00Z" w16du:dateUtc="2025-11-07T17:12:00Z" w:id="443"/>
+        </w:rPr>
       </w:pPr>
     </w:p>
     <w:p>
@@ -4839,7 +5379,9 @@
           <w:ilvl w:val="0"/>
           <w:numId w:val="9"/>
         </w:numPr>
-        <w:rPr/>
+        <w:rPr>
+          <w:ins w:author="Rinse Cramer" w:date="2025-11-25T00:01:00Z" w16du:dateUtc="2025-11-24T23:01:00Z" w:id="449"/>
+        </w:rPr>
       </w:pPr>
       <w:r>
         <w:t xml:space="preserve">2. </w:t>
@@ -4851,7 +5393,9 @@
     <w:p>
       <w:pPr>
         <w:pStyle w:val="Heading2"/>
-        <w:rPr/>
+        <w:rPr>
+          <w:ins w:author="Rinse Cramer" w:date="2025-11-25T00:01:00Z" w16du:dateUtc="2025-11-24T23:01:00Z" w:id="450"/>
+        </w:rPr>
       </w:pPr>
       <w:r>
         <w:t>c. Heb ik mijn antwoorden getest voordat ik JW spreek?</w:t>
@@ -4864,6 +5408,15 @@
           <w:ilvl w:val="0"/>
           <w:numId w:val="37"/>
         </w:numPr>
+        <w:pPrChange w:author="Rinse Cramer" w:date="2025-11-25T00:01:00Z" w16du:dateUtc="2025-11-24T23:01:00Z" w:id="452">
+          <w:pPr>
+            <w:pStyle w:val="ListParagraph"/>
+            <w:numPr>
+              <w:numId w:val="9"/>
+            </w:numPr>
+            <w:ind w:hanging="360"/>
+          </w:pPr>
+        </w:pPrChange>
       </w:pPr>
       <w:r>
         <w:t>1. Heb ik de grootste oorzaak kunnen vinden?</w:t>
@@ -4872,6 +5425,7 @@
     <w:p>
       <w:pPr>
         <w:rPr>
+          <w:ins w:author="Rinse Cramer" w:date="2025-11-07T18:13:00Z" w16du:dateUtc="2025-11-07T17:13:00Z" w:id="454"/>
           <w:rFonts w:ascii="Segoe UI Emoji" w:hAnsi="Segoe UI Emoji" w:cs="Segoe UI Emoji" w:eastAsiaTheme="majorEastAsia"/>
           <w:color w:val="0F4761" w:themeColor="accent1" w:themeShade="BF"/>
           <w:sz w:val="40"/>
@@ -4926,9 +5480,11 @@
       <w:r>
         <w:t xml:space="preserve">Review logs van Bluetooth en </w:t>
       </w:r>
+      <w:proofErr w:type="spellStart"/>
       <w:r>
         <w:t>WiFi</w:t>
       </w:r>
+      <w:proofErr w:type="spellEnd"/>
     </w:p>
     <w:p>
       <w:pPr>
@@ -4944,21 +5500,27 @@
       <w:r>
         <w:t xml:space="preserve">Heb je waarschuwingen over </w:t>
       </w:r>
+      <w:proofErr w:type="spellStart"/>
       <w:r>
         <w:t>BurningHours</w:t>
       </w:r>
+      <w:proofErr w:type="spellEnd"/>
       <w:r>
         <w:t xml:space="preserve"> </w:t>
       </w:r>
+      <w:proofErr w:type="gramStart"/>
       <w:r>
         <w:t>= !65535!,</w:t>
       </w:r>
+      <w:proofErr w:type="gramEnd"/>
       <w:r>
         <w:t xml:space="preserve"> </w:t>
       </w:r>
+      <w:proofErr w:type="spellStart"/>
       <w:r>
         <w:t>Counts</w:t>
       </w:r>
+      <w:proofErr w:type="spellEnd"/>
       <w:r>
         <w:t xml:space="preserve"> = !</w:t>
       </w:r>
@@ -5079,9 +5641,11 @@
       <w:r>
         <w:t xml:space="preserve">Verschillende </w:t>
       </w:r>
+      <w:proofErr w:type="spellStart"/>
       <w:r>
         <w:t>toegangsniveau’s</w:t>
       </w:r>
+      <w:proofErr w:type="spellEnd"/>
     </w:p>
     <w:p>
       <w:pPr>
@@ -5094,9 +5658,11 @@
       <w:r>
         <w:t xml:space="preserve">9. </w:t>
       </w:r>
+      <w:proofErr w:type="spellStart"/>
       <w:r>
         <w:t>Monkey</w:t>
       </w:r>
+      <w:proofErr w:type="spellEnd"/>
       <w:r>
         <w:t xml:space="preserve"> test</w:t>
       </w:r>
@@ -5133,18 +5699,21 @@
         </w:rPr>
         <w:t xml:space="preserve">Apple smart device </w:t>
       </w:r>
+      <w:proofErr w:type="gramStart"/>
       <w:r>
         <w:rPr>
           <w:lang w:val="en-US"/>
         </w:rPr>
         <w:t>build</w:t>
       </w:r>
+      <w:proofErr w:type="gramEnd"/>
       <w:r>
         <w:rPr>
           <w:lang w:val="en-US"/>
         </w:rPr>
         <w:t xml:space="preserve"> </w:t>
       </w:r>
+      <w:proofErr w:type="spellStart"/>
       <w:r>
         <w:rPr>
           <w:lang w:val="en-US"/>
@@ -5157,42 +5726,49 @@
         </w:rPr>
         <w:t>uurt</w:t>
       </w:r>
+      <w:proofErr w:type="spellEnd"/>
       <w:r>
         <w:rPr>
           <w:lang w:val="en-US"/>
         </w:rPr>
         <w:t xml:space="preserve"> 4 </w:t>
       </w:r>
+      <w:proofErr w:type="spellStart"/>
       <w:r>
         <w:rPr>
           <w:lang w:val="en-US"/>
         </w:rPr>
         <w:t>minuten</w:t>
       </w:r>
+      <w:proofErr w:type="spellEnd"/>
       <w:r>
         <w:rPr>
           <w:lang w:val="en-US"/>
         </w:rPr>
         <w:t xml:space="preserve"> </w:t>
       </w:r>
+      <w:proofErr w:type="spellStart"/>
       <w:r>
         <w:rPr>
           <w:lang w:val="en-US"/>
         </w:rPr>
         <w:t>en</w:t>
       </w:r>
+      <w:proofErr w:type="spellEnd"/>
       <w:r>
         <w:rPr>
           <w:lang w:val="en-US"/>
         </w:rPr>
         <w:t xml:space="preserve"> 30 </w:t>
       </w:r>
+      <w:proofErr w:type="spellStart"/>
       <w:r>
         <w:rPr>
           <w:lang w:val="en-US"/>
         </w:rPr>
         <w:t>seconden</w:t>
       </w:r>
+      <w:proofErr w:type="spellEnd"/>
     </w:p>
     <w:p>
       <w:pPr>
@@ -5211,60 +5787,70 @@
         </w:rPr>
         <w:t xml:space="preserve">Apple </w:t>
       </w:r>
+      <w:proofErr w:type="gramStart"/>
       <w:r>
         <w:rPr>
           <w:lang w:val="en-US"/>
         </w:rPr>
         <w:t>simulator</w:t>
       </w:r>
+      <w:proofErr w:type="gramEnd"/>
       <w:r>
         <w:rPr>
           <w:lang w:val="en-US"/>
         </w:rPr>
         <w:t xml:space="preserve"> build </w:t>
       </w:r>
+      <w:proofErr w:type="spellStart"/>
       <w:r>
         <w:rPr>
           <w:lang w:val="en-US"/>
         </w:rPr>
         <w:t>duurt</w:t>
       </w:r>
+      <w:proofErr w:type="spellEnd"/>
       <w:r>
         <w:rPr>
           <w:lang w:val="en-US"/>
         </w:rPr>
         <w:t xml:space="preserve"> 7 </w:t>
       </w:r>
+      <w:proofErr w:type="spellStart"/>
       <w:r>
         <w:rPr>
           <w:lang w:val="en-US"/>
         </w:rPr>
         <w:t>minuten</w:t>
       </w:r>
+      <w:proofErr w:type="spellEnd"/>
       <w:r>
         <w:rPr>
           <w:lang w:val="en-US"/>
         </w:rPr>
         <w:t xml:space="preserve"> </w:t>
       </w:r>
+      <w:proofErr w:type="spellStart"/>
       <w:r>
         <w:rPr>
           <w:lang w:val="en-US"/>
         </w:rPr>
         <w:t>en</w:t>
       </w:r>
+      <w:proofErr w:type="spellEnd"/>
       <w:r>
         <w:rPr>
           <w:lang w:val="en-US"/>
         </w:rPr>
         <w:t xml:space="preserve"> 45 </w:t>
       </w:r>
+      <w:proofErr w:type="spellStart"/>
       <w:r>
         <w:rPr>
           <w:lang w:val="en-US"/>
         </w:rPr>
         <w:t>seconden</w:t>
       </w:r>
+      <w:proofErr w:type="spellEnd"/>
     </w:p>
     <w:p>
       <w:pPr>
@@ -5423,9 +6009,11 @@
       <w:r>
         <w:t xml:space="preserve">Zoals ambachtelijk werken terwijl er </w:t>
       </w:r>
+      <w:proofErr w:type="spellStart"/>
       <w:r>
         <w:t>tooling</w:t>
       </w:r>
+      <w:proofErr w:type="spellEnd"/>
       <w:r>
         <w:t xml:space="preserve"> voor bestaat</w:t>
       </w:r>
@@ -5485,9 +6073,11 @@
       <w:r>
         <w:t xml:space="preserve">Resources aantal met behulp van </w:t>
       </w:r>
+      <w:proofErr w:type="spellStart"/>
       <w:r>
         <w:t>TreeSize</w:t>
       </w:r>
+      <w:proofErr w:type="spellEnd"/>
     </w:p>
     <w:p>
       <w:pPr>
@@ -5522,7 +6112,19 @@
           <w:ilvl w:val="0"/>
           <w:numId w:val="24"/>
         </w:numPr>
-        <w:rPr/>
+        <w:rPr>
+          <w:ins w:author="Rinse Cramer" w:date="2025-11-04T23:03:00Z" w16du:dateUtc="2025-11-04T22:03:00Z" w:id="458"/>
+        </w:rPr>
+        <w:pPrChange w:author="Rinse Cramer" w:date="2025-11-04T23:03:00Z" w16du:dateUtc="2025-11-04T22:03:00Z" w:id="459">
+          <w:pPr>
+            <w:pStyle w:val="ListParagraph"/>
+            <w:numPr>
+              <w:ilvl w:val="1"/>
+              <w:numId w:val="24"/>
+            </w:numPr>
+            <w:ind w:left="1440" w:hanging="360"/>
+          </w:pPr>
+        </w:pPrChange>
       </w:pPr>
       <w:r>
         <w:t xml:space="preserve">1. </w:t>
@@ -5541,7 +6143,9 @@
           <w:ilvl w:val="0"/>
           <w:numId w:val="24"/>
         </w:numPr>
-        <w:rPr/>
+        <w:rPr>
+          <w:ins w:author="Rinse Cramer" w:date="2025-11-04T23:03:00Z" w16du:dateUtc="2025-11-04T22:03:00Z" w:id="460"/>
+        </w:rPr>
       </w:pPr>
       <w:r>
         <w:t>2. Heb ik een voorstel gedaan op het moment dat ik denk dat het, om welke reden dan ook, anders kan?</w:t>
@@ -5554,6 +6158,15 @@
           <w:ilvl w:val="1"/>
           <w:numId w:val="24"/>
         </w:numPr>
+        <w:pPrChange w:author="Rinse Cramer" w:date="2025-11-04T23:03:00Z" w16du:dateUtc="2025-11-04T22:03:00Z" w:id="462">
+          <w:pPr>
+            <w:pStyle w:val="ListParagraph"/>
+            <w:numPr>
+              <w:numId w:val="24"/>
+            </w:numPr>
+            <w:ind w:hanging="360"/>
+          </w:pPr>
+        </w:pPrChange>
       </w:pPr>
       <w:r>
         <w:t>Bij akkoord uitvoeren</w:t>
@@ -5676,12 +6289,14 @@
         </w:rPr>
         <w:t xml:space="preserve">G. </w:t>
       </w:r>
+      <w:proofErr w:type="spellStart"/>
       <w:r>
         <w:rPr>
           <w:rFonts w:ascii="Segoe UI Emoji" w:hAnsi="Segoe UI Emoji" w:cs="Segoe UI Emoji"/>
         </w:rPr>
         <w:t>Confidence</w:t>
       </w:r>
+      <w:proofErr w:type="spellEnd"/>
       <w:r>
         <w:rPr>
           <w:rFonts w:ascii="Segoe UI Emoji" w:hAnsi="Segoe UI Emoji" w:cs="Segoe UI Emoji"/>
@@ -5778,7 +6393,9 @@
           <w:ilvl w:val="0"/>
           <w:numId w:val="22"/>
         </w:numPr>
-        <w:rPr/>
+        <w:rPr>
+          <w:ins w:author="Rinse Cramer" w:date="2025-11-05T22:44:00Z" w16du:dateUtc="2025-11-05T21:44:00Z" w:id="464"/>
+        </w:rPr>
       </w:pPr>
       <w:r>
         <w:t xml:space="preserve">1. </w:t>
@@ -5809,7 +6426,9 @@
           <w:ilvl w:val="1"/>
           <w:numId w:val="22"/>
         </w:numPr>
-        <w:rPr/>
+        <w:rPr>
+          <w:ins w:author="Rinse Cramer" w:date="2025-11-05T22:46:00Z" w16du:dateUtc="2025-11-05T21:46:00Z" w:id="470"/>
+        </w:rPr>
       </w:pPr>
       <w:r>
         <w:t>Een n</w:t>
@@ -5831,11 +6450,15 @@
           <w:ilvl w:val="1"/>
           <w:numId w:val="22"/>
         </w:numPr>
-        <w:rPr/>
-      </w:pPr>
+        <w:rPr>
+          <w:ins w:author="Rinse Cramer" w:date="2025-11-05T22:45:00Z" w16du:dateUtc="2025-11-05T21:45:00Z" w:id="472"/>
+        </w:rPr>
+      </w:pPr>
+      <w:proofErr w:type="gramStart"/>
       <w:r>
         <w:t>Indien</w:t>
       </w:r>
+      <w:proofErr w:type="gramEnd"/>
       <w:r>
         <w:t xml:space="preserve"> meerdere iteraties: verschillen + en -</w:t>
       </w:r>
@@ -5862,7 +6485,9 @@
           <w:ilvl w:val="0"/>
           <w:numId w:val="22"/>
         </w:numPr>
-        <w:rPr/>
+        <w:rPr>
+          <w:del w:author="Rinse Cramer" w:date="2025-11-10T22:57:00Z" w16du:dateUtc="2025-11-10T21:57:00Z" w:id="476"/>
+        </w:rPr>
       </w:pPr>
     </w:p>
     <w:p>
@@ -5872,26 +6497,39 @@
           <w:ilvl w:val="1"/>
           <w:numId w:val="22"/>
         </w:numPr>
-        <w:rPr/>
+        <w:rPr>
+          <w:del w:author="Rinse Cramer" w:date="2025-11-10T22:57:00Z" w16du:dateUtc="2025-11-10T21:57:00Z" w:id="479"/>
+        </w:rPr>
       </w:pPr>
     </w:p>
     <w:p>
       <w:pPr>
         <w:pStyle w:val="Heading1"/>
         <w:rPr>
-          <w:rFonts w:ascii="Segoe UI Emoji" w:hAnsi="Segoe UI Emoji" w:cs="Segoe UI Emoji"/>
-        </w:rPr>
-      </w:pPr>
-    </w:p>
-    <w:p>
-      <w:pPr>
-        <w:pStyle w:val="ListParagraph"/>
+          <w:del w:author="Rinse Cramer" w:date="2025-11-03T23:40:00Z" w16du:dateUtc="2025-11-03T22:40:00Z" w:id="481"/>
+          <w:rFonts w:ascii="Segoe UI Emoji" w:hAnsi="Segoe UI Emoji" w:cs="Segoe UI Emoji"/>
+        </w:rPr>
+      </w:pPr>
+    </w:p>
+    <w:p>
+      <w:pPr>
+        <w:pStyle w:val="ListParagraph"/>
+        <w:pPrChange w:author="Rinse Cramer" w:date="2025-11-03T23:42:00Z" w16du:dateUtc="2025-11-03T22:42:00Z" w:id="483">
+          <w:pPr>
+            <w:pStyle w:val="ListParagraph"/>
+            <w:numPr>
+              <w:numId w:val="22"/>
+            </w:numPr>
+            <w:ind w:hanging="360"/>
+          </w:pPr>
+        </w:pPrChange>
       </w:pPr>
     </w:p>
     <w:p>
       <w:pPr>
         <w:pStyle w:val="Heading1"/>
         <w:rPr>
+          <w:del w:author="Rinse Cramer" w:date="2025-11-07T18:12:00Z" w16du:dateUtc="2025-11-07T17:12:00Z" w:id="485"/>
           <w:rFonts w:ascii="Segoe UI Emoji" w:hAnsi="Segoe UI Emoji" w:cs="Segoe UI Emoji"/>
         </w:rPr>
       </w:pPr>
@@ -5903,7 +6541,9 @@
           <w:ilvl w:val="0"/>
           <w:numId w:val="22"/>
         </w:numPr>
-        <w:rPr/>
+        <w:rPr>
+          <w:del w:author="Rinse Cramer" w:date="2025-11-07T18:12:00Z" w16du:dateUtc="2025-11-07T17:12:00Z" w:id="489"/>
+        </w:rPr>
       </w:pPr>
     </w:p>
     <w:p>
@@ -5913,7 +6553,9 @@
           <w:ilvl w:val="1"/>
           <w:numId w:val="22"/>
         </w:numPr>
-        <w:rPr/>
+        <w:rPr>
+          <w:del w:author="Rinse Cramer" w:date="2025-11-07T18:12:00Z" w16du:dateUtc="2025-11-07T17:12:00Z" w:id="491"/>
+        </w:rPr>
       </w:pPr>
     </w:p>
     <w:p>
@@ -6141,7 +6783,9 @@
           <w:ilvl w:val="0"/>
           <w:numId w:val="9"/>
         </w:numPr>
-        <w:rPr/>
+        <w:rPr>
+          <w:ins w:author="Rinse Cramer" w:date="2025-11-25T00:01:00Z" w16du:dateUtc="2025-11-24T23:01:00Z" w:id="499"/>
+        </w:rPr>
       </w:pPr>
       <w:r>
         <w:t xml:space="preserve">2. </w:t>
@@ -6153,7 +6797,9 @@
     <w:p>
       <w:pPr>
         <w:pStyle w:val="Heading2"/>
-        <w:rPr/>
+        <w:rPr>
+          <w:ins w:author="Rinse Cramer" w:date="2025-11-25T00:02:00Z" w16du:dateUtc="2025-11-24T23:02:00Z" w:id="500"/>
+        </w:rPr>
       </w:pPr>
       <w:r>
         <w:t xml:space="preserve">c. Heb ik </w:t>
@@ -6169,6 +6815,15 @@
           <w:ilvl w:val="0"/>
           <w:numId w:val="38"/>
         </w:numPr>
+        <w:pPrChange w:author="Rinse Cramer" w:date="2025-11-25T00:02:00Z" w16du:dateUtc="2025-11-24T23:02:00Z" w:id="502">
+          <w:pPr>
+            <w:pStyle w:val="ListParagraph"/>
+            <w:numPr>
+              <w:numId w:val="9"/>
+            </w:numPr>
+            <w:ind w:hanging="360"/>
+          </w:pPr>
+        </w:pPrChange>
       </w:pPr>
       <w:r>
         <w:t>1. Heb ik de grootste oorzaak kunnen vinden?</w:t>
@@ -6177,6 +6832,7 @@
     <w:p>
       <w:pPr>
         <w:rPr>
+          <w:del w:author="Rinse Cramer" w:date="2025-11-07T18:13:00Z" w16du:dateUtc="2025-11-07T17:13:00Z" w:id="504"/>
           <w:rFonts w:ascii="Segoe UI Emoji" w:hAnsi="Segoe UI Emoji" w:cs="Segoe UI Emoji" w:eastAsiaTheme="majorEastAsia"/>
           <w:color w:val="0F4761" w:themeColor="accent1" w:themeShade="BF"/>
           <w:sz w:val="40"/>
@@ -6187,13 +6843,30 @@
     <w:p>
       <w:pPr>
         <w:rPr>
-          <w:rFonts w:ascii="Segoe UI Emoji" w:hAnsi="Segoe UI Emoji" w:cs="Segoe UI Emoji"/>
-        </w:rPr>
-      </w:pPr>
-    </w:p>
-    <w:p>
-      <w:pPr>
-        <w:rPr/>
+          <w:del w:author="Rinse Cramer" w:date="2025-11-03T23:31:00Z" w16du:dateUtc="2025-11-03T22:31:00Z" w:id="506"/>
+          <w:rFonts w:ascii="Segoe UI Emoji" w:hAnsi="Segoe UI Emoji" w:cs="Segoe UI Emoji"/>
+        </w:rPr>
+        <w:pPrChange w:author="Rinse Cramer" w:date="2025-11-07T18:13:00Z" w16du:dateUtc="2025-11-07T17:13:00Z" w:id="507">
+          <w:pPr>
+            <w:pStyle w:val="Heading1"/>
+          </w:pPr>
+        </w:pPrChange>
+      </w:pPr>
+    </w:p>
+    <w:p>
+      <w:pPr>
+        <w:rPr>
+          <w:del w:author="Rinse Cramer" w:date="2025-11-03T23:31:00Z" w16du:dateUtc="2025-11-03T22:31:00Z" w:id="509"/>
+        </w:rPr>
+        <w:pPrChange w:author="Rinse Cramer" w:date="2025-11-07T18:14:00Z" w16du:dateUtc="2025-11-07T17:14:00Z" w:id="510">
+          <w:pPr>
+            <w:pStyle w:val="ListParagraph"/>
+            <w:numPr>
+              <w:numId w:val="8"/>
+            </w:numPr>
+            <w:ind w:hanging="360"/>
+          </w:pPr>
+        </w:pPrChange>
       </w:pPr>
     </w:p>
     <w:p>
@@ -6209,6 +6882,7 @@
     <w:p>
       <w:pPr>
         <w:rPr>
+          <w:ins w:author="Rinse Cramer" w:date="2025-11-25T00:05:00Z" w16du:dateUtc="2025-11-24T23:05:00Z" w:id="513"/>
           <w:rFonts w:ascii="Segoe UI Emoji" w:hAnsi="Segoe UI Emoji" w:cs="Segoe UI Emoji" w:eastAsiaTheme="majorEastAsia"/>
           <w:color w:val="0F4761" w:themeColor="accent1" w:themeShade="BF"/>
           <w:sz w:val="40"/>
@@ -6270,9 +6944,11 @@
       <w:r>
         <w:t xml:space="preserve">Verbeterpunt </w:t>
       </w:r>
+      <w:proofErr w:type="spellStart"/>
       <w:r>
         <w:t>opschrijving</w:t>
       </w:r>
+      <w:proofErr w:type="spellEnd"/>
       <w:r>
         <w:t xml:space="preserve"> in m</w:t>
       </w:r>
@@ -6325,7 +7001,9 @@
           <w:ilvl w:val="0"/>
           <w:numId w:val="8"/>
         </w:numPr>
-        <w:rPr/>
+        <w:rPr>
+          <w:ins w:author="Rinse Cramer" w:date="2025-11-21T09:27:00Z" w16du:dateUtc="2025-11-21T08:27:00Z" w:id="515"/>
+        </w:rPr>
       </w:pPr>
       <w:r>
         <w:t xml:space="preserve">1. </w:t>
@@ -6333,9 +7011,11 @@
       <w:r>
         <w:t xml:space="preserve">Verbeterpunt </w:t>
       </w:r>
+      <w:proofErr w:type="spellStart"/>
       <w:r>
         <w:t>opschrijving</w:t>
       </w:r>
+      <w:proofErr w:type="spellEnd"/>
       <w:r>
         <w:t xml:space="preserve"> in m</w:t>
       </w:r>
@@ -6353,14 +7033,18 @@
           <w:ilvl w:val="0"/>
           <w:numId w:val="8"/>
         </w:numPr>
-        <w:rPr/>
+        <w:rPr>
+          <w:del w:author="Rinse Cramer" w:date="2025-11-21T09:28:00Z" w16du:dateUtc="2025-11-21T08:28:00Z" w:id="516"/>
+        </w:rPr>
       </w:pPr>
       <w:r>
         <w:t xml:space="preserve">2. </w:t>
       </w:r>
+      <w:proofErr w:type="spellStart"/>
       <w:r>
         <w:t>Commit</w:t>
       </w:r>
+      <w:proofErr w:type="spellEnd"/>
       <w:r>
         <w:t xml:space="preserve"> en push werk naar Git-archief</w:t>
       </w:r>
@@ -6373,8 +7057,14 @@
           <w:numId w:val="8"/>
         </w:numPr>
         <w:rPr>
-          <w:rFonts w:ascii="Segoe UI Emoji" w:hAnsi="Segoe UI Emoji" w:cs="Segoe UI Emoji"/>
-        </w:rPr>
+          <w:del w:author="Rinse Cramer" w:date="2025-11-21T09:28:00Z" w16du:dateUtc="2025-11-21T08:28:00Z" w:id="518"/>
+          <w:rFonts w:ascii="Segoe UI Emoji" w:hAnsi="Segoe UI Emoji" w:cs="Segoe UI Emoji"/>
+        </w:rPr>
+        <w:pPrChange w:author="Rinse Cramer" w:date="2025-11-21T09:28:00Z" w16du:dateUtc="2025-11-21T08:28:00Z" w:id="519">
+          <w:pPr>
+            <w:pStyle w:val="Heading1"/>
+          </w:pPr>
+        </w:pPrChange>
       </w:pPr>
     </w:p>
     <w:p>
